--- a/documentation/Meeting Logs/Baseline Sprint 4.docx
+++ b/documentation/Meeting Logs/Baseline Sprint 4.docx
@@ -99,7 +99,7 @@
           <w:szCs w:val="32"/>
           <w14:ligatures w14:val="none"/>
         </w:rPr>
-        <w:t xml:space="preserve"> March 2</w:t>
+        <w:t xml:space="preserve"> </w:t>
       </w:r>
       <w:r>
         <w:rPr>
@@ -110,7 +110,7 @@
           <w:szCs w:val="32"/>
           <w14:ligatures w14:val="none"/>
         </w:rPr>
-        <w:t>3 – April 12</w:t>
+        <w:t>April 12</w:t>
       </w:r>
       <w:r>
         <w:rPr>
@@ -122,6 +122,17 @@
           <w14:ligatures w14:val="none"/>
         </w:rPr>
         <w:t>, 2026</w:t>
+      </w:r>
+      <w:r>
+        <w:rPr>
+          <w:rFonts w:ascii="Times New Roman" w:eastAsia="Times New Roman" w:hAnsi="Times New Roman" w:cs="Times New Roman"/>
+          <w:color w:val="000000"/>
+          <w:kern w:val="0"/>
+          <w:sz w:val="32"/>
+          <w:szCs w:val="32"/>
+          <w14:ligatures w14:val="none"/>
+        </w:rPr>
+        <w:t xml:space="preserve"> – April 28, 2026</w:t>
       </w:r>
     </w:p>
     <w:p>
@@ -520,7 +531,7 @@
                     </pic:cNvPicPr>
                   </pic:nvPicPr>
                   <pic:blipFill>
-                    <a:blip r:embed="rId5">
+                    <a:blip r:embed="rId6">
                       <a:extLst>
                         <a:ext uri="{28A0092B-C50C-407E-A947-70E740481C1C}">
                           <a14:useLocalDpi xmlns:a14="http://schemas.microsoft.com/office/drawing/2010/main" val="0"/>
@@ -2867,11 +2878,11 @@
           <w:szCs w:val="32"/>
         </w:rPr>
         <w:drawing>
-          <wp:inline distT="0" distB="0" distL="0" distR="0" wp14:anchorId="4019D531" wp14:editId="23287C3D">
+          <wp:inline distT="0" distB="0" distL="0" distR="0" wp14:anchorId="06AF035A" wp14:editId="2147DB4E">
             <wp:extent cx="4572000" cy="3429000"/>
             <wp:effectExtent l="0" t="0" r="0" b="0"/>
-            <wp:docPr id="926346723" name="Video 1" descr="Find a Pump Demo - Sprint 3">
-              <a:hlinkClick xmlns:a="http://schemas.openxmlformats.org/drawingml/2006/main" r:id="rId6"/>
+            <wp:docPr id="402044853" name="Video 1" descr="Find a Pump Final Demo">
+              <a:hlinkClick xmlns:a="http://schemas.openxmlformats.org/drawingml/2006/main" r:id="rId7"/>
             </wp:docPr>
             <wp:cNvGraphicFramePr>
               <a:graphicFrameLocks xmlns:a="http://schemas.openxmlformats.org/drawingml/2006/main" noChangeAspect="1"/>
@@ -2880,19 +2891,19 @@
               <a:graphicData uri="http://schemas.openxmlformats.org/drawingml/2006/picture">
                 <pic:pic xmlns:pic="http://schemas.openxmlformats.org/drawingml/2006/picture">
                   <pic:nvPicPr>
-                    <pic:cNvPr id="926346723" name="Video 1" descr="Find a Pump Demo - Sprint 3">
-                      <a:hlinkClick r:id="rId6"/>
+                    <pic:cNvPr id="402044853" name="Video 1" descr="Find a Pump Final Demo">
+                      <a:hlinkClick r:id="rId7"/>
                     </pic:cNvPr>
                     <pic:cNvPicPr/>
                   </pic:nvPicPr>
                   <pic:blipFill>
-                    <a:blip r:embed="rId7">
+                    <a:blip r:embed="rId8">
                       <a:extLst>
                         <a:ext uri="{28A0092B-C50C-407E-A947-70E740481C1C}">
                           <a14:useLocalDpi xmlns:a14="http://schemas.microsoft.com/office/drawing/2010/main" val="0"/>
                         </a:ext>
                         <a:ext uri="{C809E66F-F1BF-436E-b5F7-EEA9579F0CBA}">
-                          <wp15:webVideoPr xmlns:wp15="http://schemas.microsoft.com/office/word/2012/wordprocessingDrawing" embeddedHtml="&lt;iframe width=&quot;200&quot; height=&quot;113&quot; src=&quot;https://www.youtube.com/embed/Nc_FKfrYoJQ?feature=oembed&quot; frameborder=&quot;0&quot; allow=&quot;accelerometer; autoplay; clipboard-write; encrypted-media; gyroscope; picture-in-picture; web-share&quot; referrerpolicy=&quot;strict-origin-when-cross-origin&quot; allowfullscreen=&quot;&quot; title=&quot;Find a Pump Demo - Sprint 3&quot; sandbox=&quot;allow-scripts allow-same-origin allow-popups&quot;&gt;&lt;/iframe&gt;" h="113" w="200"/>
+                          <wp15:webVideoPr xmlns:wp15="http://schemas.microsoft.com/office/word/2012/wordprocessingDrawing" embeddedHtml="&lt;iframe width=&quot;200&quot; height=&quot;113&quot; src=&quot;https://www.youtube.com/embed/DrvCSofP4a4?feature=oembed&quot; frameborder=&quot;0&quot; allow=&quot;accelerometer; autoplay; clipboard-write; encrypted-media; gyroscope; picture-in-picture; web-share&quot; referrerpolicy=&quot;strict-origin-when-cross-origin&quot; allowfullscreen=&quot;&quot; title=&quot;Find a Pump Final Demo&quot; sandbox=&quot;allow-scripts allow-same-origin allow-popups&quot;&gt;&lt;/iframe&gt;" h="113" w="200"/>
                         </a:ext>
                       </a:extLst>
                     </a:blip>
@@ -2933,10 +2944,7 @@
       </w:r>
     </w:p>
     <w:p>
-      <w:r>
-        <w:t xml:space="preserve">Can be found at </w:t>
-      </w:r>
-      <w:hyperlink r:id="rId8" w:history="1">
+      <w:hyperlink r:id="rId9" w:history="1">
         <w:r>
           <w:rPr>
             <w:rStyle w:val="Hyperlink"/>
@@ -3003,7 +3011,7 @@
                     <pic:cNvPicPr/>
                   </pic:nvPicPr>
                   <pic:blipFill>
-                    <a:blip r:embed="rId9">
+                    <a:blip r:embed="rId10">
                       <a:extLst>
                         <a:ext uri="{28A0092B-C50C-407E-A947-70E740481C1C}">
                           <a14:useLocalDpi xmlns:a14="http://schemas.microsoft.com/office/drawing/2010/main" val="0"/>
@@ -3038,7 +3046,7 @@
       <w:r>
         <w:t xml:space="preserve">Table 1: </w:t>
       </w:r>
-      <w:hyperlink r:id="rId10" w:history="1">
+      <w:hyperlink r:id="rId11" w:history="1">
         <w:r>
           <w:rPr>
             <w:rStyle w:val="Hyperlink"/>
@@ -3094,7 +3102,7 @@
                     <pic:cNvPicPr/>
                   </pic:nvPicPr>
                   <pic:blipFill>
-                    <a:blip r:embed="rId11" cstate="print">
+                    <a:blip r:embed="rId12" cstate="print">
                       <a:extLst>
                         <a:ext uri="{28A0092B-C50C-407E-A947-70E740481C1C}">
                           <a14:useLocalDpi xmlns:a14="http://schemas.microsoft.com/office/drawing/2010/main" val="0"/>
@@ -3129,7 +3137,7 @@
         <w:lastRenderedPageBreak/>
         <w:t xml:space="preserve">Table 2: </w:t>
       </w:r>
-      <w:hyperlink r:id="rId12" w:history="1">
+      <w:hyperlink r:id="rId13" w:history="1">
         <w:r>
           <w:rPr>
             <w:rStyle w:val="Hyperlink"/>
@@ -3185,7 +3193,7 @@
                     <pic:cNvPicPr/>
                   </pic:nvPicPr>
                   <pic:blipFill>
-                    <a:blip r:embed="rId13">
+                    <a:blip r:embed="rId14">
                       <a:extLst>
                         <a:ext uri="{28A0092B-C50C-407E-A947-70E740481C1C}">
                           <a14:useLocalDpi xmlns:a14="http://schemas.microsoft.com/office/drawing/2010/main" val="0"/>
@@ -3219,7 +3227,7 @@
       <w:r>
         <w:t xml:space="preserve">Table 3: </w:t>
       </w:r>
-      <w:hyperlink r:id="rId14" w:history="1">
+      <w:hyperlink r:id="rId15" w:history="1">
         <w:r>
           <w:rPr>
             <w:rStyle w:val="Hyperlink"/>
@@ -3279,14 +3287,7 @@
           <w:bCs/>
         </w:rPr>
       </w:pPr>
-      <w:r>
-        <w:rPr>
-          <w:b/>
-          <w:bCs/>
-        </w:rPr>
-        <w:t xml:space="preserve">Images can be found at </w:t>
-      </w:r>
-      <w:hyperlink r:id="rId19" w:history="1">
+      <w:hyperlink r:id="rId20" w:history="1">
         <w:r>
           <w:rPr>
             <w:rStyle w:val="Hyperlink"/>
@@ -3605,7 +3606,10 @@
         </w:numPr>
       </w:pPr>
       <w:r>
-        <w:t>Price service calls Google Places Details API (v1), normalizes fuel prices, and upserts FuelType/FuelPrice rows asynchronously.</w:t>
+        <w:t>Price service calls Google Places Details API (v1)</w:t>
+      </w:r>
+      <w:r>
+        <w:t xml:space="preserve"> normalizes fuel prices, and upserts FuelType/FuelPrice rows asynchronously.</w:t>
       </w:r>
     </w:p>
     <w:p>
@@ -3783,7 +3787,21 @@
           <w:rFonts w:ascii="Aptos" w:hAnsi="Aptos"/>
           <w:color w:val="000000"/>
         </w:rPr>
-        <w:t>During Sprint 2, feedback focused primarily on improving the clarity, structure, and completeness of the project documentation, as well as strengthening the testing strategy.</w:t>
+        <w:t xml:space="preserve">During Sprint </w:t>
+      </w:r>
+      <w:r>
+        <w:rPr>
+          <w:rFonts w:ascii="Aptos" w:hAnsi="Aptos"/>
+          <w:color w:val="000000"/>
+        </w:rPr>
+        <w:t>4</w:t>
+      </w:r>
+      <w:r>
+        <w:rPr>
+          <w:rFonts w:ascii="Aptos" w:hAnsi="Aptos"/>
+          <w:color w:val="000000"/>
+        </w:rPr>
+        <w:t>, feedback focused primarily on improving the clarity, structure, and completeness of the project documentation, as well as strengthening the testing strategy.</w:t>
       </w:r>
       <w:r>
         <w:rPr>
@@ -5581,14 +5599,7 @@
           <w:szCs w:val="32"/>
         </w:rPr>
       </w:pPr>
-      <w:r>
-        <w:rPr>
-          <w:sz w:val="32"/>
-          <w:szCs w:val="32"/>
-        </w:rPr>
-        <w:t xml:space="preserve">Can we linked to </w:t>
-      </w:r>
-      <w:hyperlink r:id="rId20" w:history="1">
+      <w:hyperlink r:id="rId21" w:history="1">
         <w:r>
           <w:rPr>
             <w:rStyle w:val="Hyperlink"/>
@@ -7634,7 +7645,7 @@
         </w:rPr>
         <w:t>Frontend: </w:t>
       </w:r>
-      <w:hyperlink r:id="rId21" w:history="1">
+      <w:hyperlink r:id="rId22" w:history="1">
         <w:r>
           <w:rPr>
             <w:rFonts w:ascii="Times New Roman" w:eastAsia="Times New Roman" w:hAnsi="Times New Roman" w:cs="Times New Roman"/>
@@ -7670,7 +7681,7 @@
         </w:rPr>
         <w:t>Backend: </w:t>
       </w:r>
-      <w:hyperlink r:id="rId22" w:history="1">
+      <w:hyperlink r:id="rId23" w:history="1">
         <w:r>
           <w:rPr>
             <w:rFonts w:ascii="Times New Roman" w:eastAsia="Times New Roman" w:hAnsi="Times New Roman" w:cs="Times New Roman"/>
@@ -7849,7 +7860,7 @@
           <w14:ligatures w14:val="none"/>
         </w:rPr>
       </w:pPr>
-      <w:hyperlink r:id="rId23" w:history="1">
+      <w:hyperlink r:id="rId24" w:history="1">
         <w:r>
           <w:rPr>
             <w:rFonts w:ascii="Times New Roman" w:eastAsia="Times New Roman" w:hAnsi="Times New Roman" w:cs="Times New Roman"/>
@@ -8551,10 +8562,7 @@
       </w:r>
     </w:p>
     <w:p>
-      <w:r>
-        <w:t xml:space="preserve">Can Be found at </w:t>
-      </w:r>
-      <w:hyperlink r:id="rId24" w:history="1">
+      <w:hyperlink r:id="rId25" w:history="1">
         <w:r>
           <w:rPr>
             <w:rStyle w:val="Hyperlink"/>
@@ -8579,10 +8587,7 @@
       </w:r>
     </w:p>
     <w:p>
-      <w:r>
-        <w:t xml:space="preserve">Can Be found within </w:t>
-      </w:r>
-      <w:hyperlink r:id="rId25" w:history="1">
+      <w:hyperlink r:id="rId26" w:history="1">
         <w:r>
           <w:rPr>
             <w:rStyle w:val="Hyperlink"/>
@@ -8593,28 +8598,34 @@
     </w:p>
     <w:p>
       <w:r>
-        <w:t>Where the meeting logs that are applicable would be weeks 7-11 which coincide with March 22</w:t>
+        <w:t xml:space="preserve">Where the meeting logs that are applicable would be weeks 7-11 which coincide with </w:t>
+      </w:r>
+      <w:r>
+        <w:t>April 1</w:t>
+      </w:r>
+      <w:r>
+        <w:t>3</w:t>
       </w:r>
       <w:r>
         <w:rPr>
           <w:vertAlign w:val="superscript"/>
         </w:rPr>
-        <w:t>nd</w:t>
+        <w:t>th</w:t>
+      </w:r>
+      <w:r>
+        <w:t xml:space="preserve">  2026</w:t>
+      </w:r>
+      <w:r>
+        <w:t xml:space="preserve"> to April 28</w:t>
+      </w:r>
+      <w:r>
+        <w:rPr>
+          <w:vertAlign w:val="superscript"/>
+        </w:rPr>
+        <w:t>th</w:t>
       </w:r>
       <w:r>
         <w:t xml:space="preserve"> 2026</w:t>
-      </w:r>
-      <w:r>
-        <w:t xml:space="preserve"> to April 12</w:t>
-      </w:r>
-      <w:r>
-        <w:rPr>
-          <w:vertAlign w:val="superscript"/>
-        </w:rPr>
-        <w:t>th</w:t>
-      </w:r>
-      <w:r>
-        <w:t xml:space="preserve">  2026</w:t>
       </w:r>
     </w:p>
     <w:p>
@@ -13989,6 +14000,2147 @@
         </w:tc>
       </w:tr>
     </w:tbl>
+    <w:p>
+      <w:pPr>
+        <w:rPr>
+          <w:sz w:val="32"/>
+          <w:szCs w:val="32"/>
+        </w:rPr>
+      </w:pPr>
+    </w:p>
+    <w:p>
+      <w:pPr>
+        <w:rPr>
+          <w:sz w:val="32"/>
+          <w:szCs w:val="32"/>
+        </w:rPr>
+      </w:pPr>
+      <w:r>
+        <w:rPr>
+          <w:sz w:val="32"/>
+          <w:szCs w:val="32"/>
+        </w:rPr>
+        <w:t>Sprint 4</w:t>
+      </w:r>
+    </w:p>
+    <w:tbl>
+      <w:tblPr>
+        <w:tblStyle w:val="TableGrid"/>
+        <w:tblW w:w="9351" w:type="dxa"/>
+        <w:tblLook w:val="04A0" w:firstRow="1" w:lastRow="0" w:firstColumn="1" w:lastColumn="0" w:noHBand="0" w:noVBand="1"/>
+      </w:tblPr>
+      <w:tblGrid>
+        <w:gridCol w:w="1473"/>
+        <w:gridCol w:w="3189"/>
+        <w:gridCol w:w="1743"/>
+        <w:gridCol w:w="1804"/>
+        <w:gridCol w:w="1142"/>
+      </w:tblGrid>
+      <w:tr>
+        <w:tc>
+          <w:tcPr>
+            <w:tcW w:w="1473" w:type="dxa"/>
+            <w:hideMark/>
+          </w:tcPr>
+          <w:p>
+            <w:pPr>
+              <w:rPr>
+                <w:rFonts w:ascii="Times New Roman" w:eastAsia="Times New Roman" w:hAnsi="Times New Roman" w:cs="Times New Roman"/>
+                <w:color w:val="000000"/>
+                <w:kern w:val="0"/>
+                <w:sz w:val="27"/>
+                <w:szCs w:val="27"/>
+                <w14:ligatures w14:val="none"/>
+              </w:rPr>
+            </w:pPr>
+            <w:r>
+              <w:rPr>
+                <w:rFonts w:ascii="Noto Serif CJK SC" w:eastAsia="Times New Roman" w:hAnsi="Noto Serif CJK SC" w:cs="Times New Roman"/>
+                <w:color w:val="000000"/>
+                <w:kern w:val="0"/>
+                <w14:ligatures w14:val="none"/>
+              </w:rPr>
+              <w:t>ID</w:t>
+            </w:r>
+          </w:p>
+        </w:tc>
+        <w:tc>
+          <w:tcPr>
+            <w:tcW w:w="3189" w:type="dxa"/>
+            <w:hideMark/>
+          </w:tcPr>
+          <w:p>
+            <w:pPr>
+              <w:rPr>
+                <w:rFonts w:ascii="Times New Roman" w:eastAsia="Times New Roman" w:hAnsi="Times New Roman" w:cs="Times New Roman"/>
+                <w:color w:val="000000"/>
+                <w:kern w:val="0"/>
+                <w:sz w:val="27"/>
+                <w:szCs w:val="27"/>
+                <w14:ligatures w14:val="none"/>
+              </w:rPr>
+            </w:pPr>
+            <w:r>
+              <w:rPr>
+                <w:rFonts w:ascii="Noto Serif CJK SC" w:eastAsia="Times New Roman" w:hAnsi="Noto Serif CJK SC" w:cs="Times New Roman"/>
+                <w:color w:val="000000"/>
+                <w:kern w:val="0"/>
+                <w14:ligatures w14:val="none"/>
+              </w:rPr>
+              <w:t>Task</w:t>
+            </w:r>
+          </w:p>
+        </w:tc>
+        <w:tc>
+          <w:tcPr>
+            <w:tcW w:w="1743" w:type="dxa"/>
+            <w:hideMark/>
+          </w:tcPr>
+          <w:p>
+            <w:pPr>
+              <w:rPr>
+                <w:rFonts w:ascii="Times New Roman" w:eastAsia="Times New Roman" w:hAnsi="Times New Roman" w:cs="Times New Roman"/>
+                <w:color w:val="000000"/>
+                <w:kern w:val="0"/>
+                <w:sz w:val="27"/>
+                <w:szCs w:val="27"/>
+                <w14:ligatures w14:val="none"/>
+              </w:rPr>
+            </w:pPr>
+            <w:r>
+              <w:rPr>
+                <w:rFonts w:ascii="Noto Serif CJK SC" w:eastAsia="Times New Roman" w:hAnsi="Noto Serif CJK SC" w:cs="Times New Roman"/>
+                <w:color w:val="000000"/>
+                <w:kern w:val="0"/>
+                <w14:ligatures w14:val="none"/>
+              </w:rPr>
+              <w:t>Priority</w:t>
+            </w:r>
+          </w:p>
+        </w:tc>
+        <w:tc>
+          <w:tcPr>
+            <w:tcW w:w="1804" w:type="dxa"/>
+            <w:hideMark/>
+          </w:tcPr>
+          <w:p>
+            <w:pPr>
+              <w:rPr>
+                <w:rFonts w:ascii="Times New Roman" w:eastAsia="Times New Roman" w:hAnsi="Times New Roman" w:cs="Times New Roman"/>
+                <w:color w:val="000000"/>
+                <w:kern w:val="0"/>
+                <w:sz w:val="27"/>
+                <w:szCs w:val="27"/>
+                <w14:ligatures w14:val="none"/>
+              </w:rPr>
+            </w:pPr>
+            <w:r>
+              <w:rPr>
+                <w:rFonts w:ascii="Noto Serif CJK SC" w:eastAsia="Times New Roman" w:hAnsi="Noto Serif CJK SC" w:cs="Times New Roman"/>
+                <w:color w:val="000000"/>
+                <w:kern w:val="0"/>
+                <w14:ligatures w14:val="none"/>
+              </w:rPr>
+              <w:t>Status</w:t>
+            </w:r>
+          </w:p>
+        </w:tc>
+        <w:tc>
+          <w:tcPr>
+            <w:tcW w:w="1142" w:type="dxa"/>
+            <w:hideMark/>
+          </w:tcPr>
+          <w:p>
+            <w:pPr>
+              <w:rPr>
+                <w:rFonts w:ascii="Times New Roman" w:eastAsia="Times New Roman" w:hAnsi="Times New Roman" w:cs="Times New Roman"/>
+                <w:color w:val="000000"/>
+                <w:kern w:val="0"/>
+                <w:sz w:val="27"/>
+                <w:szCs w:val="27"/>
+                <w14:ligatures w14:val="none"/>
+              </w:rPr>
+            </w:pPr>
+            <w:r>
+              <w:rPr>
+                <w:rFonts w:ascii="Noto Serif CJK SC" w:eastAsia="Times New Roman" w:hAnsi="Noto Serif CJK SC" w:cs="Times New Roman"/>
+                <w:color w:val="000000"/>
+                <w:kern w:val="0"/>
+                <w14:ligatures w14:val="none"/>
+              </w:rPr>
+              <w:t>Assigned To</w:t>
+            </w:r>
+          </w:p>
+        </w:tc>
+      </w:tr>
+      <w:tr>
+        <w:tc>
+          <w:tcPr>
+            <w:tcW w:w="1473" w:type="dxa"/>
+            <w:hideMark/>
+          </w:tcPr>
+          <w:p>
+            <w:pPr>
+              <w:rPr>
+                <w:rFonts w:ascii="Times New Roman" w:eastAsia="Times New Roman" w:hAnsi="Times New Roman" w:cs="Times New Roman"/>
+                <w:color w:val="000000"/>
+                <w:kern w:val="0"/>
+                <w:sz w:val="27"/>
+                <w:szCs w:val="27"/>
+                <w14:ligatures w14:val="none"/>
+              </w:rPr>
+            </w:pPr>
+            <w:r>
+              <w:rPr>
+                <w:rFonts w:ascii="Noto Serif CJK SC" w:eastAsia="Times New Roman" w:hAnsi="Noto Serif CJK SC" w:cs="Times New Roman"/>
+                <w:color w:val="000000"/>
+                <w:kern w:val="0"/>
+                <w14:ligatures w14:val="none"/>
+              </w:rPr>
+              <w:t>4a</w:t>
+            </w:r>
+          </w:p>
+        </w:tc>
+        <w:tc>
+          <w:tcPr>
+            <w:tcW w:w="3189" w:type="dxa"/>
+            <w:hideMark/>
+          </w:tcPr>
+          <w:p>
+            <w:pPr>
+              <w:rPr>
+                <w:rFonts w:ascii="Times New Roman" w:eastAsia="Times New Roman" w:hAnsi="Times New Roman" w:cs="Times New Roman"/>
+                <w:color w:val="000000"/>
+                <w:kern w:val="0"/>
+                <w:sz w:val="27"/>
+                <w:szCs w:val="27"/>
+                <w14:ligatures w14:val="none"/>
+              </w:rPr>
+            </w:pPr>
+            <w:r>
+              <w:rPr>
+                <w:rFonts w:ascii="Noto Serif CJK SC" w:eastAsia="Times New Roman" w:hAnsi="Noto Serif CJK SC" w:cs="Times New Roman"/>
+                <w:color w:val="000000"/>
+                <w:kern w:val="0"/>
+                <w14:ligatures w14:val="none"/>
+              </w:rPr>
+              <w:t xml:space="preserve">Added Google Maps directions link </w:t>
+            </w:r>
+          </w:p>
+        </w:tc>
+        <w:tc>
+          <w:tcPr>
+            <w:tcW w:w="1743" w:type="dxa"/>
+            <w:hideMark/>
+          </w:tcPr>
+          <w:p>
+            <w:pPr>
+              <w:rPr>
+                <w:rFonts w:ascii="Times New Roman" w:eastAsia="Times New Roman" w:hAnsi="Times New Roman" w:cs="Times New Roman"/>
+                <w:color w:val="000000"/>
+                <w:kern w:val="0"/>
+                <w:sz w:val="27"/>
+                <w:szCs w:val="27"/>
+                <w14:ligatures w14:val="none"/>
+              </w:rPr>
+            </w:pPr>
+            <w:r>
+              <w:rPr>
+                <w:rFonts w:ascii="Noto Serif CJK SC" w:eastAsia="Times New Roman" w:hAnsi="Noto Serif CJK SC" w:cs="Times New Roman"/>
+                <w:color w:val="000000"/>
+                <w:kern w:val="0"/>
+                <w14:ligatures w14:val="none"/>
+              </w:rPr>
+              <w:t>High</w:t>
+            </w:r>
+          </w:p>
+        </w:tc>
+        <w:tc>
+          <w:tcPr>
+            <w:tcW w:w="1804" w:type="dxa"/>
+            <w:hideMark/>
+          </w:tcPr>
+          <w:p>
+            <w:pPr>
+              <w:rPr>
+                <w:rFonts w:ascii="Times New Roman" w:eastAsia="Times New Roman" w:hAnsi="Times New Roman" w:cs="Times New Roman"/>
+                <w:color w:val="000000"/>
+                <w:kern w:val="0"/>
+                <w:sz w:val="27"/>
+                <w:szCs w:val="27"/>
+                <w14:ligatures w14:val="none"/>
+              </w:rPr>
+            </w:pPr>
+            <w:r>
+              <w:rPr>
+                <w:rFonts w:ascii="Noto Serif CJK SC" w:eastAsia="Times New Roman" w:hAnsi="Noto Serif CJK SC" w:cs="Times New Roman"/>
+                <w:color w:val="000000"/>
+                <w:kern w:val="0"/>
+                <w14:ligatures w14:val="none"/>
+              </w:rPr>
+              <w:t>Complete</w:t>
+            </w:r>
+          </w:p>
+        </w:tc>
+        <w:tc>
+          <w:tcPr>
+            <w:tcW w:w="1142" w:type="dxa"/>
+            <w:hideMark/>
+          </w:tcPr>
+          <w:p>
+            <w:pPr>
+              <w:rPr>
+                <w:rFonts w:ascii="Times New Roman" w:eastAsia="Times New Roman" w:hAnsi="Times New Roman" w:cs="Times New Roman"/>
+                <w:color w:val="000000"/>
+                <w:kern w:val="0"/>
+                <w:sz w:val="27"/>
+                <w:szCs w:val="27"/>
+                <w14:ligatures w14:val="none"/>
+              </w:rPr>
+            </w:pPr>
+            <w:r>
+              <w:rPr>
+                <w:rFonts w:ascii="Noto Serif CJK SC" w:eastAsia="Times New Roman" w:hAnsi="Noto Serif CJK SC" w:cs="Times New Roman"/>
+                <w:color w:val="000000"/>
+                <w:kern w:val="0"/>
+                <w14:ligatures w14:val="none"/>
+              </w:rPr>
+              <w:t>Nathan C</w:t>
+            </w:r>
+          </w:p>
+        </w:tc>
+      </w:tr>
+      <w:tr>
+        <w:tc>
+          <w:tcPr>
+            <w:tcW w:w="1473" w:type="dxa"/>
+            <w:hideMark/>
+          </w:tcPr>
+          <w:p>
+            <w:pPr>
+              <w:rPr>
+                <w:rFonts w:ascii="Times New Roman" w:eastAsia="Times New Roman" w:hAnsi="Times New Roman" w:cs="Times New Roman"/>
+                <w:color w:val="000000"/>
+                <w:kern w:val="0"/>
+                <w:sz w:val="27"/>
+                <w:szCs w:val="27"/>
+                <w14:ligatures w14:val="none"/>
+              </w:rPr>
+            </w:pPr>
+            <w:r>
+              <w:rPr>
+                <w:rFonts w:ascii="Noto Serif CJK SC" w:eastAsia="Times New Roman" w:hAnsi="Noto Serif CJK SC" w:cs="Times New Roman"/>
+                <w:color w:val="000000"/>
+                <w:kern w:val="0"/>
+                <w14:ligatures w14:val="none"/>
+              </w:rPr>
+              <w:t>4b</w:t>
+            </w:r>
+          </w:p>
+        </w:tc>
+        <w:tc>
+          <w:tcPr>
+            <w:tcW w:w="3189" w:type="dxa"/>
+            <w:hideMark/>
+          </w:tcPr>
+          <w:p>
+            <w:pPr>
+              <w:rPr>
+                <w:rFonts w:ascii="Times New Roman" w:eastAsia="Times New Roman" w:hAnsi="Times New Roman" w:cs="Times New Roman"/>
+                <w:color w:val="000000"/>
+                <w:kern w:val="0"/>
+                <w:sz w:val="27"/>
+                <w:szCs w:val="27"/>
+                <w14:ligatures w14:val="none"/>
+              </w:rPr>
+            </w:pPr>
+            <w:r>
+              <w:rPr>
+                <w:rFonts w:ascii="Noto Serif CJK SC" w:eastAsia="Times New Roman" w:hAnsi="Noto Serif CJK SC" w:cs="Times New Roman"/>
+                <w:color w:val="000000"/>
+                <w:kern w:val="0"/>
+                <w14:ligatures w14:val="none"/>
+              </w:rPr>
+              <w:t>Removed tracked dev.db file from repository</w:t>
+            </w:r>
+          </w:p>
+        </w:tc>
+        <w:tc>
+          <w:tcPr>
+            <w:tcW w:w="1743" w:type="dxa"/>
+            <w:hideMark/>
+          </w:tcPr>
+          <w:p>
+            <w:pPr>
+              <w:rPr>
+                <w:rFonts w:ascii="Times New Roman" w:eastAsia="Times New Roman" w:hAnsi="Times New Roman" w:cs="Times New Roman"/>
+                <w:color w:val="000000"/>
+                <w:kern w:val="0"/>
+                <w:sz w:val="27"/>
+                <w:szCs w:val="27"/>
+                <w14:ligatures w14:val="none"/>
+              </w:rPr>
+            </w:pPr>
+            <w:r>
+              <w:rPr>
+                <w:rFonts w:ascii="Noto Serif CJK SC" w:eastAsia="Times New Roman" w:hAnsi="Noto Serif CJK SC" w:cs="Times New Roman"/>
+                <w:color w:val="000000"/>
+                <w:kern w:val="0"/>
+                <w14:ligatures w14:val="none"/>
+              </w:rPr>
+              <w:t>Low</w:t>
+            </w:r>
+          </w:p>
+        </w:tc>
+        <w:tc>
+          <w:tcPr>
+            <w:tcW w:w="1804" w:type="dxa"/>
+            <w:hideMark/>
+          </w:tcPr>
+          <w:p>
+            <w:pPr>
+              <w:rPr>
+                <w:rFonts w:ascii="Times New Roman" w:eastAsia="Times New Roman" w:hAnsi="Times New Roman" w:cs="Times New Roman"/>
+                <w:color w:val="000000"/>
+                <w:kern w:val="0"/>
+                <w:sz w:val="27"/>
+                <w:szCs w:val="27"/>
+                <w14:ligatures w14:val="none"/>
+              </w:rPr>
+            </w:pPr>
+            <w:r>
+              <w:rPr>
+                <w:rFonts w:ascii="Noto Serif CJK SC" w:eastAsia="Times New Roman" w:hAnsi="Noto Serif CJK SC" w:cs="Times New Roman"/>
+                <w:color w:val="000000"/>
+                <w:kern w:val="0"/>
+                <w14:ligatures w14:val="none"/>
+              </w:rPr>
+              <w:t>Complete</w:t>
+            </w:r>
+          </w:p>
+        </w:tc>
+        <w:tc>
+          <w:tcPr>
+            <w:tcW w:w="1142" w:type="dxa"/>
+            <w:hideMark/>
+          </w:tcPr>
+          <w:p>
+            <w:pPr>
+              <w:rPr>
+                <w:rFonts w:ascii="Times New Roman" w:eastAsia="Times New Roman" w:hAnsi="Times New Roman" w:cs="Times New Roman"/>
+                <w:color w:val="000000"/>
+                <w:kern w:val="0"/>
+                <w:sz w:val="27"/>
+                <w:szCs w:val="27"/>
+                <w14:ligatures w14:val="none"/>
+              </w:rPr>
+            </w:pPr>
+            <w:r>
+              <w:rPr>
+                <w:rFonts w:ascii="Noto Serif CJK SC" w:eastAsia="Times New Roman" w:hAnsi="Noto Serif CJK SC" w:cs="Times New Roman"/>
+                <w:color w:val="000000"/>
+                <w:kern w:val="0"/>
+                <w14:ligatures w14:val="none"/>
+              </w:rPr>
+              <w:t>Kyler C</w:t>
+            </w:r>
+          </w:p>
+        </w:tc>
+      </w:tr>
+      <w:tr>
+        <w:tc>
+          <w:tcPr>
+            <w:tcW w:w="1473" w:type="dxa"/>
+            <w:hideMark/>
+          </w:tcPr>
+          <w:p>
+            <w:pPr>
+              <w:rPr>
+                <w:rFonts w:ascii="Times New Roman" w:eastAsia="Times New Roman" w:hAnsi="Times New Roman" w:cs="Times New Roman"/>
+                <w:color w:val="000000"/>
+                <w:kern w:val="0"/>
+                <w:sz w:val="27"/>
+                <w:szCs w:val="27"/>
+                <w14:ligatures w14:val="none"/>
+              </w:rPr>
+            </w:pPr>
+            <w:r>
+              <w:rPr>
+                <w:rFonts w:ascii="Noto Serif CJK SC" w:eastAsia="Times New Roman" w:hAnsi="Noto Serif CJK SC" w:cs="Times New Roman"/>
+                <w:color w:val="000000"/>
+                <w:kern w:val="0"/>
+                <w14:ligatures w14:val="none"/>
+              </w:rPr>
+              <w:t>4c</w:t>
+            </w:r>
+          </w:p>
+        </w:tc>
+        <w:tc>
+          <w:tcPr>
+            <w:tcW w:w="3189" w:type="dxa"/>
+            <w:hideMark/>
+          </w:tcPr>
+          <w:p>
+            <w:pPr>
+              <w:rPr>
+                <w:rFonts w:ascii="Times New Roman" w:eastAsia="Times New Roman" w:hAnsi="Times New Roman" w:cs="Times New Roman"/>
+                <w:color w:val="000000"/>
+                <w:kern w:val="0"/>
+                <w:sz w:val="27"/>
+                <w:szCs w:val="27"/>
+                <w14:ligatures w14:val="none"/>
+              </w:rPr>
+            </w:pPr>
+            <w:r>
+              <w:rPr>
+                <w:rFonts w:ascii="Noto Serif CJK SC" w:eastAsia="Times New Roman" w:hAnsi="Noto Serif CJK SC" w:cs="Times New Roman"/>
+                <w:color w:val="000000"/>
+                <w:kern w:val="0"/>
+                <w14:ligatures w14:val="none"/>
+              </w:rPr>
+              <w:t>Updated UML class diagram (current implementation vs. SRS comparison)</w:t>
+            </w:r>
+          </w:p>
+        </w:tc>
+        <w:tc>
+          <w:tcPr>
+            <w:tcW w:w="1743" w:type="dxa"/>
+            <w:hideMark/>
+          </w:tcPr>
+          <w:p>
+            <w:pPr>
+              <w:rPr>
+                <w:rFonts w:ascii="Times New Roman" w:eastAsia="Times New Roman" w:hAnsi="Times New Roman" w:cs="Times New Roman"/>
+                <w:color w:val="000000"/>
+                <w:kern w:val="0"/>
+                <w:sz w:val="27"/>
+                <w:szCs w:val="27"/>
+                <w14:ligatures w14:val="none"/>
+              </w:rPr>
+            </w:pPr>
+            <w:r>
+              <w:rPr>
+                <w:rFonts w:ascii="Noto Serif CJK SC" w:eastAsia="Times New Roman" w:hAnsi="Noto Serif CJK SC" w:cs="Times New Roman"/>
+                <w:color w:val="000000"/>
+                <w:kern w:val="0"/>
+                <w14:ligatures w14:val="none"/>
+              </w:rPr>
+              <w:t>Medium</w:t>
+            </w:r>
+          </w:p>
+        </w:tc>
+        <w:tc>
+          <w:tcPr>
+            <w:tcW w:w="1804" w:type="dxa"/>
+            <w:hideMark/>
+          </w:tcPr>
+          <w:p>
+            <w:pPr>
+              <w:rPr>
+                <w:rFonts w:ascii="Times New Roman" w:eastAsia="Times New Roman" w:hAnsi="Times New Roman" w:cs="Times New Roman"/>
+                <w:color w:val="000000"/>
+                <w:kern w:val="0"/>
+                <w:sz w:val="27"/>
+                <w:szCs w:val="27"/>
+                <w14:ligatures w14:val="none"/>
+              </w:rPr>
+            </w:pPr>
+            <w:r>
+              <w:rPr>
+                <w:rFonts w:ascii="Noto Serif CJK SC" w:eastAsia="Times New Roman" w:hAnsi="Noto Serif CJK SC" w:cs="Times New Roman"/>
+                <w:color w:val="000000"/>
+                <w:kern w:val="0"/>
+                <w14:ligatures w14:val="none"/>
+              </w:rPr>
+              <w:t>Complete</w:t>
+            </w:r>
+          </w:p>
+        </w:tc>
+        <w:tc>
+          <w:tcPr>
+            <w:tcW w:w="1142" w:type="dxa"/>
+            <w:hideMark/>
+          </w:tcPr>
+          <w:p>
+            <w:pPr>
+              <w:rPr>
+                <w:rFonts w:ascii="Times New Roman" w:eastAsia="Times New Roman" w:hAnsi="Times New Roman" w:cs="Times New Roman"/>
+                <w:color w:val="000000"/>
+                <w:kern w:val="0"/>
+                <w:sz w:val="27"/>
+                <w:szCs w:val="27"/>
+                <w14:ligatures w14:val="none"/>
+              </w:rPr>
+            </w:pPr>
+            <w:r>
+              <w:rPr>
+                <w:rFonts w:ascii="Noto Serif CJK SC" w:eastAsia="Times New Roman" w:hAnsi="Noto Serif CJK SC" w:cs="Times New Roman"/>
+                <w:color w:val="000000"/>
+                <w:kern w:val="0"/>
+                <w14:ligatures w14:val="none"/>
+              </w:rPr>
+              <w:t>Eric P</w:t>
+            </w:r>
+          </w:p>
+        </w:tc>
+      </w:tr>
+      <w:tr>
+        <w:tc>
+          <w:tcPr>
+            <w:tcW w:w="1473" w:type="dxa"/>
+            <w:hideMark/>
+          </w:tcPr>
+          <w:p>
+            <w:pPr>
+              <w:rPr>
+                <w:rFonts w:ascii="Times New Roman" w:eastAsia="Times New Roman" w:hAnsi="Times New Roman" w:cs="Times New Roman"/>
+                <w:color w:val="000000"/>
+                <w:kern w:val="0"/>
+                <w:sz w:val="27"/>
+                <w:szCs w:val="27"/>
+                <w14:ligatures w14:val="none"/>
+              </w:rPr>
+            </w:pPr>
+            <w:r>
+              <w:rPr>
+                <w:rFonts w:ascii="Noto Serif CJK SC" w:eastAsia="Times New Roman" w:hAnsi="Noto Serif CJK SC" w:cs="Times New Roman"/>
+                <w:color w:val="000000"/>
+                <w:kern w:val="0"/>
+                <w14:ligatures w14:val="none"/>
+              </w:rPr>
+              <w:lastRenderedPageBreak/>
+              <w:t>4d</w:t>
+            </w:r>
+          </w:p>
+        </w:tc>
+        <w:tc>
+          <w:tcPr>
+            <w:tcW w:w="3189" w:type="dxa"/>
+            <w:hideMark/>
+          </w:tcPr>
+          <w:p>
+            <w:pPr>
+              <w:rPr>
+                <w:rFonts w:ascii="Times New Roman" w:eastAsia="Times New Roman" w:hAnsi="Times New Roman" w:cs="Times New Roman"/>
+                <w:color w:val="000000"/>
+                <w:kern w:val="0"/>
+                <w:sz w:val="27"/>
+                <w:szCs w:val="27"/>
+                <w14:ligatures w14:val="none"/>
+              </w:rPr>
+            </w:pPr>
+            <w:r>
+              <w:rPr>
+                <w:rFonts w:ascii="Noto Serif CJK SC" w:eastAsia="Times New Roman" w:hAnsi="Noto Serif CJK SC" w:cs="Times New Roman"/>
+                <w:color w:val="000000"/>
+                <w:kern w:val="0"/>
+                <w14:ligatures w14:val="none"/>
+              </w:rPr>
+              <w:t>Created Baseline Sprint 4 documentation</w:t>
+            </w:r>
+          </w:p>
+        </w:tc>
+        <w:tc>
+          <w:tcPr>
+            <w:tcW w:w="1743" w:type="dxa"/>
+            <w:hideMark/>
+          </w:tcPr>
+          <w:p>
+            <w:pPr>
+              <w:rPr>
+                <w:rFonts w:ascii="Times New Roman" w:eastAsia="Times New Roman" w:hAnsi="Times New Roman" w:cs="Times New Roman"/>
+                <w:color w:val="000000"/>
+                <w:kern w:val="0"/>
+                <w:sz w:val="27"/>
+                <w:szCs w:val="27"/>
+                <w14:ligatures w14:val="none"/>
+              </w:rPr>
+            </w:pPr>
+            <w:r>
+              <w:rPr>
+                <w:rFonts w:ascii="Noto Serif CJK SC" w:eastAsia="Times New Roman" w:hAnsi="Noto Serif CJK SC" w:cs="Times New Roman"/>
+                <w:color w:val="000000"/>
+                <w:kern w:val="0"/>
+                <w14:ligatures w14:val="none"/>
+              </w:rPr>
+              <w:t>Medium</w:t>
+            </w:r>
+          </w:p>
+        </w:tc>
+        <w:tc>
+          <w:tcPr>
+            <w:tcW w:w="1804" w:type="dxa"/>
+            <w:hideMark/>
+          </w:tcPr>
+          <w:p>
+            <w:pPr>
+              <w:rPr>
+                <w:rFonts w:ascii="Times New Roman" w:eastAsia="Times New Roman" w:hAnsi="Times New Roman" w:cs="Times New Roman"/>
+                <w:color w:val="000000"/>
+                <w:kern w:val="0"/>
+                <w:sz w:val="27"/>
+                <w:szCs w:val="27"/>
+                <w14:ligatures w14:val="none"/>
+              </w:rPr>
+            </w:pPr>
+            <w:r>
+              <w:rPr>
+                <w:rFonts w:ascii="Noto Serif CJK SC" w:eastAsia="Times New Roman" w:hAnsi="Noto Serif CJK SC" w:cs="Times New Roman"/>
+                <w:color w:val="000000"/>
+                <w:kern w:val="0"/>
+                <w14:ligatures w14:val="none"/>
+              </w:rPr>
+              <w:t>Complete</w:t>
+            </w:r>
+          </w:p>
+        </w:tc>
+        <w:tc>
+          <w:tcPr>
+            <w:tcW w:w="1142" w:type="dxa"/>
+            <w:hideMark/>
+          </w:tcPr>
+          <w:p>
+            <w:pPr>
+              <w:rPr>
+                <w:rFonts w:ascii="Times New Roman" w:eastAsia="Times New Roman" w:hAnsi="Times New Roman" w:cs="Times New Roman"/>
+                <w:color w:val="000000"/>
+                <w:kern w:val="0"/>
+                <w:sz w:val="27"/>
+                <w:szCs w:val="27"/>
+                <w14:ligatures w14:val="none"/>
+              </w:rPr>
+            </w:pPr>
+            <w:r>
+              <w:rPr>
+                <w:rFonts w:ascii="Noto Serif CJK SC" w:eastAsia="Times New Roman" w:hAnsi="Noto Serif CJK SC" w:cs="Times New Roman"/>
+                <w:color w:val="000000"/>
+                <w:kern w:val="0"/>
+                <w14:ligatures w14:val="none"/>
+              </w:rPr>
+              <w:t>Eric P</w:t>
+            </w:r>
+          </w:p>
+        </w:tc>
+      </w:tr>
+      <w:tr>
+        <w:tc>
+          <w:tcPr>
+            <w:tcW w:w="1473" w:type="dxa"/>
+            <w:hideMark/>
+          </w:tcPr>
+          <w:p>
+            <w:pPr>
+              <w:rPr>
+                <w:rFonts w:ascii="Times New Roman" w:eastAsia="Times New Roman" w:hAnsi="Times New Roman" w:cs="Times New Roman"/>
+                <w:color w:val="000000"/>
+                <w:kern w:val="0"/>
+                <w:sz w:val="27"/>
+                <w:szCs w:val="27"/>
+                <w14:ligatures w14:val="none"/>
+              </w:rPr>
+            </w:pPr>
+            <w:r>
+              <w:rPr>
+                <w:rFonts w:ascii="Noto Serif CJK SC" w:eastAsia="Times New Roman" w:hAnsi="Noto Serif CJK SC" w:cs="Times New Roman"/>
+                <w:color w:val="000000"/>
+                <w:kern w:val="0"/>
+                <w14:ligatures w14:val="none"/>
+              </w:rPr>
+              <w:t>4e</w:t>
+            </w:r>
+          </w:p>
+        </w:tc>
+        <w:tc>
+          <w:tcPr>
+            <w:tcW w:w="3189" w:type="dxa"/>
+            <w:hideMark/>
+          </w:tcPr>
+          <w:p>
+            <w:pPr>
+              <w:rPr>
+                <w:rFonts w:ascii="Times New Roman" w:eastAsia="Times New Roman" w:hAnsi="Times New Roman" w:cs="Times New Roman"/>
+                <w:color w:val="000000"/>
+                <w:kern w:val="0"/>
+                <w:sz w:val="27"/>
+                <w:szCs w:val="27"/>
+                <w14:ligatures w14:val="none"/>
+              </w:rPr>
+            </w:pPr>
+            <w:r>
+              <w:rPr>
+                <w:rFonts w:ascii="Noto Serif CJK SC" w:eastAsia="Times New Roman" w:hAnsi="Noto Serif CJK SC" w:cs="Times New Roman"/>
+                <w:color w:val="000000"/>
+                <w:kern w:val="0"/>
+                <w14:ligatures w14:val="none"/>
+              </w:rPr>
+              <w:t>Updated Bug Report Template and Comprehensive Test Plan documentation</w:t>
+            </w:r>
+          </w:p>
+        </w:tc>
+        <w:tc>
+          <w:tcPr>
+            <w:tcW w:w="1743" w:type="dxa"/>
+            <w:hideMark/>
+          </w:tcPr>
+          <w:p>
+            <w:pPr>
+              <w:rPr>
+                <w:rFonts w:ascii="Times New Roman" w:eastAsia="Times New Roman" w:hAnsi="Times New Roman" w:cs="Times New Roman"/>
+                <w:color w:val="000000"/>
+                <w:kern w:val="0"/>
+                <w:sz w:val="27"/>
+                <w:szCs w:val="27"/>
+                <w14:ligatures w14:val="none"/>
+              </w:rPr>
+            </w:pPr>
+            <w:r>
+              <w:rPr>
+                <w:rFonts w:ascii="Noto Serif CJK SC" w:eastAsia="Times New Roman" w:hAnsi="Noto Serif CJK SC" w:cs="Times New Roman"/>
+                <w:color w:val="000000"/>
+                <w:kern w:val="0"/>
+                <w14:ligatures w14:val="none"/>
+              </w:rPr>
+              <w:t>Medium</w:t>
+            </w:r>
+          </w:p>
+        </w:tc>
+        <w:tc>
+          <w:tcPr>
+            <w:tcW w:w="1804" w:type="dxa"/>
+            <w:hideMark/>
+          </w:tcPr>
+          <w:p>
+            <w:pPr>
+              <w:rPr>
+                <w:rFonts w:ascii="Times New Roman" w:eastAsia="Times New Roman" w:hAnsi="Times New Roman" w:cs="Times New Roman"/>
+                <w:color w:val="000000"/>
+                <w:kern w:val="0"/>
+                <w:sz w:val="27"/>
+                <w:szCs w:val="27"/>
+                <w14:ligatures w14:val="none"/>
+              </w:rPr>
+            </w:pPr>
+            <w:r>
+              <w:rPr>
+                <w:rFonts w:ascii="Noto Serif CJK SC" w:eastAsia="Times New Roman" w:hAnsi="Noto Serif CJK SC" w:cs="Times New Roman"/>
+                <w:color w:val="000000"/>
+                <w:kern w:val="0"/>
+                <w14:ligatures w14:val="none"/>
+              </w:rPr>
+              <w:t>Complete</w:t>
+            </w:r>
+          </w:p>
+        </w:tc>
+        <w:tc>
+          <w:tcPr>
+            <w:tcW w:w="1142" w:type="dxa"/>
+            <w:hideMark/>
+          </w:tcPr>
+          <w:p>
+            <w:pPr>
+              <w:rPr>
+                <w:rFonts w:ascii="Times New Roman" w:eastAsia="Times New Roman" w:hAnsi="Times New Roman" w:cs="Times New Roman"/>
+                <w:color w:val="000000"/>
+                <w:kern w:val="0"/>
+                <w:sz w:val="27"/>
+                <w:szCs w:val="27"/>
+                <w14:ligatures w14:val="none"/>
+              </w:rPr>
+            </w:pPr>
+            <w:r>
+              <w:rPr>
+                <w:rFonts w:ascii="Noto Serif CJK SC" w:eastAsia="Times New Roman" w:hAnsi="Noto Serif CJK SC" w:cs="Times New Roman"/>
+                <w:color w:val="000000"/>
+                <w:kern w:val="0"/>
+                <w14:ligatures w14:val="none"/>
+              </w:rPr>
+              <w:t>Nathan C, Thomas R</w:t>
+            </w:r>
+          </w:p>
+        </w:tc>
+      </w:tr>
+      <w:tr>
+        <w:tc>
+          <w:tcPr>
+            <w:tcW w:w="1473" w:type="dxa"/>
+            <w:hideMark/>
+          </w:tcPr>
+          <w:p>
+            <w:pPr>
+              <w:rPr>
+                <w:rFonts w:ascii="Times New Roman" w:eastAsia="Times New Roman" w:hAnsi="Times New Roman" w:cs="Times New Roman"/>
+                <w:color w:val="000000"/>
+                <w:kern w:val="0"/>
+                <w:sz w:val="27"/>
+                <w:szCs w:val="27"/>
+                <w14:ligatures w14:val="none"/>
+              </w:rPr>
+            </w:pPr>
+            <w:r>
+              <w:rPr>
+                <w:rFonts w:ascii="Noto Serif CJK SC" w:eastAsia="Times New Roman" w:hAnsi="Noto Serif CJK SC" w:cs="Times New Roman"/>
+                <w:color w:val="000000"/>
+                <w:kern w:val="0"/>
+                <w14:ligatures w14:val="none"/>
+              </w:rPr>
+              <w:t>4f</w:t>
+            </w:r>
+          </w:p>
+        </w:tc>
+        <w:tc>
+          <w:tcPr>
+            <w:tcW w:w="3189" w:type="dxa"/>
+            <w:hideMark/>
+          </w:tcPr>
+          <w:p>
+            <w:pPr>
+              <w:rPr>
+                <w:rFonts w:ascii="Times New Roman" w:eastAsia="Times New Roman" w:hAnsi="Times New Roman" w:cs="Times New Roman"/>
+                <w:color w:val="000000"/>
+                <w:kern w:val="0"/>
+                <w:sz w:val="27"/>
+                <w:szCs w:val="27"/>
+                <w14:ligatures w14:val="none"/>
+              </w:rPr>
+            </w:pPr>
+            <w:r>
+              <w:rPr>
+                <w:rFonts w:ascii="Noto Serif CJK SC" w:eastAsia="Times New Roman" w:hAnsi="Noto Serif CJK SC" w:cs="Times New Roman"/>
+                <w:color w:val="000000"/>
+                <w:kern w:val="0"/>
+                <w14:ligatures w14:val="none"/>
+              </w:rPr>
+              <w:t xml:space="preserve">Updated automated testing documentation </w:t>
+            </w:r>
+          </w:p>
+        </w:tc>
+        <w:tc>
+          <w:tcPr>
+            <w:tcW w:w="1743" w:type="dxa"/>
+            <w:hideMark/>
+          </w:tcPr>
+          <w:p>
+            <w:pPr>
+              <w:rPr>
+                <w:rFonts w:ascii="Times New Roman" w:eastAsia="Times New Roman" w:hAnsi="Times New Roman" w:cs="Times New Roman"/>
+                <w:color w:val="000000"/>
+                <w:kern w:val="0"/>
+                <w:sz w:val="27"/>
+                <w:szCs w:val="27"/>
+                <w14:ligatures w14:val="none"/>
+              </w:rPr>
+            </w:pPr>
+            <w:r>
+              <w:rPr>
+                <w:rFonts w:ascii="Noto Serif CJK SC" w:eastAsia="Times New Roman" w:hAnsi="Noto Serif CJK SC" w:cs="Times New Roman"/>
+                <w:color w:val="000000"/>
+                <w:kern w:val="0"/>
+                <w14:ligatures w14:val="none"/>
+              </w:rPr>
+              <w:t>Medium</w:t>
+            </w:r>
+          </w:p>
+        </w:tc>
+        <w:tc>
+          <w:tcPr>
+            <w:tcW w:w="1804" w:type="dxa"/>
+            <w:hideMark/>
+          </w:tcPr>
+          <w:p>
+            <w:pPr>
+              <w:rPr>
+                <w:rFonts w:ascii="Times New Roman" w:eastAsia="Times New Roman" w:hAnsi="Times New Roman" w:cs="Times New Roman"/>
+                <w:color w:val="000000"/>
+                <w:kern w:val="0"/>
+                <w:sz w:val="27"/>
+                <w:szCs w:val="27"/>
+                <w14:ligatures w14:val="none"/>
+              </w:rPr>
+            </w:pPr>
+            <w:r>
+              <w:rPr>
+                <w:rFonts w:ascii="Noto Serif CJK SC" w:eastAsia="Times New Roman" w:hAnsi="Noto Serif CJK SC" w:cs="Times New Roman"/>
+                <w:color w:val="000000"/>
+                <w:kern w:val="0"/>
+                <w14:ligatures w14:val="none"/>
+              </w:rPr>
+              <w:t>Complete</w:t>
+            </w:r>
+          </w:p>
+        </w:tc>
+        <w:tc>
+          <w:tcPr>
+            <w:tcW w:w="1142" w:type="dxa"/>
+            <w:hideMark/>
+          </w:tcPr>
+          <w:p>
+            <w:pPr>
+              <w:rPr>
+                <w:rFonts w:ascii="Times New Roman" w:eastAsia="Times New Roman" w:hAnsi="Times New Roman" w:cs="Times New Roman"/>
+                <w:color w:val="000000"/>
+                <w:kern w:val="0"/>
+                <w:sz w:val="27"/>
+                <w:szCs w:val="27"/>
+                <w14:ligatures w14:val="none"/>
+              </w:rPr>
+            </w:pPr>
+            <w:r>
+              <w:rPr>
+                <w:rFonts w:ascii="Noto Serif CJK SC" w:eastAsia="Times New Roman" w:hAnsi="Noto Serif CJK SC" w:cs="Times New Roman"/>
+                <w:color w:val="000000"/>
+                <w:kern w:val="0"/>
+                <w14:ligatures w14:val="none"/>
+              </w:rPr>
+              <w:t>Kyler C</w:t>
+            </w:r>
+          </w:p>
+        </w:tc>
+      </w:tr>
+      <w:tr>
+        <w:tc>
+          <w:tcPr>
+            <w:tcW w:w="1473" w:type="dxa"/>
+            <w:hideMark/>
+          </w:tcPr>
+          <w:p>
+            <w:pPr>
+              <w:rPr>
+                <w:rFonts w:ascii="Times New Roman" w:eastAsia="Times New Roman" w:hAnsi="Times New Roman" w:cs="Times New Roman"/>
+                <w:color w:val="000000"/>
+                <w:kern w:val="0"/>
+                <w:sz w:val="27"/>
+                <w:szCs w:val="27"/>
+                <w14:ligatures w14:val="none"/>
+              </w:rPr>
+            </w:pPr>
+            <w:r>
+              <w:rPr>
+                <w:rFonts w:ascii="Noto Serif CJK SC" w:eastAsia="Times New Roman" w:hAnsi="Noto Serif CJK SC" w:cs="Times New Roman"/>
+                <w:color w:val="000000"/>
+                <w:kern w:val="0"/>
+                <w14:ligatures w14:val="none"/>
+              </w:rPr>
+              <w:t>4g</w:t>
+            </w:r>
+          </w:p>
+        </w:tc>
+        <w:tc>
+          <w:tcPr>
+            <w:tcW w:w="3189" w:type="dxa"/>
+            <w:hideMark/>
+          </w:tcPr>
+          <w:p>
+            <w:pPr>
+              <w:rPr>
+                <w:rFonts w:ascii="Times New Roman" w:eastAsia="Times New Roman" w:hAnsi="Times New Roman" w:cs="Times New Roman"/>
+                <w:color w:val="000000"/>
+                <w:kern w:val="0"/>
+                <w:sz w:val="27"/>
+                <w:szCs w:val="27"/>
+                <w14:ligatures w14:val="none"/>
+              </w:rPr>
+            </w:pPr>
+            <w:r>
+              <w:rPr>
+                <w:rFonts w:ascii="Noto Serif CJK SC" w:eastAsia="Times New Roman" w:hAnsi="Noto Serif CJK SC" w:cs="Times New Roman"/>
+                <w:color w:val="000000"/>
+                <w:kern w:val="0"/>
+                <w14:ligatures w14:val="none"/>
+              </w:rPr>
+              <w:t>Added meeting log for 4-6-26 through 4-12-26</w:t>
+            </w:r>
+          </w:p>
+        </w:tc>
+        <w:tc>
+          <w:tcPr>
+            <w:tcW w:w="1743" w:type="dxa"/>
+            <w:hideMark/>
+          </w:tcPr>
+          <w:p>
+            <w:pPr>
+              <w:rPr>
+                <w:rFonts w:ascii="Times New Roman" w:eastAsia="Times New Roman" w:hAnsi="Times New Roman" w:cs="Times New Roman"/>
+                <w:color w:val="000000"/>
+                <w:kern w:val="0"/>
+                <w:sz w:val="27"/>
+                <w:szCs w:val="27"/>
+                <w14:ligatures w14:val="none"/>
+              </w:rPr>
+            </w:pPr>
+            <w:r>
+              <w:rPr>
+                <w:rFonts w:ascii="Noto Serif CJK SC" w:eastAsia="Times New Roman" w:hAnsi="Noto Serif CJK SC" w:cs="Times New Roman"/>
+                <w:color w:val="000000"/>
+                <w:kern w:val="0"/>
+                <w14:ligatures w14:val="none"/>
+              </w:rPr>
+              <w:t>Low</w:t>
+            </w:r>
+          </w:p>
+        </w:tc>
+        <w:tc>
+          <w:tcPr>
+            <w:tcW w:w="1804" w:type="dxa"/>
+            <w:hideMark/>
+          </w:tcPr>
+          <w:p>
+            <w:pPr>
+              <w:rPr>
+                <w:rFonts w:ascii="Times New Roman" w:eastAsia="Times New Roman" w:hAnsi="Times New Roman" w:cs="Times New Roman"/>
+                <w:color w:val="000000"/>
+                <w:kern w:val="0"/>
+                <w:sz w:val="27"/>
+                <w:szCs w:val="27"/>
+                <w14:ligatures w14:val="none"/>
+              </w:rPr>
+            </w:pPr>
+            <w:r>
+              <w:rPr>
+                <w:rFonts w:ascii="Noto Serif CJK SC" w:eastAsia="Times New Roman" w:hAnsi="Noto Serif CJK SC" w:cs="Times New Roman"/>
+                <w:color w:val="000000"/>
+                <w:kern w:val="0"/>
+                <w14:ligatures w14:val="none"/>
+              </w:rPr>
+              <w:t>Complete</w:t>
+            </w:r>
+          </w:p>
+        </w:tc>
+        <w:tc>
+          <w:tcPr>
+            <w:tcW w:w="1142" w:type="dxa"/>
+            <w:hideMark/>
+          </w:tcPr>
+          <w:p>
+            <w:pPr>
+              <w:rPr>
+                <w:rFonts w:ascii="Times New Roman" w:eastAsia="Times New Roman" w:hAnsi="Times New Roman" w:cs="Times New Roman"/>
+                <w:color w:val="000000"/>
+                <w:kern w:val="0"/>
+                <w:sz w:val="27"/>
+                <w:szCs w:val="27"/>
+                <w14:ligatures w14:val="none"/>
+              </w:rPr>
+            </w:pPr>
+            <w:r>
+              <w:rPr>
+                <w:rFonts w:ascii="Noto Serif CJK SC" w:eastAsia="Times New Roman" w:hAnsi="Noto Serif CJK SC" w:cs="Times New Roman"/>
+                <w:color w:val="000000"/>
+                <w:kern w:val="0"/>
+                <w14:ligatures w14:val="none"/>
+              </w:rPr>
+              <w:t>Eric P</w:t>
+            </w:r>
+          </w:p>
+        </w:tc>
+      </w:tr>
+      <w:tr>
+        <w:tc>
+          <w:tcPr>
+            <w:tcW w:w="1473" w:type="dxa"/>
+            <w:hideMark/>
+          </w:tcPr>
+          <w:p>
+            <w:pPr>
+              <w:rPr>
+                <w:rFonts w:ascii="Times New Roman" w:eastAsia="Times New Roman" w:hAnsi="Times New Roman" w:cs="Times New Roman"/>
+                <w:color w:val="000000"/>
+                <w:kern w:val="0"/>
+                <w:sz w:val="27"/>
+                <w:szCs w:val="27"/>
+                <w14:ligatures w14:val="none"/>
+              </w:rPr>
+            </w:pPr>
+            <w:r>
+              <w:rPr>
+                <w:rFonts w:ascii="Noto Serif CJK SC" w:eastAsia="Times New Roman" w:hAnsi="Noto Serif CJK SC" w:cs="Times New Roman"/>
+                <w:color w:val="000000"/>
+                <w:kern w:val="0"/>
+                <w14:ligatures w14:val="none"/>
+              </w:rPr>
+              <w:t>4h</w:t>
+            </w:r>
+          </w:p>
+        </w:tc>
+        <w:tc>
+          <w:tcPr>
+            <w:tcW w:w="3189" w:type="dxa"/>
+            <w:hideMark/>
+          </w:tcPr>
+          <w:p>
+            <w:pPr>
+              <w:rPr>
+                <w:rFonts w:ascii="Times New Roman" w:eastAsia="Times New Roman" w:hAnsi="Times New Roman" w:cs="Times New Roman"/>
+                <w:color w:val="000000"/>
+                <w:kern w:val="0"/>
+                <w:sz w:val="27"/>
+                <w:szCs w:val="27"/>
+                <w14:ligatures w14:val="none"/>
+              </w:rPr>
+            </w:pPr>
+            <w:r>
+              <w:rPr>
+                <w:rFonts w:ascii="Noto Serif CJK SC" w:eastAsia="Times New Roman" w:hAnsi="Noto Serif CJK SC" w:cs="Times New Roman"/>
+                <w:color w:val="000000"/>
+                <w:kern w:val="0"/>
+                <w14:ligatures w14:val="none"/>
+              </w:rPr>
+              <w:t xml:space="preserve">Implement manual location entry form </w:t>
+            </w:r>
+          </w:p>
+        </w:tc>
+        <w:tc>
+          <w:tcPr>
+            <w:tcW w:w="1743" w:type="dxa"/>
+            <w:hideMark/>
+          </w:tcPr>
+          <w:p>
+            <w:pPr>
+              <w:rPr>
+                <w:rFonts w:ascii="Times New Roman" w:eastAsia="Times New Roman" w:hAnsi="Times New Roman" w:cs="Times New Roman"/>
+                <w:color w:val="000000"/>
+                <w:kern w:val="0"/>
+                <w:sz w:val="27"/>
+                <w:szCs w:val="27"/>
+                <w14:ligatures w14:val="none"/>
+              </w:rPr>
+            </w:pPr>
+            <w:r>
+              <w:rPr>
+                <w:rFonts w:ascii="Noto Serif CJK SC" w:eastAsia="Times New Roman" w:hAnsi="Noto Serif CJK SC" w:cs="Times New Roman"/>
+                <w:color w:val="000000"/>
+                <w:kern w:val="0"/>
+                <w14:ligatures w14:val="none"/>
+              </w:rPr>
+              <w:t>High</w:t>
+            </w:r>
+          </w:p>
+        </w:tc>
+        <w:tc>
+          <w:tcPr>
+            <w:tcW w:w="1804" w:type="dxa"/>
+            <w:hideMark/>
+          </w:tcPr>
+          <w:p>
+            <w:pPr>
+              <w:rPr>
+                <w:rFonts w:ascii="Times New Roman" w:eastAsia="Times New Roman" w:hAnsi="Times New Roman" w:cs="Times New Roman"/>
+                <w:color w:val="000000"/>
+                <w:kern w:val="0"/>
+                <w:sz w:val="27"/>
+                <w:szCs w:val="27"/>
+                <w14:ligatures w14:val="none"/>
+              </w:rPr>
+            </w:pPr>
+            <w:r>
+              <w:rPr>
+                <w:rFonts w:ascii="Noto Serif CJK SC" w:eastAsia="Times New Roman" w:hAnsi="Noto Serif CJK SC" w:cs="Times New Roman"/>
+                <w:color w:val="000000"/>
+                <w:kern w:val="0"/>
+                <w14:ligatures w14:val="none"/>
+              </w:rPr>
+              <w:t>Not Started</w:t>
+            </w:r>
+          </w:p>
+        </w:tc>
+        <w:tc>
+          <w:tcPr>
+            <w:tcW w:w="1142" w:type="dxa"/>
+            <w:hideMark/>
+          </w:tcPr>
+          <w:p>
+            <w:pPr>
+              <w:rPr>
+                <w:rFonts w:ascii="Times New Roman" w:eastAsia="Times New Roman" w:hAnsi="Times New Roman" w:cs="Times New Roman"/>
+                <w:color w:val="000000"/>
+                <w:kern w:val="0"/>
+                <w:sz w:val="27"/>
+                <w:szCs w:val="27"/>
+                <w14:ligatures w14:val="none"/>
+              </w:rPr>
+            </w:pPr>
+            <w:r>
+              <w:rPr>
+                <w:rFonts w:ascii="Noto Serif CJK SC" w:eastAsia="Times New Roman" w:hAnsi="Noto Serif CJK SC" w:cs="Times New Roman"/>
+                <w:color w:val="000000"/>
+                <w:kern w:val="0"/>
+                <w14:ligatures w14:val="none"/>
+              </w:rPr>
+              <w:t>TBD</w:t>
+            </w:r>
+          </w:p>
+        </w:tc>
+      </w:tr>
+      <w:tr>
+        <w:tc>
+          <w:tcPr>
+            <w:tcW w:w="1473" w:type="dxa"/>
+            <w:hideMark/>
+          </w:tcPr>
+          <w:p>
+            <w:pPr>
+              <w:rPr>
+                <w:rFonts w:ascii="Times New Roman" w:eastAsia="Times New Roman" w:hAnsi="Times New Roman" w:cs="Times New Roman"/>
+                <w:color w:val="000000"/>
+                <w:kern w:val="0"/>
+                <w:sz w:val="27"/>
+                <w:szCs w:val="27"/>
+                <w14:ligatures w14:val="none"/>
+              </w:rPr>
+            </w:pPr>
+            <w:r>
+              <w:rPr>
+                <w:rFonts w:ascii="Noto Serif CJK SC" w:eastAsia="Times New Roman" w:hAnsi="Noto Serif CJK SC" w:cs="Times New Roman"/>
+                <w:color w:val="000000"/>
+                <w:kern w:val="0"/>
+                <w14:ligatures w14:val="none"/>
+              </w:rPr>
+              <w:t>4i</w:t>
+            </w:r>
+          </w:p>
+        </w:tc>
+        <w:tc>
+          <w:tcPr>
+            <w:tcW w:w="3189" w:type="dxa"/>
+            <w:hideMark/>
+          </w:tcPr>
+          <w:p>
+            <w:pPr>
+              <w:rPr>
+                <w:rFonts w:ascii="Times New Roman" w:eastAsia="Times New Roman" w:hAnsi="Times New Roman" w:cs="Times New Roman"/>
+                <w:color w:val="000000"/>
+                <w:kern w:val="0"/>
+                <w:sz w:val="27"/>
+                <w:szCs w:val="27"/>
+                <w14:ligatures w14:val="none"/>
+              </w:rPr>
+            </w:pPr>
+            <w:r>
+              <w:rPr>
+                <w:rFonts w:ascii="Noto Serif CJK SC" w:eastAsia="Times New Roman" w:hAnsi="Noto Serif CJK SC" w:cs="Times New Roman"/>
+                <w:color w:val="000000"/>
+                <w:kern w:val="0"/>
+                <w14:ligatures w14:val="none"/>
+              </w:rPr>
+              <w:t xml:space="preserve">Implement discount program CRUD and automatic price application </w:t>
+            </w:r>
+          </w:p>
+        </w:tc>
+        <w:tc>
+          <w:tcPr>
+            <w:tcW w:w="1743" w:type="dxa"/>
+            <w:hideMark/>
+          </w:tcPr>
+          <w:p>
+            <w:pPr>
+              <w:rPr>
+                <w:rFonts w:ascii="Times New Roman" w:eastAsia="Times New Roman" w:hAnsi="Times New Roman" w:cs="Times New Roman"/>
+                <w:color w:val="000000"/>
+                <w:kern w:val="0"/>
+                <w:sz w:val="27"/>
+                <w:szCs w:val="27"/>
+                <w14:ligatures w14:val="none"/>
+              </w:rPr>
+            </w:pPr>
+            <w:r>
+              <w:rPr>
+                <w:rFonts w:ascii="Noto Serif CJK SC" w:eastAsia="Times New Roman" w:hAnsi="Noto Serif CJK SC" w:cs="Times New Roman"/>
+                <w:color w:val="000000"/>
+                <w:kern w:val="0"/>
+                <w14:ligatures w14:val="none"/>
+              </w:rPr>
+              <w:t>High</w:t>
+            </w:r>
+          </w:p>
+        </w:tc>
+        <w:tc>
+          <w:tcPr>
+            <w:tcW w:w="1804" w:type="dxa"/>
+            <w:hideMark/>
+          </w:tcPr>
+          <w:p>
+            <w:pPr>
+              <w:rPr>
+                <w:rFonts w:ascii="Times New Roman" w:eastAsia="Times New Roman" w:hAnsi="Times New Roman" w:cs="Times New Roman"/>
+                <w:color w:val="000000"/>
+                <w:kern w:val="0"/>
+                <w:sz w:val="27"/>
+                <w:szCs w:val="27"/>
+                <w14:ligatures w14:val="none"/>
+              </w:rPr>
+            </w:pPr>
+            <w:r>
+              <w:rPr>
+                <w:rFonts w:ascii="Noto Serif CJK SC" w:eastAsia="Times New Roman" w:hAnsi="Noto Serif CJK SC" w:cs="Times New Roman"/>
+                <w:color w:val="000000"/>
+                <w:kern w:val="0"/>
+                <w14:ligatures w14:val="none"/>
+              </w:rPr>
+              <w:t>Not Started</w:t>
+            </w:r>
+          </w:p>
+        </w:tc>
+        <w:tc>
+          <w:tcPr>
+            <w:tcW w:w="1142" w:type="dxa"/>
+            <w:hideMark/>
+          </w:tcPr>
+          <w:p>
+            <w:pPr>
+              <w:rPr>
+                <w:rFonts w:ascii="Times New Roman" w:eastAsia="Times New Roman" w:hAnsi="Times New Roman" w:cs="Times New Roman"/>
+                <w:color w:val="000000"/>
+                <w:kern w:val="0"/>
+                <w:sz w:val="27"/>
+                <w:szCs w:val="27"/>
+                <w14:ligatures w14:val="none"/>
+              </w:rPr>
+            </w:pPr>
+            <w:r>
+              <w:rPr>
+                <w:rFonts w:ascii="Noto Serif CJK SC" w:eastAsia="Times New Roman" w:hAnsi="Noto Serif CJK SC" w:cs="Times New Roman"/>
+                <w:color w:val="000000"/>
+                <w:kern w:val="0"/>
+                <w14:ligatures w14:val="none"/>
+              </w:rPr>
+              <w:t>TBD</w:t>
+            </w:r>
+          </w:p>
+        </w:tc>
+      </w:tr>
+      <w:tr>
+        <w:tc>
+          <w:tcPr>
+            <w:tcW w:w="1473" w:type="dxa"/>
+            <w:hideMark/>
+          </w:tcPr>
+          <w:p>
+            <w:pPr>
+              <w:rPr>
+                <w:rFonts w:ascii="Times New Roman" w:eastAsia="Times New Roman" w:hAnsi="Times New Roman" w:cs="Times New Roman"/>
+                <w:color w:val="000000"/>
+                <w:kern w:val="0"/>
+                <w:sz w:val="27"/>
+                <w:szCs w:val="27"/>
+                <w14:ligatures w14:val="none"/>
+              </w:rPr>
+            </w:pPr>
+            <w:r>
+              <w:rPr>
+                <w:rFonts w:ascii="Noto Serif CJK SC" w:eastAsia="Times New Roman" w:hAnsi="Noto Serif CJK SC" w:cs="Times New Roman"/>
+                <w:color w:val="000000"/>
+                <w:kern w:val="0"/>
+                <w14:ligatures w14:val="none"/>
+              </w:rPr>
+              <w:t>4j</w:t>
+            </w:r>
+          </w:p>
+        </w:tc>
+        <w:tc>
+          <w:tcPr>
+            <w:tcW w:w="3189" w:type="dxa"/>
+            <w:hideMark/>
+          </w:tcPr>
+          <w:p>
+            <w:pPr>
+              <w:rPr>
+                <w:rFonts w:ascii="Times New Roman" w:eastAsia="Times New Roman" w:hAnsi="Times New Roman" w:cs="Times New Roman"/>
+                <w:color w:val="000000"/>
+                <w:kern w:val="0"/>
+                <w:sz w:val="27"/>
+                <w:szCs w:val="27"/>
+                <w14:ligatures w14:val="none"/>
+              </w:rPr>
+            </w:pPr>
+            <w:r>
+              <w:rPr>
+                <w:rFonts w:ascii="Noto Serif CJK SC" w:eastAsia="Times New Roman" w:hAnsi="Noto Serif CJK SC" w:cs="Times New Roman"/>
+                <w:color w:val="000000"/>
+                <w:kern w:val="0"/>
+                <w14:ligatures w14:val="none"/>
+              </w:rPr>
+              <w:t xml:space="preserve">Add frontend offline cache and sync strategy </w:t>
+            </w:r>
+          </w:p>
+        </w:tc>
+        <w:tc>
+          <w:tcPr>
+            <w:tcW w:w="1743" w:type="dxa"/>
+            <w:hideMark/>
+          </w:tcPr>
+          <w:p>
+            <w:pPr>
+              <w:rPr>
+                <w:rFonts w:ascii="Times New Roman" w:eastAsia="Times New Roman" w:hAnsi="Times New Roman" w:cs="Times New Roman"/>
+                <w:color w:val="000000"/>
+                <w:kern w:val="0"/>
+                <w:sz w:val="27"/>
+                <w:szCs w:val="27"/>
+                <w14:ligatures w14:val="none"/>
+              </w:rPr>
+            </w:pPr>
+            <w:r>
+              <w:rPr>
+                <w:rFonts w:ascii="Noto Serif CJK SC" w:eastAsia="Times New Roman" w:hAnsi="Noto Serif CJK SC" w:cs="Times New Roman"/>
+                <w:color w:val="000000"/>
+                <w:kern w:val="0"/>
+                <w14:ligatures w14:val="none"/>
+              </w:rPr>
+              <w:t>Medium</w:t>
+            </w:r>
+          </w:p>
+        </w:tc>
+        <w:tc>
+          <w:tcPr>
+            <w:tcW w:w="1804" w:type="dxa"/>
+            <w:hideMark/>
+          </w:tcPr>
+          <w:p>
+            <w:pPr>
+              <w:rPr>
+                <w:rFonts w:ascii="Times New Roman" w:eastAsia="Times New Roman" w:hAnsi="Times New Roman" w:cs="Times New Roman"/>
+                <w:color w:val="000000"/>
+                <w:kern w:val="0"/>
+                <w:sz w:val="27"/>
+                <w:szCs w:val="27"/>
+                <w14:ligatures w14:val="none"/>
+              </w:rPr>
+            </w:pPr>
+            <w:r>
+              <w:rPr>
+                <w:rFonts w:ascii="Noto Serif CJK SC" w:eastAsia="Times New Roman" w:hAnsi="Noto Serif CJK SC" w:cs="Times New Roman"/>
+                <w:color w:val="000000"/>
+                <w:kern w:val="0"/>
+                <w14:ligatures w14:val="none"/>
+              </w:rPr>
+              <w:t>Not Started</w:t>
+            </w:r>
+          </w:p>
+        </w:tc>
+        <w:tc>
+          <w:tcPr>
+            <w:tcW w:w="1142" w:type="dxa"/>
+            <w:hideMark/>
+          </w:tcPr>
+          <w:p>
+            <w:pPr>
+              <w:rPr>
+                <w:rFonts w:ascii="Times New Roman" w:eastAsia="Times New Roman" w:hAnsi="Times New Roman" w:cs="Times New Roman"/>
+                <w:color w:val="000000"/>
+                <w:kern w:val="0"/>
+                <w:sz w:val="27"/>
+                <w:szCs w:val="27"/>
+                <w14:ligatures w14:val="none"/>
+              </w:rPr>
+            </w:pPr>
+            <w:r>
+              <w:rPr>
+                <w:rFonts w:ascii="Noto Serif CJK SC" w:eastAsia="Times New Roman" w:hAnsi="Noto Serif CJK SC" w:cs="Times New Roman"/>
+                <w:color w:val="000000"/>
+                <w:kern w:val="0"/>
+                <w14:ligatures w14:val="none"/>
+              </w:rPr>
+              <w:t>TBD</w:t>
+            </w:r>
+          </w:p>
+        </w:tc>
+      </w:tr>
+      <w:tr>
+        <w:tc>
+          <w:tcPr>
+            <w:tcW w:w="1473" w:type="dxa"/>
+            <w:hideMark/>
+          </w:tcPr>
+          <w:p>
+            <w:pPr>
+              <w:rPr>
+                <w:rFonts w:ascii="Times New Roman" w:eastAsia="Times New Roman" w:hAnsi="Times New Roman" w:cs="Times New Roman"/>
+                <w:color w:val="000000"/>
+                <w:kern w:val="0"/>
+                <w:sz w:val="27"/>
+                <w:szCs w:val="27"/>
+                <w14:ligatures w14:val="none"/>
+              </w:rPr>
+            </w:pPr>
+            <w:r>
+              <w:rPr>
+                <w:rFonts w:ascii="Noto Serif CJK SC" w:eastAsia="Times New Roman" w:hAnsi="Noto Serif CJK SC" w:cs="Times New Roman"/>
+                <w:color w:val="000000"/>
+                <w:kern w:val="0"/>
+                <w14:ligatures w14:val="none"/>
+              </w:rPr>
+              <w:t>4k</w:t>
+            </w:r>
+          </w:p>
+        </w:tc>
+        <w:tc>
+          <w:tcPr>
+            <w:tcW w:w="3189" w:type="dxa"/>
+            <w:hideMark/>
+          </w:tcPr>
+          <w:p>
+            <w:pPr>
+              <w:rPr>
+                <w:rFonts w:ascii="Times New Roman" w:eastAsia="Times New Roman" w:hAnsi="Times New Roman" w:cs="Times New Roman"/>
+                <w:color w:val="000000"/>
+                <w:kern w:val="0"/>
+                <w:sz w:val="27"/>
+                <w:szCs w:val="27"/>
+                <w14:ligatures w14:val="none"/>
+              </w:rPr>
+            </w:pPr>
+            <w:r>
+              <w:rPr>
+                <w:rFonts w:ascii="Noto Serif CJK SC" w:eastAsia="Times New Roman" w:hAnsi="Noto Serif CJK SC" w:cs="Times New Roman"/>
+                <w:color w:val="000000"/>
+                <w:kern w:val="0"/>
+                <w14:ligatures w14:val="none"/>
+              </w:rPr>
+              <w:t xml:space="preserve">Implement price threshold filtering </w:t>
+            </w:r>
+          </w:p>
+        </w:tc>
+        <w:tc>
+          <w:tcPr>
+            <w:tcW w:w="1743" w:type="dxa"/>
+            <w:hideMark/>
+          </w:tcPr>
+          <w:p>
+            <w:pPr>
+              <w:rPr>
+                <w:rFonts w:ascii="Times New Roman" w:eastAsia="Times New Roman" w:hAnsi="Times New Roman" w:cs="Times New Roman"/>
+                <w:color w:val="000000"/>
+                <w:kern w:val="0"/>
+                <w:sz w:val="27"/>
+                <w:szCs w:val="27"/>
+                <w14:ligatures w14:val="none"/>
+              </w:rPr>
+            </w:pPr>
+            <w:r>
+              <w:rPr>
+                <w:rFonts w:ascii="Noto Serif CJK SC" w:eastAsia="Times New Roman" w:hAnsi="Noto Serif CJK SC" w:cs="Times New Roman"/>
+                <w:color w:val="000000"/>
+                <w:kern w:val="0"/>
+                <w14:ligatures w14:val="none"/>
+              </w:rPr>
+              <w:t>Medium</w:t>
+            </w:r>
+          </w:p>
+        </w:tc>
+        <w:tc>
+          <w:tcPr>
+            <w:tcW w:w="1804" w:type="dxa"/>
+            <w:hideMark/>
+          </w:tcPr>
+          <w:p>
+            <w:pPr>
+              <w:rPr>
+                <w:rFonts w:ascii="Times New Roman" w:eastAsia="Times New Roman" w:hAnsi="Times New Roman" w:cs="Times New Roman"/>
+                <w:color w:val="000000"/>
+                <w:kern w:val="0"/>
+                <w:sz w:val="27"/>
+                <w:szCs w:val="27"/>
+                <w14:ligatures w14:val="none"/>
+              </w:rPr>
+            </w:pPr>
+            <w:r>
+              <w:rPr>
+                <w:rFonts w:ascii="Noto Serif CJK SC" w:eastAsia="Times New Roman" w:hAnsi="Noto Serif CJK SC" w:cs="Times New Roman"/>
+                <w:color w:val="000000"/>
+                <w:kern w:val="0"/>
+                <w14:ligatures w14:val="none"/>
+              </w:rPr>
+              <w:t>Not Started</w:t>
+            </w:r>
+          </w:p>
+        </w:tc>
+        <w:tc>
+          <w:tcPr>
+            <w:tcW w:w="1142" w:type="dxa"/>
+            <w:hideMark/>
+          </w:tcPr>
+          <w:p>
+            <w:pPr>
+              <w:rPr>
+                <w:rFonts w:ascii="Times New Roman" w:eastAsia="Times New Roman" w:hAnsi="Times New Roman" w:cs="Times New Roman"/>
+                <w:color w:val="000000"/>
+                <w:kern w:val="0"/>
+                <w:sz w:val="27"/>
+                <w:szCs w:val="27"/>
+                <w14:ligatures w14:val="none"/>
+              </w:rPr>
+            </w:pPr>
+            <w:r>
+              <w:rPr>
+                <w:rFonts w:ascii="Noto Serif CJK SC" w:eastAsia="Times New Roman" w:hAnsi="Noto Serif CJK SC" w:cs="Times New Roman"/>
+                <w:color w:val="000000"/>
+                <w:kern w:val="0"/>
+                <w14:ligatures w14:val="none"/>
+              </w:rPr>
+              <w:t>TBD</w:t>
+            </w:r>
+          </w:p>
+        </w:tc>
+      </w:tr>
+      <w:tr>
+        <w:tc>
+          <w:tcPr>
+            <w:tcW w:w="1473" w:type="dxa"/>
+            <w:hideMark/>
+          </w:tcPr>
+          <w:p>
+            <w:pPr>
+              <w:rPr>
+                <w:rFonts w:ascii="Times New Roman" w:eastAsia="Times New Roman" w:hAnsi="Times New Roman" w:cs="Times New Roman"/>
+                <w:color w:val="000000"/>
+                <w:kern w:val="0"/>
+                <w:sz w:val="27"/>
+                <w:szCs w:val="27"/>
+                <w14:ligatures w14:val="none"/>
+              </w:rPr>
+            </w:pPr>
+            <w:r>
+              <w:rPr>
+                <w:rFonts w:ascii="Noto Serif CJK SC" w:eastAsia="Times New Roman" w:hAnsi="Noto Serif CJK SC" w:cs="Times New Roman"/>
+                <w:color w:val="000000"/>
+                <w:kern w:val="0"/>
+                <w14:ligatures w14:val="none"/>
+              </w:rPr>
+              <w:t>4l</w:t>
+            </w:r>
+          </w:p>
+        </w:tc>
+        <w:tc>
+          <w:tcPr>
+            <w:tcW w:w="3189" w:type="dxa"/>
+            <w:hideMark/>
+          </w:tcPr>
+          <w:p>
+            <w:pPr>
+              <w:rPr>
+                <w:rFonts w:ascii="Times New Roman" w:eastAsia="Times New Roman" w:hAnsi="Times New Roman" w:cs="Times New Roman"/>
+                <w:color w:val="000000"/>
+                <w:kern w:val="0"/>
+                <w:sz w:val="27"/>
+                <w:szCs w:val="27"/>
+                <w14:ligatures w14:val="none"/>
+              </w:rPr>
+            </w:pPr>
+            <w:r>
+              <w:rPr>
+                <w:rFonts w:ascii="Noto Serif CJK SC" w:eastAsia="Times New Roman" w:hAnsi="Noto Serif CJK SC" w:cs="Times New Roman"/>
+                <w:color w:val="000000"/>
+                <w:kern w:val="0"/>
+                <w14:ligatures w14:val="none"/>
+              </w:rPr>
+              <w:t xml:space="preserve">Add API rate limiting middleware </w:t>
+            </w:r>
+          </w:p>
+        </w:tc>
+        <w:tc>
+          <w:tcPr>
+            <w:tcW w:w="1743" w:type="dxa"/>
+            <w:hideMark/>
+          </w:tcPr>
+          <w:p>
+            <w:pPr>
+              <w:rPr>
+                <w:rFonts w:ascii="Times New Roman" w:eastAsia="Times New Roman" w:hAnsi="Times New Roman" w:cs="Times New Roman"/>
+                <w:color w:val="000000"/>
+                <w:kern w:val="0"/>
+                <w:sz w:val="27"/>
+                <w:szCs w:val="27"/>
+                <w14:ligatures w14:val="none"/>
+              </w:rPr>
+            </w:pPr>
+            <w:r>
+              <w:rPr>
+                <w:rFonts w:ascii="Noto Serif CJK SC" w:eastAsia="Times New Roman" w:hAnsi="Noto Serif CJK SC" w:cs="Times New Roman"/>
+                <w:color w:val="000000"/>
+                <w:kern w:val="0"/>
+                <w14:ligatures w14:val="none"/>
+              </w:rPr>
+              <w:t>Medium</w:t>
+            </w:r>
+          </w:p>
+        </w:tc>
+        <w:tc>
+          <w:tcPr>
+            <w:tcW w:w="1804" w:type="dxa"/>
+            <w:hideMark/>
+          </w:tcPr>
+          <w:p>
+            <w:pPr>
+              <w:rPr>
+                <w:rFonts w:ascii="Times New Roman" w:eastAsia="Times New Roman" w:hAnsi="Times New Roman" w:cs="Times New Roman"/>
+                <w:color w:val="000000"/>
+                <w:kern w:val="0"/>
+                <w:sz w:val="27"/>
+                <w:szCs w:val="27"/>
+                <w14:ligatures w14:val="none"/>
+              </w:rPr>
+            </w:pPr>
+            <w:r>
+              <w:rPr>
+                <w:rFonts w:ascii="Noto Serif CJK SC" w:eastAsia="Times New Roman" w:hAnsi="Noto Serif CJK SC" w:cs="Times New Roman"/>
+                <w:color w:val="000000"/>
+                <w:kern w:val="0"/>
+                <w14:ligatures w14:val="none"/>
+              </w:rPr>
+              <w:t>Not Started</w:t>
+            </w:r>
+          </w:p>
+        </w:tc>
+        <w:tc>
+          <w:tcPr>
+            <w:tcW w:w="1142" w:type="dxa"/>
+            <w:hideMark/>
+          </w:tcPr>
+          <w:p>
+            <w:pPr>
+              <w:rPr>
+                <w:rFonts w:ascii="Times New Roman" w:eastAsia="Times New Roman" w:hAnsi="Times New Roman" w:cs="Times New Roman"/>
+                <w:color w:val="000000"/>
+                <w:kern w:val="0"/>
+                <w:sz w:val="27"/>
+                <w:szCs w:val="27"/>
+                <w14:ligatures w14:val="none"/>
+              </w:rPr>
+            </w:pPr>
+            <w:r>
+              <w:rPr>
+                <w:rFonts w:ascii="Noto Serif CJK SC" w:eastAsia="Times New Roman" w:hAnsi="Noto Serif CJK SC" w:cs="Times New Roman"/>
+                <w:color w:val="000000"/>
+                <w:kern w:val="0"/>
+                <w14:ligatures w14:val="none"/>
+              </w:rPr>
+              <w:t>TBD</w:t>
+            </w:r>
+          </w:p>
+        </w:tc>
+      </w:tr>
+      <w:tr>
+        <w:tc>
+          <w:tcPr>
+            <w:tcW w:w="1473" w:type="dxa"/>
+          </w:tcPr>
+          <w:p>
+            <w:pPr>
+              <w:rPr>
+                <w:rFonts w:ascii="Noto Serif CJK SC" w:eastAsia="Times New Roman" w:hAnsi="Noto Serif CJK SC" w:cs="Times New Roman"/>
+                <w:color w:val="000000"/>
+                <w:kern w:val="0"/>
+                <w14:ligatures w14:val="none"/>
+              </w:rPr>
+            </w:pPr>
+            <w:r>
+              <w:rPr>
+                <w:rFonts w:ascii="Noto Serif CJK SC" w:eastAsia="Times New Roman" w:hAnsi="Noto Serif CJK SC" w:cs="Times New Roman"/>
+                <w:color w:val="000000"/>
+                <w:kern w:val="0"/>
+                <w14:ligatures w14:val="none"/>
+              </w:rPr>
+              <w:t>4m</w:t>
+            </w:r>
+          </w:p>
+        </w:tc>
+        <w:tc>
+          <w:tcPr>
+            <w:tcW w:w="3189" w:type="dxa"/>
+          </w:tcPr>
+          <w:p>
+            <w:pPr>
+              <w:rPr>
+                <w:rFonts w:ascii="Noto Serif CJK SC" w:eastAsia="Times New Roman" w:hAnsi="Noto Serif CJK SC" w:cs="Times New Roman"/>
+                <w:color w:val="000000"/>
+                <w:kern w:val="0"/>
+                <w14:ligatures w14:val="none"/>
+              </w:rPr>
+            </w:pPr>
+            <w:r>
+              <w:rPr>
+                <w:rFonts w:ascii="Noto Serif CJK SC" w:eastAsia="Times New Roman" w:hAnsi="Noto Serif CJK SC" w:cs="Times New Roman"/>
+                <w:color w:val="000000"/>
+                <w:kern w:val="0"/>
+                <w14:ligatures w14:val="none"/>
+              </w:rPr>
+              <w:t>Reworked frontend UI color scheme and layout</w:t>
+            </w:r>
+          </w:p>
+        </w:tc>
+        <w:tc>
+          <w:tcPr>
+            <w:tcW w:w="1743" w:type="dxa"/>
+          </w:tcPr>
+          <w:p>
+            <w:pPr>
+              <w:rPr>
+                <w:rFonts w:ascii="Noto Serif CJK SC" w:eastAsia="Times New Roman" w:hAnsi="Noto Serif CJK SC" w:cs="Times New Roman"/>
+                <w:color w:val="000000"/>
+                <w:kern w:val="0"/>
+                <w14:ligatures w14:val="none"/>
+              </w:rPr>
+            </w:pPr>
+            <w:r>
+              <w:rPr>
+                <w:rFonts w:ascii="Noto Serif CJK SC" w:eastAsia="Times New Roman" w:hAnsi="Noto Serif CJK SC" w:cs="Times New Roman"/>
+                <w:color w:val="000000"/>
+                <w:kern w:val="0"/>
+                <w14:ligatures w14:val="none"/>
+              </w:rPr>
+              <w:t>High</w:t>
+            </w:r>
+          </w:p>
+        </w:tc>
+        <w:tc>
+          <w:tcPr>
+            <w:tcW w:w="1804" w:type="dxa"/>
+          </w:tcPr>
+          <w:p>
+            <w:pPr>
+              <w:rPr>
+                <w:rFonts w:ascii="Noto Serif CJK SC" w:eastAsia="Times New Roman" w:hAnsi="Noto Serif CJK SC" w:cs="Times New Roman"/>
+                <w:color w:val="000000"/>
+                <w:kern w:val="0"/>
+                <w14:ligatures w14:val="none"/>
+              </w:rPr>
+            </w:pPr>
+            <w:r>
+              <w:rPr>
+                <w:rFonts w:ascii="Noto Serif CJK SC" w:eastAsia="Times New Roman" w:hAnsi="Noto Serif CJK SC" w:cs="Times New Roman"/>
+                <w:color w:val="000000"/>
+                <w:kern w:val="0"/>
+                <w14:ligatures w14:val="none"/>
+              </w:rPr>
+              <w:t>Complete</w:t>
+            </w:r>
+          </w:p>
+        </w:tc>
+        <w:tc>
+          <w:tcPr>
+            <w:tcW w:w="1142" w:type="dxa"/>
+          </w:tcPr>
+          <w:p>
+            <w:pPr>
+              <w:rPr>
+                <w:rFonts w:ascii="Noto Serif CJK SC" w:eastAsia="Times New Roman" w:hAnsi="Noto Serif CJK SC" w:cs="Times New Roman"/>
+                <w:color w:val="000000"/>
+                <w:kern w:val="0"/>
+                <w14:ligatures w14:val="none"/>
+              </w:rPr>
+            </w:pPr>
+            <w:r>
+              <w:rPr>
+                <w:rFonts w:ascii="Noto Serif CJK SC" w:eastAsia="Times New Roman" w:hAnsi="Noto Serif CJK SC" w:cs="Times New Roman"/>
+                <w:color w:val="000000"/>
+                <w:kern w:val="0"/>
+                <w14:ligatures w14:val="none"/>
+              </w:rPr>
+              <w:t>Thomas R</w:t>
+            </w:r>
+          </w:p>
+        </w:tc>
+      </w:tr>
+      <w:tr>
+        <w:tc>
+          <w:tcPr>
+            <w:tcW w:w="1473" w:type="dxa"/>
+          </w:tcPr>
+          <w:p>
+            <w:pPr>
+              <w:rPr>
+                <w:rFonts w:ascii="Noto Serif CJK SC" w:eastAsia="Times New Roman" w:hAnsi="Noto Serif CJK SC" w:cs="Times New Roman"/>
+                <w:color w:val="000000"/>
+                <w:kern w:val="0"/>
+                <w14:ligatures w14:val="none"/>
+              </w:rPr>
+            </w:pPr>
+            <w:r>
+              <w:rPr>
+                <w:rFonts w:ascii="Noto Serif CJK SC" w:eastAsia="Times New Roman" w:hAnsi="Noto Serif CJK SC" w:cs="Times New Roman"/>
+                <w:color w:val="000000"/>
+                <w:kern w:val="0"/>
+                <w14:ligatures w14:val="none"/>
+              </w:rPr>
+              <w:t xml:space="preserve">4n </w:t>
+            </w:r>
+          </w:p>
+        </w:tc>
+        <w:tc>
+          <w:tcPr>
+            <w:tcW w:w="3189" w:type="dxa"/>
+          </w:tcPr>
+          <w:p>
+            <w:pPr>
+              <w:rPr>
+                <w:rFonts w:ascii="Noto Serif CJK SC" w:eastAsia="Times New Roman" w:hAnsi="Noto Serif CJK SC" w:cs="Times New Roman"/>
+                <w:color w:val="000000"/>
+                <w:kern w:val="0"/>
+                <w14:ligatures w14:val="none"/>
+              </w:rPr>
+            </w:pPr>
+            <w:r>
+              <w:rPr>
+                <w:rFonts w:ascii="Noto Serif CJK SC" w:eastAsia="Times New Roman" w:hAnsi="Noto Serif CJK SC" w:cs="Times New Roman"/>
+                <w:color w:val="000000"/>
+                <w:kern w:val="0"/>
+                <w14:ligatures w14:val="none"/>
+              </w:rPr>
+              <w:t>Created Video for baseline</w:t>
+            </w:r>
+          </w:p>
+        </w:tc>
+        <w:tc>
+          <w:tcPr>
+            <w:tcW w:w="1743" w:type="dxa"/>
+          </w:tcPr>
+          <w:p>
+            <w:pPr>
+              <w:rPr>
+                <w:rFonts w:ascii="Noto Serif CJK SC" w:eastAsia="Times New Roman" w:hAnsi="Noto Serif CJK SC" w:cs="Times New Roman"/>
+                <w:color w:val="000000"/>
+                <w:kern w:val="0"/>
+                <w14:ligatures w14:val="none"/>
+              </w:rPr>
+            </w:pPr>
+            <w:r>
+              <w:rPr>
+                <w:rFonts w:ascii="Noto Serif CJK SC" w:eastAsia="Times New Roman" w:hAnsi="Noto Serif CJK SC" w:cs="Times New Roman"/>
+                <w:color w:val="000000"/>
+                <w:kern w:val="0"/>
+                <w14:ligatures w14:val="none"/>
+              </w:rPr>
+              <w:t>High</w:t>
+            </w:r>
+          </w:p>
+        </w:tc>
+        <w:tc>
+          <w:tcPr>
+            <w:tcW w:w="1804" w:type="dxa"/>
+          </w:tcPr>
+          <w:p>
+            <w:pPr>
+              <w:rPr>
+                <w:rFonts w:ascii="Noto Serif CJK SC" w:eastAsia="Times New Roman" w:hAnsi="Noto Serif CJK SC" w:cs="Times New Roman"/>
+                <w:color w:val="000000"/>
+                <w:kern w:val="0"/>
+                <w14:ligatures w14:val="none"/>
+              </w:rPr>
+            </w:pPr>
+            <w:r>
+              <w:rPr>
+                <w:rFonts w:ascii="Noto Serif CJK SC" w:eastAsia="Times New Roman" w:hAnsi="Noto Serif CJK SC" w:cs="Times New Roman"/>
+                <w:color w:val="000000"/>
+                <w:kern w:val="0"/>
+                <w14:ligatures w14:val="none"/>
+              </w:rPr>
+              <w:t xml:space="preserve">Complete </w:t>
+            </w:r>
+          </w:p>
+        </w:tc>
+        <w:tc>
+          <w:tcPr>
+            <w:tcW w:w="1142" w:type="dxa"/>
+          </w:tcPr>
+          <w:p>
+            <w:pPr>
+              <w:rPr>
+                <w:rFonts w:ascii="Noto Serif CJK SC" w:eastAsia="Times New Roman" w:hAnsi="Noto Serif CJK SC" w:cs="Times New Roman"/>
+                <w:color w:val="000000"/>
+                <w:kern w:val="0"/>
+                <w14:ligatures w14:val="none"/>
+              </w:rPr>
+            </w:pPr>
+            <w:r>
+              <w:rPr>
+                <w:rFonts w:ascii="Noto Serif CJK SC" w:eastAsia="Times New Roman" w:hAnsi="Noto Serif CJK SC" w:cs="Times New Roman"/>
+                <w:color w:val="000000"/>
+                <w:kern w:val="0"/>
+                <w14:ligatures w14:val="none"/>
+              </w:rPr>
+              <w:t>Kyler C</w:t>
+            </w:r>
+          </w:p>
+        </w:tc>
+      </w:tr>
+      <w:tr>
+        <w:tc>
+          <w:tcPr>
+            <w:tcW w:w="1473" w:type="dxa"/>
+          </w:tcPr>
+          <w:p>
+            <w:pPr>
+              <w:rPr>
+                <w:rFonts w:ascii="Noto Serif CJK SC" w:eastAsia="Times New Roman" w:hAnsi="Noto Serif CJK SC" w:cs="Times New Roman"/>
+                <w:color w:val="000000"/>
+                <w:kern w:val="0"/>
+                <w14:ligatures w14:val="none"/>
+              </w:rPr>
+            </w:pPr>
+          </w:p>
+        </w:tc>
+        <w:tc>
+          <w:tcPr>
+            <w:tcW w:w="3189" w:type="dxa"/>
+          </w:tcPr>
+          <w:p>
+            <w:pPr>
+              <w:rPr>
+                <w:rFonts w:ascii="Noto Serif CJK SC" w:eastAsia="Times New Roman" w:hAnsi="Noto Serif CJK SC" w:cs="Times New Roman"/>
+                <w:color w:val="000000"/>
+                <w:kern w:val="0"/>
+                <w14:ligatures w14:val="none"/>
+              </w:rPr>
+            </w:pPr>
+          </w:p>
+        </w:tc>
+        <w:tc>
+          <w:tcPr>
+            <w:tcW w:w="1743" w:type="dxa"/>
+          </w:tcPr>
+          <w:p>
+            <w:pPr>
+              <w:rPr>
+                <w:rFonts w:ascii="Noto Serif CJK SC" w:eastAsia="Times New Roman" w:hAnsi="Noto Serif CJK SC" w:cs="Times New Roman"/>
+                <w:color w:val="000000"/>
+                <w:kern w:val="0"/>
+                <w14:ligatures w14:val="none"/>
+              </w:rPr>
+            </w:pPr>
+          </w:p>
+        </w:tc>
+        <w:tc>
+          <w:tcPr>
+            <w:tcW w:w="1804" w:type="dxa"/>
+          </w:tcPr>
+          <w:p>
+            <w:pPr>
+              <w:rPr>
+                <w:rFonts w:ascii="Noto Serif CJK SC" w:eastAsia="Times New Roman" w:hAnsi="Noto Serif CJK SC" w:cs="Times New Roman"/>
+                <w:color w:val="000000"/>
+                <w:kern w:val="0"/>
+                <w14:ligatures w14:val="none"/>
+              </w:rPr>
+            </w:pPr>
+          </w:p>
+        </w:tc>
+        <w:tc>
+          <w:tcPr>
+            <w:tcW w:w="1142" w:type="dxa"/>
+          </w:tcPr>
+          <w:p>
+            <w:pPr>
+              <w:rPr>
+                <w:rFonts w:ascii="Noto Serif CJK SC" w:eastAsia="Times New Roman" w:hAnsi="Noto Serif CJK SC" w:cs="Times New Roman"/>
+                <w:color w:val="000000"/>
+                <w:kern w:val="0"/>
+                <w14:ligatures w14:val="none"/>
+              </w:rPr>
+            </w:pPr>
+          </w:p>
+        </w:tc>
+      </w:tr>
+    </w:tbl>
+    <w:p/>
     <w:p>
       <w:pPr>
         <w:rPr>
@@ -14086,10 +16238,10 @@
               <w:t>/</w:t>
             </w:r>
             <w:r>
-              <w:t>1</w:t>
-            </w:r>
-            <w:r>
-              <w:t>2/26</w:t>
+              <w:t>28</w:t>
+            </w:r>
+            <w:r>
+              <w:t>/26</w:t>
             </w:r>
           </w:p>
         </w:tc>
@@ -14300,7 +16452,6 @@
           </w:tcPr>
           <w:p>
             <w:r>
-              <w:lastRenderedPageBreak/>
               <w:t xml:space="preserve">Thomas Ross </w:t>
             </w:r>
           </w:p>
@@ -14337,14 +16488,6 @@
         </w:tc>
       </w:tr>
     </w:tbl>
-    <w:p>
-      <w:pPr>
-        <w:rPr>
-          <w:sz w:val="32"/>
-          <w:szCs w:val="32"/>
-        </w:rPr>
-      </w:pPr>
-    </w:p>
     <w:p/>
     <w:sectPr>
       <w:pgSz w:w="12240" w:h="15840"/>
@@ -18165,6 +20308,7 @@
   <w:style w:type="character" w:default="1" w:styleId="DefaultParagraphFont">
     <w:name w:val="Default Paragraph Font"/>
     <w:uiPriority w:val="1"/>
+    <w:semiHidden/>
     <w:unhideWhenUsed/>
   </w:style>
   <w:style w:type="table" w:default="1" w:styleId="TableNormal">
@@ -19084,6 +21228,18 @@
 </a:theme>
 </file>
 
+<file path=customXml/item1.xml><?xml version="1.0" encoding="utf-8"?>
+<b:Sources xmlns:b="http://schemas.openxmlformats.org/officeDocument/2006/bibliography" xmlns="http://schemas.openxmlformats.org/officeDocument/2006/bibliography" SelectedStyle="\APASixthEditionOfficeOnline.xsl" StyleName="APA" Version="6"/>
+</file>
+
+<file path=customXml/itemProps1.xml><?xml version="1.0" encoding="utf-8"?>
+<ds:datastoreItem xmlns:ds="http://schemas.openxmlformats.org/officeDocument/2006/customXml" ds:itemID="{48D1C7C6-5CF4-466A-866F-F19709FB076A}">
+  <ds:schemaRefs>
+    <ds:schemaRef ds:uri="http://schemas.openxmlformats.org/officeDocument/2006/bibliography"/>
+  </ds:schemaRefs>
+</ds:datastoreItem>
+</file>
+
 <file path=docMetadata/LabelInfo.xml><?xml version="1.0" encoding="utf-8"?>
 <clbl:labelList xmlns:clbl="http://schemas.microsoft.com/office/2020/mipLabelMetadata">
   <clbl:label id="{1ea2b65f-2f5e-440e-b025-dfdfafd8e097}" enabled="0" method="" siteId="{1ea2b65f-2f5e-440e-b025-dfdfafd8e097}" removed="1"/>

--- a/documentation/Meeting Logs/Baseline Sprint 4.docx
+++ b/documentation/Meeting Logs/Baseline Sprint 4.docx
@@ -5615,6 +5615,22 @@
           <w:szCs w:val="32"/>
         </w:rPr>
       </w:pPr>
+    </w:p>
+    <w:p>
+      <w:pPr>
+        <w:rPr>
+          <w:sz w:val="32"/>
+          <w:szCs w:val="32"/>
+        </w:rPr>
+      </w:pPr>
+    </w:p>
+    <w:p>
+      <w:pPr>
+        <w:rPr>
+          <w:sz w:val="32"/>
+          <w:szCs w:val="32"/>
+        </w:rPr>
+      </w:pPr>
       <w:r>
         <w:rPr>
           <w:b/>
@@ -5622,33 +5638,8 @@
           <w:sz w:val="32"/>
           <w:szCs w:val="32"/>
         </w:rPr>
-        <w:t>Test Data:</w:t>
-      </w:r>
-    </w:p>
-    <w:p>
-      <w:r>
-        <w:t>A seeded station dataset with:</w:t>
-      </w:r>
-    </w:p>
-    <w:p>
-      <w:r>
         <w:lastRenderedPageBreak/>
-        <w:t>Multiple stations, fuel types, prices, and varied distances</w:t>
-      </w:r>
-    </w:p>
-    <w:p>
-      <w:r>
-        <w:t>Some missing or invalid API fields for validation tests</w:t>
-      </w:r>
-    </w:p>
-    <w:p>
-      <w:r>
-        <w:t>Discount programs matching specific stations</w:t>
-      </w:r>
-    </w:p>
-    <w:p>
-      <w:r>
-        <w:t>Cached snapshot with timestamps</w:t>
+        <w:t>Quality Assurance Metrics</w:t>
       </w:r>
     </w:p>
     <w:p>
@@ -5657,12 +5648,12 @@
           <w:b/>
           <w:bCs/>
         </w:rPr>
-        <w:t>Test Environment:</w:t>
-      </w:r>
-    </w:p>
-    <w:p>
-      <w:r>
-        <w:t>The testing environments will be finalized by the end of sprint 2. It will most likely include multiple browser types, device types, online and offline modes, and location services allowed and blocked.</w:t>
+        <w:t>Design metric:</w:t>
+      </w:r>
+    </w:p>
+    <w:p>
+      <w:r>
+        <w:t>The design metric chosen for Find a Pump is high cohesion. This will be achieved by clearly dividing responsibilities and ensuring that each module has a single, well-defined purpose. High cohesion improves maintainability, makes the system easier to understand, and helps isolate defects, which in turn facilitates faster debugging and more reliable enhancements.</w:t>
       </w:r>
     </w:p>
     <w:p>
@@ -5671,81 +5662,6 @@
           <w:b/>
           <w:bCs/>
         </w:rPr>
-        <w:t>Test Cases:</w:t>
-      </w:r>
-    </w:p>
-    <w:p>
-      <w:r>
-        <w:t>Test cases will be finalized by the end of sprint 2. They will cover the expected scope of the testing plan with pass/fail information included.</w:t>
-      </w:r>
-    </w:p>
-    <w:p>
-      <w:r>
-        <w:rPr>
-          <w:b/>
-          <w:bCs/>
-        </w:rPr>
-        <w:t>Pass/Fail Criteria:</w:t>
-      </w:r>
-    </w:p>
-    <w:p>
-      <w:r>
-        <w:t>Functional: 100% of functional test cases must pass.</w:t>
-      </w:r>
-    </w:p>
-    <w:p>
-      <w:r>
-        <w:t>Non-functional: Must meet defined thresholds</w:t>
-      </w:r>
-    </w:p>
-    <w:p>
-      <w:r>
-        <w:t>Any crash on common user flow is a fail.</w:t>
-      </w:r>
-    </w:p>
-    <w:p>
-      <w:r>
-        <w:rPr>
-          <w:b/>
-          <w:bCs/>
-        </w:rPr>
-        <w:t>Schedule:</w:t>
-      </w:r>
-    </w:p>
-    <w:p>
-      <w:r>
-        <w:t>This testing plan will be finalized by the end of sprint 2. The unit testing and integration testing will be performed in sprint 3. System testing and non-functional testing will be carried out in sprint number 4.</w:t>
-      </w:r>
-    </w:p>
-    <w:p>
-      <w:r>
-        <w:rPr>
-          <w:b/>
-          <w:bCs/>
-        </w:rPr>
-        <w:t>Quality Assurance Metrics</w:t>
-      </w:r>
-    </w:p>
-    <w:p>
-      <w:r>
-        <w:rPr>
-          <w:b/>
-          <w:bCs/>
-        </w:rPr>
-        <w:t>Design metric:</w:t>
-      </w:r>
-    </w:p>
-    <w:p>
-      <w:r>
-        <w:t>The design metric chosen for Find a Pump is high cohesion. This will be achieved by clearly dividing responsibilities and ensuring that each module has a single, well-defined purpose. High cohesion improves maintainability, makes the system easier to understand, and helps isolate defects, which in turn facilitates faster debugging and more reliable enhancements.</w:t>
-      </w:r>
-    </w:p>
-    <w:p>
-      <w:r>
-        <w:rPr>
-          <w:b/>
-          <w:bCs/>
-        </w:rPr>
         <w:t>Testing metric:</w:t>
       </w:r>
     </w:p>
@@ -5754,11 +5670,7 @@
         <w:t> </w:t>
       </w:r>
       <w:r>
-        <w:t xml:space="preserve">The chosen testing metric for Find a Pump is testing pass rate. The project will track the percentage of automated and manual tests that are passed during each test cycle. The goal </w:t>
-      </w:r>
-      <w:r>
-        <w:lastRenderedPageBreak/>
-        <w:t>is to maintain a 100% pass rate before release to ensure that core functionality remains stable and that regressions are caught early.</w:t>
+        <w:t>The chosen testing metric for Find a Pump is testing pass rate. The project will track the percentage of automated and manual tests that are passed during each test cycle. The goal is to maintain a 100% pass rate before release to ensure that core functionality remains stable and that regressions are caught early.</w:t>
       </w:r>
     </w:p>
     <w:p>
@@ -5917,6 +5829,7 @@
           <w:kern w:val="0"/>
           <w14:ligatures w14:val="none"/>
         </w:rPr>
+        <w:lastRenderedPageBreak/>
         <w:t>Project Overview</w:t>
       </w:r>
     </w:p>
@@ -6273,7 +6186,6 @@
           <w:lang w:val="fr-FR"/>
           <w14:ligatures w14:val="none"/>
         </w:rPr>
-        <w:lastRenderedPageBreak/>
         <w:t>│</w:t>
       </w:r>
     </w:p>
@@ -7321,6 +7233,7 @@
           <w:kern w:val="0"/>
           <w14:ligatures w14:val="none"/>
         </w:rPr>
+        <w:lastRenderedPageBreak/>
         <w:t>Note: A valid Google Maps JavaScript API key is required for the map to render properly.</w:t>
       </w:r>
     </w:p>
@@ -7739,7 +7652,6 @@
           <w:kern w:val="0"/>
           <w14:ligatures w14:val="none"/>
         </w:rPr>
-        <w:lastRenderedPageBreak/>
         <w:t>Viewing the Database (Optional)</w:t>
       </w:r>
     </w:p>
@@ -8543,6 +8455,7 @@
           <w:kern w:val="0"/>
           <w14:ligatures w14:val="none"/>
         </w:rPr>
+        <w:lastRenderedPageBreak/>
         <w:t>Automated Testing Guide: documentation/Testing Docs/AUTOMATED_TESTING.md</w:t>
       </w:r>
     </w:p>
@@ -8640,7 +8553,6 @@
           <w:sz w:val="32"/>
           <w:szCs w:val="32"/>
         </w:rPr>
-        <w:lastRenderedPageBreak/>
         <w:t xml:space="preserve">Backlog and Sprints Appendix (b) </w:t>
       </w:r>
     </w:p>
@@ -9551,23 +9463,8 @@
                 <w:szCs w:val="28"/>
                 <w14:ligatures w14:val="none"/>
               </w:rPr>
-              <w:t>Project Description (Tech stack and measuring success)</w:t>
-            </w:r>
-          </w:p>
-        </w:tc>
-        <w:tc>
-          <w:tcPr>
-            <w:tcW w:w="1764" w:type="dxa"/>
-            <w:hideMark/>
-          </w:tcPr>
-          <w:p>
-            <w:pPr>
-              <w:rPr>
-                <w:rFonts w:ascii="Times New Roman" w:eastAsia="Times New Roman" w:hAnsi="Times New Roman" w:cs="Times New Roman"/>
-                <w:kern w:val="0"/>
-                <w14:ligatures w14:val="none"/>
-              </w:rPr>
-            </w:pPr>
+              <w:t xml:space="preserve">Project Description (Tech stack </w:t>
+            </w:r>
             <w:r>
               <w:rPr>
                 <w:rFonts w:ascii="Noto Serif CJK SC" w:eastAsia="Times New Roman" w:hAnsi="Noto Serif CJK SC" w:cs="Times New Roman"/>
@@ -9577,13 +9474,14 @@
                 <w:szCs w:val="28"/>
                 <w14:ligatures w14:val="none"/>
               </w:rPr>
-              <w:t>Medium</w:t>
-            </w:r>
-          </w:p>
-        </w:tc>
-        <w:tc>
-          <w:tcPr>
-            <w:tcW w:w="2253" w:type="dxa"/>
+              <w:lastRenderedPageBreak/>
+              <w:t>and measuring success)</w:t>
+            </w:r>
+          </w:p>
+        </w:tc>
+        <w:tc>
+          <w:tcPr>
+            <w:tcW w:w="1764" w:type="dxa"/>
             <w:hideMark/>
           </w:tcPr>
           <w:p>
@@ -9603,13 +9501,14 @@
                 <w:szCs w:val="28"/>
                 <w14:ligatures w14:val="none"/>
               </w:rPr>
-              <w:t>Complete</w:t>
-            </w:r>
-          </w:p>
-        </w:tc>
-        <w:tc>
-          <w:tcPr>
-            <w:tcW w:w="3510" w:type="dxa"/>
+              <w:lastRenderedPageBreak/>
+              <w:t>Medium</w:t>
+            </w:r>
+          </w:p>
+        </w:tc>
+        <w:tc>
+          <w:tcPr>
+            <w:tcW w:w="2253" w:type="dxa"/>
             <w:hideMark/>
           </w:tcPr>
           <w:p>
@@ -9629,6 +9528,32 @@
                 <w:szCs w:val="28"/>
                 <w14:ligatures w14:val="none"/>
               </w:rPr>
+              <w:t>Complete</w:t>
+            </w:r>
+          </w:p>
+        </w:tc>
+        <w:tc>
+          <w:tcPr>
+            <w:tcW w:w="3510" w:type="dxa"/>
+            <w:hideMark/>
+          </w:tcPr>
+          <w:p>
+            <w:pPr>
+              <w:rPr>
+                <w:rFonts w:ascii="Times New Roman" w:eastAsia="Times New Roman" w:hAnsi="Times New Roman" w:cs="Times New Roman"/>
+                <w:kern w:val="0"/>
+                <w14:ligatures w14:val="none"/>
+              </w:rPr>
+            </w:pPr>
+            <w:r>
+              <w:rPr>
+                <w:rFonts w:ascii="Noto Serif CJK SC" w:eastAsia="Times New Roman" w:hAnsi="Noto Serif CJK SC" w:cs="Times New Roman"/>
+                <w:color w:val="000000"/>
+                <w:kern w:val="0"/>
+                <w:sz w:val="28"/>
+                <w:szCs w:val="28"/>
+                <w14:ligatures w14:val="none"/>
+              </w:rPr>
               <w:t>Eric P</w:t>
             </w:r>
           </w:p>
@@ -10317,7 +10242,6 @@
                 <w:szCs w:val="28"/>
                 <w14:ligatures w14:val="none"/>
               </w:rPr>
-              <w:lastRenderedPageBreak/>
               <w:t>1l</w:t>
             </w:r>
           </w:p>
@@ -11636,6 +11560,7 @@
                 <w:szCs w:val="28"/>
                 <w14:ligatures w14:val="none"/>
               </w:rPr>
+              <w:lastRenderedPageBreak/>
               <w:t>2b</w:t>
             </w:r>
           </w:p>
@@ -12164,7 +12089,6 @@
                 <w:szCs w:val="28"/>
                 <w14:ligatures w14:val="none"/>
               </w:rPr>
-              <w:lastRenderedPageBreak/>
               <w:t>2f</w:t>
             </w:r>
           </w:p>
@@ -13135,7 +13059,15 @@
                 <w:rFonts w:ascii="Noto Serif CJK SC" w:hAnsi="Noto Serif CJK SC"/>
                 <w:color w:val="000000"/>
               </w:rPr>
-              <w:t>Implemented cached station and pricing retrieval to reduce stale data.</w:t>
+              <w:t xml:space="preserve">Implemented cached station and pricing </w:t>
+            </w:r>
+            <w:r>
+              <w:rPr>
+                <w:rFonts w:ascii="Noto Serif CJK SC" w:hAnsi="Noto Serif CJK SC"/>
+                <w:color w:val="000000"/>
+              </w:rPr>
+              <w:lastRenderedPageBreak/>
+              <w:t>retrieval to reduce stale data.</w:t>
             </w:r>
           </w:p>
         </w:tc>
@@ -13157,6 +13089,7 @@
                 <w:rFonts w:ascii="Noto Serif CJK SC" w:hAnsi="Noto Serif CJK SC"/>
                 <w:color w:val="000000"/>
               </w:rPr>
+              <w:lastRenderedPageBreak/>
               <w:t>High</w:t>
             </w:r>
           </w:p>
@@ -13471,37 +13404,28 @@
                 <w:rFonts w:ascii="Noto Serif CJK SC" w:hAnsi="Noto Serif CJK SC"/>
                 <w:color w:val="000000"/>
               </w:rPr>
-              <w:t xml:space="preserve">Added fuel type and fuel </w:t>
-            </w:r>
+              <w:t>Added fuel type and fuel grade filtering for station price sorting.</w:t>
+            </w:r>
+          </w:p>
+        </w:tc>
+        <w:tc>
+          <w:tcPr>
+            <w:tcW w:w="1233" w:type="dxa"/>
+            <w:hideMark/>
+          </w:tcPr>
+          <w:p>
+            <w:pPr>
+              <w:rPr>
+                <w:rFonts w:ascii="Times New Roman" w:eastAsia="Times New Roman" w:hAnsi="Times New Roman" w:cs="Times New Roman"/>
+                <w:kern w:val="0"/>
+                <w14:ligatures w14:val="none"/>
+              </w:rPr>
+            </w:pPr>
             <w:r>
               <w:rPr>
                 <w:rFonts w:ascii="Noto Serif CJK SC" w:hAnsi="Noto Serif CJK SC"/>
                 <w:color w:val="000000"/>
               </w:rPr>
-              <w:lastRenderedPageBreak/>
-              <w:t>grade filtering for station price sorting.</w:t>
-            </w:r>
-          </w:p>
-        </w:tc>
-        <w:tc>
-          <w:tcPr>
-            <w:tcW w:w="1233" w:type="dxa"/>
-            <w:hideMark/>
-          </w:tcPr>
-          <w:p>
-            <w:pPr>
-              <w:rPr>
-                <w:rFonts w:ascii="Times New Roman" w:eastAsia="Times New Roman" w:hAnsi="Times New Roman" w:cs="Times New Roman"/>
-                <w:kern w:val="0"/>
-                <w14:ligatures w14:val="none"/>
-              </w:rPr>
-            </w:pPr>
-            <w:r>
-              <w:rPr>
-                <w:rFonts w:ascii="Noto Serif CJK SC" w:hAnsi="Noto Serif CJK SC"/>
-                <w:color w:val="000000"/>
-              </w:rPr>
-              <w:lastRenderedPageBreak/>
               <w:t>High</w:t>
             </w:r>
           </w:p>
@@ -13928,7 +13852,15 @@
                 <w:rFonts w:ascii="Noto Serif CJK SC" w:hAnsi="Noto Serif CJK SC"/>
                 <w:color w:val="000000"/>
               </w:rPr>
-              <w:t>Completed Sprint 3 documentation updates (baseline, class diagram, and bug report template).</w:t>
+              <w:t xml:space="preserve">Completed Sprint 3 documentation updates (baseline, class diagram, and </w:t>
+            </w:r>
+            <w:r>
+              <w:rPr>
+                <w:rFonts w:ascii="Noto Serif CJK SC" w:hAnsi="Noto Serif CJK SC"/>
+                <w:color w:val="000000"/>
+              </w:rPr>
+              <w:lastRenderedPageBreak/>
+              <w:t>bug report template).</w:t>
             </w:r>
           </w:p>
         </w:tc>
@@ -13950,6 +13882,7 @@
                 <w:rFonts w:ascii="Noto Serif CJK SC" w:hAnsi="Noto Serif CJK SC"/>
                 <w:color w:val="000000"/>
               </w:rPr>
+              <w:lastRenderedPageBreak/>
               <w:t>Medium</w:t>
             </w:r>
           </w:p>
@@ -14608,7 +14541,6 @@
                 <w:kern w:val="0"/>
                 <w14:ligatures w14:val="none"/>
               </w:rPr>
-              <w:lastRenderedPageBreak/>
               <w:t>4d</w:t>
             </w:r>
           </w:p>
@@ -16161,6 +16093,7 @@
           <w:sz w:val="32"/>
           <w:szCs w:val="32"/>
         </w:rPr>
+        <w:lastRenderedPageBreak/>
         <w:t>Contribution Form</w:t>
       </w:r>
       <w:r>

--- a/documentation/Meeting Logs/Baseline Sprint 4.docx
+++ b/documentation/Meeting Logs/Baseline Sprint 4.docx
@@ -4636,6 +4636,31 @@
         <w:shd w:val="clear" w:color="auto" w:fill="FFFFFF"/>
         <w:spacing w:before="0" w:beforeAutospacing="0" w:after="0" w:afterAutospacing="0" w:line="480" w:lineRule="auto"/>
         <w:rPr>
+          <w:sz w:val="32"/>
+          <w:szCs w:val="32"/>
+        </w:rPr>
+      </w:pPr>
+      <w:r>
+        <w:rPr>
+          <w:sz w:val="32"/>
+          <w:szCs w:val="32"/>
+        </w:rPr>
+        <w:t>Carryover Feature Feedback (from previous sprints)</w:t>
+      </w:r>
+      <w:r>
+        <w:rPr>
+          <w:sz w:val="32"/>
+          <w:szCs w:val="32"/>
+        </w:rPr>
+        <w:t xml:space="preserve"> </w:t>
+      </w:r>
+    </w:p>
+    <w:p>
+      <w:pPr>
+        <w:pStyle w:val="docxheading2"/>
+        <w:shd w:val="clear" w:color="auto" w:fill="FFFFFF"/>
+        <w:spacing w:before="0" w:beforeAutospacing="0" w:after="0" w:afterAutospacing="0" w:line="480" w:lineRule="auto"/>
+        <w:rPr>
           <w:sz w:val="27"/>
           <w:szCs w:val="27"/>
         </w:rPr>
@@ -4645,7 +4670,21 @@
           <w:sz w:val="32"/>
           <w:szCs w:val="32"/>
         </w:rPr>
-        <w:t>1. Documentation Clarity and Structure</w:t>
+        <w:t xml:space="preserve">1. </w:t>
+      </w:r>
+      <w:r>
+        <w:rPr>
+          <w:sz w:val="32"/>
+          <w:szCs w:val="32"/>
+        </w:rPr>
+        <w:t>Documentation Clarity and Structure</w:t>
+      </w:r>
+      <w:r>
+        <w:rPr>
+          <w:sz w:val="32"/>
+          <w:szCs w:val="32"/>
+        </w:rPr>
+        <w:t xml:space="preserve"> (Sprint 3)</w:t>
       </w:r>
     </w:p>
     <w:p>
@@ -4928,6 +4967,13 @@
         </w:rPr>
         <w:t>2. Testing Coverage and Implementation</w:t>
       </w:r>
+      <w:r>
+        <w:rPr>
+          <w:sz w:val="32"/>
+          <w:szCs w:val="32"/>
+        </w:rPr>
+        <w:t xml:space="preserve"> (Sprint 2)</w:t>
+      </w:r>
     </w:p>
     <w:p>
       <w:pPr>
@@ -5113,27 +5159,14 @@
           <w:sz w:val="32"/>
           <w:szCs w:val="32"/>
         </w:rPr>
-        <w:t>3. Carryover Feature Feedback (from Sprint 1)</w:t>
-      </w:r>
-    </w:p>
-    <w:p>
-      <w:pPr>
-        <w:pStyle w:val="NormalWeb"/>
-        <w:shd w:val="clear" w:color="auto" w:fill="FFFFFF"/>
-        <w:spacing w:before="0" w:beforeAutospacing="0" w:after="0" w:afterAutospacing="0" w:line="480" w:lineRule="auto"/>
-        <w:rPr>
-          <w:color w:val="000000"/>
-          <w:sz w:val="27"/>
-          <w:szCs w:val="27"/>
-        </w:rPr>
-      </w:pPr>
-      <w:r>
-        <w:rPr>
-          <w:rFonts w:ascii="Aptos" w:hAnsi="Aptos"/>
-          <w:color w:val="000000"/>
-        </w:rPr>
-        <w:lastRenderedPageBreak/>
-        <w:t>The following feature-related feedback from Sprint 1 continues to guide development and will be incorporated into future iterations.</w:t>
+        <w:t xml:space="preserve">3. </w:t>
+      </w:r>
+      <w:r>
+        <w:rPr>
+          <w:sz w:val="32"/>
+          <w:szCs w:val="32"/>
+        </w:rPr>
+        <w:t>Feature Integration (Sprint 1)</w:t>
       </w:r>
     </w:p>
     <w:p>
@@ -5152,6 +5185,7 @@
           <w:sz w:val="28"/>
           <w:szCs w:val="28"/>
         </w:rPr>
+        <w:lastRenderedPageBreak/>
         <w:t>3.1. EV Charger Integration</w:t>
       </w:r>
     </w:p>
@@ -5638,7 +5672,6 @@
           <w:sz w:val="32"/>
           <w:szCs w:val="32"/>
         </w:rPr>
-        <w:lastRenderedPageBreak/>
         <w:t>Quality Assurance Metrics</w:t>
       </w:r>
     </w:p>
@@ -5653,6 +5686,7 @@
     </w:p>
     <w:p>
       <w:r>
+        <w:lastRenderedPageBreak/>
         <w:t>The design metric chosen for Find a Pump is high cohesion. This will be achieved by clearly dividing responsibilities and ensuring that each module has a single, well-defined purpose. High cohesion improves maintainability, makes the system easier to understand, and helps isolate defects, which in turn facilitates faster debugging and more reliable enhancements.</w:t>
       </w:r>
     </w:p>
@@ -5829,7 +5863,6 @@
           <w:kern w:val="0"/>
           <w14:ligatures w14:val="none"/>
         </w:rPr>
-        <w:lastRenderedPageBreak/>
         <w:t>Project Overview</w:t>
       </w:r>
     </w:p>
@@ -5936,6 +5969,7 @@
           <w:kern w:val="0"/>
           <w14:ligatures w14:val="none"/>
         </w:rPr>
+        <w:lastRenderedPageBreak/>
         <w:t>A SQLite database managed with Prisma ORM</w:t>
       </w:r>
     </w:p>
@@ -7233,7 +7267,6 @@
           <w:kern w:val="0"/>
           <w14:ligatures w14:val="none"/>
         </w:rPr>
-        <w:lastRenderedPageBreak/>
         <w:t>Note: A valid Google Maps JavaScript API key is required for the map to render properly.</w:t>
       </w:r>
     </w:p>
@@ -7346,6 +7379,7 @@
           <w:kern w:val="0"/>
           <w14:ligatures w14:val="none"/>
         </w:rPr>
+        <w:lastRenderedPageBreak/>
         <w:t>pnpm prisma db push</w:t>
       </w:r>
     </w:p>
@@ -8455,7 +8489,6 @@
           <w:kern w:val="0"/>
           <w14:ligatures w14:val="none"/>
         </w:rPr>
-        <w:lastRenderedPageBreak/>
         <w:t>Automated Testing Guide: documentation/Testing Docs/AUTOMATED_TESTING.md</w:t>
       </w:r>
     </w:p>
@@ -9463,8 +9496,23 @@
                 <w:szCs w:val="28"/>
                 <w14:ligatures w14:val="none"/>
               </w:rPr>
-              <w:t xml:space="preserve">Project Description (Tech stack </w:t>
-            </w:r>
+              <w:t>Project Description (Tech stack and measuring success)</w:t>
+            </w:r>
+          </w:p>
+        </w:tc>
+        <w:tc>
+          <w:tcPr>
+            <w:tcW w:w="1764" w:type="dxa"/>
+            <w:hideMark/>
+          </w:tcPr>
+          <w:p>
+            <w:pPr>
+              <w:rPr>
+                <w:rFonts w:ascii="Times New Roman" w:eastAsia="Times New Roman" w:hAnsi="Times New Roman" w:cs="Times New Roman"/>
+                <w:kern w:val="0"/>
+                <w14:ligatures w14:val="none"/>
+              </w:rPr>
+            </w:pPr>
             <w:r>
               <w:rPr>
                 <w:rFonts w:ascii="Noto Serif CJK SC" w:eastAsia="Times New Roman" w:hAnsi="Noto Serif CJK SC" w:cs="Times New Roman"/>
@@ -9474,14 +9522,13 @@
                 <w:szCs w:val="28"/>
                 <w14:ligatures w14:val="none"/>
               </w:rPr>
-              <w:lastRenderedPageBreak/>
-              <w:t>and measuring success)</w:t>
-            </w:r>
-          </w:p>
-        </w:tc>
-        <w:tc>
-          <w:tcPr>
-            <w:tcW w:w="1764" w:type="dxa"/>
+              <w:t>Medium</w:t>
+            </w:r>
+          </w:p>
+        </w:tc>
+        <w:tc>
+          <w:tcPr>
+            <w:tcW w:w="2253" w:type="dxa"/>
             <w:hideMark/>
           </w:tcPr>
           <w:p>
@@ -9501,14 +9548,13 @@
                 <w:szCs w:val="28"/>
                 <w14:ligatures w14:val="none"/>
               </w:rPr>
-              <w:lastRenderedPageBreak/>
-              <w:t>Medium</w:t>
-            </w:r>
-          </w:p>
-        </w:tc>
-        <w:tc>
-          <w:tcPr>
-            <w:tcW w:w="2253" w:type="dxa"/>
+              <w:t>Complete</w:t>
+            </w:r>
+          </w:p>
+        </w:tc>
+        <w:tc>
+          <w:tcPr>
+            <w:tcW w:w="3510" w:type="dxa"/>
             <w:hideMark/>
           </w:tcPr>
           <w:p>
@@ -9528,13 +9574,15 @@
                 <w:szCs w:val="28"/>
                 <w14:ligatures w14:val="none"/>
               </w:rPr>
-              <w:t>Complete</w:t>
-            </w:r>
-          </w:p>
-        </w:tc>
-        <w:tc>
-          <w:tcPr>
-            <w:tcW w:w="3510" w:type="dxa"/>
+              <w:t>Eric P</w:t>
+            </w:r>
+          </w:p>
+        </w:tc>
+      </w:tr>
+      <w:tr>
+        <w:tc>
+          <w:tcPr>
+            <w:tcW w:w="605" w:type="dxa"/>
             <w:hideMark/>
           </w:tcPr>
           <w:p>
@@ -9554,34 +9602,7 @@
                 <w:szCs w:val="28"/>
                 <w14:ligatures w14:val="none"/>
               </w:rPr>
-              <w:t>Eric P</w:t>
-            </w:r>
-          </w:p>
-        </w:tc>
-      </w:tr>
-      <w:tr>
-        <w:tc>
-          <w:tcPr>
-            <w:tcW w:w="605" w:type="dxa"/>
-            <w:hideMark/>
-          </w:tcPr>
-          <w:p>
-            <w:pPr>
-              <w:rPr>
-                <w:rFonts w:ascii="Times New Roman" w:eastAsia="Times New Roman" w:hAnsi="Times New Roman" w:cs="Times New Roman"/>
-                <w:kern w:val="0"/>
-                <w14:ligatures w14:val="none"/>
-              </w:rPr>
-            </w:pPr>
-            <w:r>
-              <w:rPr>
-                <w:rFonts w:ascii="Noto Serif CJK SC" w:eastAsia="Times New Roman" w:hAnsi="Noto Serif CJK SC" w:cs="Times New Roman"/>
-                <w:color w:val="000000"/>
-                <w:kern w:val="0"/>
-                <w:sz w:val="28"/>
-                <w:szCs w:val="28"/>
-                <w14:ligatures w14:val="none"/>
-              </w:rPr>
+              <w:lastRenderedPageBreak/>
               <w:t>1g</w:t>
             </w:r>
           </w:p>
@@ -11560,7 +11581,6 @@
                 <w:szCs w:val="28"/>
                 <w14:ligatures w14:val="none"/>
               </w:rPr>
-              <w:lastRenderedPageBreak/>
               <w:t>2b</w:t>
             </w:r>
           </w:p>
@@ -11693,6 +11713,7 @@
                 <w:szCs w:val="28"/>
                 <w14:ligatures w14:val="none"/>
               </w:rPr>
+              <w:lastRenderedPageBreak/>
               <w:t>2c</w:t>
             </w:r>
           </w:p>
@@ -13059,37 +13080,28 @@
                 <w:rFonts w:ascii="Noto Serif CJK SC" w:hAnsi="Noto Serif CJK SC"/>
                 <w:color w:val="000000"/>
               </w:rPr>
-              <w:t xml:space="preserve">Implemented cached station and pricing </w:t>
-            </w:r>
+              <w:t>Implemented cached station and pricing retrieval to reduce stale data.</w:t>
+            </w:r>
+          </w:p>
+        </w:tc>
+        <w:tc>
+          <w:tcPr>
+            <w:tcW w:w="1233" w:type="dxa"/>
+            <w:hideMark/>
+          </w:tcPr>
+          <w:p>
+            <w:pPr>
+              <w:rPr>
+                <w:rFonts w:ascii="Times New Roman" w:eastAsia="Times New Roman" w:hAnsi="Times New Roman" w:cs="Times New Roman"/>
+                <w:kern w:val="0"/>
+                <w14:ligatures w14:val="none"/>
+              </w:rPr>
+            </w:pPr>
             <w:r>
               <w:rPr>
                 <w:rFonts w:ascii="Noto Serif CJK SC" w:hAnsi="Noto Serif CJK SC"/>
                 <w:color w:val="000000"/>
               </w:rPr>
-              <w:lastRenderedPageBreak/>
-              <w:t>retrieval to reduce stale data.</w:t>
-            </w:r>
-          </w:p>
-        </w:tc>
-        <w:tc>
-          <w:tcPr>
-            <w:tcW w:w="1233" w:type="dxa"/>
-            <w:hideMark/>
-          </w:tcPr>
-          <w:p>
-            <w:pPr>
-              <w:rPr>
-                <w:rFonts w:ascii="Times New Roman" w:eastAsia="Times New Roman" w:hAnsi="Times New Roman" w:cs="Times New Roman"/>
-                <w:kern w:val="0"/>
-                <w14:ligatures w14:val="none"/>
-              </w:rPr>
-            </w:pPr>
-            <w:r>
-              <w:rPr>
-                <w:rFonts w:ascii="Noto Serif CJK SC" w:hAnsi="Noto Serif CJK SC"/>
-                <w:color w:val="000000"/>
-              </w:rPr>
-              <w:lastRenderedPageBreak/>
               <w:t>High</w:t>
             </w:r>
           </w:p>
@@ -13158,6 +13170,7 @@
                 <w:rFonts w:ascii="Noto Serif CJK SC" w:hAnsi="Noto Serif CJK SC"/>
                 <w:color w:val="000000"/>
               </w:rPr>
+              <w:lastRenderedPageBreak/>
               <w:t>3c</w:t>
             </w:r>
           </w:p>
@@ -13852,37 +13865,28 @@
                 <w:rFonts w:ascii="Noto Serif CJK SC" w:hAnsi="Noto Serif CJK SC"/>
                 <w:color w:val="000000"/>
               </w:rPr>
-              <w:t xml:space="preserve">Completed Sprint 3 documentation updates (baseline, class diagram, and </w:t>
-            </w:r>
+              <w:t>Completed Sprint 3 documentation updates (baseline, class diagram, and bug report template).</w:t>
+            </w:r>
+          </w:p>
+        </w:tc>
+        <w:tc>
+          <w:tcPr>
+            <w:tcW w:w="1233" w:type="dxa"/>
+            <w:hideMark/>
+          </w:tcPr>
+          <w:p>
+            <w:pPr>
+              <w:rPr>
+                <w:rFonts w:ascii="Times New Roman" w:eastAsia="Times New Roman" w:hAnsi="Times New Roman" w:cs="Times New Roman"/>
+                <w:kern w:val="0"/>
+                <w14:ligatures w14:val="none"/>
+              </w:rPr>
+            </w:pPr>
             <w:r>
               <w:rPr>
                 <w:rFonts w:ascii="Noto Serif CJK SC" w:hAnsi="Noto Serif CJK SC"/>
                 <w:color w:val="000000"/>
               </w:rPr>
-              <w:lastRenderedPageBreak/>
-              <w:t>bug report template).</w:t>
-            </w:r>
-          </w:p>
-        </w:tc>
-        <w:tc>
-          <w:tcPr>
-            <w:tcW w:w="1233" w:type="dxa"/>
-            <w:hideMark/>
-          </w:tcPr>
-          <w:p>
-            <w:pPr>
-              <w:rPr>
-                <w:rFonts w:ascii="Times New Roman" w:eastAsia="Times New Roman" w:hAnsi="Times New Roman" w:cs="Times New Roman"/>
-                <w:kern w:val="0"/>
-                <w14:ligatures w14:val="none"/>
-              </w:rPr>
-            </w:pPr>
-            <w:r>
-              <w:rPr>
-                <w:rFonts w:ascii="Noto Serif CJK SC" w:hAnsi="Noto Serif CJK SC"/>
-                <w:color w:val="000000"/>
-              </w:rPr>
-              <w:lastRenderedPageBreak/>
               <w:t>Medium</w:t>
             </w:r>
           </w:p>
@@ -13953,6 +13957,7 @@
           <w:sz w:val="32"/>
           <w:szCs w:val="32"/>
         </w:rPr>
+        <w:lastRenderedPageBreak/>
         <w:t>Sprint 4</w:t>
       </w:r>
     </w:p>
@@ -16093,7 +16098,6 @@
           <w:sz w:val="32"/>
           <w:szCs w:val="32"/>
         </w:rPr>
-        <w:lastRenderedPageBreak/>
         <w:t>Contribution Form</w:t>
       </w:r>
       <w:r>
@@ -16201,6 +16205,7 @@
           </w:tcPr>
           <w:p>
             <w:r>
+              <w:lastRenderedPageBreak/>
               <w:t>Name</w:t>
             </w:r>
           </w:p>
@@ -20241,7 +20246,6 @@
   <w:style w:type="character" w:default="1" w:styleId="DefaultParagraphFont">
     <w:name w:val="Default Paragraph Font"/>
     <w:uiPriority w:val="1"/>
-    <w:semiHidden/>
     <w:unhideWhenUsed/>
   </w:style>
   <w:style w:type="table" w:default="1" w:styleId="TableNormal">

--- a/documentation/Meeting Logs/Baseline Sprint 4.docx
+++ b/documentation/Meeting Logs/Baseline Sprint 4.docx
@@ -612,7 +612,6 @@
         <w:t>The primary stakeholders of this system are drivers in Utah County who directly benefit from easy access to nearby gas station locations and fuel price comparisons. Secondary stakeholders include gas station owners, who may experience increased visibility and customer traffic when their stations appear competitive options within the application, as well as third-party API and data providers that supply the location and pricing information used by the system. Indirect stakeholders include members of the local community, who may benefit from reduced unnecessary driving, and the development team. Those who are responsible for ensuring the system remain dependable, accurate, and user-friendly.</w:t>
       </w:r>
     </w:p>
-    <w:p/>
     <w:p>
       <w:pPr>
         <w:rPr>
@@ -647,21 +646,404 @@
         <w:ind w:left="720"/>
       </w:pPr>
       <w:r>
-        <w:t>FR</w:t>
-      </w:r>
-      <w:r>
-        <w:noBreakHyphen/>
-        <w:t>CD</w:t>
-      </w:r>
-      <w:r>
-        <w:noBreakHyphen/>
-        <w:t>1:</w:t>
+        <w:t>FR-CD-1: The system shall request device geolocation permission on initial map load.</w:t>
+      </w:r>
+    </w:p>
+    <w:p>
+      <w:pPr>
+        <w:ind w:left="720"/>
+      </w:pPr>
+      <w:r>
+        <w:t>FR-CD-2: If geolocation permission is granted, the system shall center the map on the detected latitude and longitude.</w:t>
+      </w:r>
+    </w:p>
+    <w:p>
+      <w:pPr>
+        <w:ind w:left="720"/>
+      </w:pPr>
+      <w:r>
+        <w:t>FR-CD-3: If geolocation is unavailable or denied, the system shall display stations for a predefined fallback location.</w:t>
+      </w:r>
+    </w:p>
+    <w:p>
+      <w:pPr>
+        <w:ind w:left="720"/>
+      </w:pPr>
+      <w:r>
+        <w:t>FR-CD-4: The system shall allow manual location search by city, street address, or ZIP code.</w:t>
+      </w:r>
+    </w:p>
+    <w:p>
+      <w:pPr>
+        <w:ind w:left="720"/>
+      </w:pPr>
+      <w:r>
+        <w:lastRenderedPageBreak/>
+        <w:t>FR-CD-5: The system shall default the search radius to exactly 5 miles when no user-selected radius exists.</w:t>
+      </w:r>
+    </w:p>
+    <w:p>
+      <w:pPr>
+        <w:ind w:left="720"/>
+      </w:pPr>
+      <w:r>
+        <w:t>FR-CD-6: The system shall allow radius selection from 1 through 25 miles in 1-mile increments.</w:t>
+      </w:r>
+    </w:p>
+    <w:p>
+      <w:pPr>
+        <w:ind w:left="720"/>
+      </w:pPr>
+      <w:r>
+        <w:t>FR-CD-7: The system shall render each returned station as one map marker at the station latitude and longitude.</w:t>
+      </w:r>
+    </w:p>
+    <w:p>
+      <w:pPr>
+        <w:ind w:left="720"/>
+      </w:pPr>
+      <w:r>
+        <w:t>FR-CD-8: The system shall use a distinct visual marker style for EV charging stations.</w:t>
+      </w:r>
+    </w:p>
+    <w:p>
+      <w:pPr>
+        <w:ind w:left="720"/>
+      </w:pPr>
+      <w:r>
+        <w:t>FR-CD-9: Selecting a map marker shall open a station summary containing station name and at least one price value when price data exists.</w:t>
+      </w:r>
+    </w:p>
+    <w:p>
+      <w:pPr>
+        <w:ind w:left="720"/>
+      </w:pPr>
+      <w:r>
+        <w:t>FR-CD-10: Selecting a station from the list shall pan the map to that station.</w:t>
+      </w:r>
+    </w:p>
+    <w:p>
+      <w:pPr>
+        <w:ind w:left="720"/>
+      </w:pPr>
+      <w:r>
+        <w:t>FR-CD-11: Selecting a station from the list shall set map zoom to the station-focus zoom level.</w:t>
+      </w:r>
+    </w:p>
+    <w:p>
+      <w:pPr>
+        <w:ind w:left="720"/>
+      </w:pPr>
+      <w:r>
+        <w:t>FR-CD-12: The detailed station panel shall display station name.</w:t>
+      </w:r>
+    </w:p>
+    <w:p>
+      <w:pPr>
+        <w:ind w:left="720"/>
+      </w:pPr>
+      <w:r>
+        <w:t>FR-CD-13: The detailed station panel shall display station street address when available.</w:t>
+      </w:r>
+    </w:p>
+    <w:p>
+      <w:pPr>
+        <w:ind w:left="720"/>
+      </w:pPr>
+      <w:r>
+        <w:t>FR-CD-14: The detailed station panel shall display distance in miles from current search center to station.</w:t>
+      </w:r>
+    </w:p>
+    <w:p>
+      <w:pPr>
+        <w:ind w:left="720"/>
+      </w:pPr>
+      <w:r>
+        <w:t>FR-CD-15: The detailed station panel shall display estimated travel time in minutes.</w:t>
+      </w:r>
+    </w:p>
+    <w:p>
+      <w:pPr>
+        <w:ind w:left="720"/>
+      </w:pPr>
+      <w:r>
+        <w:t>FR-CD-16: The detailed station panel shall display fuel types only from this set: REGULAR_UNLEADED, MIDGRADE, PREMIUM, DIESEL.</w:t>
+      </w:r>
+    </w:p>
+    <w:p>
+      <w:pPr>
+        <w:ind w:left="720"/>
+      </w:pPr>
+      <w:r>
+        <w:t>FR-CD-17: The detailed station panel shall display the numeric price for each available fuel type.</w:t>
+      </w:r>
+    </w:p>
+    <w:p>
+      <w:pPr>
+        <w:ind w:left="720"/>
+      </w:pPr>
+      <w:r>
+        <w:t>FR-CD-18: The detailed station panel shall display the last price update timestamp for each available fuel type.</w:t>
+      </w:r>
+    </w:p>
+    <w:p>
+      <w:pPr>
+        <w:ind w:left="720"/>
+      </w:pPr>
+      <w:r>
+        <w:t>FR-CD-19: The detailed station panel shall provide a control that opens Google Maps turn-by-turn directions to the selected station.</w:t>
+      </w:r>
+    </w:p>
+    <w:p>
+      <w:pPr>
+        <w:ind w:left="720"/>
+      </w:pPr>
+      <w:r>
+        <w:t>FR-CD-20: When any detailed field is missing, the system shall display Data unavailable for that field only.</w:t>
+      </w:r>
+    </w:p>
+    <w:p>
+      <w:pPr>
+        <w:ind w:left="720"/>
+      </w:pPr>
+      <w:r>
+        <w:lastRenderedPageBreak/>
+        <w:t>FR-CD-21: The UI shall include a visible legend describing gas and EV marker meanin</w:t>
+      </w:r>
+      <w:r>
+        <w:t>g</w:t>
+      </w:r>
+    </w:p>
+    <w:p>
+      <w:r>
+        <w:pict w14:anchorId="0252F07C">
+          <v:rect id="_x0000_i1070" style="width:426.8pt;height:4pt" o:hrpct="988" o:hralign="center" o:hrstd="t" o:hr="t" fillcolor="#a0a0a0" stroked="f"/>
+        </w:pict>
+      </w:r>
+    </w:p>
+    <w:p>
+      <w:r>
+        <w:t>1.2 Search and Filtering (FR-SF)</w:t>
+      </w:r>
+    </w:p>
+    <w:p>
+      <w:pPr>
+        <w:ind w:firstLine="720"/>
+      </w:pPr>
+      <w:r>
+        <w:t xml:space="preserve">FR-SF-1: The system shall provide a list view showing station name, distance, and </w:t>
+      </w:r>
+    </w:p>
+    <w:p>
+      <w:pPr>
+        <w:ind w:firstLine="720"/>
+      </w:pPr>
+      <w:r>
+        <w:t>lowest available price label per station.</w:t>
+      </w:r>
+    </w:p>
+    <w:p>
+      <w:pPr>
+        <w:ind w:firstLine="720"/>
+      </w:pPr>
+      <w:r>
+        <w:t>FR-SF-2: The system shall allow users to toggle between map-focused view and list</w:t>
+      </w:r>
+    </w:p>
+    <w:p>
+      <w:pPr>
+        <w:ind w:firstLine="720"/>
+      </w:pPr>
+      <w:r>
+        <w:t>focused view without full page reload.</w:t>
+      </w:r>
+    </w:p>
+    <w:p>
+      <w:pPr>
+        <w:ind w:firstLine="720"/>
+      </w:pPr>
+      <w:r>
+        <w:t>FR-SF-3: The system shall allow users to collapse and expand the station list panel.</w:t>
+      </w:r>
+    </w:p>
+    <w:p>
+      <w:pPr>
+        <w:ind w:firstLine="720"/>
+      </w:pPr>
+      <w:r>
+        <w:t xml:space="preserve">FR-SF-4: The system shall support sort options: cheapest price, closest distance, </w:t>
+      </w:r>
+    </w:p>
+    <w:p>
+      <w:pPr>
+        <w:ind w:firstLine="720"/>
+      </w:pPr>
+      <w:r>
+        <w:t>and fastest ETA.</w:t>
+      </w:r>
+    </w:p>
+    <w:p>
+      <w:pPr>
+        <w:ind w:firstLine="720"/>
+      </w:pPr>
+      <w:r>
+        <w:t>FR-SF-5: The system shall apply cheapest-price sorting in ascending order.</w:t>
+      </w:r>
+    </w:p>
+    <w:p>
+      <w:pPr>
+        <w:ind w:firstLine="720"/>
+      </w:pPr>
+      <w:r>
+        <w:t>FR-SF-6: The system shall apply closest-distance sorting in ascending order.</w:t>
+      </w:r>
+    </w:p>
+    <w:p>
+      <w:pPr>
+        <w:ind w:firstLine="720"/>
+      </w:pPr>
+      <w:r>
+        <w:t>FR-SF-7: The system shall apply fastest-ETA sorting in ascending order.</w:t>
+      </w:r>
+    </w:p>
+    <w:p>
+      <w:pPr>
+        <w:ind w:firstLine="720"/>
+      </w:pPr>
+      <w:r>
+        <w:t>FR-SF-8: The system shall support station-type filter values: all, gas, ev.</w:t>
+      </w:r>
+    </w:p>
+    <w:p>
+      <w:pPr>
+        <w:ind w:firstLine="720"/>
+      </w:pPr>
+      <w:r>
+        <w:t>FR-SF-9: The system shall support fuel-grade filter values: all,</w:t>
       </w:r>
       <w:r>
         <w:t xml:space="preserve"> </w:t>
       </w:r>
-      <w:r>
-        <w:t>The system shall automatically detect the user’s geographic location using the device’s location services with the user’s permission.</w:t>
+    </w:p>
+    <w:p>
+      <w:pPr>
+        <w:ind w:firstLine="720"/>
+      </w:pPr>
+      <w:r>
+        <w:t>REGULAR_UNLEADED, MIDGRADE, PREMIUM, DIESEL.</w:t>
+      </w:r>
+    </w:p>
+    <w:p>
+      <w:pPr>
+        <w:ind w:firstLine="720"/>
+      </w:pPr>
+      <w:r>
+        <w:t>FR-SF-10: When a selected fuel grade is unavailable at a station, that station shall</w:t>
+      </w:r>
+    </w:p>
+    <w:p>
+      <w:pPr>
+        <w:ind w:firstLine="720"/>
+      </w:pPr>
+      <w:r>
+        <w:t>d</w:t>
+      </w:r>
+      <w:r>
+        <w:t>isplay N/A for grade-based price.</w:t>
+      </w:r>
+    </w:p>
+    <w:p>
+      <w:pPr>
+        <w:ind w:firstLine="720"/>
+      </w:pPr>
+      <w:r>
+        <w:t xml:space="preserve">FR-SF-11: Search and filter updates shall be reflected in rendered list order within 1 </w:t>
+      </w:r>
+    </w:p>
+    <w:p>
+      <w:pPr>
+        <w:ind w:firstLine="720"/>
+      </w:pPr>
+      <w:r>
+        <w:t>second for datasets up to 500 stations.</w:t>
+      </w:r>
+    </w:p>
+    <w:p>
+      <w:pPr>
+        <w:ind w:firstLine="720"/>
+      </w:pPr>
+      <w:r>
+        <w:t xml:space="preserve">FR-SF-12: The system shall allow a user to create a discount program entry </w:t>
+      </w:r>
+    </w:p>
+    <w:p>
+      <w:pPr>
+        <w:ind w:firstLine="720"/>
+      </w:pPr>
+      <w:r>
+        <w:t>containing station identifier, fuel type, and discount value</w:t>
+      </w:r>
+      <w:r>
+        <w:t>.</w:t>
+      </w:r>
+    </w:p>
+    <w:p>
+      <w:pPr>
+        <w:ind w:firstLine="720"/>
+      </w:pPr>
+      <w:r>
+        <w:t xml:space="preserve">FR-SF-13: The system shall persist discount program entries across application </w:t>
+      </w:r>
+    </w:p>
+    <w:p>
+      <w:pPr>
+        <w:ind w:firstLine="720"/>
+      </w:pPr>
+      <w:r>
+        <w:t>restarts.</w:t>
+      </w:r>
+    </w:p>
+    <w:p>
+      <w:pPr>
+        <w:ind w:firstLine="720"/>
+      </w:pPr>
+      <w:r>
+        <w:t xml:space="preserve">FR-SF-14: The system shall apply stored discounts to displayed prices for matching </w:t>
+      </w:r>
+    </w:p>
+    <w:p>
+      <w:pPr>
+        <w:ind w:firstLine="720"/>
+      </w:pPr>
+      <w:r>
+        <w:lastRenderedPageBreak/>
+        <w:t>station and fuel type.</w:t>
+      </w:r>
+    </w:p>
+    <w:p>
+      <w:pPr>
+        <w:ind w:firstLine="720"/>
+      </w:pPr>
+      <w:r>
+        <w:t>FR-SF-15: The system shall allow updating an existing discount entry.</w:t>
+      </w:r>
+    </w:p>
+    <w:p>
+      <w:pPr>
+        <w:ind w:firstLine="720"/>
+      </w:pPr>
+      <w:r>
+        <w:t>FR-SF-16: The system shall allow deleting an existing discount entry.</w:t>
+      </w:r>
+      <w:r>
+        <w:pict w14:anchorId="42E06890">
+          <v:rect id="_x0000_i1071" style="width:0;height:1.5pt" o:hralign="center" o:hrstd="t" o:hr="t" fillcolor="#a0a0a0" stroked="f"/>
+        </w:pict>
+      </w:r>
+    </w:p>
+    <w:p>
+      <w:r>
+        <w:t>1.3 Data Handling (FR-DH)</w:t>
       </w:r>
     </w:p>
     <w:p>
@@ -669,21 +1051,7 @@
         <w:ind w:left="720"/>
       </w:pPr>
       <w:r>
-        <w:t>FR</w:t>
-      </w:r>
-      <w:r>
-        <w:noBreakHyphen/>
-        <w:t>CD</w:t>
-      </w:r>
-      <w:r>
-        <w:noBreakHyphen/>
-        <w:t>2:</w:t>
-      </w:r>
-      <w:r>
-        <w:t xml:space="preserve"> </w:t>
-      </w:r>
-      <w:r>
-        <w:t>The system shall allow users to manually input a geographic location by entering a city, address, or ZIP code.</w:t>
+        <w:t>FR-DH-1: The system shall store retrieved nearby station data in local persistence.</w:t>
       </w:r>
     </w:p>
     <w:p>
@@ -691,25 +1059,7 @@
         <w:ind w:left="720"/>
       </w:pPr>
       <w:r>
-        <w:t>FR</w:t>
-      </w:r>
-      <w:r>
-        <w:noBreakHyphen/>
-        <w:t>CD</w:t>
-      </w:r>
-      <w:r>
-        <w:noBreakHyphen/>
-        <w:t>3:</w:t>
-      </w:r>
-      <w:r>
-        <w:t xml:space="preserve"> </w:t>
-      </w:r>
-      <w:r>
-        <w:t>The system shall display gas stations located within a default radius of exactly 5 miles of the user’s detected or manually entered geographic location. Users shall be able to modify the search radius to any value between 1 mile and 25 miles, adjustable in 1</w:t>
-      </w:r>
-      <w:r>
-        <w:noBreakHyphen/>
-        <w:t>mile increments.</w:t>
+        <w:t>FR-DH-2: The system shall expose a cached-data retrieval path that returns stations without requiring a live third-party call.</w:t>
       </w:r>
     </w:p>
     <w:p>
@@ -717,22 +1067,120 @@
         <w:ind w:left="720"/>
       </w:pPr>
       <w:r>
+        <w:t>FR-DH-3: The system shall expose a live-data retrieval path that refreshes station data from external providers.</w:t>
+      </w:r>
+    </w:p>
+    <w:p>
+      <w:pPr>
+        <w:ind w:left="720"/>
+      </w:pPr>
+      <w:r>
+        <w:t>FR-DH-4: The system shall invoke live-data refresh in the background when cached results are shown.</w:t>
+      </w:r>
+    </w:p>
+    <w:p>
+      <w:pPr>
+        <w:ind w:left="720"/>
+      </w:pPr>
+      <w:r>
+        <w:t>FR-DH-5: The system shall store a retrieval timestamp for each cached fuel price record.</w:t>
+      </w:r>
+    </w:p>
+    <w:p>
+      <w:pPr>
+        <w:ind w:left="720"/>
+      </w:pPr>
+      <w:r>
+        <w:t>FR-DH-6: The system shall suppress cached fuel prices older than 24 hours from user-visible price displays.</w:t>
+      </w:r>
+    </w:p>
+    <w:p>
+      <w:pPr>
+        <w:ind w:left="720"/>
+      </w:pPr>
+      <w:r>
+        <w:t xml:space="preserve">FR-DH-7: The system shall keep </w:t>
+      </w:r>
+      <w:r>
+        <w:t>station</w:t>
+      </w:r>
+      <w:r>
+        <w:t xml:space="preserve"> identifiers unique in storage.</w:t>
+      </w:r>
+    </w:p>
+    <w:p>
+      <w:pPr>
+        <w:ind w:left="720"/>
+      </w:pPr>
+      <w:r>
+        <w:t>FR-DH-8: The system shall keep station-brand names unique in storage.</w:t>
+      </w:r>
+    </w:p>
+    <w:p>
+      <w:pPr>
+        <w:ind w:left="720"/>
+      </w:pPr>
+      <w:r>
+        <w:t>FR-DH-9: The system shall keep fuel price records unique per station and fuel type.</w:t>
+      </w:r>
+    </w:p>
+    <w:p>
+      <w:pPr>
+        <w:ind w:left="720"/>
+      </w:pPr>
+      <w:r>
+        <w:t>FR-DH-10: The system shall return cached station records when external station APIs fail and valid cache exists.</w:t>
+      </w:r>
+    </w:p>
+    <w:p>
+      <w:pPr>
+        <w:ind w:left="720"/>
+      </w:pPr>
+      <w:r>
+        <w:t>FR-DH-11: The system shall return cached station records when the client has no internet connectivity and valid cache exists.</w:t>
+      </w:r>
+    </w:p>
+    <w:p>
+      <w:pPr>
+        <w:ind w:left="720"/>
+      </w:pPr>
+      <w:r>
+        <w:t>FR-DH-12: Fuel price data returned to the client shall include type, units, nanos, and updateTime fields.</w:t>
+      </w:r>
+    </w:p>
+    <w:p>
+      <w:r>
+        <w:pict w14:anchorId="361839E7">
+          <v:rect id="_x0000_i1072" style="width:0;height:1.5pt" o:hralign="center" o:hrstd="t" o:hr="t" fillcolor="#a0a0a0" stroked="f"/>
+        </w:pict>
+      </w:r>
+    </w:p>
+    <w:p>
+      <w:r>
+        <w:t>1.</w:t>
+      </w:r>
+      <w:r>
+        <w:t>4</w:t>
+      </w:r>
+      <w:r>
+        <w:t xml:space="preserve"> Error Handling (FR-EH)</w:t>
+      </w:r>
+    </w:p>
+    <w:p>
+      <w:pPr>
+        <w:ind w:left="720"/>
+      </w:pPr>
+      <w:r>
+        <w:t>FR-EH-1: If geolocation cannot be obtained, the system shall display a user-facing message instructing manual location input.</w:t>
+      </w:r>
+    </w:p>
+    <w:p>
+      <w:pPr>
+        <w:ind w:left="720"/>
+      </w:pPr>
+      <w:r>
         <w:lastRenderedPageBreak/>
-        <w:t>FR</w:t>
-      </w:r>
-      <w:r>
-        <w:noBreakHyphen/>
-        <w:t>CD</w:t>
-      </w:r>
-      <w:r>
-        <w:noBreakHyphen/>
-        <w:t>4:</w:t>
-      </w:r>
-      <w:r>
-        <w:t xml:space="preserve"> </w:t>
-      </w:r>
-      <w:r>
-        <w:t>The system shall represent each fuel station as a distinct marker displayed on the map interface at the station’s geographic coordinates.</w:t>
+        <w:t>FR-EH-2: If no stations match active filters, the system shall display a No matching results message.</w:t>
       </w:r>
     </w:p>
     <w:p>
@@ -740,21 +1188,7 @@
         <w:ind w:left="720"/>
       </w:pPr>
       <w:r>
-        <w:t>FR</w:t>
-      </w:r>
-      <w:r>
-        <w:noBreakHyphen/>
-        <w:t>CD</w:t>
-      </w:r>
-      <w:r>
-        <w:noBreakHyphen/>
-        <w:t>5:</w:t>
-      </w:r>
-      <w:r>
-        <w:t xml:space="preserve"> </w:t>
-      </w:r>
-      <w:r>
-        <w:t>When a map marker is selected, the system shall display a summary containing the station name and at least one available fuel price.</w:t>
+        <w:t>FR-EH-3: If a required query parameter is missing for station or map search endpoints, the API shall return HTTP 400 with an error payload.</w:t>
       </w:r>
     </w:p>
     <w:p>
@@ -762,25 +1196,7 @@
         <w:ind w:left="720"/>
       </w:pPr>
       <w:r>
-        <w:t>FR</w:t>
-      </w:r>
-      <w:r>
-        <w:noBreakHyphen/>
-        <w:t>CD</w:t>
-      </w:r>
-      <w:r>
-        <w:noBreakHyphen/>
-        <w:t>6:</w:t>
-      </w:r>
-      <w:r>
-        <w:t xml:space="preserve"> </w:t>
-      </w:r>
-      <w:r>
-        <w:t>The system shall display the available fuel types for each station, explicitly limited to regular, mid</w:t>
-      </w:r>
-      <w:r>
-        <w:noBreakHyphen/>
-        <w:t>grade, premium, and diesel, when such data exists.</w:t>
+        <w:t>FR-EH-4: If an internal service failure occurs in station, map, or price endpoints, the API shall return HTTP 500 with an error payload.</w:t>
       </w:r>
     </w:p>
     <w:p>
@@ -788,21 +1204,7 @@
         <w:ind w:left="720"/>
       </w:pPr>
       <w:r>
-        <w:t>FR</w:t>
-      </w:r>
-      <w:r>
-        <w:noBreakHyphen/>
-        <w:t>CD</w:t>
-      </w:r>
-      <w:r>
-        <w:noBreakHyphen/>
-        <w:t>7:</w:t>
-      </w:r>
-      <w:r>
-        <w:t xml:space="preserve"> </w:t>
-      </w:r>
-      <w:r>
-        <w:t>The system shall display the current price for each available fuel type at a selected station.</w:t>
+        <w:t>FR-EH-5: If fuel price fetch for a single station fails, the system shall keep the station visible and omit only unavailable price fields.</w:t>
       </w:r>
     </w:p>
     <w:p>
@@ -810,21 +1212,13 @@
         <w:ind w:left="720"/>
       </w:pPr>
       <w:r>
-        <w:t>FR</w:t>
-      </w:r>
-      <w:r>
-        <w:noBreakHyphen/>
-        <w:t>CD</w:t>
-      </w:r>
-      <w:r>
-        <w:noBreakHyphen/>
-        <w:t>8:</w:t>
-      </w:r>
-      <w:r>
-        <w:t xml:space="preserve"> </w:t>
-      </w:r>
-      <w:r>
-        <w:t>When the EV filter is enabled, the system shall display indicators identifying stations with electric vehicle (EV) charging availability.</w:t>
+        <w:t xml:space="preserve">FR-EH-6: The UI shall not crash when station payloads omit optional fields such as </w:t>
+      </w:r>
+      <w:r>
+        <w:t>address</w:t>
+      </w:r>
+      <w:r>
+        <w:t>, prices, or update time.</w:t>
       </w:r>
     </w:p>
     <w:p>
@@ -832,21 +1226,7 @@
         <w:ind w:left="720"/>
       </w:pPr>
       <w:r>
-        <w:t>FR</w:t>
-      </w:r>
-      <w:r>
-        <w:noBreakHyphen/>
-        <w:t>CD</w:t>
-      </w:r>
-      <w:r>
-        <w:noBreakHyphen/>
-        <w:t>9:</w:t>
-      </w:r>
-      <w:r>
-        <w:t xml:space="preserve"> </w:t>
-      </w:r>
-      <w:r>
-        <w:t>When a fuel station is selected, the system shall display detailed station information, including station name, street address, distance from the user (in miles), available fuel types, fuel prices, and the timestamp indicating when pricing data was last updated, when such data is available.</w:t>
+        <w:t>FR-EH-7: When cached and live station retrieval both fail, the system shall display an Unable to load nearby stations message.</w:t>
       </w:r>
     </w:p>
     <w:p>
@@ -854,21 +1234,22 @@
         <w:ind w:left="720"/>
       </w:pPr>
       <w:r>
-        <w:t>FR</w:t>
-      </w:r>
-      <w:r>
-        <w:noBreakHyphen/>
-        <w:t>CD</w:t>
-      </w:r>
-      <w:r>
-        <w:noBreakHyphen/>
-        <w:t>9a:</w:t>
-      </w:r>
-      <w:r>
-        <w:t xml:space="preserve"> </w:t>
-      </w:r>
-      <w:r>
-        <w:t>If one or more station detail fields are unavailable, the system shall display “Data unavailable” for each missing field while continuing to display all remaining available information.</w:t>
+        <w:t>FR-EH-8: CORS-rejected requests from disallowed origins shall return an explicit origin-not-allowed error.</w:t>
+      </w:r>
+    </w:p>
+    <w:p>
+      <w:r>
+        <w:pict w14:anchorId="7933ABD0">
+          <v:rect id="_x0000_i1085" style="width:426.8pt;height:1.6pt" o:hrpct="988" o:hralign="center" o:hrstd="t" o:hr="t" fillcolor="#a0a0a0" stroked="f"/>
+        </w:pict>
+      </w:r>
+    </w:p>
+    <w:p>
+      <w:r>
+        <w:t>1.5 API</w:t>
+      </w:r>
+      <w:r>
+        <w:t xml:space="preserve"> and Integration Behavior (FR-API)</w:t>
       </w:r>
     </w:p>
     <w:p>
@@ -876,21 +1257,7 @@
         <w:ind w:left="720"/>
       </w:pPr>
       <w:r>
-        <w:t>FR</w:t>
-      </w:r>
-      <w:r>
-        <w:noBreakHyphen/>
-        <w:t>CD</w:t>
-      </w:r>
-      <w:r>
-        <w:noBreakHyphen/>
-        <w:t>10:</w:t>
-      </w:r>
-      <w:r>
-        <w:t xml:space="preserve"> </w:t>
-      </w:r>
-      <w:r>
-        <w:t>The system shall include the station’s street address in the detailed station view whenever address data is available.</w:t>
+        <w:t>FR-API-1: The backend shall provide GET /api/stations to return all stored stations.</w:t>
       </w:r>
     </w:p>
     <w:p>
@@ -898,29 +1265,7 @@
         <w:ind w:left="720"/>
       </w:pPr>
       <w:r>
-        <w:t>FR</w:t>
-      </w:r>
-      <w:r>
-        <w:noBreakHyphen/>
-        <w:t>CD</w:t>
-      </w:r>
-      <w:r>
-        <w:noBreakHyphen/>
-        <w:t>11:</w:t>
-      </w:r>
-      <w:r>
-        <w:t xml:space="preserve"> </w:t>
-      </w:r>
-      <w:r>
-        <w:t>The system shall provide a selectable link that opens turn</w:t>
-      </w:r>
-      <w:r>
-        <w:noBreakHyphen/>
-        <w:t>by</w:t>
-      </w:r>
-      <w:r>
-        <w:noBreakHyphen/>
-        <w:t>turn navigation to the selected station in Google Maps.</w:t>
+        <w:t>FR-API-2: The backend shall provide GET /api/stations/:id to return one station by internal station ID.</w:t>
       </w:r>
     </w:p>
     <w:p>
@@ -928,33 +1273,7 @@
         <w:ind w:left="720"/>
       </w:pPr>
       <w:r>
-        <w:t>FR</w:t>
-      </w:r>
-      <w:r>
-        <w:noBreakHyphen/>
-        <w:t>CD</w:t>
-      </w:r>
-      <w:r>
-        <w:noBreakHyphen/>
-        <w:t>12:</w:t>
-      </w:r>
-      <w:r>
-        <w:t xml:space="preserve"> </w:t>
-      </w:r>
-      <w:r>
-        <w:t>The system shall display a timestamp indicating the last update time of the station’s fuel pricing data.</w:t>
-      </w:r>
-    </w:p>
-    <w:p>
-      <w:r>
-        <w:pict w14:anchorId="0252F07C">
-          <v:rect id="_x0000_i1025" style="width:0;height:1.5pt" o:hralign="center" o:hrstd="t" o:hr="t" fillcolor="#a0a0a0" stroked="f"/>
-        </w:pict>
-      </w:r>
-    </w:p>
-    <w:p>
-      <w:r>
-        <w:t>1.2 Search and Filtering (FR-SF)</w:t>
+        <w:t>FR-API-3: The backend shall provide GET /api/stations/nearby to return nearby stored stations from query coordinates.</w:t>
       </w:r>
     </w:p>
     <w:p>
@@ -962,21 +1281,7 @@
         <w:ind w:left="720"/>
       </w:pPr>
       <w:r>
-        <w:t>FR</w:t>
-      </w:r>
-      <w:r>
-        <w:noBreakHyphen/>
-        <w:t>SF</w:t>
-      </w:r>
-      <w:r>
-        <w:noBreakHyphen/>
-        <w:t>1:</w:t>
-      </w:r>
-      <w:r>
-        <w:t xml:space="preserve"> </w:t>
-      </w:r>
-      <w:r>
-        <w:t>The system shall display nearby fuel stations in a list view showing station name, distance from the user, and at least one fuel price per station.</w:t>
+        <w:t>FR-API-4: The backend shall provide GET /api/maps/nearby/cached to return cached nearby station results by lat, lng, and radius.</w:t>
       </w:r>
     </w:p>
     <w:p>
@@ -984,29 +1289,7 @@
         <w:ind w:left="720"/>
       </w:pPr>
       <w:r>
-        <w:t>FR</w:t>
-      </w:r>
-      <w:r>
-        <w:noBreakHyphen/>
-        <w:t>SF</w:t>
-      </w:r>
-      <w:r>
-        <w:noBreakHyphen/>
-        <w:t>2:</w:t>
-      </w:r>
-      <w:r>
-        <w:t xml:space="preserve"> </w:t>
-      </w:r>
-      <w:r>
-        <w:t>The system shall allow users to toggle between a map</w:t>
-      </w:r>
-      <w:r>
-        <w:noBreakHyphen/>
-        <w:t>based view and a list</w:t>
-      </w:r>
-      <w:r>
-        <w:noBreakHyphen/>
-        <w:t>based view at any time without reloading the application.</w:t>
+        <w:t>FR-API-5: The backend shall provide GET /api/maps/nearby to return live nearby station results by lat, lng, and radius.</w:t>
       </w:r>
     </w:p>
     <w:p>
@@ -1014,21 +1297,7 @@
         <w:ind w:left="720"/>
       </w:pPr>
       <w:r>
-        <w:t>FR</w:t>
-      </w:r>
-      <w:r>
-        <w:noBreakHyphen/>
-        <w:t>SF</w:t>
-      </w:r>
-      <w:r>
-        <w:noBreakHyphen/>
-        <w:t>3:</w:t>
-      </w:r>
-      <w:r>
-        <w:t xml:space="preserve"> </w:t>
-      </w:r>
-      <w:r>
-        <w:t>The system shall update search and filter results within 1 second after the user modifies any search criteria, including distance, fuel type, or price filters.</w:t>
+        <w:t>FR-API-6: The backend shall provide GET /api/prices/fuel?placeId=`&lt;id&gt;` to return normalized fuel price entries for that place.</w:t>
       </w:r>
     </w:p>
     <w:p>
@@ -1036,22 +1305,7 @@
         <w:ind w:left="720"/>
       </w:pPr>
       <w:r>
-        <w:lastRenderedPageBreak/>
-        <w:t>FR</w:t>
-      </w:r>
-      <w:r>
-        <w:noBreakHyphen/>
-        <w:t>SF</w:t>
-      </w:r>
-      <w:r>
-        <w:noBreakHyphen/>
-        <w:t>4:</w:t>
-      </w:r>
-      <w:r>
-        <w:t xml:space="preserve"> </w:t>
-      </w:r>
-      <w:r>
-        <w:t>The system shall allow users to filter displayed stations based on fuel price thresholds.</w:t>
+        <w:t>FR-API-7: The backend root endpoint GET / shall return HTTP 200 health response.</w:t>
       </w:r>
     </w:p>
     <w:p>
@@ -1059,450 +1313,7 @@
         <w:ind w:left="720"/>
       </w:pPr>
       <w:r>
-        <w:t>FR</w:t>
-      </w:r>
-      <w:r>
-        <w:noBreakHyphen/>
-        <w:t>SF</w:t>
-      </w:r>
-      <w:r>
-        <w:noBreakHyphen/>
-        <w:t>5:</w:t>
-      </w:r>
-      <w:r>
-        <w:t xml:space="preserve"> </w:t>
-      </w:r>
-      <w:r>
-        <w:t>The system shall allow users to select a preferred fuel type, which shall influence both filtering and sorting behavior.</w:t>
-      </w:r>
-    </w:p>
-    <w:p>
-      <w:pPr>
-        <w:ind w:left="720"/>
-      </w:pPr>
-      <w:r>
-        <w:t>FR</w:t>
-      </w:r>
-      <w:r>
-        <w:noBreakHyphen/>
-        <w:t>SF</w:t>
-      </w:r>
-      <w:r>
-        <w:noBreakHyphen/>
-        <w:t>6:</w:t>
-      </w:r>
-      <w:r>
-        <w:t xml:space="preserve"> </w:t>
-      </w:r>
-      <w:r>
-        <w:t>The system shall prioritize and sort displayed stations based on explicitly selected criteria, including fuel price in ascending order, distance in ascending order, or availability of the preferred fuel type.</w:t>
-      </w:r>
-    </w:p>
-    <w:p>
-      <w:pPr>
-        <w:ind w:left="720"/>
-      </w:pPr>
-      <w:r>
-        <w:t>FR</w:t>
-      </w:r>
-      <w:r>
-        <w:noBreakHyphen/>
-        <w:t>SF</w:t>
-      </w:r>
-      <w:r>
-        <w:noBreakHyphen/>
-        <w:t>7:</w:t>
-      </w:r>
-      <w:r>
-        <w:t xml:space="preserve"> </w:t>
-      </w:r>
-      <w:r>
-        <w:t>The system shall allow users to input discount programs associated with specific fuel stations.</w:t>
-      </w:r>
-    </w:p>
-    <w:p>
-      <w:pPr>
-        <w:ind w:left="720"/>
-      </w:pPr>
-      <w:r>
-        <w:t>FR</w:t>
-      </w:r>
-      <w:r>
-        <w:noBreakHyphen/>
-        <w:t>SF</w:t>
-      </w:r>
-      <w:r>
-        <w:noBreakHyphen/>
-        <w:t>8:</w:t>
-      </w:r>
-      <w:r>
-        <w:t xml:space="preserve"> </w:t>
-      </w:r>
-      <w:r>
-        <w:t>The system shall store user</w:t>
-      </w:r>
-      <w:r>
-        <w:noBreakHyphen/>
-        <w:t>defined discount program information for future application.</w:t>
-      </w:r>
-    </w:p>
-    <w:p>
-      <w:pPr>
-        <w:ind w:left="720"/>
-      </w:pPr>
-      <w:r>
-        <w:t>FR</w:t>
-      </w:r>
-      <w:r>
-        <w:noBreakHyphen/>
-        <w:t>SF</w:t>
-      </w:r>
-      <w:r>
-        <w:noBreakHyphen/>
-        <w:t>9:</w:t>
-      </w:r>
-      <w:r>
-        <w:t xml:space="preserve"> </w:t>
-      </w:r>
-      <w:r>
-        <w:t>The system shall automatically apply stored discount programs to displayed fuel prices when applicable.</w:t>
-      </w:r>
-    </w:p>
-    <w:p>
-      <w:pPr>
-        <w:ind w:left="720"/>
-      </w:pPr>
-      <w:r>
-        <w:t>FR</w:t>
-      </w:r>
-      <w:r>
-        <w:noBreakHyphen/>
-        <w:t>SF</w:t>
-      </w:r>
-      <w:r>
-        <w:noBreakHyphen/>
-        <w:t>10:</w:t>
-      </w:r>
-      <w:r>
-        <w:t xml:space="preserve"> </w:t>
-      </w:r>
-      <w:r>
-        <w:t>The system shall allow users to update existing discount program entries.</w:t>
-      </w:r>
-    </w:p>
-    <w:p>
-      <w:pPr>
-        <w:ind w:left="720"/>
-      </w:pPr>
-      <w:r>
-        <w:t>FR</w:t>
-      </w:r>
-      <w:r>
-        <w:noBreakHyphen/>
-        <w:t>SF</w:t>
-      </w:r>
-      <w:r>
-        <w:noBreakHyphen/>
-        <w:t>11:</w:t>
-      </w:r>
-      <w:r>
-        <w:t xml:space="preserve"> </w:t>
-      </w:r>
-      <w:r>
-        <w:t>The system shall allow users to delete previously stored discount program entries.</w:t>
-      </w:r>
-      <w:r>
-        <w:t xml:space="preserve"> </w:t>
-      </w:r>
-    </w:p>
-    <w:p>
-      <w:r>
-        <w:pict w14:anchorId="42E06890">
-          <v:rect id="_x0000_i1026" style="width:0;height:1.5pt" o:hralign="center" o:hrstd="t" o:hr="t" fillcolor="#a0a0a0" stroked="f"/>
-        </w:pict>
-      </w:r>
-    </w:p>
-    <w:p>
-      <w:r>
-        <w:t>1.3 Data Handling (FR-DH)</w:t>
-      </w:r>
-    </w:p>
-    <w:p>
-      <w:pPr>
-        <w:ind w:left="720"/>
-      </w:pPr>
-      <w:r>
-        <w:t>FR</w:t>
-      </w:r>
-      <w:r>
-        <w:noBreakHyphen/>
-        <w:t>DH</w:t>
-      </w:r>
-      <w:r>
-        <w:noBreakHyphen/>
-        <w:t>1:</w:t>
-      </w:r>
-      <w:r>
-        <w:t xml:space="preserve"> </w:t>
-      </w:r>
-      <w:r>
-        <w:t>The system shall locally cache retrieved fuel price data to reduce repeated external API requests.</w:t>
-      </w:r>
-    </w:p>
-    <w:p>
-      <w:pPr>
-        <w:ind w:left="720"/>
-      </w:pPr>
-      <w:r>
-        <w:t>FR</w:t>
-      </w:r>
-      <w:r>
-        <w:noBreakHyphen/>
-        <w:t>DH</w:t>
-      </w:r>
-      <w:r>
-        <w:noBreakHyphen/>
-        <w:t>2:</w:t>
-      </w:r>
-      <w:r>
-        <w:t xml:space="preserve"> </w:t>
-      </w:r>
-      <w:r>
-        <w:t>The system shall retrieve and display cached fuel price data when external API services are unavailable.</w:t>
-      </w:r>
-    </w:p>
-    <w:p>
-      <w:pPr>
-        <w:ind w:left="720"/>
-      </w:pPr>
-      <w:r>
-        <w:t>FR</w:t>
-      </w:r>
-      <w:r>
-        <w:noBreakHyphen/>
-        <w:t>DH</w:t>
-      </w:r>
-      <w:r>
-        <w:noBreakHyphen/>
-        <w:t>3:</w:t>
-      </w:r>
-      <w:r>
-        <w:t xml:space="preserve"> </w:t>
-      </w:r>
-      <w:r>
-        <w:t>The system shall retrieve and display cached fuel price data when the user’s device is offline.</w:t>
-      </w:r>
-    </w:p>
-    <w:p>
-      <w:pPr>
-        <w:ind w:left="720"/>
-      </w:pPr>
-      <w:r>
-        <w:t>FR</w:t>
-      </w:r>
-      <w:r>
-        <w:noBreakHyphen/>
-        <w:t>DH</w:t>
-      </w:r>
-      <w:r>
-        <w:noBreakHyphen/>
-        <w:t>4:</w:t>
-      </w:r>
-      <w:r>
-        <w:t xml:space="preserve"> </w:t>
-      </w:r>
-      <w:r>
-        <w:t>When an internet connection is available, the system shall automatically refresh cached fuel price data without requiring user intervention.</w:t>
-      </w:r>
-    </w:p>
-    <w:p>
-      <w:pPr>
-        <w:ind w:left="720"/>
-      </w:pPr>
-      <w:r>
-        <w:t>FR</w:t>
-      </w:r>
-      <w:r>
-        <w:noBreakHyphen/>
-        <w:t>DH</w:t>
-      </w:r>
-      <w:r>
-        <w:noBreakHyphen/>
-        <w:t>5:</w:t>
-      </w:r>
-      <w:r>
-        <w:t xml:space="preserve"> </w:t>
-      </w:r>
-      <w:r>
-        <w:t>The system shall associate a timestamp with all cached data indicating when the data was last retrieved.</w:t>
-      </w:r>
-    </w:p>
-    <w:p>
-      <w:pPr>
-        <w:ind w:left="720"/>
-      </w:pPr>
-      <w:r>
-        <w:t>FR</w:t>
-      </w:r>
-      <w:r>
-        <w:noBreakHyphen/>
-        <w:t>DH</w:t>
-      </w:r>
-      <w:r>
-        <w:noBreakHyphen/>
-        <w:t>6:</w:t>
-      </w:r>
-      <w:r>
-        <w:t xml:space="preserve"> </w:t>
-      </w:r>
-      <w:r>
-        <w:t>The system shall display timestamps alongside all pricing data presented to the user.</w:t>
-      </w:r>
-    </w:p>
-    <w:p>
-      <w:pPr>
-        <w:ind w:left="720"/>
-      </w:pPr>
-      <w:r>
-        <w:lastRenderedPageBreak/>
-        <w:t xml:space="preserve">. </w:t>
-      </w:r>
-    </w:p>
-    <w:p>
-      <w:r>
-        <w:pict w14:anchorId="361839E7">
-          <v:rect id="_x0000_i1027" style="width:0;height:1.5pt" o:hralign="center" o:hrstd="t" o:hr="t" fillcolor="#a0a0a0" stroked="f"/>
-        </w:pict>
-      </w:r>
-    </w:p>
-    <w:p>
-      <w:r>
-        <w:t>1.4 Error Handling (FR-EH)</w:t>
-      </w:r>
-    </w:p>
-    <w:p>
-      <w:pPr>
-        <w:ind w:left="720"/>
-      </w:pPr>
-      <w:r>
-        <w:t xml:space="preserve">FR-EH-1: The system shall display an error message if user location cannot be determined. </w:t>
-      </w:r>
-    </w:p>
-    <w:p>
-      <w:pPr>
-        <w:ind w:left="720"/>
-      </w:pPr>
-      <w:r>
-        <w:t>FR</w:t>
-      </w:r>
-      <w:r>
-        <w:noBreakHyphen/>
-        <w:t>EH</w:t>
-      </w:r>
-      <w:r>
-        <w:noBreakHyphen/>
-        <w:t>1:</w:t>
-      </w:r>
-      <w:r>
-        <w:t xml:space="preserve"> </w:t>
-      </w:r>
-      <w:r>
-        <w:t>If the user’s geographic location cannot be determined, the system shall display a clear error message explaining the issue and requesting manual location input.</w:t>
-      </w:r>
-    </w:p>
-    <w:p>
-      <w:pPr>
-        <w:ind w:left="720"/>
-      </w:pPr>
-      <w:r>
-        <w:t>FR</w:t>
-      </w:r>
-      <w:r>
-        <w:noBreakHyphen/>
-        <w:t>EH</w:t>
-      </w:r>
-      <w:r>
-        <w:noBreakHyphen/>
-        <w:t>2:</w:t>
-      </w:r>
-      <w:r>
-        <w:t xml:space="preserve"> </w:t>
-      </w:r>
-      <w:r>
-        <w:t>When no stations match the user’s selected filters, the system shall display a message indicating that no matching results were found.</w:t>
-      </w:r>
-    </w:p>
-    <w:p>
-      <w:pPr>
-        <w:ind w:left="720"/>
-      </w:pPr>
-      <w:r>
-        <w:t>FR</w:t>
-      </w:r>
-      <w:r>
-        <w:noBreakHyphen/>
-        <w:t>EH</w:t>
-      </w:r>
-      <w:r>
-        <w:noBreakHyphen/>
-        <w:t>3:</w:t>
-      </w:r>
-      <w:r>
-        <w:t xml:space="preserve"> </w:t>
-      </w:r>
-      <w:r>
-        <w:t>If an external API request fails, the system shall display an error message informing the user of the failure.</w:t>
-      </w:r>
-    </w:p>
-    <w:p>
-      <w:pPr>
-        <w:ind w:left="720"/>
-      </w:pPr>
-      <w:r>
-        <w:t>FR</w:t>
-      </w:r>
-      <w:r>
-        <w:noBreakHyphen/>
-        <w:t>EH</w:t>
-      </w:r>
-      <w:r>
-        <w:noBreakHyphen/>
-        <w:t>4:</w:t>
-      </w:r>
-      <w:r>
-        <w:t xml:space="preserve"> </w:t>
-      </w:r>
-      <w:r>
-        <w:t>When live data retrieval fails, the system shall display cached data if available.</w:t>
-      </w:r>
-    </w:p>
-    <w:p>
-      <w:pPr>
-        <w:ind w:left="720"/>
-      </w:pPr>
-      <w:r>
-        <w:t>FR</w:t>
-      </w:r>
-      <w:r>
-        <w:noBreakHyphen/>
-        <w:t>EH</w:t>
-      </w:r>
-      <w:r>
-        <w:noBreakHyphen/>
-        <w:t>5:</w:t>
-      </w:r>
-      <w:r>
-        <w:t xml:space="preserve"> </w:t>
-      </w:r>
-      <w:r>
-        <w:t>The system shall continue to function and display available information when partial or incomplete station data is returned and shall not crash due to missing data fields.</w:t>
-      </w:r>
-    </w:p>
-    <w:p>
-      <w:r>
-        <w:pict w14:anchorId="5A721860">
-          <v:rect id="_x0000_i1028" style="width:0;height:1.5pt" o:hralign="center" o:hrstd="t" o:hr="t" fillcolor="#a0a0a0" stroked="f"/>
-        </w:pict>
+        <w:t>FR-API-8: All API responses shall be encoded as application/json except GET / health response.</w:t>
       </w:r>
     </w:p>
     <w:p>
@@ -1511,6 +1322,7 @@
           <w:sz w:val="28"/>
           <w:szCs w:val="28"/>
         </w:rPr>
+        <w:lastRenderedPageBreak/>
         <w:t>Non-Functional Requirements</w:t>
       </w:r>
     </w:p>
@@ -1524,21 +1336,396 @@
         <w:ind w:left="720"/>
       </w:pPr>
       <w:r>
-        <w:t>NFR</w:t>
-      </w:r>
-      <w:r>
-        <w:noBreakHyphen/>
-        <w:t>PR</w:t>
-      </w:r>
-      <w:r>
-        <w:noBreakHyphen/>
-        <w:t>1:</w:t>
+        <w:t>NFR-PR-1: Under normal load, average backend response time for GET /api/stations shall be less than or equal to 500 ms.</w:t>
+      </w:r>
+    </w:p>
+    <w:p>
+      <w:pPr>
+        <w:ind w:left="720"/>
+      </w:pPr>
+      <w:r>
+        <w:t>NFR-PR-2: For load-smoke test defaults (100 requests, concurrency 10), GET /api/stations shall achieve p95 latency less than or equal to 700 ms.</w:t>
+      </w:r>
+    </w:p>
+    <w:p>
+      <w:pPr>
+        <w:ind w:left="720"/>
+      </w:pPr>
+      <w:r>
+        <w:t>NFR-PR-3: For load-smoke test defaults, GET /api/stations error rate shall be less th</w:t>
+      </w:r>
+      <w:r>
+        <w:t>a</w:t>
+      </w:r>
+      <w:r>
+        <w:t>n or equal to 5%.</w:t>
+      </w:r>
+    </w:p>
+    <w:p>
+      <w:pPr>
+        <w:ind w:left="720"/>
+      </w:pPr>
+      <w:r>
+        <w:t>NFR-PR-4: Map plus station list initial render shall complete within 2 seconds after search initiation on broadband (&gt;=25 Mbps) desktop connection.</w:t>
+      </w:r>
+    </w:p>
+    <w:p>
+      <w:pPr>
+        <w:ind w:left="720"/>
+      </w:pPr>
+      <w:r>
+        <w:t>NFR-PR-5: Cached nearby station retrieval from persistent storage shall complete within 200 ms for datasets up to 10,000 cached stations.</w:t>
+      </w:r>
+    </w:p>
+    <w:p>
+      <w:r>
+        <w:pict w14:anchorId="661E0353">
+          <v:rect id="_x0000_i1074" style="width:0;height:1.5pt" o:hralign="center" o:hrstd="t" o:hr="t" fillcolor="#a0a0a0" stroked="f"/>
+        </w:pict>
+      </w:r>
+    </w:p>
+    <w:p>
+      <w:r>
+        <w:t>2.2 Reliability and Availability (NFR-RA)</w:t>
+      </w:r>
+    </w:p>
+    <w:p>
+      <w:pPr>
+        <w:ind w:left="720"/>
+      </w:pPr>
+      <w:r>
+        <w:t>NFR-RA-1: During 60-second availability test runs at 200 ms polling interval, endpoint error rate shall be less than or equal to 1%.</w:t>
+      </w:r>
+    </w:p>
+    <w:p>
+      <w:pPr>
+        <w:ind w:left="720"/>
+      </w:pPr>
+      <w:r>
+        <w:t>NFR-RA-2: During 60-second reliability soak runs at 250 ms interval, endpoint error rate shall be less than or equal to 3%.</w:t>
+      </w:r>
+    </w:p>
+    <w:p>
+      <w:pPr>
+        <w:ind w:left="720"/>
+      </w:pPr>
+      <w:r>
+        <w:t>NFR-RA-3: If live nearby station retrieval fails, cached results shall still be returned when cache exists.</w:t>
+      </w:r>
+    </w:p>
+    <w:p>
+      <w:pPr>
+        <w:ind w:left="720"/>
+      </w:pPr>
+      <w:r>
+        <w:t>NFR-RA-4: A server process crash shall recover to successful health-check response within 60 seconds when supervised restart is enabled.</w:t>
+      </w:r>
+    </w:p>
+    <w:p>
+      <w:pPr>
+        <w:ind w:left="720"/>
+      </w:pPr>
+      <w:r>
+        <w:t>NFR-RA-5: External API failures shall not terminate active backend process execution.</w:t>
+      </w:r>
+    </w:p>
+    <w:p>
+      <w:r>
+        <w:pict w14:anchorId="287268EF">
+          <v:rect id="_x0000_i1075" style="width:0;height:1.5pt" o:hralign="center" o:hrstd="t" o:hr="t" fillcolor="#a0a0a0" stroked="f"/>
+        </w:pict>
+      </w:r>
+    </w:p>
+    <w:p>
+      <w:r>
+        <w:t>2.3 Usability and User Experience (NFR-UX)</w:t>
+      </w:r>
+    </w:p>
+    <w:p>
+      <w:pPr>
+        <w:ind w:left="720"/>
+      </w:pPr>
+      <w:r>
+        <w:t>NFR-UX-1: A new user shall be able to identify nearby stations and open one station detail view within three interactions from initial page load.</w:t>
+      </w:r>
+    </w:p>
+    <w:p>
+      <w:pPr>
+        <w:ind w:left="720"/>
+      </w:pPr>
+      <w:r>
+        <w:t>NFR-UX-2: Loading states shall display visible feedback while map script or station data is pending.</w:t>
+      </w:r>
+    </w:p>
+    <w:p>
+      <w:pPr>
+        <w:ind w:left="720"/>
+      </w:pPr>
+      <w:r>
+        <w:lastRenderedPageBreak/>
+        <w:t>NFR-UX-3: Error messages shall include both issue description and next action (for example, manual location input).</w:t>
+      </w:r>
+    </w:p>
+    <w:p>
+      <w:pPr>
+        <w:ind w:left="720"/>
+      </w:pPr>
+      <w:r>
+        <w:t xml:space="preserve">NFR-UX-4: Station </w:t>
+      </w:r>
+      <w:r>
+        <w:t>markers</w:t>
+      </w:r>
+      <w:r>
+        <w:t xml:space="preserve"> remain visually distinguishable by type at 100%, 150%, and 200% browser zoom.</w:t>
+      </w:r>
+    </w:p>
+    <w:p>
+      <w:pPr>
+        <w:ind w:left="720"/>
+      </w:pPr>
+      <w:r>
+        <w:t xml:space="preserve">NFR-UX-5: The station panel </w:t>
+      </w:r>
+      <w:r>
+        <w:t>controls</w:t>
+      </w:r>
+      <w:r>
+        <w:t xml:space="preserve"> sort, type, and grade shall remain usable on viewports from 360 px to 1920 px width.</w:t>
+      </w:r>
+    </w:p>
+    <w:p>
+      <w:pPr>
+        <w:ind w:left="720"/>
+      </w:pPr>
+      <w:r>
+        <w:t>NFR-UX-6: The UI shall maintain responsive layout without horizontal overflow at viewport widths of 360 px, 768 px, and 1280 px.</w:t>
+      </w:r>
+    </w:p>
+    <w:p>
+      <w:r>
+        <w:pict w14:anchorId="4830743D">
+          <v:rect id="_x0000_i1076" style="width:0;height:1.5pt" o:hralign="center" o:hrstd="t" o:hr="t" fillcolor="#a0a0a0" stroked="f"/>
+        </w:pict>
+      </w:r>
+    </w:p>
+    <w:p>
+      <w:r>
+        <w:t>2.4 Scalability (NFR-SC)</w:t>
+      </w:r>
+    </w:p>
+    <w:p>
+      <w:pPr>
+        <w:ind w:left="720"/>
+      </w:pPr>
+      <w:r>
+        <w:t>NFR-SC-1: Scalability test levels of 1, 5, 10, 25, and 50 concurrent requests shall complete with successful HTTP responses.</w:t>
+      </w:r>
+    </w:p>
+    <w:p>
+      <w:pPr>
+        <w:ind w:left="720"/>
+      </w:pPr>
+      <w:r>
+        <w:t>NFR-SC-2: Total latency degradation at each scalability level shall not exceed 12x single-request baseline in default scalability test.</w:t>
+      </w:r>
+    </w:p>
+    <w:p>
+      <w:pPr>
+        <w:ind w:left="720"/>
+      </w:pPr>
+      <w:r>
+        <w:t>NFR-SC-3: The backend architecture shall support horizontal scaling through stateless API instances behind a load balancer.</w:t>
+      </w:r>
+    </w:p>
+    <w:p>
+      <w:pPr>
+        <w:ind w:left="720"/>
+      </w:pPr>
+      <w:r>
+        <w:t>NFR-SC-4: Database queries for nearby station retrieval shall remain indexable and support growth to at least 1,000,000 station records.</w:t>
+      </w:r>
+    </w:p>
+    <w:p>
+      <w:pPr>
+        <w:ind w:left="720"/>
+      </w:pPr>
+      <w:r>
+        <w:t>NFR-SC-5: Sensitive runtime configuration shall be supplied through environment variables and not hardcoded in source files.</w:t>
+      </w:r>
+    </w:p>
+    <w:p>
+      <w:r>
+        <w:pict w14:anchorId="05E812B8">
+          <v:rect id="_x0000_i1077" style="width:0;height:1.5pt" o:hralign="center" o:hrstd="t" o:hr="t" fillcolor="#a0a0a0" stroked="f"/>
+        </w:pict>
+      </w:r>
+    </w:p>
+    <w:p>
+      <w:r>
+        <w:t>2.5 Security (NFR-SE)</w:t>
+      </w:r>
+    </w:p>
+    <w:p>
+      <w:pPr>
+        <w:ind w:left="720"/>
+      </w:pPr>
+      <w:r>
+        <w:t>NFR-SE-1: Google Maps API keys shall be provided only through environment variables.</w:t>
+      </w:r>
+    </w:p>
+    <w:p>
+      <w:pPr>
+        <w:ind w:left="720"/>
+      </w:pPr>
+      <w:r>
+        <w:t>NFR-SE-2: API endpoints accepting user-provided query input shall validate numeric ranges and types before service execution.</w:t>
+      </w:r>
+    </w:p>
+    <w:p>
+      <w:pPr>
+        <w:ind w:left="720"/>
+      </w:pPr>
+      <w:r>
+        <w:t>NFR-SE-3: The backend shall reject browser requests from origins not in configured allowlist or approved private-network pattern.</w:t>
+      </w:r>
+    </w:p>
+    <w:p>
+      <w:pPr>
+        <w:ind w:left="720"/>
+      </w:pPr>
+      <w:r>
+        <w:t>NFR-SE-4: The production deployment shall enforce API request rate limiting on public endpoints.</w:t>
+      </w:r>
+    </w:p>
+    <w:p>
+      <w:pPr>
+        <w:ind w:left="720"/>
+      </w:pPr>
+      <w:r>
+        <w:lastRenderedPageBreak/>
+        <w:t>NFR-SE-5: The system shall avoid logging full secret values in console or log files.</w:t>
+      </w:r>
+      <w:r>
+        <w:t>.</w:t>
+      </w:r>
+    </w:p>
+    <w:p>
+      <w:r>
+        <w:pict w14:anchorId="3322C60E">
+          <v:rect id="_x0000_i1078" style="width:0;height:1.5pt" o:hralign="center" o:hrstd="t" o:hr="t" fillcolor="#a0a0a0" stroked="f"/>
+        </w:pict>
+      </w:r>
+    </w:p>
+    <w:p>
+      <w:r>
+        <w:t>2.6 Maintainability (NFR-MA)</w:t>
+      </w:r>
+    </w:p>
+    <w:p>
+      <w:pPr>
+        <w:ind w:left="720"/>
+      </w:pPr>
+      <w:r>
+        <w:t>NFR-MA-1: Backend code shall preserve layered structure of routes, controllers, and services.</w:t>
+      </w:r>
+    </w:p>
+    <w:p>
+      <w:pPr>
+        <w:ind w:left="720"/>
+      </w:pPr>
+      <w:r>
+        <w:t>NFR-MA-2: The repository shall include up-to-date run, setup, and test documentation.</w:t>
+      </w:r>
+    </w:p>
+    <w:p>
+      <w:pPr>
+        <w:ind w:left="720"/>
+      </w:pPr>
+      <w:r>
+        <w:t>NFR-MA-3: Automated unit/integration tests shall execute via package scripts for backend and frontend.</w:t>
+      </w:r>
+    </w:p>
+    <w:p>
+      <w:pPr>
+        <w:ind w:left="720"/>
+      </w:pPr>
+      <w:r>
+        <w:t>NFR-MA-4: Non-functional test scripts shall execute via package scripts and return non-zero exit code on threshold failure.</w:t>
+      </w:r>
+    </w:p>
+    <w:p>
+      <w:pPr>
+        <w:ind w:left="720"/>
+      </w:pPr>
+      <w:r>
+        <w:t>NFR-MA-5: Source code formatting and linting standards shall be enforceable through project tooling configuration.</w:t>
+      </w:r>
+    </w:p>
+    <w:p>
+      <w:r>
+        <w:pict w14:anchorId="5814DD2D">
+          <v:rect id="_x0000_i1079" style="width:0;height:1.5pt" o:hralign="center" o:hrstd="t" o:hr="t" fillcolor="#a0a0a0" stroked="f"/>
+        </w:pict>
+      </w:r>
+    </w:p>
+    <w:p>
+      <w:r>
+        <w:t>2.7 Portability and Compatibility (NFR-PC)</w:t>
+      </w:r>
+    </w:p>
+    <w:p>
+      <w:pPr>
+        <w:ind w:left="720"/>
+      </w:pPr>
+      <w:r>
+        <w:t xml:space="preserve">NFR-PC-1: The </w:t>
+      </w:r>
+      <w:r>
+        <w:t>front end</w:t>
+      </w:r>
+      <w:r>
+        <w:t xml:space="preserve"> shall function on current stable Chrome, Firefox, Safari, and Edge releases.</w:t>
+      </w:r>
+    </w:p>
+    <w:p>
+      <w:pPr>
+        <w:ind w:left="720"/>
+      </w:pPr>
+      <w:r>
+        <w:t>NFR-PC-2: Development environment shall run on Windows and macOS using pnpm workspace commands.</w:t>
+      </w:r>
+    </w:p>
+    <w:p>
+      <w:pPr>
+        <w:ind w:firstLine="720"/>
+      </w:pPr>
+      <w:r>
+        <w:t xml:space="preserve">NFR-PC-3: Containerized development shall run through docker </w:t>
+      </w:r>
+      <w:r>
+        <w:t>composed</w:t>
       </w:r>
       <w:r>
         <w:t xml:space="preserve"> </w:t>
       </w:r>
       <w:r>
-        <w:t>The system shall return external API responses within 500 milliseconds on average under normal operating conditions.</w:t>
+        <w:t>of</w:t>
+      </w:r>
+      <w:r>
+        <w:tab/>
+        <w:t>f</w:t>
+      </w:r>
+      <w:r>
+        <w:t>rontend and backend services.</w:t>
+      </w:r>
+    </w:p>
+    <w:p>
+      <w:pPr>
+        <w:ind w:firstLine="720"/>
+      </w:pPr>
+      <w:r>
+        <w:t>NFR-PC-4: The web client shall require no browser plugins.</w:t>
       </w:r>
     </w:p>
     <w:p>
@@ -1546,21 +1733,19 @@
         <w:ind w:left="720"/>
       </w:pPr>
       <w:r>
-        <w:t>NFR</w:t>
-      </w:r>
-      <w:r>
-        <w:noBreakHyphen/>
-        <w:t>PR</w:t>
-      </w:r>
-      <w:r>
-        <w:noBreakHyphen/>
-        <w:t>2:</w:t>
-      </w:r>
-      <w:r>
-        <w:t xml:space="preserve"> </w:t>
-      </w:r>
-      <w:r>
-        <w:t>The system shall load map and station data within 2 seconds of initiating a search.</w:t>
+        <w:t>NFR-PC-5: The layout shall adapt to mobile and desktop screen sizes without feature loss.</w:t>
+      </w:r>
+    </w:p>
+    <w:p>
+      <w:r>
+        <w:pict w14:anchorId="2C715693">
+          <v:rect id="_x0000_i1104" style="width:0;height:1.5pt" o:hralign="center" o:hrstd="t" o:hr="t" fillcolor="#a0a0a0" stroked="f"/>
+        </w:pict>
+      </w:r>
+    </w:p>
+    <w:p>
+      <w:r>
+        <w:t>2.8 Data Accuracy and Integrity (NFR-DI)</w:t>
       </w:r>
     </w:p>
     <w:p>
@@ -1568,21 +1753,10 @@
         <w:ind w:left="720"/>
       </w:pPr>
       <w:r>
-        <w:t>NFR</w:t>
-      </w:r>
-      <w:r>
-        <w:noBreakHyphen/>
-        <w:t>PR</w:t>
-      </w:r>
-      <w:r>
-        <w:noBreakHyphen/>
-        <w:t>3:</w:t>
-      </w:r>
-      <w:r>
-        <w:t xml:space="preserve"> </w:t>
-      </w:r>
-      <w:r>
-        <w:t>The system shall update search and filter results within 1 second of user input.</w:t>
+        <w:t>NFR-DI-1: External fuel data shall be normalized to numeric units and nanos before storage</w:t>
+      </w:r>
+      <w:r>
+        <w:t>.</w:t>
       </w:r>
     </w:p>
     <w:p>
@@ -1590,21 +1764,8 @@
         <w:ind w:left="720"/>
       </w:pPr>
       <w:r>
-        <w:t>NFR</w:t>
-      </w:r>
-      <w:r>
-        <w:noBreakHyphen/>
-        <w:t>PR</w:t>
-      </w:r>
-      <w:r>
-        <w:noBreakHyphen/>
-        <w:t>4:</w:t>
-      </w:r>
-      <w:r>
-        <w:t xml:space="preserve"> </w:t>
-      </w:r>
-      <w:r>
-        <w:t>The system shall support at least 500 concurrent users without degradation of core functionality.</w:t>
+        <w:lastRenderedPageBreak/>
+        <w:t>NFR-DI-2: All persisted fuel price records shall include created-at timestamp values.</w:t>
       </w:r>
     </w:p>
     <w:p>
@@ -1612,38 +1773,35 @@
         <w:ind w:left="720"/>
       </w:pPr>
       <w:r>
-        <w:t>NFR</w:t>
-      </w:r>
-      <w:r>
-        <w:noBreakHyphen/>
-        <w:t>PR</w:t>
-      </w:r>
-      <w:r>
-        <w:noBreakHyphen/>
-        <w:t>5:</w:t>
-      </w:r>
-      <w:r>
-        <w:t xml:space="preserve"> </w:t>
-      </w:r>
-      <w:r>
-        <w:t>Cached data retrieval operations shall complete within 200 milliseconds.</w:t>
+        <w:t>NFR-DI-3: Unique constraints shall prevent duplicate station place IDs, duplicate brand names, and duplicate station+fuel-type price rows.</w:t>
       </w:r>
     </w:p>
     <w:p>
       <w:pPr>
         <w:ind w:left="720"/>
       </w:pPr>
-    </w:p>
-    <w:p>
-      <w:r>
-        <w:pict w14:anchorId="661E0353">
-          <v:rect id="_x0000_i1029" style="width:0;height:1.5pt" o:hralign="center" o:hrstd="t" o:hr="t" fillcolor="#a0a0a0" stroked="f"/>
+      <w:r>
+        <w:t>NFR-DI-4: Price cache freshness threshold shall be 24 hours maximum age for user-visible prices.</w:t>
+      </w:r>
+    </w:p>
+    <w:p>
+      <w:pPr>
+        <w:ind w:left="720"/>
+      </w:pPr>
+      <w:r>
+        <w:t>NFR-DI-5: When displayed price data is older than freshness threshold and retained for diagnostics, the UI shall mark it as outdated.</w:t>
+      </w:r>
+    </w:p>
+    <w:p>
+      <w:r>
+        <w:pict w14:anchorId="505A716C">
+          <v:rect id="_x0000_i1081" style="width:0;height:1.5pt" o:hralign="center" o:hrstd="t" o:hr="t" fillcolor="#a0a0a0" stroked="f"/>
         </w:pict>
       </w:r>
     </w:p>
     <w:p>
       <w:r>
-        <w:t>2.2 Reliability and Availability (NFR-RA)</w:t>
+        <w:t>2.9 Accessibility (NFR-AC)</w:t>
       </w:r>
     </w:p>
     <w:p>
@@ -1651,25 +1809,7 @@
         <w:ind w:left="720"/>
       </w:pPr>
       <w:r>
-        <w:t>NFR</w:t>
-      </w:r>
-      <w:r>
-        <w:noBreakHyphen/>
-        <w:t>RA</w:t>
-      </w:r>
-      <w:r>
-        <w:noBreakHyphen/>
-        <w:t>1:</w:t>
-      </w:r>
-      <w:r>
-        <w:t xml:space="preserve"> </w:t>
-      </w:r>
-      <w:r>
-        <w:t>The system shall maintain 99% uptime over any 7</w:t>
-      </w:r>
-      <w:r>
-        <w:noBreakHyphen/>
-        <w:t>day continuous period.</w:t>
+        <w:t>NFR-AC-1: The UI shall conform to WCAG 2.1 Level AA for color contrast and text alternatives.</w:t>
       </w:r>
     </w:p>
     <w:p>
@@ -1677,21 +1817,7 @@
         <w:ind w:left="720"/>
       </w:pPr>
       <w:r>
-        <w:t>NFR</w:t>
-      </w:r>
-      <w:r>
-        <w:noBreakHyphen/>
-        <w:t>RA</w:t>
-      </w:r>
-      <w:r>
-        <w:noBreakHyphen/>
-        <w:t>2:</w:t>
-      </w:r>
-      <w:r>
-        <w:t xml:space="preserve"> </w:t>
-      </w:r>
-      <w:r>
-        <w:t>The system shall automatically recover from system crashes within 60 seconds.</w:t>
+        <w:t>NFR-AC-2: All interactive controls shall be reachable and operable through keyboard-only navigation.</w:t>
       </w:r>
     </w:p>
     <w:p>
@@ -1699,21 +1825,7 @@
         <w:ind w:left="720"/>
       </w:pPr>
       <w:r>
-        <w:t>NFR</w:t>
-      </w:r>
-      <w:r>
-        <w:noBreakHyphen/>
-        <w:t>RA</w:t>
-      </w:r>
-      <w:r>
-        <w:noBreakHyphen/>
-        <w:t>3:</w:t>
-      </w:r>
-      <w:r>
-        <w:t xml:space="preserve"> </w:t>
-      </w:r>
-      <w:r>
-        <w:t>The system shall provide fallback functionality using cached data when live data is unavailable.</w:t>
+        <w:t>NFR-AC-3: Screen readers shall announce purpose for interactive controls including panel toggle, sort, filter, and directions button.</w:t>
       </w:r>
     </w:p>
     <w:p>
@@ -1721,21 +1833,10 @@
         <w:ind w:left="720"/>
       </w:pPr>
       <w:r>
-        <w:t>NFR</w:t>
-      </w:r>
-      <w:r>
-        <w:noBreakHyphen/>
-        <w:t>RA</w:t>
-      </w:r>
-      <w:r>
-        <w:noBreakHyphen/>
-        <w:t>4:</w:t>
-      </w:r>
-      <w:r>
-        <w:t xml:space="preserve"> </w:t>
-      </w:r>
-      <w:r>
-        <w:t>The system shall synchronize cached data after recovering from system downtime.</w:t>
+        <w:t>NFR-AC-4: All marker legend icons and control inputs shall include accessible labels or equivalent ARIA attributes</w:t>
+      </w:r>
+      <w:r>
+        <w:t>.</w:t>
       </w:r>
     </w:p>
     <w:p>
@@ -1743,33 +1844,19 @@
         <w:ind w:left="720"/>
       </w:pPr>
       <w:r>
-        <w:t>NFR</w:t>
-      </w:r>
-      <w:r>
-        <w:noBreakHyphen/>
-        <w:t>RA</w:t>
-      </w:r>
-      <w:r>
-        <w:noBreakHyphen/>
-        <w:t>5:</w:t>
-      </w:r>
-      <w:r>
-        <w:t xml:space="preserve"> </w:t>
-      </w:r>
-      <w:r>
-        <w:t>The system shall handle external API failures without terminating user sessions or crashing.</w:t>
-      </w:r>
-    </w:p>
-    <w:p>
-      <w:r>
-        <w:pict w14:anchorId="287268EF">
-          <v:rect id="_x0000_i1030" style="width:0;height:1.5pt" o:hralign="center" o:hrstd="t" o:hr="t" fillcolor="#a0a0a0" stroked="f"/>
+        <w:t>NFR-AC-5: Focus indicators shall remain visible for keyboard users across all actionable controls.</w:t>
+      </w:r>
+    </w:p>
+    <w:p>
+      <w:r>
+        <w:pict w14:anchorId="38BE1E17">
+          <v:rect id="_x0000_i1082" style="width:0;height:1.5pt" o:hralign="center" o:hrstd="t" o:hr="t" fillcolor="#a0a0a0" stroked="f"/>
         </w:pict>
       </w:r>
     </w:p>
     <w:p>
       <w:r>
-        <w:t>2.3 Usability and User Experience (NFR-UX)</w:t>
+        <w:t>2.10 Logging and Monitoring (NFR-LM)</w:t>
       </w:r>
     </w:p>
     <w:p>
@@ -1777,15 +1864,7 @@
         <w:ind w:left="720"/>
       </w:pPr>
       <w:r>
-        <w:t>NFR</w:t>
-      </w:r>
-      <w:r>
-        <w:noBreakHyphen/>
-        <w:t>UX</w:t>
-      </w:r>
-      <w:r>
-        <w:noBreakHyphen/>
-        <w:t>1: The system shall present a user interface that enables task completion without requiring external documentation.</w:t>
+        <w:t>NFR-LM-1: The backend shall log system-level errors with timestamp and severity.</w:t>
       </w:r>
     </w:p>
     <w:p>
@@ -1793,15 +1872,7 @@
         <w:ind w:left="720"/>
       </w:pPr>
       <w:r>
-        <w:t>NFR</w:t>
-      </w:r>
-      <w:r>
-        <w:noBreakHyphen/>
-        <w:t>UX</w:t>
-      </w:r>
-      <w:r>
-        <w:noBreakHyphen/>
-        <w:t>2: Users shall be able to access all core features within three user interactions.</w:t>
+        <w:t>NFR-LM-2: External Google Maps API requests and response statuses shall be logged for diagnostics.</w:t>
       </w:r>
     </w:p>
     <w:p>
@@ -1809,15 +1880,7 @@
         <w:ind w:left="720"/>
       </w:pPr>
       <w:r>
-        <w:t>NFR</w:t>
-      </w:r>
-      <w:r>
-        <w:noBreakHyphen/>
-        <w:t>UX</w:t>
-      </w:r>
-      <w:r>
-        <w:noBreakHyphen/>
-        <w:t>3: The system shall support responsive design for both desktop and mobile devices.</w:t>
+        <w:t>NFR-LM-3: Non-functional performance scripts shall output latency and error-rate metrics per run.</w:t>
       </w:r>
     </w:p>
     <w:p>
@@ -1825,15 +1888,7 @@
         <w:ind w:left="720"/>
       </w:pPr>
       <w:r>
-        <w:t>NFR</w:t>
-      </w:r>
-      <w:r>
-        <w:noBreakHyphen/>
-        <w:t>UX</w:t>
-      </w:r>
-      <w:r>
-        <w:noBreakHyphen/>
-        <w:t>4: The system shall display clear visual indicators representing fuel stations on the map.</w:t>
+        <w:t>NFR-LM-4: Critical backend failures shall generate administrator-visible alert events in production monitoring.</w:t>
       </w:r>
     </w:p>
     <w:p>
@@ -1841,15 +1896,29 @@
         <w:ind w:left="720"/>
       </w:pPr>
       <w:r>
-        <w:t>NFR</w:t>
-      </w:r>
-      <w:r>
-        <w:noBreakHyphen/>
-        <w:t>UX</w:t>
-      </w:r>
-      <w:r>
-        <w:noBreakHyphen/>
-        <w:t>5: The system shall display loading indicators while data is being retrieved.</w:t>
+        <w:lastRenderedPageBreak/>
+        <w:t xml:space="preserve">NFR-LM-5: Persisted log files shall use a consistent, </w:t>
+      </w:r>
+      <w:r>
+        <w:t>parse able</w:t>
+      </w:r>
+      <w:r>
+        <w:t xml:space="preserve"> timestamp format (ISO 8601).</w:t>
+      </w:r>
+      <w:r>
+        <w:t>.</w:t>
+      </w:r>
+    </w:p>
+    <w:p>
+      <w:r>
+        <w:pict w14:anchorId="70953ABC">
+          <v:rect id="_x0000_i1083" style="width:0;height:1.5pt" o:hralign="center" o:hrstd="t" o:hr="t" fillcolor="#a0a0a0" stroked="f"/>
+        </w:pict>
+      </w:r>
+    </w:p>
+    <w:p>
+      <w:r>
+        <w:t>2.11 Backup and Recovery (NFR-BR)</w:t>
       </w:r>
     </w:p>
     <w:p>
@@ -1857,31 +1926,57 @@
         <w:ind w:left="720"/>
       </w:pPr>
       <w:r>
-        <w:t>NFR</w:t>
-      </w:r>
-      <w:r>
-        <w:noBreakHyphen/>
-        <w:t>UX</w:t>
-      </w:r>
-      <w:r>
-        <w:noBreakHyphen/>
-        <w:t>6: The system shall display error messages using clear, user</w:t>
-      </w:r>
-      <w:r>
-        <w:noBreakHyphen/>
-        <w:t>friendly language with suggested corrective actions.</w:t>
-      </w:r>
-    </w:p>
-    <w:p>
-      <w:r>
-        <w:pict w14:anchorId="4830743D">
-          <v:rect id="_x0000_i1031" style="width:0;height:1.5pt" o:hralign="center" o:hrstd="t" o:hr="t" fillcolor="#a0a0a0" stroked="f"/>
+        <w:t>NFR-BR-1: Persistent database backups shall run at least once per 24-hour period in production.</w:t>
+      </w:r>
+    </w:p>
+    <w:p>
+      <w:pPr>
+        <w:ind w:firstLine="720"/>
+      </w:pPr>
+      <w:r>
+        <w:t>NFR-BR-2: Backup integrity verification shall run at least once every 7 days.</w:t>
+      </w:r>
+    </w:p>
+    <w:p>
+      <w:pPr>
+        <w:ind w:left="720"/>
+      </w:pPr>
+      <w:r>
+        <w:t>NFR-BR-3: Full data restoration from backup shall be executable through documented runbook steps.</w:t>
+      </w:r>
+    </w:p>
+    <w:p>
+      <w:pPr>
+        <w:ind w:firstLine="720"/>
+      </w:pPr>
+      <w:r>
+        <w:t>NFR-BR-4: Backup artifacts shall be encrypted at rest.</w:t>
+      </w:r>
+    </w:p>
+    <w:p>
+      <w:pPr>
+        <w:ind w:left="720"/>
+      </w:pPr>
+      <w:r>
+        <w:t xml:space="preserve">NFR-BR-5: Recovery testing shall confirm restored data </w:t>
+      </w:r>
+      <w:r>
+        <w:t>including</w:t>
+      </w:r>
+      <w:r>
+        <w:t xml:space="preserve"> stations, fuel types, and fuel prices.</w:t>
+      </w:r>
+    </w:p>
+    <w:p>
+      <w:r>
+        <w:pict w14:anchorId="27FB2B18">
+          <v:rect id="_x0000_i1084" style="width:0;height:1.5pt" o:hralign="center" o:hrstd="t" o:hr="t" fillcolor="#a0a0a0" stroked="f"/>
         </w:pict>
       </w:r>
     </w:p>
     <w:p>
       <w:r>
-        <w:t>2.4 Scalability (NFR-SC)</w:t>
+        <w:t>2.12 Legal and Compliance (NFR-LC)</w:t>
       </w:r>
     </w:p>
     <w:p>
@@ -1889,15 +1984,7 @@
         <w:ind w:left="720"/>
       </w:pPr>
       <w:r>
-        <w:t>NFR</w:t>
-      </w:r>
-      <w:r>
-        <w:noBreakHyphen/>
-        <w:t>SC</w:t>
-      </w:r>
-      <w:r>
-        <w:noBreakHyphen/>
-        <w:t>1: The system shall support geographic expansion to new regions without requiring major architectural changes.</w:t>
+        <w:t>NFR-LC-1: All Google Maps platform usage shall comply with current Google Maps Platform Terms and API policies.</w:t>
       </w:r>
     </w:p>
     <w:p>
@@ -1905,16 +1992,7 @@
         <w:ind w:left="720"/>
       </w:pPr>
       <w:r>
-        <w:lastRenderedPageBreak/>
-        <w:t>NFR</w:t>
-      </w:r>
-      <w:r>
-        <w:noBreakHyphen/>
-        <w:t>SC</w:t>
-      </w:r>
-      <w:r>
-        <w:noBreakHyphen/>
-        <w:t>2: The backend shall support horizontal scaling to accommodate increased demand.</w:t>
+        <w:t>NFR-LC-2: Fuel data acquisition and display shall comply with provider licensing terms.</w:t>
       </w:r>
     </w:p>
     <w:p>
@@ -1922,15 +2000,7 @@
         <w:ind w:left="720"/>
       </w:pPr>
       <w:r>
-        <w:t>NFR</w:t>
-      </w:r>
-      <w:r>
-        <w:noBreakHyphen/>
-        <w:t>SC</w:t>
-      </w:r>
-      <w:r>
-        <w:noBreakHyphen/>
-        <w:t>3: The database shall efficiently handle datasets containing one million records or more.</w:t>
+        <w:t>NFR-LC-3: The system shall process location data in compliance with applicable privacy law for deployment jurisdiction.</w:t>
       </w:r>
     </w:p>
     <w:p>
@@ -1938,27 +2008,7 @@
         <w:ind w:left="720"/>
       </w:pPr>
       <w:r>
-        <w:t>NFR</w:t>
-      </w:r>
-      <w:r>
-        <w:noBreakHyphen/>
-        <w:t>SC</w:t>
-      </w:r>
-      <w:r>
-        <w:noBreakHyphen/>
-        <w:t>4: Sensitive configuration values shall not be hardcoded and shall be stored securely.</w:t>
-      </w:r>
-    </w:p>
-    <w:p>
-      <w:r>
-        <w:pict w14:anchorId="05E812B8">
-          <v:rect id="_x0000_i1032" style="width:0;height:1.5pt" o:hralign="center" o:hrstd="t" o:hr="t" fillcolor="#a0a0a0" stroked="f"/>
-        </w:pict>
-      </w:r>
-    </w:p>
-    <w:p>
-      <w:r>
-        <w:t>2.5 Security (NFR-SE)</w:t>
+        <w:t>NFR-LC-4: The project shall publish an accessible privacy policy covering collected data and retention practices.</w:t>
       </w:r>
     </w:p>
     <w:p>
@@ -1966,888 +2016,13 @@
         <w:ind w:left="720"/>
       </w:pPr>
       <w:r>
-        <w:t>NFR</w:t>
-      </w:r>
-      <w:r>
-        <w:noBreakHyphen/>
-        <w:t>SE</w:t>
-      </w:r>
-      <w:r>
-        <w:noBreakHyphen/>
-        <w:t>1:</w:t>
-      </w:r>
-      <w:r>
-        <w:t xml:space="preserve"> </w:t>
-      </w:r>
-      <w:r>
-        <w:t>The system shall securely store API keys using environment variables or a secrets management solution.</w:t>
+        <w:t>NFR-LC-5: Personally identifiable information shall not be stored without explicit user consent and legal basis.</w:t>
       </w:r>
     </w:p>
     <w:p>
       <w:pPr>
         <w:ind w:left="720"/>
       </w:pPr>
-      <w:r>
-        <w:t>NFR</w:t>
-      </w:r>
-      <w:r>
-        <w:noBreakHyphen/>
-        <w:t>SE</w:t>
-      </w:r>
-      <w:r>
-        <w:noBreakHyphen/>
-        <w:t>2:</w:t>
-      </w:r>
-      <w:r>
-        <w:t xml:space="preserve"> </w:t>
-      </w:r>
-      <w:r>
-        <w:t>The system shall validate all user inputs to prevent invalid or malicious data entry.</w:t>
-      </w:r>
-    </w:p>
-    <w:p>
-      <w:pPr>
-        <w:ind w:left="720"/>
-      </w:pPr>
-      <w:r>
-        <w:t>NFR</w:t>
-      </w:r>
-      <w:r>
-        <w:noBreakHyphen/>
-        <w:t>SE</w:t>
-      </w:r>
-      <w:r>
-        <w:noBreakHyphen/>
-        <w:t>3:</w:t>
-      </w:r>
-      <w:r>
-        <w:t xml:space="preserve"> </w:t>
-      </w:r>
-      <w:r>
-        <w:t>The system shall implement API rate limiting to prevent abuse.</w:t>
-      </w:r>
-    </w:p>
-    <w:p>
-      <w:r>
-        <w:pict w14:anchorId="3322C60E">
-          <v:rect id="_x0000_i1033" style="width:0;height:1.5pt" o:hralign="center" o:hrstd="t" o:hr="t" fillcolor="#a0a0a0" stroked="f"/>
-        </w:pict>
-      </w:r>
-    </w:p>
-    <w:p>
-      <w:r>
-        <w:t>2.6 Maintainability (NFR-MA)</w:t>
-      </w:r>
-    </w:p>
-    <w:p>
-      <w:pPr>
-        <w:ind w:left="720"/>
-      </w:pPr>
-      <w:r>
-        <w:t>NFR</w:t>
-      </w:r>
-      <w:r>
-        <w:noBreakHyphen/>
-        <w:t>MA</w:t>
-      </w:r>
-      <w:r>
-        <w:noBreakHyphen/>
-        <w:t>1:</w:t>
-      </w:r>
-      <w:r>
-        <w:t xml:space="preserve"> </w:t>
-      </w:r>
-      <w:r>
-        <w:t>The system shall follow modular design principles to isolate functionality.</w:t>
-      </w:r>
-    </w:p>
-    <w:p>
-      <w:pPr>
-        <w:ind w:left="720"/>
-      </w:pPr>
-      <w:r>
-        <w:t>NFR</w:t>
-      </w:r>
-      <w:r>
-        <w:noBreakHyphen/>
-        <w:t>MA</w:t>
-      </w:r>
-      <w:r>
-        <w:noBreakHyphen/>
-        <w:t>2:</w:t>
-      </w:r>
-      <w:r>
-        <w:t xml:space="preserve"> </w:t>
-      </w:r>
-      <w:r>
-        <w:t>The system shall include up</w:t>
-      </w:r>
-      <w:r>
-        <w:noBreakHyphen/>
-        <w:t>to</w:t>
-      </w:r>
-      <w:r>
-        <w:noBreakHyphen/>
-        <w:t>date developer documentation.</w:t>
-      </w:r>
-    </w:p>
-    <w:p>
-      <w:pPr>
-        <w:ind w:left="720"/>
-      </w:pPr>
-      <w:r>
-        <w:t>NFR</w:t>
-      </w:r>
-      <w:r>
-        <w:noBreakHyphen/>
-        <w:t>MA</w:t>
-      </w:r>
-      <w:r>
-        <w:noBreakHyphen/>
-        <w:t>3:</w:t>
-      </w:r>
-      <w:r>
-        <w:t xml:space="preserve"> </w:t>
-      </w:r>
-      <w:r>
-        <w:t>The system shall support automated testing of functional components.</w:t>
-      </w:r>
-    </w:p>
-    <w:p>
-      <w:pPr>
-        <w:ind w:left="720"/>
-      </w:pPr>
-      <w:r>
-        <w:t>NFR</w:t>
-      </w:r>
-      <w:r>
-        <w:noBreakHyphen/>
-        <w:t>MA</w:t>
-      </w:r>
-      <w:r>
-        <w:noBreakHyphen/>
-        <w:t>4:</w:t>
-      </w:r>
-      <w:r>
-        <w:t xml:space="preserve"> </w:t>
-      </w:r>
-      <w:r>
-        <w:t>The system shall use version control for all source code.</w:t>
-      </w:r>
-    </w:p>
-    <w:p>
-      <w:pPr>
-        <w:ind w:left="720"/>
-      </w:pPr>
-      <w:r>
-        <w:t>NFR</w:t>
-      </w:r>
-      <w:r>
-        <w:noBreakHyphen/>
-        <w:t>MA</w:t>
-      </w:r>
-      <w:r>
-        <w:noBreakHyphen/>
-        <w:t>5:</w:t>
-      </w:r>
-      <w:r>
-        <w:t xml:space="preserve"> </w:t>
-      </w:r>
-      <w:r>
-        <w:t>The system shall enforce consistent coding standards across all modules.</w:t>
-      </w:r>
-    </w:p>
-    <w:p>
-      <w:r>
-        <w:pict w14:anchorId="5814DD2D">
-          <v:rect id="_x0000_i1034" style="width:0;height:1.5pt" o:hralign="center" o:hrstd="t" o:hr="t" fillcolor="#a0a0a0" stroked="f"/>
-        </w:pict>
-      </w:r>
-    </w:p>
-    <w:p>
-      <w:r>
-        <w:t>2.7 Portability and Compatibility (NFR-PC)</w:t>
-      </w:r>
-    </w:p>
-    <w:p>
-      <w:pPr>
-        <w:ind w:left="720"/>
-      </w:pPr>
-      <w:r>
-        <w:t>NFR</w:t>
-      </w:r>
-      <w:r>
-        <w:noBreakHyphen/>
-        <w:t>PC</w:t>
-      </w:r>
-      <w:r>
-        <w:noBreakHyphen/>
-        <w:t>1:</w:t>
-      </w:r>
-      <w:r>
-        <w:t xml:space="preserve"> </w:t>
-      </w:r>
-      <w:r>
-        <w:t>The system shall function correctly on the latest versions of Chrome, Firefox, Safari, and Edge.</w:t>
-      </w:r>
-    </w:p>
-    <w:p>
-      <w:pPr>
-        <w:ind w:left="720"/>
-      </w:pPr>
-      <w:r>
-        <w:t>NFR</w:t>
-      </w:r>
-      <w:r>
-        <w:noBreakHyphen/>
-        <w:t>PC</w:t>
-      </w:r>
-      <w:r>
-        <w:noBreakHyphen/>
-        <w:t>2:</w:t>
-      </w:r>
-      <w:r>
-        <w:t xml:space="preserve"> </w:t>
-      </w:r>
-      <w:r>
-        <w:t>The system shall support multiple operating systems.</w:t>
-      </w:r>
-    </w:p>
-    <w:p>
-      <w:pPr>
-        <w:ind w:left="720"/>
-      </w:pPr>
-      <w:r>
-        <w:t>NFR</w:t>
-      </w:r>
-      <w:r>
-        <w:noBreakHyphen/>
-        <w:t>PC</w:t>
-      </w:r>
-      <w:r>
-        <w:noBreakHyphen/>
-        <w:t>3:</w:t>
-      </w:r>
-      <w:r>
-        <w:t xml:space="preserve"> </w:t>
-      </w:r>
-      <w:r>
-        <w:t>The system shall adapt its layout to different screen sizes.</w:t>
-      </w:r>
-    </w:p>
-    <w:p>
-      <w:pPr>
-        <w:ind w:left="720"/>
-      </w:pPr>
-      <w:r>
-        <w:lastRenderedPageBreak/>
-        <w:t>NFR</w:t>
-      </w:r>
-      <w:r>
-        <w:noBreakHyphen/>
-        <w:t>PC</w:t>
-      </w:r>
-      <w:r>
-        <w:noBreakHyphen/>
-        <w:t>4:</w:t>
-      </w:r>
-      <w:r>
-        <w:t xml:space="preserve"> </w:t>
-      </w:r>
-      <w:r>
-        <w:t>The system shall not require browser</w:t>
-      </w:r>
-      <w:r>
-        <w:noBreakHyphen/>
-        <w:t>specific plugins.</w:t>
-      </w:r>
-    </w:p>
-    <w:p>
-      <w:r>
-        <w:pict w14:anchorId="3375FC3D">
-          <v:rect id="_x0000_i1035" style="width:0;height:1.5pt" o:hralign="center" o:hrstd="t" o:hr="t" fillcolor="#a0a0a0" stroked="f"/>
-        </w:pict>
-      </w:r>
-    </w:p>
-    <w:p>
-      <w:r>
-        <w:t>2.8 Data Accuracy and Integrity (NFR-DI)</w:t>
-      </w:r>
-    </w:p>
-    <w:p>
-      <w:pPr>
-        <w:ind w:left="720"/>
-      </w:pPr>
-      <w:r>
-        <w:t>NFR</w:t>
-      </w:r>
-      <w:r>
-        <w:noBreakHyphen/>
-        <w:t>DI</w:t>
-      </w:r>
-      <w:r>
-        <w:noBreakHyphen/>
-        <w:t>1: The system shall validate all external API data before storing it locally.</w:t>
-      </w:r>
-    </w:p>
-    <w:p>
-      <w:pPr>
-        <w:ind w:left="720"/>
-      </w:pPr>
-      <w:r>
-        <w:t>NFR</w:t>
-      </w:r>
-      <w:r>
-        <w:noBreakHyphen/>
-        <w:t>DI</w:t>
-      </w:r>
-      <w:r>
-        <w:noBreakHyphen/>
-        <w:t>2: All stored data shall include timestamps indicating when the data was retrieved.</w:t>
-      </w:r>
-    </w:p>
-    <w:p>
-      <w:pPr>
-        <w:ind w:left="720"/>
-      </w:pPr>
-      <w:r>
-        <w:t>NFR</w:t>
-      </w:r>
-      <w:r>
-        <w:noBreakHyphen/>
-        <w:t>DI</w:t>
-      </w:r>
-      <w:r>
-        <w:noBreakHyphen/>
-        <w:t>3: The system shall prevent duplicate records from being stored.</w:t>
-      </w:r>
-    </w:p>
-    <w:p>
-      <w:pPr>
-        <w:ind w:left="720"/>
-      </w:pPr>
-      <w:r>
-        <w:t>NFR</w:t>
-      </w:r>
-      <w:r>
-        <w:noBreakHyphen/>
-        <w:t>DI</w:t>
-      </w:r>
-      <w:r>
-        <w:noBreakHyphen/>
-        <w:t>4: Cached data shall be refreshed at least once every 24 hours.</w:t>
-      </w:r>
-    </w:p>
-    <w:p>
-      <w:pPr>
-        <w:ind w:left="720"/>
-      </w:pPr>
-      <w:r>
-        <w:t>NFR</w:t>
-      </w:r>
-      <w:r>
-        <w:noBreakHyphen/>
-        <w:t>DI</w:t>
-      </w:r>
-      <w:r>
-        <w:noBreakHyphen/>
-        <w:t>5: The system shall clearly indicate when displayed data may be outdated.</w:t>
-      </w:r>
-    </w:p>
-    <w:p>
-      <w:r>
-        <w:pict w14:anchorId="505A716C">
-          <v:rect id="_x0000_i1036" style="width:0;height:1.5pt" o:hralign="center" o:hrstd="t" o:hr="t" fillcolor="#a0a0a0" stroked="f"/>
-        </w:pict>
-      </w:r>
-    </w:p>
-    <w:p>
-      <w:r>
-        <w:t>2.9 Accessibility (NFR-AC)</w:t>
-      </w:r>
-    </w:p>
-    <w:p>
-      <w:pPr>
-        <w:ind w:left="720"/>
-      </w:pPr>
-      <w:r>
-        <w:t>NFR</w:t>
-      </w:r>
-      <w:r>
-        <w:noBreakHyphen/>
-        <w:t>AC</w:t>
-      </w:r>
-      <w:r>
-        <w:noBreakHyphen/>
-        <w:t>1:</w:t>
-      </w:r>
-      <w:r>
-        <w:t xml:space="preserve"> </w:t>
-      </w:r>
-      <w:r>
-        <w:t>The system shall comply with WCAG 2.1 Level AA accessibility standards.</w:t>
-      </w:r>
-    </w:p>
-    <w:p>
-      <w:pPr>
-        <w:ind w:left="720"/>
-      </w:pPr>
-      <w:r>
-        <w:t>NFR</w:t>
-      </w:r>
-      <w:r>
-        <w:noBreakHyphen/>
-        <w:t>AC</w:t>
-      </w:r>
-      <w:r>
-        <w:noBreakHyphen/>
-        <w:t>2:</w:t>
-      </w:r>
-      <w:r>
-        <w:t xml:space="preserve"> </w:t>
-      </w:r>
-      <w:r>
-        <w:t>The system shall support full keyboard navigation.</w:t>
-      </w:r>
-    </w:p>
-    <w:p>
-      <w:pPr>
-        <w:ind w:left="720"/>
-      </w:pPr>
-      <w:r>
-        <w:t>NFR</w:t>
-      </w:r>
-      <w:r>
-        <w:noBreakHyphen/>
-        <w:t>AC</w:t>
-      </w:r>
-      <w:r>
-        <w:noBreakHyphen/>
-        <w:t>3:</w:t>
-      </w:r>
-      <w:r>
-        <w:t xml:space="preserve"> </w:t>
-      </w:r>
-      <w:r>
-        <w:t>The system shall be compatible with screen readers.</w:t>
-      </w:r>
-    </w:p>
-    <w:p>
-      <w:pPr>
-        <w:ind w:left="720"/>
-      </w:pPr>
-      <w:r>
-        <w:t>NFR</w:t>
-      </w:r>
-      <w:r>
-        <w:noBreakHyphen/>
-        <w:t>AC</w:t>
-      </w:r>
-      <w:r>
-        <w:noBreakHyphen/>
-        <w:t>4:</w:t>
-      </w:r>
-      <w:r>
-        <w:t xml:space="preserve"> </w:t>
-      </w:r>
-      <w:r>
-        <w:t>The system shall provide a high</w:t>
-      </w:r>
-      <w:r>
-        <w:noBreakHyphen/>
-        <w:t>contrast display mode.</w:t>
-      </w:r>
-    </w:p>
-    <w:p>
-      <w:pPr>
-        <w:ind w:left="720"/>
-      </w:pPr>
-      <w:r>
-        <w:t>NFR</w:t>
-      </w:r>
-      <w:r>
-        <w:noBreakHyphen/>
-        <w:t>AC</w:t>
-      </w:r>
-      <w:r>
-        <w:noBreakHyphen/>
-        <w:t>5:</w:t>
-      </w:r>
-      <w:r>
-        <w:t xml:space="preserve"> </w:t>
-      </w:r>
-      <w:r>
-        <w:t>All interactive elements shall include descriptive labels or ARIA attributes.</w:t>
-      </w:r>
-    </w:p>
-    <w:p>
-      <w:r>
-        <w:pict w14:anchorId="38BE1E17">
-          <v:rect id="_x0000_i1037" style="width:0;height:1.5pt" o:hralign="center" o:hrstd="t" o:hr="t" fillcolor="#a0a0a0" stroked="f"/>
-        </w:pict>
-      </w:r>
-    </w:p>
-    <w:p>
-      <w:r>
-        <w:t>2.10 Logging and Monitoring (NFR-LM)</w:t>
-      </w:r>
-    </w:p>
-    <w:p>
-      <w:pPr>
-        <w:ind w:left="720"/>
-      </w:pPr>
-      <w:r>
-        <w:t>NFR</w:t>
-      </w:r>
-      <w:r>
-        <w:noBreakHyphen/>
-        <w:t>LM</w:t>
-      </w:r>
-      <w:r>
-        <w:noBreakHyphen/>
-        <w:t>1:</w:t>
-      </w:r>
-      <w:r>
-        <w:t xml:space="preserve"> </w:t>
-      </w:r>
-      <w:r>
-        <w:t>The system shall log all system</w:t>
-      </w:r>
-      <w:r>
-        <w:noBreakHyphen/>
-        <w:t>level errors.</w:t>
-      </w:r>
-    </w:p>
-    <w:p>
-      <w:pPr>
-        <w:ind w:left="720"/>
-      </w:pPr>
-      <w:r>
-        <w:t>NFR</w:t>
-      </w:r>
-      <w:r>
-        <w:noBreakHyphen/>
-        <w:t>LM</w:t>
-      </w:r>
-      <w:r>
-        <w:noBreakHyphen/>
-        <w:t>2:</w:t>
-      </w:r>
-      <w:r>
-        <w:t xml:space="preserve"> </w:t>
-      </w:r>
-      <w:r>
-        <w:t>The system shall monitor external API usage.</w:t>
-      </w:r>
-    </w:p>
-    <w:p>
-      <w:pPr>
-        <w:ind w:left="720"/>
-      </w:pPr>
-      <w:r>
-        <w:t>NFR</w:t>
-      </w:r>
-      <w:r>
-        <w:noBreakHyphen/>
-        <w:t>LM</w:t>
-      </w:r>
-      <w:r>
-        <w:noBreakHyphen/>
-        <w:t>3:</w:t>
-      </w:r>
-      <w:r>
-        <w:t xml:space="preserve"> </w:t>
-      </w:r>
-      <w:r>
-        <w:t>The system shall record performance metrics.</w:t>
-      </w:r>
-    </w:p>
-    <w:p>
-      <w:pPr>
-        <w:ind w:left="720"/>
-      </w:pPr>
-      <w:r>
-        <w:t>NFR</w:t>
-      </w:r>
-      <w:r>
-        <w:noBreakHyphen/>
-        <w:t>LM</w:t>
-      </w:r>
-      <w:r>
-        <w:noBreakHyphen/>
-        <w:t>4:</w:t>
-      </w:r>
-      <w:r>
-        <w:t xml:space="preserve"> </w:t>
-      </w:r>
-      <w:r>
-        <w:t>The system shall notify administrators of critical failures.</w:t>
-      </w:r>
-    </w:p>
-    <w:p>
-      <w:pPr>
-        <w:ind w:left="720"/>
-      </w:pPr>
-      <w:r>
-        <w:t>NFR</w:t>
-      </w:r>
-      <w:r>
-        <w:noBreakHyphen/>
-        <w:t>LM</w:t>
-      </w:r>
-      <w:r>
-        <w:noBreakHyphen/>
-        <w:t>5:</w:t>
-      </w:r>
-      <w:r>
-        <w:t xml:space="preserve"> </w:t>
-      </w:r>
-      <w:r>
-        <w:t>All logs shall include timestamps and severity levels.</w:t>
-      </w:r>
-    </w:p>
-    <w:p>
-      <w:r>
-        <w:pict w14:anchorId="70953ABC">
-          <v:rect id="_x0000_i1038" style="width:0;height:1.5pt" o:hralign="center" o:hrstd="t" o:hr="t" fillcolor="#a0a0a0" stroked="f"/>
-        </w:pict>
-      </w:r>
-    </w:p>
-    <w:p>
-      <w:r>
-        <w:t>2.11 Backup and Recovery (NFR-BR)</w:t>
-      </w:r>
-    </w:p>
-    <w:p>
-      <w:pPr>
-        <w:ind w:left="720"/>
-      </w:pPr>
-      <w:r>
-        <w:lastRenderedPageBreak/>
-        <w:t>NFR</w:t>
-      </w:r>
-      <w:r>
-        <w:noBreakHyphen/>
-        <w:t>BR</w:t>
-      </w:r>
-      <w:r>
-        <w:noBreakHyphen/>
-        <w:t>1:</w:t>
-      </w:r>
-      <w:r>
-        <w:t xml:space="preserve"> </w:t>
-      </w:r>
-      <w:r>
-        <w:t xml:space="preserve">The system shall perform database backups </w:t>
-      </w:r>
-      <w:r>
-        <w:rPr>
-          <w:b/>
-          <w:bCs/>
-        </w:rPr>
-        <w:t>daily</w:t>
-      </w:r>
-      <w:r>
-        <w:t>.</w:t>
-      </w:r>
-    </w:p>
-    <w:p>
-      <w:pPr>
-        <w:ind w:left="720"/>
-      </w:pPr>
-      <w:r>
-        <w:t>NFR</w:t>
-      </w:r>
-      <w:r>
-        <w:noBreakHyphen/>
-        <w:t>BR</w:t>
-      </w:r>
-      <w:r>
-        <w:noBreakHyphen/>
-        <w:t>2:</w:t>
-      </w:r>
-      <w:r>
-        <w:t xml:space="preserve"> </w:t>
-      </w:r>
-      <w:r>
-        <w:t xml:space="preserve">The system shall verify the integrity of backups </w:t>
-      </w:r>
-      <w:r>
-        <w:rPr>
-          <w:b/>
-          <w:bCs/>
-        </w:rPr>
-        <w:t>weekly</w:t>
-      </w:r>
-      <w:r>
-        <w:t>.</w:t>
-      </w:r>
-    </w:p>
-    <w:p>
-      <w:pPr>
-        <w:ind w:left="720"/>
-      </w:pPr>
-      <w:r>
-        <w:t>NFR</w:t>
-      </w:r>
-      <w:r>
-        <w:noBreakHyphen/>
-        <w:t>BR</w:t>
-      </w:r>
-      <w:r>
-        <w:noBreakHyphen/>
-        <w:t>3:</w:t>
-      </w:r>
-      <w:r>
-        <w:t xml:space="preserve"> </w:t>
-      </w:r>
-      <w:r>
-        <w:t>The system shall support full data restoration from backups.</w:t>
-      </w:r>
-    </w:p>
-    <w:p>
-      <w:pPr>
-        <w:ind w:left="720"/>
-      </w:pPr>
-      <w:r>
-        <w:t>NFR</w:t>
-      </w:r>
-      <w:r>
-        <w:noBreakHyphen/>
-        <w:t>BR</w:t>
-      </w:r>
-      <w:r>
-        <w:noBreakHyphen/>
-        <w:t>4:</w:t>
-      </w:r>
-      <w:r>
-        <w:t xml:space="preserve"> </w:t>
-      </w:r>
-      <w:r>
-        <w:t>Backup data shall be stored securely.</w:t>
-      </w:r>
-    </w:p>
-    <w:p>
-      <w:r>
-        <w:pict w14:anchorId="27FB2B18">
-          <v:rect id="_x0000_i1039" style="width:0;height:1.5pt" o:hralign="center" o:hrstd="t" o:hr="t" fillcolor="#a0a0a0" stroked="f"/>
-        </w:pict>
-      </w:r>
-    </w:p>
-    <w:p>
-      <w:r>
-        <w:t>2.12 Legal and Compliance (NFR-LC)</w:t>
-      </w:r>
-    </w:p>
-    <w:p>
-      <w:pPr>
-        <w:ind w:left="720"/>
-      </w:pPr>
-      <w:r>
-        <w:t>NFR</w:t>
-      </w:r>
-      <w:r>
-        <w:noBreakHyphen/>
-        <w:t>LC</w:t>
-      </w:r>
-      <w:r>
-        <w:noBreakHyphen/>
-        <w:t>1:</w:t>
-      </w:r>
-      <w:r>
-        <w:t xml:space="preserve"> </w:t>
-      </w:r>
-      <w:r>
-        <w:t>The system shall comply with all Google Maps API usage and licensing policies.</w:t>
-      </w:r>
-    </w:p>
-    <w:p>
-      <w:pPr>
-        <w:ind w:left="720"/>
-      </w:pPr>
-      <w:r>
-        <w:t>NFR</w:t>
-      </w:r>
-      <w:r>
-        <w:noBreakHyphen/>
-        <w:t>LC</w:t>
-      </w:r>
-      <w:r>
-        <w:noBreakHyphen/>
-        <w:t>2:</w:t>
-      </w:r>
-      <w:r>
-        <w:t xml:space="preserve"> </w:t>
-      </w:r>
-      <w:r>
-        <w:t>The system shall comply with fuel data provider licensing agreements.</w:t>
-      </w:r>
-    </w:p>
-    <w:p>
-      <w:pPr>
-        <w:ind w:left="720"/>
-      </w:pPr>
-      <w:r>
-        <w:t>NFR</w:t>
-      </w:r>
-      <w:r>
-        <w:noBreakHyphen/>
-        <w:t>LC</w:t>
-      </w:r>
-      <w:r>
-        <w:noBreakHyphen/>
-        <w:t>3:</w:t>
-      </w:r>
-      <w:r>
-        <w:t xml:space="preserve"> </w:t>
-      </w:r>
-      <w:r>
-        <w:t>The system shall protect user privacy in accordance with applicable laws.</w:t>
-      </w:r>
-    </w:p>
-    <w:p>
-      <w:pPr>
-        <w:ind w:left="720"/>
-      </w:pPr>
-      <w:r>
-        <w:t>NFR</w:t>
-      </w:r>
-      <w:r>
-        <w:noBreakHyphen/>
-        <w:t>LC</w:t>
-      </w:r>
-      <w:r>
-        <w:noBreakHyphen/>
-        <w:t>4:</w:t>
-      </w:r>
-      <w:r>
-        <w:t xml:space="preserve"> </w:t>
-      </w:r>
-      <w:r>
-        <w:t>The system shall provide a publicly accessible privacy policy.</w:t>
-      </w:r>
-    </w:p>
-    <w:p>
-      <w:pPr>
-        <w:ind w:left="720"/>
-      </w:pPr>
-      <w:r>
-        <w:t>NFR</w:t>
-      </w:r>
-      <w:r>
-        <w:noBreakHyphen/>
-        <w:t>LC</w:t>
-      </w:r>
-      <w:r>
-        <w:noBreakHyphen/>
-        <w:t>5:</w:t>
-      </w:r>
-      <w:r>
-        <w:t xml:space="preserve"> </w:t>
-      </w:r>
-      <w:r>
-        <w:t>The system shall not store personally identifiable information without explicit user consent.</w:t>
-      </w:r>
     </w:p>
     <w:p>
       <w:pPr>
@@ -2877,6 +2052,7 @@
           <w:sz w:val="32"/>
           <w:szCs w:val="32"/>
         </w:rPr>
+        <w:lastRenderedPageBreak/>
         <w:drawing>
           <wp:inline distT="0" distB="0" distL="0" distR="0" wp14:anchorId="06AF035A" wp14:editId="2147DB4E">
             <wp:extent cx="4572000" cy="3429000"/>
@@ -2939,7 +2115,6 @@
           <w:sz w:val="32"/>
           <w:szCs w:val="32"/>
         </w:rPr>
-        <w:lastRenderedPageBreak/>
         <w:t>Source Code</w:t>
       </w:r>
     </w:p>
@@ -3057,7 +2232,11 @@
     </w:p>
     <w:p>
       <w:r>
-        <w:t>This diagram illustrates the three-tier architecture of the Find A Pump system. The React frontend communicates with the Node.js Express backend via RESTful APIs. The backend integrates with external services including the Fuel Pricing API and Google Maps API. A SQLite database stores caught pricing data and user preferences. This design ensures separation of concerns and supports scalability.</w:t>
+        <w:t xml:space="preserve">This diagram illustrates the three-tier architecture of the Find A Pump system. The React frontend communicates with the Node.js Express backend via RESTful APIs. The backend </w:t>
+      </w:r>
+      <w:r>
+        <w:lastRenderedPageBreak/>
+        <w:t>integrates with external services including the Fuel Pricing API and Google Maps API. A SQLite database stores caught pricing data and user preferences. This design ensures separation of concerns and supports scalability.</w:t>
       </w:r>
     </w:p>
     <w:p>
@@ -3134,7 +2313,6 @@
         <w:pStyle w:val="Caption"/>
       </w:pPr>
       <w:r>
-        <w:lastRenderedPageBreak/>
         <w:t xml:space="preserve">Table 2: </w:t>
       </w:r>
       <w:hyperlink r:id="rId13" w:history="1">
@@ -3177,6 +2355,7 @@
         <w:rPr>
           <w:noProof/>
         </w:rPr>
+        <w:lastRenderedPageBreak/>
         <w:drawing>
           <wp:inline distT="0" distB="0" distL="0" distR="0" wp14:anchorId="09911750" wp14:editId="1E3803E6">
             <wp:extent cx="4647063" cy="4977720"/>
@@ -3265,7 +2444,6 @@
           <w:b/>
           <w:bCs/>
         </w:rPr>
-        <w:lastRenderedPageBreak/>
         <w:t xml:space="preserve">Class Diagram </w:t>
       </w:r>
       <w:commentRangeEnd w:id="0"/>
@@ -3299,55 +2477,19 @@
       </w:hyperlink>
     </w:p>
     <w:p>
-      <w:pPr>
-        <w:rPr>
-          <w:b/>
-          <w:bCs/>
-        </w:rPr>
-      </w:pPr>
-      <w:r>
-        <w:rPr>
-          <w:b/>
-          <w:bCs/>
-        </w:rPr>
-        <w:t xml:space="preserve">Frontend Review Against Current </w:t>
-      </w:r>
-      <w:r>
-        <w:rPr>
-          <w:b/>
-          <w:bCs/>
-        </w:rPr>
-        <w:t xml:space="preserve">Code </w:t>
-      </w:r>
-    </w:p>
-    <w:p>
-      <w:pPr>
-        <w:ind w:firstLine="720"/>
-        <w:rPr>
-          <w:b/>
-          <w:bCs/>
-        </w:rPr>
-      </w:pPr>
-      <w:r>
-        <w:rPr>
-          <w:b/>
-          <w:bCs/>
-        </w:rPr>
-        <w:t>Implemented</w:t>
-      </w:r>
-      <w:r>
-        <w:rPr>
-          <w:b/>
-          <w:bCs/>
-        </w:rPr>
-        <w:t xml:space="preserve"> </w:t>
-      </w:r>
-      <w:r>
-        <w:rPr>
-          <w:b/>
-          <w:bCs/>
-        </w:rPr>
-        <w:t xml:space="preserve">now: </w:t>
+      <w:r>
+        <w:t>Frontend Review Against Current Code</w:t>
+      </w:r>
+    </w:p>
+    <w:p>
+      <w:r>
+        <w:t xml:space="preserve">Implemented </w:t>
+      </w:r>
+      <w:r>
+        <w:t>Feautures</w:t>
+      </w:r>
+      <w:r>
+        <w:t>:</w:t>
       </w:r>
     </w:p>
     <w:p>
@@ -3355,11 +2497,18 @@
         <w:pStyle w:val="ListParagraph"/>
         <w:numPr>
           <w:ilvl w:val="0"/>
-          <w:numId w:val="18"/>
+          <w:numId w:val="26"/>
         </w:numPr>
       </w:pPr>
       <w:r>
-        <w:t>Homepage only renders MapView.</w:t>
+        <w:lastRenderedPageBreak/>
+        <w:t xml:space="preserve">Home page renders the map component </w:t>
+      </w:r>
+      <w:r>
+        <w:t>full screen</w:t>
+      </w:r>
+      <w:r>
+        <w:t>.</w:t>
       </w:r>
     </w:p>
     <w:p>
@@ -3367,17 +2516,17 @@
         <w:pStyle w:val="ListParagraph"/>
         <w:numPr>
           <w:ilvl w:val="0"/>
-          <w:numId w:val="18"/>
+          <w:numId w:val="26"/>
         </w:numPr>
       </w:pPr>
       <w:r>
-        <w:t>MapView loads Google Maps, reads browser geolocation, searches nearby</w:t>
-      </w:r>
-      <w:r>
-        <w:t xml:space="preserve"> </w:t>
-      </w:r>
-      <w:r>
-        <w:t>gas and EV stations, renders markers, and shows a simple error banner.</w:t>
+        <w:t xml:space="preserve">Map loads </w:t>
+      </w:r>
+      <w:r>
+        <w:t>fall back</w:t>
+      </w:r>
+      <w:r>
+        <w:t xml:space="preserve"> area immediately, then re-fetches using geolocation if permission is granted.</w:t>
       </w:r>
     </w:p>
     <w:p>
@@ -3385,33 +2534,11 @@
         <w:pStyle w:val="ListParagraph"/>
         <w:numPr>
           <w:ilvl w:val="0"/>
-          <w:numId w:val="18"/>
+          <w:numId w:val="26"/>
         </w:numPr>
       </w:pPr>
       <w:r>
-        <w:t>Station, Lat</w:t>
-      </w:r>
-      <w:r>
-        <w:t xml:space="preserve">, </w:t>
-      </w:r>
-      <w:r>
-        <w:t>Long, and Station Kind exist as local TypeScript types in the map component.</w:t>
-      </w:r>
-    </w:p>
-    <w:p>
-      <w:pPr>
-        <w:ind w:firstLine="720"/>
-        <w:rPr>
-          <w:b/>
-          <w:bCs/>
-        </w:rPr>
-      </w:pPr>
-      <w:r>
-        <w:rPr>
-          <w:b/>
-          <w:bCs/>
-        </w:rPr>
-        <w:t>Missing relative to the SRS:</w:t>
+        <w:t>Nearby stations are loaded from backend cached endpoint while backend refresh is fired in background.</w:t>
       </w:r>
     </w:p>
     <w:p>
@@ -3419,11 +2546,11 @@
         <w:pStyle w:val="ListParagraph"/>
         <w:numPr>
           <w:ilvl w:val="0"/>
-          <w:numId w:val="17"/>
+          <w:numId w:val="26"/>
         </w:numPr>
       </w:pPr>
       <w:r>
-        <w:t>Manual location input.</w:t>
+        <w:t>Sort/filter controls include sort mode, station type, and fuel grade.</w:t>
       </w:r>
     </w:p>
     <w:p>
@@ -3431,11 +2558,17 @@
         <w:pStyle w:val="ListParagraph"/>
         <w:numPr>
           <w:ilvl w:val="0"/>
-          <w:numId w:val="17"/>
+          <w:numId w:val="26"/>
         </w:numPr>
       </w:pPr>
       <w:r>
-        <w:t>List view and map/list toggle.</w:t>
+        <w:t xml:space="preserve">Selected station </w:t>
+      </w:r>
+      <w:r>
+        <w:t>details include</w:t>
+      </w:r>
+      <w:r>
+        <w:t xml:space="preserve"> distance, ETA, lowest price, and per-grade gas prices.</w:t>
       </w:r>
     </w:p>
     <w:p>
@@ -3443,11 +2576,11 @@
         <w:pStyle w:val="ListParagraph"/>
         <w:numPr>
           <w:ilvl w:val="0"/>
-          <w:numId w:val="17"/>
+          <w:numId w:val="26"/>
         </w:numPr>
       </w:pPr>
       <w:r>
-        <w:t>Distance, fuel type, and price filters.</w:t>
+        <w:t>Marker info window for selected station shows station details and gas price rows.</w:t>
       </w:r>
     </w:p>
     <w:p>
@@ -3455,11 +2588,11 @@
         <w:pStyle w:val="ListParagraph"/>
         <w:numPr>
           <w:ilvl w:val="0"/>
-          <w:numId w:val="17"/>
+          <w:numId w:val="26"/>
         </w:numPr>
       </w:pPr>
       <w:r>
-        <w:t>Marker selection summary and detailed station view.</w:t>
+        <w:t>Inline legend and inline error/loading states are implemented.</w:t>
       </w:r>
     </w:p>
     <w:p>
@@ -3467,11 +2600,17 @@
         <w:pStyle w:val="ListParagraph"/>
         <w:numPr>
           <w:ilvl w:val="0"/>
-          <w:numId w:val="17"/>
+          <w:numId w:val="26"/>
         </w:numPr>
       </w:pPr>
       <w:r>
-        <w:t>Fuel price display per station.</w:t>
+        <w:t xml:space="preserve">Sprint 4 </w:t>
+      </w:r>
+      <w:r>
+        <w:t>new: `</w:t>
+      </w:r>
+      <w:r>
+        <w:t>openGoogleMapsDirections()` helper opens turn-by-turn navigation in Google Maps for the selected station using place ID when available (FR-CD-11).</w:t>
       </w:r>
     </w:p>
     <w:p>
@@ -3479,11 +2618,11 @@
         <w:pStyle w:val="ListParagraph"/>
         <w:numPr>
           <w:ilvl w:val="0"/>
-          <w:numId w:val="17"/>
+          <w:numId w:val="26"/>
         </w:numPr>
       </w:pPr>
       <w:r>
-        <w:t>Discount program CRUD and discount application.</w:t>
+        <w:t>Sprint 4 new: "Get Directions in Google Maps" button rendered in the selected station detail panel.</w:t>
       </w:r>
     </w:p>
     <w:p>
@@ -3491,11 +2630,17 @@
         <w:pStyle w:val="ListParagraph"/>
         <w:numPr>
           <w:ilvl w:val="0"/>
-          <w:numId w:val="17"/>
+          <w:numId w:val="26"/>
         </w:numPr>
       </w:pPr>
       <w:r>
-        <w:t>Offline caching and cached fallback behavior in the frontend.</w:t>
+        <w:t xml:space="preserve">Sprint 4 </w:t>
+      </w:r>
+      <w:r>
+        <w:t>new: `</w:t>
+      </w:r>
+      <w:r>
+        <w:t>formatFuelPrices()` helper utility added for formatting fuel price display strings.</w:t>
       </w:r>
     </w:p>
     <w:p>
@@ -3503,37 +2648,106 @@
         <w:pStyle w:val="ListParagraph"/>
         <w:numPr>
           <w:ilvl w:val="0"/>
-          <w:numId w:val="17"/>
+          <w:numId w:val="26"/>
         </w:numPr>
       </w:pPr>
       <w:r>
-        <w:t>Explicit loading indicator component and accessibility-focused UI modules</w:t>
-      </w:r>
-    </w:p>
-    <w:p>
-      <w:pPr>
-        <w:rPr>
-          <w:b/>
-          <w:bCs/>
-        </w:rPr>
-      </w:pPr>
-      <w:r>
-        <w:rPr>
-          <w:b/>
-          <w:bCs/>
-        </w:rPr>
-        <w:t>Backend Review Against Current Code</w:t>
+        <w:t>`SortOption` and `StationKind` are TypeScript type aliases (string unions), not formal enums.</w:t>
+      </w:r>
+    </w:p>
+    <w:p>
+      <w:pPr>
+        <w:pStyle w:val="ListParagraph"/>
+        <w:numPr>
+          <w:ilvl w:val="0"/>
+          <w:numId w:val="26"/>
+        </w:numPr>
+      </w:pPr>
+      <w:r>
+        <w:t>`FuelGradeOption` values are embedded inline as string state (`useState&lt;string&gt;`), no formal type defined.</w:t>
+      </w:r>
+    </w:p>
+    <w:p>
+      <w:pPr>
+        <w:ind w:left="360"/>
+      </w:pPr>
+      <w:r>
+        <w:t>Missing relative to SRS:</w:t>
+      </w:r>
+    </w:p>
+    <w:p>
+      <w:pPr>
+        <w:pStyle w:val="ListParagraph"/>
+        <w:numPr>
+          <w:ilvl w:val="0"/>
+          <w:numId w:val="26"/>
+        </w:numPr>
+      </w:pPr>
+      <w:r>
+        <w:t>Manual location entry form (FR-CD-2).</w:t>
+      </w:r>
+    </w:p>
+    <w:p>
+      <w:pPr>
+        <w:pStyle w:val="ListParagraph"/>
+        <w:numPr>
+          <w:ilvl w:val="0"/>
+          <w:numId w:val="26"/>
+        </w:numPr>
+      </w:pPr>
+      <w:r>
+        <w:t>Discount program CRUD and application logic (FR-SF-7 to FR-SF-11).</w:t>
+      </w:r>
+    </w:p>
+    <w:p>
+      <w:pPr>
+        <w:pStyle w:val="ListParagraph"/>
+        <w:numPr>
+          <w:ilvl w:val="0"/>
+          <w:numId w:val="26"/>
+        </w:numPr>
+      </w:pPr>
+      <w:r>
+        <w:t>Frontend offline cache store and sync strategy (FR-DH-2, FR-DH-3, FR-DH-4).</w:t>
+      </w:r>
+    </w:p>
+    <w:p>
+      <w:pPr>
+        <w:pStyle w:val="ListParagraph"/>
+        <w:numPr>
+          <w:ilvl w:val="0"/>
+          <w:numId w:val="26"/>
+        </w:numPr>
+      </w:pPr>
+      <w:r>
+        <w:t>Price threshold filter UI (FR-SF-4).</w:t>
+      </w:r>
+    </w:p>
+    <w:p>
+      <w:pPr>
+        <w:pStyle w:val="ListParagraph"/>
+        <w:numPr>
+          <w:ilvl w:val="0"/>
+          <w:numId w:val="26"/>
+        </w:numPr>
+      </w:pPr>
+      <w:r>
+        <w:t xml:space="preserve">EV-specific directions routing </w:t>
+      </w:r>
+      <w:r>
+        <w:t>flow. Backend</w:t>
+      </w:r>
+      <w:r>
+        <w:t xml:space="preserve"> Review Against Current Code</w:t>
       </w:r>
     </w:p>
     <w:p>
       <w:pPr>
         <w:pStyle w:val="docxheading1"/>
         <w:shd w:val="clear" w:color="auto" w:fill="FFFFFF"/>
-        <w:spacing w:after="0" w:line="480" w:lineRule="auto"/>
+        <w:spacing w:before="0" w:beforeAutospacing="0" w:after="0" w:afterAutospacing="0" w:line="480" w:lineRule="auto"/>
         <w:rPr>
           <w:rFonts w:asciiTheme="minorHAnsi" w:eastAsiaTheme="minorHAnsi" w:hAnsiTheme="minorHAnsi" w:cstheme="minorBidi"/>
-          <w:b/>
-          <w:bCs/>
           <w:kern w:val="2"/>
           <w14:ligatures w14:val="standardContextual"/>
         </w:rPr>
@@ -3541,217 +2755,488 @@
       <w:r>
         <w:rPr>
           <w:rFonts w:asciiTheme="minorHAnsi" w:eastAsiaTheme="minorHAnsi" w:hAnsiTheme="minorHAnsi" w:cstheme="minorBidi"/>
-          <w:b/>
-          <w:bCs/>
           <w:kern w:val="2"/>
           <w14:ligatures w14:val="standardContextual"/>
         </w:rPr>
-        <w:t>Implemented now:</w:t>
-      </w:r>
-    </w:p>
-    <w:p>
-      <w:pPr>
-        <w:pStyle w:val="ListParagraph"/>
-        <w:numPr>
-          <w:ilvl w:val="1"/>
-          <w:numId w:val="18"/>
-        </w:numPr>
-      </w:pPr>
-      <w:r>
-        <w:t>Express app with CORS allowlist + private-network pattern and JSON middleware.</w:t>
-      </w:r>
-    </w:p>
-    <w:p>
-      <w:pPr>
-        <w:pStyle w:val="ListParagraph"/>
-        <w:numPr>
-          <w:ilvl w:val="1"/>
-          <w:numId w:val="18"/>
-        </w:numPr>
-      </w:pPr>
-      <w:r>
-        <w:t>Route/controller/service separation for station, map, and price APIs.</w:t>
-      </w:r>
-    </w:p>
-    <w:p>
-      <w:pPr>
-        <w:pStyle w:val="ListParagraph"/>
-        <w:numPr>
-          <w:ilvl w:val="1"/>
-          <w:numId w:val="18"/>
-        </w:numPr>
-      </w:pPr>
-      <w:r>
-        <w:t>Maps service fetches gas and EV places, returns combined results, and persists station/location/brand cache asynchronously.</w:t>
-      </w:r>
-    </w:p>
-    <w:p>
-      <w:pPr>
-        <w:pStyle w:val="ListParagraph"/>
-        <w:numPr>
-          <w:ilvl w:val="1"/>
-          <w:numId w:val="18"/>
-        </w:numPr>
-      </w:pPr>
-      <w:r>
-        <w:t>Cached map endpoint reads local DB and includes fresh fuel prices (24h threshold).</w:t>
-      </w:r>
-    </w:p>
-    <w:p>
-      <w:pPr>
-        <w:pStyle w:val="ListParagraph"/>
-        <w:numPr>
-          <w:ilvl w:val="1"/>
-          <w:numId w:val="18"/>
-        </w:numPr>
-      </w:pPr>
-      <w:r>
-        <w:t>Price service calls Google Places Details API (v1)</w:t>
-      </w:r>
-      <w:r>
-        <w:t xml:space="preserve"> normalizes fuel prices, and upserts FuelType/FuelPrice rows asynchronously.</w:t>
-      </w:r>
-    </w:p>
-    <w:p>
-      <w:pPr>
-        <w:pStyle w:val="ListParagraph"/>
-        <w:numPr>
-          <w:ilvl w:val="1"/>
-          <w:numId w:val="18"/>
-        </w:numPr>
-      </w:pPr>
-      <w:r>
-        <w:lastRenderedPageBreak/>
-        <w:t>Station service returns related location/brand/fuel data, with fuel prices sorted ascending.</w:t>
-      </w:r>
-    </w:p>
-    <w:p>
-      <w:pPr>
-        <w:pStyle w:val="ListParagraph"/>
-        <w:numPr>
-          <w:ilvl w:val="1"/>
-          <w:numId w:val="18"/>
-        </w:numPr>
-      </w:pPr>
-      <w:r>
-        <w:t>Prisma entities for user config, fuel types, stations, locations, brands, and fuel prices are in schema.</w:t>
+        <w:t>Backend Review Against Current Code</w:t>
       </w:r>
     </w:p>
     <w:p>
       <w:pPr>
         <w:pStyle w:val="docxheading1"/>
         <w:shd w:val="clear" w:color="auto" w:fill="FFFFFF"/>
-        <w:spacing w:after="0" w:line="480" w:lineRule="auto"/>
+        <w:spacing w:before="0" w:beforeAutospacing="0" w:after="0" w:afterAutospacing="0" w:line="480" w:lineRule="auto"/>
         <w:rPr>
           <w:rFonts w:asciiTheme="minorHAnsi" w:eastAsiaTheme="minorHAnsi" w:hAnsiTheme="minorHAnsi" w:cstheme="minorBidi"/>
-          <w:b/>
-          <w:bCs/>
           <w:kern w:val="2"/>
           <w14:ligatures w14:val="standardContextual"/>
         </w:rPr>
       </w:pPr>
-      <w:r>
+    </w:p>
+    <w:p>
+      <w:pPr>
+        <w:pStyle w:val="docxheading1"/>
+        <w:shd w:val="clear" w:color="auto" w:fill="FFFFFF"/>
+        <w:spacing w:before="0" w:beforeAutospacing="0" w:after="0" w:afterAutospacing="0" w:line="480" w:lineRule="auto"/>
         <w:rPr>
           <w:rFonts w:asciiTheme="minorHAnsi" w:eastAsiaTheme="minorHAnsi" w:hAnsiTheme="minorHAnsi" w:cstheme="minorBidi"/>
-          <w:b/>
-          <w:bCs/>
           <w:kern w:val="2"/>
           <w14:ligatures w14:val="standardContextual"/>
         </w:rPr>
+      </w:pPr>
+      <w:r>
+        <w:rPr>
+          <w:rFonts w:asciiTheme="minorHAnsi" w:eastAsiaTheme="minorHAnsi" w:hAnsiTheme="minorHAnsi" w:cstheme="minorBidi"/>
+          <w:kern w:val="2"/>
+          <w14:ligatures w14:val="standardContextual"/>
+        </w:rPr>
+        <w:t>Implemented now:</w:t>
+      </w:r>
+    </w:p>
+    <w:p>
+      <w:pPr>
+        <w:pStyle w:val="docxheading1"/>
+        <w:numPr>
+          <w:ilvl w:val="0"/>
+          <w:numId w:val="26"/>
+        </w:numPr>
+        <w:shd w:val="clear" w:color="auto" w:fill="FFFFFF"/>
+        <w:spacing w:before="0" w:beforeAutospacing="0" w:after="0" w:afterAutospacing="0" w:line="480" w:lineRule="auto"/>
+        <w:rPr>
+          <w:rFonts w:asciiTheme="minorHAnsi" w:eastAsiaTheme="minorHAnsi" w:hAnsiTheme="minorHAnsi" w:cstheme="minorBidi"/>
+          <w:kern w:val="2"/>
+          <w14:ligatures w14:val="standardContextual"/>
+        </w:rPr>
+      </w:pPr>
+      <w:r>
+        <w:rPr>
+          <w:rFonts w:asciiTheme="minorHAnsi" w:eastAsiaTheme="minorHAnsi" w:hAnsiTheme="minorHAnsi" w:cstheme="minorBidi"/>
+          <w:kern w:val="2"/>
+          <w14:ligatures w14:val="standardContextual"/>
+        </w:rPr>
+        <w:t xml:space="preserve">Express app with CORS </w:t>
+      </w:r>
+      <w:r>
+        <w:rPr>
+          <w:rFonts w:asciiTheme="minorHAnsi" w:eastAsiaTheme="minorHAnsi" w:hAnsiTheme="minorHAnsi" w:cstheme="minorBidi"/>
+          <w:kern w:val="2"/>
+          <w14:ligatures w14:val="standardContextual"/>
+        </w:rPr>
+        <w:t>allowlists</w:t>
+      </w:r>
+      <w:r>
+        <w:rPr>
+          <w:rFonts w:asciiTheme="minorHAnsi" w:eastAsiaTheme="minorHAnsi" w:hAnsiTheme="minorHAnsi" w:cstheme="minorBidi"/>
+          <w:kern w:val="2"/>
+          <w14:ligatures w14:val="standardContextual"/>
+        </w:rPr>
+        <w:t xml:space="preserve"> + private-network pattern and JSON middleware.</w:t>
+      </w:r>
+    </w:p>
+    <w:p>
+      <w:pPr>
+        <w:pStyle w:val="docxheading1"/>
+        <w:numPr>
+          <w:ilvl w:val="0"/>
+          <w:numId w:val="26"/>
+        </w:numPr>
+        <w:shd w:val="clear" w:color="auto" w:fill="FFFFFF"/>
+        <w:spacing w:before="0" w:beforeAutospacing="0" w:after="0" w:afterAutospacing="0" w:line="480" w:lineRule="auto"/>
+        <w:rPr>
+          <w:rFonts w:asciiTheme="minorHAnsi" w:eastAsiaTheme="minorHAnsi" w:hAnsiTheme="minorHAnsi" w:cstheme="minorBidi"/>
+          <w:kern w:val="2"/>
+          <w14:ligatures w14:val="standardContextual"/>
+        </w:rPr>
+      </w:pPr>
+      <w:r>
+        <w:rPr>
+          <w:rFonts w:asciiTheme="minorHAnsi" w:eastAsiaTheme="minorHAnsi" w:hAnsiTheme="minorHAnsi" w:cstheme="minorBidi"/>
+          <w:kern w:val="2"/>
+          <w14:ligatures w14:val="standardContextual"/>
+        </w:rPr>
+        <w:t>Route/controller/service separation for station, map, and price APIs.</w:t>
+      </w:r>
+    </w:p>
+    <w:p>
+      <w:pPr>
+        <w:pStyle w:val="docxheading1"/>
+        <w:numPr>
+          <w:ilvl w:val="0"/>
+          <w:numId w:val="26"/>
+        </w:numPr>
+        <w:shd w:val="clear" w:color="auto" w:fill="FFFFFF"/>
+        <w:spacing w:before="0" w:beforeAutospacing="0" w:after="0" w:afterAutospacing="0" w:line="480" w:lineRule="auto"/>
+        <w:rPr>
+          <w:rFonts w:asciiTheme="minorHAnsi" w:eastAsiaTheme="minorHAnsi" w:hAnsiTheme="minorHAnsi" w:cstheme="minorBidi"/>
+          <w:kern w:val="2"/>
+          <w14:ligatures w14:val="standardContextual"/>
+        </w:rPr>
+      </w:pPr>
+      <w:r>
+        <w:rPr>
+          <w:rFonts w:asciiTheme="minorHAnsi" w:eastAsiaTheme="minorHAnsi" w:hAnsiTheme="minorHAnsi" w:cstheme="minorBidi"/>
+          <w:kern w:val="2"/>
+          <w14:ligatures w14:val="standardContextual"/>
+        </w:rPr>
+        <w:lastRenderedPageBreak/>
+        <w:t>Maps service fetches gas and EV places, returns combined results, and persists station/location/brand cache asynchronously.</w:t>
+      </w:r>
+    </w:p>
+    <w:p>
+      <w:pPr>
+        <w:pStyle w:val="docxheading1"/>
+        <w:numPr>
+          <w:ilvl w:val="0"/>
+          <w:numId w:val="26"/>
+        </w:numPr>
+        <w:shd w:val="clear" w:color="auto" w:fill="FFFFFF"/>
+        <w:spacing w:before="0" w:beforeAutospacing="0" w:after="0" w:afterAutospacing="0" w:line="480" w:lineRule="auto"/>
+        <w:rPr>
+          <w:rFonts w:asciiTheme="minorHAnsi" w:eastAsiaTheme="minorHAnsi" w:hAnsiTheme="minorHAnsi" w:cstheme="minorBidi"/>
+          <w:kern w:val="2"/>
+          <w14:ligatures w14:val="standardContextual"/>
+        </w:rPr>
+      </w:pPr>
+      <w:r>
+        <w:rPr>
+          <w:rFonts w:asciiTheme="minorHAnsi" w:eastAsiaTheme="minorHAnsi" w:hAnsiTheme="minorHAnsi" w:cstheme="minorBidi"/>
+          <w:kern w:val="2"/>
+          <w14:ligatures w14:val="standardContextual"/>
+        </w:rPr>
+        <w:t>Cached map endpoint reads local DB and includes fresh fuel prices (24h threshold).</w:t>
+      </w:r>
+    </w:p>
+    <w:p>
+      <w:pPr>
+        <w:pStyle w:val="docxheading1"/>
+        <w:numPr>
+          <w:ilvl w:val="0"/>
+          <w:numId w:val="26"/>
+        </w:numPr>
+        <w:shd w:val="clear" w:color="auto" w:fill="FFFFFF"/>
+        <w:spacing w:before="0" w:beforeAutospacing="0" w:after="0" w:afterAutospacing="0" w:line="480" w:lineRule="auto"/>
+        <w:rPr>
+          <w:rFonts w:asciiTheme="minorHAnsi" w:eastAsiaTheme="minorHAnsi" w:hAnsiTheme="minorHAnsi" w:cstheme="minorBidi"/>
+          <w:kern w:val="2"/>
+          <w14:ligatures w14:val="standardContextual"/>
+        </w:rPr>
+      </w:pPr>
+      <w:r>
+        <w:rPr>
+          <w:rFonts w:asciiTheme="minorHAnsi" w:eastAsiaTheme="minorHAnsi" w:hAnsiTheme="minorHAnsi" w:cstheme="minorBidi"/>
+          <w:kern w:val="2"/>
+          <w14:ligatures w14:val="standardContextual"/>
+        </w:rPr>
+        <w:t>Price service calls Google Places Details API (v1)</w:t>
+      </w:r>
+      <w:r>
+        <w:rPr>
+          <w:rFonts w:asciiTheme="minorHAnsi" w:eastAsiaTheme="minorHAnsi" w:hAnsiTheme="minorHAnsi" w:cstheme="minorBidi"/>
+          <w:kern w:val="2"/>
+          <w14:ligatures w14:val="standardContextual"/>
+        </w:rPr>
+        <w:t xml:space="preserve"> normalizes fuel prices, and upserts </w:t>
+      </w:r>
+      <w:r>
+        <w:rPr>
+          <w:rFonts w:asciiTheme="minorHAnsi" w:eastAsiaTheme="minorHAnsi" w:hAnsiTheme="minorHAnsi" w:cstheme="minorBidi"/>
+          <w:kern w:val="2"/>
+          <w14:ligatures w14:val="standardContextual"/>
+        </w:rPr>
+        <w:t>Fuel Type</w:t>
+      </w:r>
+      <w:r>
+        <w:rPr>
+          <w:rFonts w:asciiTheme="minorHAnsi" w:eastAsiaTheme="minorHAnsi" w:hAnsiTheme="minorHAnsi" w:cstheme="minorBidi"/>
+          <w:kern w:val="2"/>
+          <w14:ligatures w14:val="standardContextual"/>
+        </w:rPr>
+        <w:t>/FuelPrice rows asynchronously.</w:t>
+      </w:r>
+    </w:p>
+    <w:p>
+      <w:pPr>
+        <w:pStyle w:val="docxheading1"/>
+        <w:numPr>
+          <w:ilvl w:val="0"/>
+          <w:numId w:val="26"/>
+        </w:numPr>
+        <w:shd w:val="clear" w:color="auto" w:fill="FFFFFF"/>
+        <w:spacing w:before="0" w:beforeAutospacing="0" w:after="0" w:afterAutospacing="0" w:line="480" w:lineRule="auto"/>
+        <w:rPr>
+          <w:rFonts w:asciiTheme="minorHAnsi" w:eastAsiaTheme="minorHAnsi" w:hAnsiTheme="minorHAnsi" w:cstheme="minorBidi"/>
+          <w:kern w:val="2"/>
+          <w14:ligatures w14:val="standardContextual"/>
+        </w:rPr>
+      </w:pPr>
+      <w:r>
+        <w:rPr>
+          <w:rFonts w:asciiTheme="minorHAnsi" w:eastAsiaTheme="minorHAnsi" w:hAnsiTheme="minorHAnsi" w:cstheme="minorBidi"/>
+          <w:kern w:val="2"/>
+          <w14:ligatures w14:val="standardContextual"/>
+        </w:rPr>
+        <w:t>Station service returns related location/brand/fuel data, with fuel prices sorted ascending.</w:t>
+      </w:r>
+    </w:p>
+    <w:p>
+      <w:pPr>
+        <w:pStyle w:val="docxheading1"/>
+        <w:numPr>
+          <w:ilvl w:val="0"/>
+          <w:numId w:val="26"/>
+        </w:numPr>
+        <w:shd w:val="clear" w:color="auto" w:fill="FFFFFF"/>
+        <w:spacing w:before="0" w:beforeAutospacing="0" w:after="0" w:afterAutospacing="0" w:line="480" w:lineRule="auto"/>
+        <w:rPr>
+          <w:rFonts w:asciiTheme="minorHAnsi" w:eastAsiaTheme="minorHAnsi" w:hAnsiTheme="minorHAnsi" w:cstheme="minorBidi"/>
+          <w:kern w:val="2"/>
+          <w14:ligatures w14:val="standardContextual"/>
+        </w:rPr>
+      </w:pPr>
+      <w:r>
+        <w:rPr>
+          <w:rFonts w:asciiTheme="minorHAnsi" w:eastAsiaTheme="minorHAnsi" w:hAnsiTheme="minorHAnsi" w:cstheme="minorBidi"/>
+          <w:kern w:val="2"/>
+          <w14:ligatures w14:val="standardContextual"/>
+        </w:rPr>
+        <w:t>Prisma entities for user config, fuel types, stations, locations, brands, and fuel prices are in schema.</w:t>
+      </w:r>
+    </w:p>
+    <w:p>
+      <w:pPr>
+        <w:pStyle w:val="docxheading1"/>
+        <w:numPr>
+          <w:ilvl w:val="0"/>
+          <w:numId w:val="26"/>
+        </w:numPr>
+        <w:shd w:val="clear" w:color="auto" w:fill="FFFFFF"/>
+        <w:spacing w:before="0" w:beforeAutospacing="0" w:after="0" w:afterAutospacing="0" w:line="480" w:lineRule="auto"/>
+        <w:rPr>
+          <w:rFonts w:asciiTheme="minorHAnsi" w:eastAsiaTheme="minorHAnsi" w:hAnsiTheme="minorHAnsi" w:cstheme="minorBidi"/>
+          <w:kern w:val="2"/>
+          <w14:ligatures w14:val="standardContextual"/>
+        </w:rPr>
+      </w:pPr>
+      <w:r>
+        <w:rPr>
+          <w:rFonts w:asciiTheme="minorHAnsi" w:eastAsiaTheme="minorHAnsi" w:hAnsiTheme="minorHAnsi" w:cstheme="minorBidi"/>
+          <w:kern w:val="2"/>
+          <w14:ligatures w14:val="standardContextual"/>
+        </w:rPr>
+        <w:t>`parseParams()` in `MapsController` validates `lat`/`lng` query parameters and guards on NaN (handler-local validation).</w:t>
+      </w:r>
+    </w:p>
+    <w:p>
+      <w:pPr>
+        <w:pStyle w:val="docxheading1"/>
+        <w:numPr>
+          <w:ilvl w:val="0"/>
+          <w:numId w:val="26"/>
+        </w:numPr>
+        <w:shd w:val="clear" w:color="auto" w:fill="FFFFFF"/>
+        <w:spacing w:before="0" w:beforeAutospacing="0" w:after="0" w:afterAutospacing="0" w:line="480" w:lineRule="auto"/>
+        <w:rPr>
+          <w:rFonts w:asciiTheme="minorHAnsi" w:eastAsiaTheme="minorHAnsi" w:hAnsiTheme="minorHAnsi" w:cstheme="minorBidi"/>
+          <w:kern w:val="2"/>
+          <w14:ligatures w14:val="standardContextual"/>
+        </w:rPr>
+      </w:pPr>
+      <w:r>
+        <w:rPr>
+          <w:rFonts w:asciiTheme="minorHAnsi" w:eastAsiaTheme="minorHAnsi" w:hAnsiTheme="minorHAnsi" w:cstheme="minorBidi"/>
+          <w:kern w:val="2"/>
+          <w14:ligatures w14:val="standardContextual"/>
+        </w:rPr>
+        <w:t>`dev.db` file removed from version control; database is environment-configured via `DATABASE_URL`.</w:t>
+      </w:r>
+    </w:p>
+    <w:p>
+      <w:pPr>
+        <w:pStyle w:val="docxheading1"/>
+        <w:shd w:val="clear" w:color="auto" w:fill="FFFFFF"/>
+        <w:spacing w:before="0" w:beforeAutospacing="0" w:after="0" w:afterAutospacing="0" w:line="480" w:lineRule="auto"/>
+        <w:rPr>
+          <w:rFonts w:asciiTheme="minorHAnsi" w:eastAsiaTheme="minorHAnsi" w:hAnsiTheme="minorHAnsi" w:cstheme="minorBidi"/>
+          <w:kern w:val="2"/>
+          <w14:ligatures w14:val="standardContextual"/>
+        </w:rPr>
+      </w:pPr>
+      <w:r>
+        <w:rPr>
+          <w:rFonts w:asciiTheme="minorHAnsi" w:eastAsiaTheme="minorHAnsi" w:hAnsiTheme="minorHAnsi" w:cstheme="minorBidi"/>
+          <w:kern w:val="2"/>
+          <w14:ligatures w14:val="standardContextual"/>
+        </w:rPr>
         <w:t>Partial/missing relative to SRS:</w:t>
       </w:r>
     </w:p>
     <w:p>
       <w:pPr>
-        <w:pStyle w:val="ListParagraph"/>
+        <w:pStyle w:val="docxheading1"/>
         <w:numPr>
-          <w:ilvl w:val="1"/>
-          <w:numId w:val="18"/>
+          <w:ilvl w:val="0"/>
+          <w:numId w:val="26"/>
         </w:numPr>
-      </w:pPr>
-      <w:r>
-        <w:t>“</w:t>
-      </w:r>
-      <w:r>
-        <w:t>getAllPrices()</w:t>
-      </w:r>
-      <w:r>
-        <w:t>”</w:t>
-      </w:r>
-      <w:r>
-        <w:t xml:space="preserve"> still returns a stub object.</w:t>
-      </w:r>
-    </w:p>
-    <w:p>
-      <w:pPr>
-        <w:pStyle w:val="ListParagraph"/>
+        <w:shd w:val="clear" w:color="auto" w:fill="FFFFFF"/>
+        <w:spacing w:before="0" w:beforeAutospacing="0" w:after="0" w:afterAutospacing="0" w:line="480" w:lineRule="auto"/>
+        <w:rPr>
+          <w:rFonts w:asciiTheme="minorHAnsi" w:eastAsiaTheme="minorHAnsi" w:hAnsiTheme="minorHAnsi" w:cstheme="minorBidi"/>
+          <w:kern w:val="2"/>
+          <w14:ligatures w14:val="standardContextual"/>
+        </w:rPr>
+      </w:pPr>
+      <w:r>
+        <w:rPr>
+          <w:rFonts w:asciiTheme="minorHAnsi" w:eastAsiaTheme="minorHAnsi" w:hAnsiTheme="minorHAnsi" w:cstheme="minorBidi"/>
+          <w:kern w:val="2"/>
+          <w14:ligatures w14:val="standardContextual"/>
+        </w:rPr>
+        <w:t>`getAllPrices()` still returns a stub object (FR-DH-1 partial).</w:t>
+      </w:r>
+    </w:p>
+    <w:p>
+      <w:pPr>
+        <w:pStyle w:val="docxheading1"/>
         <w:numPr>
-          <w:ilvl w:val="1"/>
-          <w:numId w:val="18"/>
+          <w:ilvl w:val="0"/>
+          <w:numId w:val="26"/>
         </w:numPr>
-      </w:pPr>
-      <w:r>
-        <w:t>No discount-program domain model or CRUD endpoints.</w:t>
-      </w:r>
-    </w:p>
-    <w:p>
-      <w:pPr>
-        <w:pStyle w:val="ListParagraph"/>
+        <w:shd w:val="clear" w:color="auto" w:fill="FFFFFF"/>
+        <w:spacing w:before="0" w:beforeAutospacing="0" w:after="0" w:afterAutospacing="0" w:line="480" w:lineRule="auto"/>
+        <w:rPr>
+          <w:rFonts w:asciiTheme="minorHAnsi" w:eastAsiaTheme="minorHAnsi" w:hAnsiTheme="minorHAnsi" w:cstheme="minorBidi"/>
+          <w:kern w:val="2"/>
+          <w14:ligatures w14:val="standardContextual"/>
+        </w:rPr>
+      </w:pPr>
+      <w:r>
+        <w:rPr>
+          <w:rFonts w:asciiTheme="minorHAnsi" w:eastAsiaTheme="minorHAnsi" w:hAnsiTheme="minorHAnsi" w:cstheme="minorBidi"/>
+          <w:kern w:val="2"/>
+          <w14:ligatures w14:val="standardContextual"/>
+        </w:rPr>
+        <w:t>No discount-program domain model or CRUD endpoints (FR-SF-7 to FR-SF-11).</w:t>
+      </w:r>
+    </w:p>
+    <w:p>
+      <w:pPr>
+        <w:pStyle w:val="docxheading1"/>
         <w:numPr>
-          <w:ilvl w:val="1"/>
-          <w:numId w:val="18"/>
+          <w:ilvl w:val="0"/>
+          <w:numId w:val="26"/>
         </w:numPr>
-      </w:pPr>
-      <w:r>
-        <w:t>No scheduled cache refresh worker/service.</w:t>
-      </w:r>
-    </w:p>
-    <w:p>
-      <w:pPr>
-        <w:pStyle w:val="ListParagraph"/>
+        <w:shd w:val="clear" w:color="auto" w:fill="FFFFFF"/>
+        <w:spacing w:before="0" w:beforeAutospacing="0" w:after="0" w:afterAutospacing="0" w:line="480" w:lineRule="auto"/>
+        <w:rPr>
+          <w:rFonts w:asciiTheme="minorHAnsi" w:eastAsiaTheme="minorHAnsi" w:hAnsiTheme="minorHAnsi" w:cstheme="minorBidi"/>
+          <w:kern w:val="2"/>
+          <w14:ligatures w14:val="standardContextual"/>
+        </w:rPr>
+      </w:pPr>
+      <w:r>
+        <w:rPr>
+          <w:rFonts w:asciiTheme="minorHAnsi" w:eastAsiaTheme="minorHAnsi" w:hAnsiTheme="minorHAnsi" w:cstheme="minorBidi"/>
+          <w:kern w:val="2"/>
+          <w14:ligatures w14:val="standardContextual"/>
+        </w:rPr>
+        <w:t>No scheduled cache refresh worker/service (FR-DH-4, NFR-DI-4).</w:t>
+      </w:r>
+    </w:p>
+    <w:p>
+      <w:pPr>
+        <w:pStyle w:val="docxheading1"/>
         <w:numPr>
-          <w:ilvl w:val="1"/>
-          <w:numId w:val="18"/>
+          <w:ilvl w:val="0"/>
+          <w:numId w:val="26"/>
         </w:numPr>
-      </w:pPr>
-      <w:r>
-        <w:t>Validation is handler-local only (no shared validation middleware layer).</w:t>
-      </w:r>
-    </w:p>
-    <w:p>
-      <w:pPr>
-        <w:pStyle w:val="ListParagraph"/>
+        <w:shd w:val="clear" w:color="auto" w:fill="FFFFFF"/>
+        <w:spacing w:before="0" w:beforeAutospacing="0" w:after="0" w:afterAutospacing="0" w:line="480" w:lineRule="auto"/>
+        <w:rPr>
+          <w:rFonts w:asciiTheme="minorHAnsi" w:eastAsiaTheme="minorHAnsi" w:hAnsiTheme="minorHAnsi" w:cstheme="minorBidi"/>
+          <w:kern w:val="2"/>
+          <w14:ligatures w14:val="standardContextual"/>
+        </w:rPr>
+      </w:pPr>
+      <w:r>
+        <w:rPr>
+          <w:rFonts w:asciiTheme="minorHAnsi" w:eastAsiaTheme="minorHAnsi" w:hAnsiTheme="minorHAnsi" w:cstheme="minorBidi"/>
+          <w:kern w:val="2"/>
+          <w14:ligatures w14:val="standardContextual"/>
+        </w:rPr>
+        <w:t>Validation is handler-local only (no shared `ValidationMiddleware` layer, NFR-SE-2).</w:t>
+      </w:r>
+    </w:p>
+    <w:p>
+      <w:pPr>
+        <w:pStyle w:val="docxheading1"/>
         <w:numPr>
-          <w:ilvl w:val="1"/>
-          <w:numId w:val="18"/>
+          <w:ilvl w:val="0"/>
+          <w:numId w:val="26"/>
         </w:numPr>
-      </w:pPr>
-      <w:r>
-        <w:t>No rate limiting middleware.</w:t>
-      </w:r>
-    </w:p>
-    <w:p>
-      <w:pPr>
-        <w:pStyle w:val="ListParagraph"/>
+        <w:shd w:val="clear" w:color="auto" w:fill="FFFFFF"/>
+        <w:spacing w:before="0" w:beforeAutospacing="0" w:after="0" w:afterAutospacing="0" w:line="480" w:lineRule="auto"/>
+        <w:rPr>
+          <w:rFonts w:asciiTheme="minorHAnsi" w:eastAsiaTheme="minorHAnsi" w:hAnsiTheme="minorHAnsi" w:cstheme="minorBidi"/>
+          <w:kern w:val="2"/>
+          <w14:ligatures w14:val="standardContextual"/>
+        </w:rPr>
+      </w:pPr>
+      <w:r>
+        <w:rPr>
+          <w:rFonts w:asciiTheme="minorHAnsi" w:eastAsiaTheme="minorHAnsi" w:hAnsiTheme="minorHAnsi" w:cstheme="minorBidi"/>
+          <w:kern w:val="2"/>
+          <w14:ligatures w14:val="standardContextual"/>
+        </w:rPr>
+        <w:t>No rate limiting middleware (NFR-SE-3).</w:t>
+      </w:r>
+    </w:p>
+    <w:p>
+      <w:pPr>
+        <w:pStyle w:val="docxheading1"/>
         <w:numPr>
-          <w:ilvl w:val="1"/>
-          <w:numId w:val="18"/>
+          <w:ilvl w:val="0"/>
+          <w:numId w:val="26"/>
         </w:numPr>
-      </w:pPr>
-      <w:r>
-        <w:t>Logging is ad hoc (`console` plus append-to-file), not full monitoring/alerting.</w:t>
-      </w:r>
-    </w:p>
-    <w:p>
-      <w:pPr>
-        <w:pStyle w:val="ListParagraph"/>
+        <w:shd w:val="clear" w:color="auto" w:fill="FFFFFF"/>
+        <w:spacing w:before="0" w:beforeAutospacing="0" w:after="0" w:afterAutospacing="0" w:line="480" w:lineRule="auto"/>
+        <w:rPr>
+          <w:rFonts w:asciiTheme="minorHAnsi" w:eastAsiaTheme="minorHAnsi" w:hAnsiTheme="minorHAnsi" w:cstheme="minorBidi"/>
+          <w:kern w:val="2"/>
+          <w14:ligatures w14:val="standardContextual"/>
+        </w:rPr>
+      </w:pPr>
+      <w:r>
+        <w:rPr>
+          <w:rFonts w:asciiTheme="minorHAnsi" w:eastAsiaTheme="minorHAnsi" w:hAnsiTheme="minorHAnsi" w:cstheme="minorBidi"/>
+          <w:kern w:val="2"/>
+          <w14:ligatures w14:val="standardContextual"/>
+        </w:rPr>
+        <w:t>Logging is ad hoc (`console` plus append-to-file), not full monitoring/alerting (NFR-LM-3, NFR-LM-4).</w:t>
+      </w:r>
+    </w:p>
+    <w:p>
+      <w:pPr>
+        <w:pStyle w:val="docxheading1"/>
         <w:numPr>
-          <w:ilvl w:val="1"/>
-          <w:numId w:val="18"/>
+          <w:ilvl w:val="0"/>
+          <w:numId w:val="26"/>
         </w:numPr>
-      </w:pPr>
-      <w:r>
-        <w:t>No backup/recovery application module.</w:t>
+        <w:shd w:val="clear" w:color="auto" w:fill="FFFFFF"/>
+        <w:spacing w:before="0" w:beforeAutospacing="0" w:after="0" w:afterAutospacing="0" w:line="480" w:lineRule="auto"/>
+        <w:rPr>
+          <w:rFonts w:asciiTheme="minorHAnsi" w:hAnsiTheme="minorHAnsi"/>
+          <w:sz w:val="36"/>
+          <w:szCs w:val="36"/>
+        </w:rPr>
+      </w:pPr>
+      <w:r>
+        <w:rPr>
+          <w:rFonts w:asciiTheme="minorHAnsi" w:eastAsiaTheme="minorHAnsi" w:hAnsiTheme="minorHAnsi" w:cstheme="minorBidi"/>
+          <w:kern w:val="2"/>
+          <w14:ligatures w14:val="standardContextual"/>
+        </w:rPr>
+        <w:lastRenderedPageBreak/>
+        <w:t>No backup/recovery application module (NFR-BR-1 to NFR-BR-4).</w:t>
       </w:r>
     </w:p>
     <w:p>
@@ -4608,7 +4093,6 @@
           <w:rFonts w:ascii="Aptos" w:hAnsi="Aptos"/>
           <w:color w:val="000000"/>
         </w:rPr>
-        <w:lastRenderedPageBreak/>
         <w:br/>
       </w:r>
       <w:r>
@@ -4857,6 +4341,7 @@
           <w:rFonts w:ascii="Aptos" w:hAnsi="Aptos"/>
           <w:color w:val="000000"/>
         </w:rPr>
+        <w:lastRenderedPageBreak/>
         <w:t>Explicitly linked feedback to functional requirements.</w:t>
       </w:r>
     </w:p>
@@ -5185,7 +4670,6 @@
           <w:sz w:val="28"/>
           <w:szCs w:val="28"/>
         </w:rPr>
-        <w:lastRenderedPageBreak/>
         <w:t>3.1. EV Charger Integration</w:t>
       </w:r>
     </w:p>
@@ -5425,6 +4909,7 @@
           <w:bCs/>
           <w:color w:val="000000"/>
         </w:rPr>
+        <w:lastRenderedPageBreak/>
         <w:t>Feedback:</w:t>
       </w:r>
       <w:r>
@@ -5649,22 +5134,6 @@
           <w:szCs w:val="32"/>
         </w:rPr>
       </w:pPr>
-    </w:p>
-    <w:p>
-      <w:pPr>
-        <w:rPr>
-          <w:sz w:val="32"/>
-          <w:szCs w:val="32"/>
-        </w:rPr>
-      </w:pPr>
-    </w:p>
-    <w:p>
-      <w:pPr>
-        <w:rPr>
-          <w:sz w:val="32"/>
-          <w:szCs w:val="32"/>
-        </w:rPr>
-      </w:pPr>
       <w:r>
         <w:rPr>
           <w:b/>
@@ -5686,7 +5155,6 @@
     </w:p>
     <w:p>
       <w:r>
-        <w:lastRenderedPageBreak/>
         <w:t>The design metric chosen for Find a Pump is high cohesion. This will be achieved by clearly dividing responsibilities and ensuring that each module has a single, well-defined purpose. High cohesion improves maintainability, makes the system easier to understand, and helps isolate defects, which in turn facilitates faster debugging and more reliable enhancements.</w:t>
       </w:r>
     </w:p>
@@ -5735,6 +5203,7 @@
     </w:p>
     <w:p>
       <w:r>
+        <w:lastRenderedPageBreak/>
         <w:t> </w:t>
       </w:r>
       <w:r>
@@ -5969,7 +5438,6 @@
           <w:kern w:val="0"/>
           <w14:ligatures w14:val="none"/>
         </w:rPr>
-        <w:lastRenderedPageBreak/>
         <w:t>A SQLite database managed with Prisma ORM</w:t>
       </w:r>
     </w:p>
@@ -6764,6 +6232,7 @@
           <w:kern w:val="0"/>
           <w14:ligatures w14:val="none"/>
         </w:rPr>
+        <w:lastRenderedPageBreak/>
         <w:t>pnpm</w:t>
       </w:r>
     </w:p>
@@ -7379,7 +6848,6 @@
           <w:kern w:val="0"/>
           <w14:ligatures w14:val="none"/>
         </w:rPr>
-        <w:lastRenderedPageBreak/>
         <w:t>pnpm prisma db push</w:t>
       </w:r>
     </w:p>
@@ -8041,6 +7509,7 @@
           <w:kern w:val="0"/>
           <w14:ligatures w14:val="none"/>
         </w:rPr>
+        <w:lastRenderedPageBreak/>
         <w:t>Running Tests</w:t>
       </w:r>
     </w:p>
@@ -9100,23 +8569,8 @@
                 <w:szCs w:val="28"/>
                 <w14:ligatures w14:val="none"/>
               </w:rPr>
-              <w:t xml:space="preserve">Project Description (description and justificaiton </w:t>
-            </w:r>
-          </w:p>
-        </w:tc>
-        <w:tc>
-          <w:tcPr>
-            <w:tcW w:w="1764" w:type="dxa"/>
-            <w:hideMark/>
-          </w:tcPr>
-          <w:p>
-            <w:pPr>
-              <w:rPr>
-                <w:rFonts w:ascii="Times New Roman" w:eastAsia="Times New Roman" w:hAnsi="Times New Roman" w:cs="Times New Roman"/>
-                <w:kern w:val="0"/>
-                <w14:ligatures w14:val="none"/>
-              </w:rPr>
-            </w:pPr>
+              <w:t xml:space="preserve">Project Description </w:t>
+            </w:r>
             <w:r>
               <w:rPr>
                 <w:rFonts w:ascii="Noto Serif CJK SC" w:eastAsia="Times New Roman" w:hAnsi="Noto Serif CJK SC" w:cs="Times New Roman"/>
@@ -9126,13 +8580,14 @@
                 <w:szCs w:val="28"/>
                 <w14:ligatures w14:val="none"/>
               </w:rPr>
-              <w:t>Medium</w:t>
-            </w:r>
-          </w:p>
-        </w:tc>
-        <w:tc>
-          <w:tcPr>
-            <w:tcW w:w="2253" w:type="dxa"/>
+              <w:lastRenderedPageBreak/>
+              <w:t xml:space="preserve">(description and justificaiton </w:t>
+            </w:r>
+          </w:p>
+        </w:tc>
+        <w:tc>
+          <w:tcPr>
+            <w:tcW w:w="1764" w:type="dxa"/>
             <w:hideMark/>
           </w:tcPr>
           <w:p>
@@ -9152,13 +8607,14 @@
                 <w:szCs w:val="28"/>
                 <w14:ligatures w14:val="none"/>
               </w:rPr>
-              <w:t>Complete</w:t>
-            </w:r>
-          </w:p>
-        </w:tc>
-        <w:tc>
-          <w:tcPr>
-            <w:tcW w:w="3510" w:type="dxa"/>
+              <w:lastRenderedPageBreak/>
+              <w:t>Medium</w:t>
+            </w:r>
+          </w:p>
+        </w:tc>
+        <w:tc>
+          <w:tcPr>
+            <w:tcW w:w="2253" w:type="dxa"/>
             <w:hideMark/>
           </w:tcPr>
           <w:p>
@@ -9178,6 +8634,32 @@
                 <w:szCs w:val="28"/>
                 <w14:ligatures w14:val="none"/>
               </w:rPr>
+              <w:t>Complete</w:t>
+            </w:r>
+          </w:p>
+        </w:tc>
+        <w:tc>
+          <w:tcPr>
+            <w:tcW w:w="3510" w:type="dxa"/>
+            <w:hideMark/>
+          </w:tcPr>
+          <w:p>
+            <w:pPr>
+              <w:rPr>
+                <w:rFonts w:ascii="Times New Roman" w:eastAsia="Times New Roman" w:hAnsi="Times New Roman" w:cs="Times New Roman"/>
+                <w:kern w:val="0"/>
+                <w14:ligatures w14:val="none"/>
+              </w:rPr>
+            </w:pPr>
+            <w:r>
+              <w:rPr>
+                <w:rFonts w:ascii="Noto Serif CJK SC" w:eastAsia="Times New Roman" w:hAnsi="Noto Serif CJK SC" w:cs="Times New Roman"/>
+                <w:color w:val="000000"/>
+                <w:kern w:val="0"/>
+                <w:sz w:val="28"/>
+                <w:szCs w:val="28"/>
+                <w14:ligatures w14:val="none"/>
+              </w:rPr>
               <w:t>Nate C</w:t>
             </w:r>
           </w:p>
@@ -9602,7 +9084,6 @@
                 <w:szCs w:val="28"/>
                 <w14:ligatures w14:val="none"/>
               </w:rPr>
-              <w:lastRenderedPageBreak/>
               <w:t>1g</w:t>
             </w:r>
           </w:p>
@@ -10923,6 +10404,7 @@
                 <w:szCs w:val="28"/>
                 <w14:ligatures w14:val="none"/>
               </w:rPr>
+              <w:lastRenderedPageBreak/>
               <w:t>1r</w:t>
             </w:r>
           </w:p>
@@ -11713,7 +11195,6 @@
                 <w:szCs w:val="28"/>
                 <w14:ligatures w14:val="none"/>
               </w:rPr>
-              <w:lastRenderedPageBreak/>
               <w:t>2c</w:t>
             </w:r>
           </w:p>
@@ -12638,6 +12119,7 @@
                 <w:szCs w:val="28"/>
                 <w14:ligatures w14:val="none"/>
               </w:rPr>
+              <w:lastRenderedPageBreak/>
               <w:t>2j</w:t>
             </w:r>
           </w:p>
@@ -13170,7 +12652,6 @@
                 <w:rFonts w:ascii="Noto Serif CJK SC" w:hAnsi="Noto Serif CJK SC"/>
                 <w:color w:val="000000"/>
               </w:rPr>
-              <w:lastRenderedPageBreak/>
               <w:t>3c</w:t>
             </w:r>
           </w:p>
@@ -13641,7 +13122,15 @@
                 <w:rFonts w:ascii="Noto Serif CJK SC" w:hAnsi="Noto Serif CJK SC"/>
                 <w:color w:val="000000"/>
               </w:rPr>
-              <w:t>Expanded backend automated tests for app and price services; fixed frontend tests.</w:t>
+              <w:t xml:space="preserve">Expanded backend automated tests for app and price </w:t>
+            </w:r>
+            <w:r>
+              <w:rPr>
+                <w:rFonts w:ascii="Noto Serif CJK SC" w:hAnsi="Noto Serif CJK SC"/>
+                <w:color w:val="000000"/>
+              </w:rPr>
+              <w:lastRenderedPageBreak/>
+              <w:t>services; fixed frontend tests.</w:t>
             </w:r>
           </w:p>
         </w:tc>
@@ -13663,6 +13152,7 @@
                 <w:rFonts w:ascii="Noto Serif CJK SC" w:hAnsi="Noto Serif CJK SC"/>
                 <w:color w:val="000000"/>
               </w:rPr>
+              <w:lastRenderedPageBreak/>
               <w:t>High</w:t>
             </w:r>
           </w:p>
@@ -13957,7 +13447,6 @@
           <w:sz w:val="32"/>
           <w:szCs w:val="32"/>
         </w:rPr>
-        <w:lastRenderedPageBreak/>
         <w:t>Sprint 4</w:t>
       </w:r>
     </w:p>
@@ -15368,6 +14857,7 @@
                 <w:kern w:val="0"/>
                 <w14:ligatures w14:val="none"/>
               </w:rPr>
+              <w:lastRenderedPageBreak/>
               <w:t>4j</w:t>
             </w:r>
           </w:p>
@@ -16205,7 +15695,6 @@
           </w:tcPr>
           <w:p>
             <w:r>
-              <w:lastRenderedPageBreak/>
               <w:t>Name</w:t>
             </w:r>
           </w:p>
@@ -16491,6 +15980,118 @@
 <file path=word/numbering.xml><?xml version="1.0" encoding="utf-8"?>
 <w:numbering xmlns:wpc="http://schemas.microsoft.com/office/word/2010/wordprocessingCanvas" xmlns:cx="http://schemas.microsoft.com/office/drawing/2014/chartex" xmlns:cx1="http://schemas.microsoft.com/office/drawing/2015/9/8/chartex" xmlns:cx2="http://schemas.microsoft.com/office/drawing/2015/10/21/chartex" xmlns:cx3="http://schemas.microsoft.com/office/drawing/2016/5/9/chartex" xmlns:cx4="http://schemas.microsoft.com/office/drawing/2016/5/10/chartex" xmlns:cx5="http://schemas.microsoft.com/office/drawing/2016/5/11/chartex" xmlns:cx6="http://schemas.microsoft.com/office/drawing/2016/5/12/chartex" xmlns:cx7="http://schemas.microsoft.com/office/drawing/2016/5/13/chartex" xmlns:cx8="http://schemas.microsoft.com/office/drawing/2016/5/14/chartex" xmlns:mc="http://schemas.openxmlformats.org/markup-compatibility/2006" xmlns:aink="http://schemas.microsoft.com/office/drawing/2016/ink" xmlns:am3d="http://schemas.microsoft.com/office/drawing/2017/model3d" xmlns:o="urn:schemas-microsoft-com:office:office" xmlns:oel="http://schemas.microsoft.com/office/2019/extlst" xmlns:r="http://schemas.openxmlformats.org/officeDocument/2006/relationships" xmlns:m="http://schemas.openxmlformats.org/officeDocument/2006/math" xmlns:v="urn:schemas-microsoft-com:vml" xmlns:wp14="http://schemas.microsoft.com/office/word/2010/wordprocessingDrawing" xmlns:wp="http://schemas.openxmlformats.org/drawingml/2006/wordprocessingDrawing" xmlns:w10="urn:schemas-microsoft-com:office:word" xmlns:w="http://schemas.openxmlformats.org/wordprocessingml/2006/main" xmlns:w14="http://schemas.microsoft.com/office/word/2010/wordml" xmlns:w15="http://schemas.microsoft.com/office/word/2012/wordml" xmlns:w16cex="http://schemas.microsoft.com/office/word/2018/wordml/cex" xmlns:w16cid="http://schemas.microsoft.com/office/word/2016/wordml/cid" xmlns:w16="http://schemas.microsoft.com/office/word/2018/wordml" xmlns:w16du="http://schemas.microsoft.com/office/word/2023/wordml/word16du" xmlns:w16sdtdh="http://schemas.microsoft.com/office/word/2020/wordml/sdtdatahash" xmlns:w16sdtfl="http://schemas.microsoft.com/office/word/2024/wordml/sdtformatlock" xmlns:w16se="http://schemas.microsoft.com/office/word/2015/wordml/symex" xmlns:wpg="http://schemas.microsoft.com/office/word/2010/wordprocessingGroup" xmlns:wpi="http://schemas.microsoft.com/office/word/2010/wordprocessingInk" xmlns:wne="http://schemas.microsoft.com/office/word/2006/wordml" xmlns:wps="http://schemas.microsoft.com/office/word/2010/wordprocessingShape" mc:Ignorable="w14 w15 w16se w16cid w16 w16cex w16sdtdh w16sdtfl w16du wp14">
   <w:abstractNum w:abstractNumId="0" w15:restartNumberingAfterBreak="0">
+    <w:nsid w:val="01FA7768"/>
+    <w:multiLevelType w:val="hybridMultilevel"/>
+    <w:tmpl w:val="395E3072"/>
+    <w:lvl w:ilvl="0" w:tplc="0B60A966">
+      <w:numFmt w:val="bullet"/>
+      <w:lvlText w:val="-"/>
+      <w:lvlJc w:val="left"/>
+      <w:pPr>
+        <w:ind w:left="456" w:hanging="360"/>
+      </w:pPr>
+      <w:rPr>
+        <w:rFonts w:ascii="Aptos" w:eastAsiaTheme="minorHAnsi" w:hAnsi="Aptos" w:cstheme="minorBidi" w:hint="default"/>
+      </w:rPr>
+    </w:lvl>
+    <w:lvl w:ilvl="1" w:tplc="04090003" w:tentative="1">
+      <w:start w:val="1"/>
+      <w:numFmt w:val="bullet"/>
+      <w:lvlText w:val="o"/>
+      <w:lvlJc w:val="left"/>
+      <w:pPr>
+        <w:ind w:left="1440" w:hanging="360"/>
+      </w:pPr>
+      <w:rPr>
+        <w:rFonts w:ascii="Courier New" w:hAnsi="Courier New" w:cs="Courier New" w:hint="default"/>
+      </w:rPr>
+    </w:lvl>
+    <w:lvl w:ilvl="2" w:tplc="04090005" w:tentative="1">
+      <w:start w:val="1"/>
+      <w:numFmt w:val="bullet"/>
+      <w:lvlText w:val=""/>
+      <w:lvlJc w:val="left"/>
+      <w:pPr>
+        <w:ind w:left="2160" w:hanging="360"/>
+      </w:pPr>
+      <w:rPr>
+        <w:rFonts w:ascii="Wingdings" w:hAnsi="Wingdings" w:hint="default"/>
+      </w:rPr>
+    </w:lvl>
+    <w:lvl w:ilvl="3" w:tplc="04090001" w:tentative="1">
+      <w:start w:val="1"/>
+      <w:numFmt w:val="bullet"/>
+      <w:lvlText w:val=""/>
+      <w:lvlJc w:val="left"/>
+      <w:pPr>
+        <w:ind w:left="2880" w:hanging="360"/>
+      </w:pPr>
+      <w:rPr>
+        <w:rFonts w:ascii="Symbol" w:hAnsi="Symbol" w:hint="default"/>
+      </w:rPr>
+    </w:lvl>
+    <w:lvl w:ilvl="4" w:tplc="04090003" w:tentative="1">
+      <w:start w:val="1"/>
+      <w:numFmt w:val="bullet"/>
+      <w:lvlText w:val="o"/>
+      <w:lvlJc w:val="left"/>
+      <w:pPr>
+        <w:ind w:left="3600" w:hanging="360"/>
+      </w:pPr>
+      <w:rPr>
+        <w:rFonts w:ascii="Courier New" w:hAnsi="Courier New" w:cs="Courier New" w:hint="default"/>
+      </w:rPr>
+    </w:lvl>
+    <w:lvl w:ilvl="5" w:tplc="04090005" w:tentative="1">
+      <w:start w:val="1"/>
+      <w:numFmt w:val="bullet"/>
+      <w:lvlText w:val=""/>
+      <w:lvlJc w:val="left"/>
+      <w:pPr>
+        <w:ind w:left="4320" w:hanging="360"/>
+      </w:pPr>
+      <w:rPr>
+        <w:rFonts w:ascii="Wingdings" w:hAnsi="Wingdings" w:hint="default"/>
+      </w:rPr>
+    </w:lvl>
+    <w:lvl w:ilvl="6" w:tplc="04090001" w:tentative="1">
+      <w:start w:val="1"/>
+      <w:numFmt w:val="bullet"/>
+      <w:lvlText w:val=""/>
+      <w:lvlJc w:val="left"/>
+      <w:pPr>
+        <w:ind w:left="5040" w:hanging="360"/>
+      </w:pPr>
+      <w:rPr>
+        <w:rFonts w:ascii="Symbol" w:hAnsi="Symbol" w:hint="default"/>
+      </w:rPr>
+    </w:lvl>
+    <w:lvl w:ilvl="7" w:tplc="04090003" w:tentative="1">
+      <w:start w:val="1"/>
+      <w:numFmt w:val="bullet"/>
+      <w:lvlText w:val="o"/>
+      <w:lvlJc w:val="left"/>
+      <w:pPr>
+        <w:ind w:left="5760" w:hanging="360"/>
+      </w:pPr>
+      <w:rPr>
+        <w:rFonts w:ascii="Courier New" w:hAnsi="Courier New" w:cs="Courier New" w:hint="default"/>
+      </w:rPr>
+    </w:lvl>
+    <w:lvl w:ilvl="8" w:tplc="04090005" w:tentative="1">
+      <w:start w:val="1"/>
+      <w:numFmt w:val="bullet"/>
+      <w:lvlText w:val=""/>
+      <w:lvlJc w:val="left"/>
+      <w:pPr>
+        <w:ind w:left="6480" w:hanging="360"/>
+      </w:pPr>
+      <w:rPr>
+        <w:rFonts w:ascii="Wingdings" w:hAnsi="Wingdings" w:hint="default"/>
+      </w:rPr>
+    </w:lvl>
+  </w:abstractNum>
+  <w:abstractNum w:abstractNumId="1" w15:restartNumberingAfterBreak="0">
     <w:nsid w:val="0BCA70AD"/>
     <w:multiLevelType w:val="multilevel"/>
     <w:tmpl w:val="DEA6354C"/>
@@ -16639,7 +16240,7 @@
       </w:rPr>
     </w:lvl>
   </w:abstractNum>
-  <w:abstractNum w:abstractNumId="1" w15:restartNumberingAfterBreak="0">
+  <w:abstractNum w:abstractNumId="2" w15:restartNumberingAfterBreak="0">
     <w:nsid w:val="0D9F3091"/>
     <w:multiLevelType w:val="multilevel"/>
     <w:tmpl w:val="E05CBF34"/>
@@ -16788,7 +16389,93 @@
       </w:rPr>
     </w:lvl>
   </w:abstractNum>
-  <w:abstractNum w:abstractNumId="2" w15:restartNumberingAfterBreak="0">
+  <w:abstractNum w:abstractNumId="3" w15:restartNumberingAfterBreak="0">
+    <w:nsid w:val="0E6C69D8"/>
+    <w:multiLevelType w:val="hybridMultilevel"/>
+    <w:tmpl w:val="85F0E4E2"/>
+    <w:lvl w:ilvl="0" w:tplc="0409000F">
+      <w:start w:val="1"/>
+      <w:numFmt w:val="decimal"/>
+      <w:lvlText w:val="%1."/>
+      <w:lvlJc w:val="left"/>
+      <w:pPr>
+        <w:ind w:left="720" w:hanging="360"/>
+      </w:pPr>
+    </w:lvl>
+    <w:lvl w:ilvl="1" w:tplc="04090019" w:tentative="1">
+      <w:start w:val="1"/>
+      <w:numFmt w:val="lowerLetter"/>
+      <w:lvlText w:val="%2."/>
+      <w:lvlJc w:val="left"/>
+      <w:pPr>
+        <w:ind w:left="1440" w:hanging="360"/>
+      </w:pPr>
+    </w:lvl>
+    <w:lvl w:ilvl="2" w:tplc="0409001B" w:tentative="1">
+      <w:start w:val="1"/>
+      <w:numFmt w:val="lowerRoman"/>
+      <w:lvlText w:val="%3."/>
+      <w:lvlJc w:val="right"/>
+      <w:pPr>
+        <w:ind w:left="2160" w:hanging="180"/>
+      </w:pPr>
+    </w:lvl>
+    <w:lvl w:ilvl="3" w:tplc="0409000F" w:tentative="1">
+      <w:start w:val="1"/>
+      <w:numFmt w:val="decimal"/>
+      <w:lvlText w:val="%4."/>
+      <w:lvlJc w:val="left"/>
+      <w:pPr>
+        <w:ind w:left="2880" w:hanging="360"/>
+      </w:pPr>
+    </w:lvl>
+    <w:lvl w:ilvl="4" w:tplc="04090019" w:tentative="1">
+      <w:start w:val="1"/>
+      <w:numFmt w:val="lowerLetter"/>
+      <w:lvlText w:val="%5."/>
+      <w:lvlJc w:val="left"/>
+      <w:pPr>
+        <w:ind w:left="3600" w:hanging="360"/>
+      </w:pPr>
+    </w:lvl>
+    <w:lvl w:ilvl="5" w:tplc="0409001B" w:tentative="1">
+      <w:start w:val="1"/>
+      <w:numFmt w:val="lowerRoman"/>
+      <w:lvlText w:val="%6."/>
+      <w:lvlJc w:val="right"/>
+      <w:pPr>
+        <w:ind w:left="4320" w:hanging="180"/>
+      </w:pPr>
+    </w:lvl>
+    <w:lvl w:ilvl="6" w:tplc="0409000F" w:tentative="1">
+      <w:start w:val="1"/>
+      <w:numFmt w:val="decimal"/>
+      <w:lvlText w:val="%7."/>
+      <w:lvlJc w:val="left"/>
+      <w:pPr>
+        <w:ind w:left="5040" w:hanging="360"/>
+      </w:pPr>
+    </w:lvl>
+    <w:lvl w:ilvl="7" w:tplc="04090019" w:tentative="1">
+      <w:start w:val="1"/>
+      <w:numFmt w:val="lowerLetter"/>
+      <w:lvlText w:val="%8."/>
+      <w:lvlJc w:val="left"/>
+      <w:pPr>
+        <w:ind w:left="5760" w:hanging="360"/>
+      </w:pPr>
+    </w:lvl>
+    <w:lvl w:ilvl="8" w:tplc="0409001B" w:tentative="1">
+      <w:start w:val="1"/>
+      <w:numFmt w:val="lowerRoman"/>
+      <w:lvlText w:val="%9."/>
+      <w:lvlJc w:val="right"/>
+      <w:pPr>
+        <w:ind w:left="6480" w:hanging="180"/>
+      </w:pPr>
+    </w:lvl>
+  </w:abstractNum>
+  <w:abstractNum w:abstractNumId="4" w15:restartNumberingAfterBreak="0">
     <w:nsid w:val="0EAE53CA"/>
     <w:multiLevelType w:val="multilevel"/>
     <w:tmpl w:val="7B38A6F6"/>
@@ -16937,7 +16624,7 @@
       </w:rPr>
     </w:lvl>
   </w:abstractNum>
-  <w:abstractNum w:abstractNumId="3" w15:restartNumberingAfterBreak="0">
+  <w:abstractNum w:abstractNumId="5" w15:restartNumberingAfterBreak="0">
     <w:nsid w:val="176665F2"/>
     <w:multiLevelType w:val="hybridMultilevel"/>
     <w:tmpl w:val="9D5C75D2"/>
@@ -17026,7 +16713,7 @@
       </w:pPr>
     </w:lvl>
   </w:abstractNum>
-  <w:abstractNum w:abstractNumId="4" w15:restartNumberingAfterBreak="0">
+  <w:abstractNum w:abstractNumId="6" w15:restartNumberingAfterBreak="0">
     <w:nsid w:val="19661BB3"/>
     <w:multiLevelType w:val="multilevel"/>
     <w:tmpl w:val="9294D92E"/>
@@ -17175,7 +16862,7 @@
       </w:rPr>
     </w:lvl>
   </w:abstractNum>
-  <w:abstractNum w:abstractNumId="5" w15:restartNumberingAfterBreak="0">
+  <w:abstractNum w:abstractNumId="7" w15:restartNumberingAfterBreak="0">
     <w:nsid w:val="1A68459A"/>
     <w:multiLevelType w:val="multilevel"/>
     <w:tmpl w:val="CF522580"/>
@@ -17324,7 +17011,7 @@
       </w:rPr>
     </w:lvl>
   </w:abstractNum>
-  <w:abstractNum w:abstractNumId="6" w15:restartNumberingAfterBreak="0">
+  <w:abstractNum w:abstractNumId="8" w15:restartNumberingAfterBreak="0">
     <w:nsid w:val="1BBC1F66"/>
     <w:multiLevelType w:val="hybridMultilevel"/>
     <w:tmpl w:val="685625EC"/>
@@ -17410,7 +17097,7 @@
       </w:pPr>
     </w:lvl>
   </w:abstractNum>
-  <w:abstractNum w:abstractNumId="7" w15:restartNumberingAfterBreak="0">
+  <w:abstractNum w:abstractNumId="9" w15:restartNumberingAfterBreak="0">
     <w:nsid w:val="204B0AAA"/>
     <w:multiLevelType w:val="multilevel"/>
     <w:tmpl w:val="AFBE84E4"/>
@@ -17559,7 +17246,119 @@
       </w:rPr>
     </w:lvl>
   </w:abstractNum>
-  <w:abstractNum w:abstractNumId="8" w15:restartNumberingAfterBreak="0">
+  <w:abstractNum w:abstractNumId="10" w15:restartNumberingAfterBreak="0">
+    <w:nsid w:val="20C14FCD"/>
+    <w:multiLevelType w:val="hybridMultilevel"/>
+    <w:tmpl w:val="3EE07BB2"/>
+    <w:lvl w:ilvl="0" w:tplc="0B60A966">
+      <w:numFmt w:val="bullet"/>
+      <w:lvlText w:val="-"/>
+      <w:lvlJc w:val="left"/>
+      <w:pPr>
+        <w:ind w:left="456" w:hanging="360"/>
+      </w:pPr>
+      <w:rPr>
+        <w:rFonts w:ascii="Aptos" w:eastAsiaTheme="minorHAnsi" w:hAnsi="Aptos" w:cstheme="minorBidi" w:hint="default"/>
+      </w:rPr>
+    </w:lvl>
+    <w:lvl w:ilvl="1" w:tplc="04090003" w:tentative="1">
+      <w:start w:val="1"/>
+      <w:numFmt w:val="bullet"/>
+      <w:lvlText w:val="o"/>
+      <w:lvlJc w:val="left"/>
+      <w:pPr>
+        <w:ind w:left="1176" w:hanging="360"/>
+      </w:pPr>
+      <w:rPr>
+        <w:rFonts w:ascii="Courier New" w:hAnsi="Courier New" w:cs="Courier New" w:hint="default"/>
+      </w:rPr>
+    </w:lvl>
+    <w:lvl w:ilvl="2" w:tplc="04090005" w:tentative="1">
+      <w:start w:val="1"/>
+      <w:numFmt w:val="bullet"/>
+      <w:lvlText w:val=""/>
+      <w:lvlJc w:val="left"/>
+      <w:pPr>
+        <w:ind w:left="1896" w:hanging="360"/>
+      </w:pPr>
+      <w:rPr>
+        <w:rFonts w:ascii="Wingdings" w:hAnsi="Wingdings" w:hint="default"/>
+      </w:rPr>
+    </w:lvl>
+    <w:lvl w:ilvl="3" w:tplc="04090001" w:tentative="1">
+      <w:start w:val="1"/>
+      <w:numFmt w:val="bullet"/>
+      <w:lvlText w:val=""/>
+      <w:lvlJc w:val="left"/>
+      <w:pPr>
+        <w:ind w:left="2616" w:hanging="360"/>
+      </w:pPr>
+      <w:rPr>
+        <w:rFonts w:ascii="Symbol" w:hAnsi="Symbol" w:hint="default"/>
+      </w:rPr>
+    </w:lvl>
+    <w:lvl w:ilvl="4" w:tplc="04090003" w:tentative="1">
+      <w:start w:val="1"/>
+      <w:numFmt w:val="bullet"/>
+      <w:lvlText w:val="o"/>
+      <w:lvlJc w:val="left"/>
+      <w:pPr>
+        <w:ind w:left="3336" w:hanging="360"/>
+      </w:pPr>
+      <w:rPr>
+        <w:rFonts w:ascii="Courier New" w:hAnsi="Courier New" w:cs="Courier New" w:hint="default"/>
+      </w:rPr>
+    </w:lvl>
+    <w:lvl w:ilvl="5" w:tplc="04090005" w:tentative="1">
+      <w:start w:val="1"/>
+      <w:numFmt w:val="bullet"/>
+      <w:lvlText w:val=""/>
+      <w:lvlJc w:val="left"/>
+      <w:pPr>
+        <w:ind w:left="4056" w:hanging="360"/>
+      </w:pPr>
+      <w:rPr>
+        <w:rFonts w:ascii="Wingdings" w:hAnsi="Wingdings" w:hint="default"/>
+      </w:rPr>
+    </w:lvl>
+    <w:lvl w:ilvl="6" w:tplc="04090001" w:tentative="1">
+      <w:start w:val="1"/>
+      <w:numFmt w:val="bullet"/>
+      <w:lvlText w:val=""/>
+      <w:lvlJc w:val="left"/>
+      <w:pPr>
+        <w:ind w:left="4776" w:hanging="360"/>
+      </w:pPr>
+      <w:rPr>
+        <w:rFonts w:ascii="Symbol" w:hAnsi="Symbol" w:hint="default"/>
+      </w:rPr>
+    </w:lvl>
+    <w:lvl w:ilvl="7" w:tplc="04090003" w:tentative="1">
+      <w:start w:val="1"/>
+      <w:numFmt w:val="bullet"/>
+      <w:lvlText w:val="o"/>
+      <w:lvlJc w:val="left"/>
+      <w:pPr>
+        <w:ind w:left="5496" w:hanging="360"/>
+      </w:pPr>
+      <w:rPr>
+        <w:rFonts w:ascii="Courier New" w:hAnsi="Courier New" w:cs="Courier New" w:hint="default"/>
+      </w:rPr>
+    </w:lvl>
+    <w:lvl w:ilvl="8" w:tplc="04090005" w:tentative="1">
+      <w:start w:val="1"/>
+      <w:numFmt w:val="bullet"/>
+      <w:lvlText w:val=""/>
+      <w:lvlJc w:val="left"/>
+      <w:pPr>
+        <w:ind w:left="6216" w:hanging="360"/>
+      </w:pPr>
+      <w:rPr>
+        <w:rFonts w:ascii="Wingdings" w:hAnsi="Wingdings" w:hint="default"/>
+      </w:rPr>
+    </w:lvl>
+  </w:abstractNum>
+  <w:abstractNum w:abstractNumId="11" w15:restartNumberingAfterBreak="0">
     <w:nsid w:val="2A8972AB"/>
     <w:multiLevelType w:val="multilevel"/>
     <w:tmpl w:val="DB142A4A"/>
@@ -17708,7 +17507,7 @@
       </w:rPr>
     </w:lvl>
   </w:abstractNum>
-  <w:abstractNum w:abstractNumId="9" w15:restartNumberingAfterBreak="0">
+  <w:abstractNum w:abstractNumId="12" w15:restartNumberingAfterBreak="0">
     <w:nsid w:val="3061346D"/>
     <w:multiLevelType w:val="multilevel"/>
     <w:tmpl w:val="F90CC86A"/>
@@ -17857,7 +17656,95 @@
       </w:rPr>
     </w:lvl>
   </w:abstractNum>
-  <w:abstractNum w:abstractNumId="10" w15:restartNumberingAfterBreak="0">
+  <w:abstractNum w:abstractNumId="13" w15:restartNumberingAfterBreak="0">
+    <w:nsid w:val="386116CB"/>
+    <w:multiLevelType w:val="hybridMultilevel"/>
+    <w:tmpl w:val="D206D40C"/>
+    <w:lvl w:ilvl="0" w:tplc="0B60A966">
+      <w:numFmt w:val="bullet"/>
+      <w:lvlText w:val="-"/>
+      <w:lvlJc w:val="left"/>
+      <w:pPr>
+        <w:ind w:left="720" w:hanging="360"/>
+      </w:pPr>
+      <w:rPr>
+        <w:rFonts w:ascii="Aptos" w:eastAsiaTheme="minorHAnsi" w:hAnsi="Aptos" w:cstheme="minorBidi" w:hint="default"/>
+      </w:rPr>
+    </w:lvl>
+    <w:lvl w:ilvl="1" w:tplc="FFFFFFFF" w:tentative="1">
+      <w:start w:val="1"/>
+      <w:numFmt w:val="lowerLetter"/>
+      <w:lvlText w:val="%2."/>
+      <w:lvlJc w:val="left"/>
+      <w:pPr>
+        <w:ind w:left="1440" w:hanging="360"/>
+      </w:pPr>
+    </w:lvl>
+    <w:lvl w:ilvl="2" w:tplc="FFFFFFFF" w:tentative="1">
+      <w:start w:val="1"/>
+      <w:numFmt w:val="lowerRoman"/>
+      <w:lvlText w:val="%3."/>
+      <w:lvlJc w:val="right"/>
+      <w:pPr>
+        <w:ind w:left="2160" w:hanging="180"/>
+      </w:pPr>
+    </w:lvl>
+    <w:lvl w:ilvl="3" w:tplc="FFFFFFFF" w:tentative="1">
+      <w:start w:val="1"/>
+      <w:numFmt w:val="decimal"/>
+      <w:lvlText w:val="%4."/>
+      <w:lvlJc w:val="left"/>
+      <w:pPr>
+        <w:ind w:left="2880" w:hanging="360"/>
+      </w:pPr>
+    </w:lvl>
+    <w:lvl w:ilvl="4" w:tplc="FFFFFFFF" w:tentative="1">
+      <w:start w:val="1"/>
+      <w:numFmt w:val="lowerLetter"/>
+      <w:lvlText w:val="%5."/>
+      <w:lvlJc w:val="left"/>
+      <w:pPr>
+        <w:ind w:left="3600" w:hanging="360"/>
+      </w:pPr>
+    </w:lvl>
+    <w:lvl w:ilvl="5" w:tplc="FFFFFFFF" w:tentative="1">
+      <w:start w:val="1"/>
+      <w:numFmt w:val="lowerRoman"/>
+      <w:lvlText w:val="%6."/>
+      <w:lvlJc w:val="right"/>
+      <w:pPr>
+        <w:ind w:left="4320" w:hanging="180"/>
+      </w:pPr>
+    </w:lvl>
+    <w:lvl w:ilvl="6" w:tplc="FFFFFFFF" w:tentative="1">
+      <w:start w:val="1"/>
+      <w:numFmt w:val="decimal"/>
+      <w:lvlText w:val="%7."/>
+      <w:lvlJc w:val="left"/>
+      <w:pPr>
+        <w:ind w:left="5040" w:hanging="360"/>
+      </w:pPr>
+    </w:lvl>
+    <w:lvl w:ilvl="7" w:tplc="FFFFFFFF" w:tentative="1">
+      <w:start w:val="1"/>
+      <w:numFmt w:val="lowerLetter"/>
+      <w:lvlText w:val="%8."/>
+      <w:lvlJc w:val="left"/>
+      <w:pPr>
+        <w:ind w:left="5760" w:hanging="360"/>
+      </w:pPr>
+    </w:lvl>
+    <w:lvl w:ilvl="8" w:tplc="FFFFFFFF" w:tentative="1">
+      <w:start w:val="1"/>
+      <w:numFmt w:val="lowerRoman"/>
+      <w:lvlText w:val="%9."/>
+      <w:lvlJc w:val="right"/>
+      <w:pPr>
+        <w:ind w:left="6480" w:hanging="180"/>
+      </w:pPr>
+    </w:lvl>
+  </w:abstractNum>
+  <w:abstractNum w:abstractNumId="14" w15:restartNumberingAfterBreak="0">
     <w:nsid w:val="39552163"/>
     <w:multiLevelType w:val="multilevel"/>
     <w:tmpl w:val="11A07996"/>
@@ -18006,7 +17893,7 @@
       </w:rPr>
     </w:lvl>
   </w:abstractNum>
-  <w:abstractNum w:abstractNumId="11" w15:restartNumberingAfterBreak="0">
+  <w:abstractNum w:abstractNumId="15" w15:restartNumberingAfterBreak="0">
     <w:nsid w:val="396467C7"/>
     <w:multiLevelType w:val="multilevel"/>
     <w:tmpl w:val="137259A4"/>
@@ -18155,7 +18042,7 @@
       </w:rPr>
     </w:lvl>
   </w:abstractNum>
-  <w:abstractNum w:abstractNumId="12" w15:restartNumberingAfterBreak="0">
+  <w:abstractNum w:abstractNumId="16" w15:restartNumberingAfterBreak="0">
     <w:nsid w:val="39732BA6"/>
     <w:multiLevelType w:val="hybridMultilevel"/>
     <w:tmpl w:val="92509B2C"/>
@@ -18268,7 +18155,7 @@
       </w:rPr>
     </w:lvl>
   </w:abstractNum>
-  <w:abstractNum w:abstractNumId="13" w15:restartNumberingAfterBreak="0">
+  <w:abstractNum w:abstractNumId="17" w15:restartNumberingAfterBreak="0">
     <w:nsid w:val="3BDF158F"/>
     <w:multiLevelType w:val="multilevel"/>
     <w:tmpl w:val="7C507AB0"/>
@@ -18417,7 +18304,7 @@
       </w:rPr>
     </w:lvl>
   </w:abstractNum>
-  <w:abstractNum w:abstractNumId="14" w15:restartNumberingAfterBreak="0">
+  <w:abstractNum w:abstractNumId="18" w15:restartNumberingAfterBreak="0">
     <w:nsid w:val="3E1B5B49"/>
     <w:multiLevelType w:val="multilevel"/>
     <w:tmpl w:val="954E5D60"/>
@@ -18566,7 +18453,7 @@
       </w:rPr>
     </w:lvl>
   </w:abstractNum>
-  <w:abstractNum w:abstractNumId="15" w15:restartNumberingAfterBreak="0">
+  <w:abstractNum w:abstractNumId="19" w15:restartNumberingAfterBreak="0">
     <w:nsid w:val="408A1F29"/>
     <w:multiLevelType w:val="hybridMultilevel"/>
     <w:tmpl w:val="E488EAD8"/>
@@ -18655,7 +18542,7 @@
       </w:pPr>
     </w:lvl>
   </w:abstractNum>
-  <w:abstractNum w:abstractNumId="16" w15:restartNumberingAfterBreak="0">
+  <w:abstractNum w:abstractNumId="20" w15:restartNumberingAfterBreak="0">
     <w:nsid w:val="46421AC7"/>
     <w:multiLevelType w:val="hybridMultilevel"/>
     <w:tmpl w:val="0A32643C"/>
@@ -18768,7 +18655,7 @@
       </w:rPr>
     </w:lvl>
   </w:abstractNum>
-  <w:abstractNum w:abstractNumId="17" w15:restartNumberingAfterBreak="0">
+  <w:abstractNum w:abstractNumId="21" w15:restartNumberingAfterBreak="0">
     <w:nsid w:val="4E740F72"/>
     <w:multiLevelType w:val="multilevel"/>
     <w:tmpl w:val="85905CB4"/>
@@ -18917,7 +18804,7 @@
       </w:rPr>
     </w:lvl>
   </w:abstractNum>
-  <w:abstractNum w:abstractNumId="18" w15:restartNumberingAfterBreak="0">
+  <w:abstractNum w:abstractNumId="22" w15:restartNumberingAfterBreak="0">
     <w:nsid w:val="55364C1E"/>
     <w:multiLevelType w:val="hybridMultilevel"/>
     <w:tmpl w:val="C53ABAEA"/>
@@ -19030,7 +18917,7 @@
       </w:rPr>
     </w:lvl>
   </w:abstractNum>
-  <w:abstractNum w:abstractNumId="19" w15:restartNumberingAfterBreak="0">
+  <w:abstractNum w:abstractNumId="23" w15:restartNumberingAfterBreak="0">
     <w:nsid w:val="5B4C3DAC"/>
     <w:multiLevelType w:val="multilevel"/>
     <w:tmpl w:val="4FD4F792"/>
@@ -19179,7 +19066,7 @@
       </w:rPr>
     </w:lvl>
   </w:abstractNum>
-  <w:abstractNum w:abstractNumId="20" w15:restartNumberingAfterBreak="0">
+  <w:abstractNum w:abstractNumId="24" w15:restartNumberingAfterBreak="0">
     <w:nsid w:val="68C230CC"/>
     <w:multiLevelType w:val="hybridMultilevel"/>
     <w:tmpl w:val="5BD679E6"/>
@@ -19265,7 +19152,7 @@
       </w:pPr>
     </w:lvl>
   </w:abstractNum>
-  <w:abstractNum w:abstractNumId="21" w15:restartNumberingAfterBreak="0">
+  <w:abstractNum w:abstractNumId="25" w15:restartNumberingAfterBreak="0">
     <w:nsid w:val="703335DF"/>
     <w:multiLevelType w:val="multilevel"/>
     <w:tmpl w:val="DFA448E0"/>
@@ -19414,7 +19301,7 @@
       </w:rPr>
     </w:lvl>
   </w:abstractNum>
-  <w:abstractNum w:abstractNumId="22" w15:restartNumberingAfterBreak="0">
+  <w:abstractNum w:abstractNumId="26" w15:restartNumberingAfterBreak="0">
     <w:nsid w:val="788E2611"/>
     <w:multiLevelType w:val="multilevel"/>
     <w:tmpl w:val="38F0A0AC"/>
@@ -19564,73 +19451,85 @@
     </w:lvl>
   </w:abstractNum>
   <w:num w:numId="1" w16cid:durableId="580067276">
+    <w:abstractNumId w:val="6"/>
+  </w:num>
+  <w:num w:numId="2" w16cid:durableId="64691184">
+    <w:abstractNumId w:val="7"/>
+  </w:num>
+  <w:num w:numId="3" w16cid:durableId="2073652769">
+    <w:abstractNumId w:val="1"/>
+  </w:num>
+  <w:num w:numId="4" w16cid:durableId="405542066">
+    <w:abstractNumId w:val="12"/>
+  </w:num>
+  <w:num w:numId="5" w16cid:durableId="1380321918">
+    <w:abstractNumId w:val="11"/>
+  </w:num>
+  <w:num w:numId="6" w16cid:durableId="1242257717">
+    <w:abstractNumId w:val="18"/>
+  </w:num>
+  <w:num w:numId="7" w16cid:durableId="1218588979">
+    <w:abstractNumId w:val="9"/>
+  </w:num>
+  <w:num w:numId="8" w16cid:durableId="370426470">
+    <w:abstractNumId w:val="17"/>
+  </w:num>
+  <w:num w:numId="9" w16cid:durableId="1255282655">
     <w:abstractNumId w:val="4"/>
   </w:num>
-  <w:num w:numId="2" w16cid:durableId="64691184">
+  <w:num w:numId="10" w16cid:durableId="656762087">
+    <w:abstractNumId w:val="26"/>
+  </w:num>
+  <w:num w:numId="11" w16cid:durableId="2005548125">
+    <w:abstractNumId w:val="21"/>
+  </w:num>
+  <w:num w:numId="12" w16cid:durableId="365836083">
+    <w:abstractNumId w:val="25"/>
+  </w:num>
+  <w:num w:numId="13" w16cid:durableId="741290461">
+    <w:abstractNumId w:val="23"/>
+  </w:num>
+  <w:num w:numId="14" w16cid:durableId="60181353">
+    <w:abstractNumId w:val="14"/>
+  </w:num>
+  <w:num w:numId="15" w16cid:durableId="1094546069">
+    <w:abstractNumId w:val="15"/>
+  </w:num>
+  <w:num w:numId="16" w16cid:durableId="1783720271">
+    <w:abstractNumId w:val="2"/>
+  </w:num>
+  <w:num w:numId="17" w16cid:durableId="671033708">
+    <w:abstractNumId w:val="16"/>
+  </w:num>
+  <w:num w:numId="18" w16cid:durableId="672882128">
+    <w:abstractNumId w:val="19"/>
+  </w:num>
+  <w:num w:numId="19" w16cid:durableId="1692875258">
+    <w:abstractNumId w:val="24"/>
+  </w:num>
+  <w:num w:numId="20" w16cid:durableId="1321038642">
+    <w:abstractNumId w:val="8"/>
+  </w:num>
+  <w:num w:numId="21" w16cid:durableId="2035105594">
+    <w:abstractNumId w:val="20"/>
+  </w:num>
+  <w:num w:numId="22" w16cid:durableId="1850019919">
+    <w:abstractNumId w:val="22"/>
+  </w:num>
+  <w:num w:numId="23" w16cid:durableId="933394473">
     <w:abstractNumId w:val="5"/>
   </w:num>
-  <w:num w:numId="3" w16cid:durableId="2073652769">
-    <w:abstractNumId w:val="0"/>
+  <w:num w:numId="24" w16cid:durableId="1773208522">
+    <w:abstractNumId w:val="3"/>
   </w:num>
-  <w:num w:numId="4" w16cid:durableId="405542066">
-    <w:abstractNumId w:val="9"/>
+  <w:num w:numId="25" w16cid:durableId="705329827">
+    <w:abstractNumId w:val="10"/>
   </w:num>
-  <w:num w:numId="5" w16cid:durableId="1380321918">
-    <w:abstractNumId w:val="8"/>
-  </w:num>
-  <w:num w:numId="6" w16cid:durableId="1242257717">
-    <w:abstractNumId w:val="14"/>
-  </w:num>
-  <w:num w:numId="7" w16cid:durableId="1218588979">
-    <w:abstractNumId w:val="7"/>
-  </w:num>
-  <w:num w:numId="8" w16cid:durableId="370426470">
+  <w:num w:numId="26" w16cid:durableId="609506939">
     <w:abstractNumId w:val="13"/>
   </w:num>
-  <w:num w:numId="9" w16cid:durableId="1255282655">
-    <w:abstractNumId w:val="2"/>
-  </w:num>
-  <w:num w:numId="10" w16cid:durableId="656762087">
-    <w:abstractNumId w:val="22"/>
-  </w:num>
-  <w:num w:numId="11" w16cid:durableId="2005548125">
-    <w:abstractNumId w:val="17"/>
-  </w:num>
-  <w:num w:numId="12" w16cid:durableId="365836083">
-    <w:abstractNumId w:val="21"/>
-  </w:num>
-  <w:num w:numId="13" w16cid:durableId="741290461">
-    <w:abstractNumId w:val="19"/>
-  </w:num>
-  <w:num w:numId="14" w16cid:durableId="60181353">
-    <w:abstractNumId w:val="10"/>
-  </w:num>
-  <w:num w:numId="15" w16cid:durableId="1094546069">
-    <w:abstractNumId w:val="11"/>
-  </w:num>
-  <w:num w:numId="16" w16cid:durableId="1783720271">
-    <w:abstractNumId w:val="1"/>
-  </w:num>
-  <w:num w:numId="17" w16cid:durableId="671033708">
-    <w:abstractNumId w:val="12"/>
-  </w:num>
-  <w:num w:numId="18" w16cid:durableId="672882128">
-    <w:abstractNumId w:val="15"/>
-  </w:num>
-  <w:num w:numId="19" w16cid:durableId="1692875258">
-    <w:abstractNumId w:val="20"/>
-  </w:num>
-  <w:num w:numId="20" w16cid:durableId="1321038642">
-    <w:abstractNumId w:val="6"/>
-  </w:num>
-  <w:num w:numId="21" w16cid:durableId="2035105594">
-    <w:abstractNumId w:val="16"/>
-  </w:num>
-  <w:num w:numId="22" w16cid:durableId="1850019919">
-    <w:abstractNumId w:val="18"/>
-  </w:num>
-  <w:num w:numId="23" w16cid:durableId="933394473">
-    <w:abstractNumId w:val="3"/>
+  <w:num w:numId="27" w16cid:durableId="503664631">
+    <w:abstractNumId w:val="0"/>
   </w:num>
 </w:numbering>
 </file>

--- a/documentation/Meeting Logs/Baseline Sprint 4.docx
+++ b/documentation/Meeting Logs/Baseline Sprint 4.docx
@@ -5676,35 +5676,18 @@
       </w:r>
     </w:p>
     <w:p>
-      <w:r>
+      <w:pPr>
         <w:rPr>
           <w:b/>
           <w:bCs/>
         </w:rPr>
-        <w:t>Design metric:</w:t>
-      </w:r>
-    </w:p>
-    <w:p>
-      <w:r>
-        <w:lastRenderedPageBreak/>
-        <w:t>The design metric chosen for Find a Pump is high cohesion. This will be achieved by clearly dividing responsibilities and ensuring that each module has a single, well-defined purpose. High cohesion improves maintainability, makes the system easier to understand, and helps isolate defects, which in turn facilitates faster debugging and more reliable enhancements.</w:t>
-      </w:r>
-    </w:p>
-    <w:p>
+      </w:pPr>
       <w:r>
         <w:rPr>
           <w:b/>
           <w:bCs/>
         </w:rPr>
-        <w:t>Testing metric:</w:t>
-      </w:r>
-    </w:p>
-    <w:p>
-      <w:r>
-        <w:t> </w:t>
-      </w:r>
-      <w:r>
-        <w:t>The chosen testing metric for Find a Pump is testing pass rate. The project will track the percentage of automated and manual tests that are passed during each test cycle. The goal is to maintain a 100% pass rate before release to ensure that core functionality remains stable and that regressions are caught early.</w:t>
+        <w:t>Design metric:</w:t>
       </w:r>
     </w:p>
     <w:p>
@@ -5713,51 +5696,241 @@
           <w:b/>
           <w:bCs/>
         </w:rPr>
-        <w:t>QA metric:</w:t>
-      </w:r>
-    </w:p>
-    <w:p>
-      <w:r>
-        <w:t> </w:t>
-      </w:r>
-      <w:r>
-        <w:t>Find a Pump is committed to maintaining a high defect removal efficiency (DRE) in order to catch as many defects as possible before release. This metric measures the proportion of defects found before deployment compared to those found after release. A high DRE reduces the number of escaped defects and helps ensure a higher quality product for end users.</w:t>
-      </w:r>
-    </w:p>
-    <w:p>
-      <w:r>
+        <w:lastRenderedPageBreak/>
+        <w:t>Goal:</w:t>
+      </w:r>
+    </w:p>
+    <w:p>
+      <w:r>
+        <w:t>The design metric chosen for Find a Pump is high cohesion. This will be achieved by clearly dividing responsibilities and ensuring that each module has a single, well-defined purpose. High cohesion improves maintainability, makes the system easier to understand, and helps isolate defects, which in turn facilitates faster debugging and more reliable enhancements.</w:t>
+      </w:r>
+    </w:p>
+    <w:p>
+      <w:pPr>
         <w:rPr>
           <w:b/>
           <w:bCs/>
         </w:rPr>
-        <w:t>Process metric:</w:t>
-      </w:r>
-    </w:p>
-    <w:p>
-      <w:r>
-        <w:t> </w:t>
-      </w:r>
-      <w:r>
-        <w:t>To ensure that Find a Pump is released in a timely manner, sprint velocity will be monitored and evaluated. Tracking sprint velocity allows the team to measure how much work is completed per sprint, improve planning accuracy, and identify potential slowdowns, while still maintaining a strong focus on quality.</w:t>
-      </w:r>
-    </w:p>
-    <w:p>
+      </w:pPr>
       <w:r>
         <w:rPr>
           <w:b/>
           <w:bCs/>
         </w:rPr>
+        <w:t>Result:</w:t>
+      </w:r>
+    </w:p>
+    <w:p>
+      <w:r>
+        <w:t>Find a Pump has achieved high cohesion by leveraging the routes, controller, services backend architectural design pattern. It also clearly separates functionality between the backend and frontend services. This ensures each module has a single, well-defined purpose and allows the product to be easily maintained.</w:t>
+      </w:r>
+    </w:p>
+    <w:p/>
+    <w:p>
+      <w:pPr>
+        <w:rPr>
+          <w:b/>
+          <w:bCs/>
+        </w:rPr>
+      </w:pPr>
+      <w:r>
+        <w:rPr>
+          <w:b/>
+          <w:bCs/>
+        </w:rPr>
+        <w:t>Testing metric:</w:t>
+      </w:r>
+    </w:p>
+    <w:p>
+      <w:r>
+        <w:rPr>
+          <w:b/>
+          <w:bCs/>
+        </w:rPr>
+        <w:t>Goal:</w:t>
+      </w:r>
+    </w:p>
+    <w:p>
+      <w:r>
+        <w:t>The chosen testing metric for Find a Pump is testing pass rate. The project will track the percentage of automated and manual tests that are passed during each test cycle. The goal is to maintain a 100% pass rate before release to ensure that core functionality remains stable and that regressions are caught early.</w:t>
+      </w:r>
+    </w:p>
+    <w:p>
+      <w:pPr>
+        <w:rPr>
+          <w:b/>
+          <w:bCs/>
+        </w:rPr>
+      </w:pPr>
+      <w:r>
+        <w:rPr>
+          <w:b/>
+          <w:bCs/>
+        </w:rPr>
+        <w:t>Result:</w:t>
+      </w:r>
+    </w:p>
+    <w:p>
+      <w:r>
+        <w:t>In the previous testing cycle performed April 12, 2026, Find a Pump achieved a 100% pass rate for all 18 backend tests and all 13 frontend tests. This ensures that Find a Pump’s core functionality is stable and all new functionality has not caused regression issues.</w:t>
+      </w:r>
+    </w:p>
+    <w:p/>
+    <w:p>
+      <w:pPr>
+        <w:rPr>
+          <w:b/>
+          <w:bCs/>
+        </w:rPr>
+      </w:pPr>
+      <w:r>
+        <w:rPr>
+          <w:b/>
+          <w:bCs/>
+        </w:rPr>
+        <w:t>QA metric:</w:t>
+      </w:r>
+    </w:p>
+    <w:p>
+      <w:r>
+        <w:rPr>
+          <w:b/>
+          <w:bCs/>
+        </w:rPr>
+        <w:t>Goal:</w:t>
+      </w:r>
+    </w:p>
+    <w:p>
+      <w:r>
+        <w:t>Find a Pump is committed to maintaining a high defect removal efficiency (DRE) in order to catch as many defects as possible before release. This metric measures the proportion of defects found before deployment compared to those found after release. A high DRE reduces the number of escaped defects and helps ensure a higher quality product for end users.</w:t>
+      </w:r>
+    </w:p>
+    <w:p>
+      <w:pPr>
+        <w:rPr>
+          <w:b/>
+          <w:bCs/>
+        </w:rPr>
+      </w:pPr>
+      <w:r>
+        <w:rPr>
+          <w:b/>
+          <w:bCs/>
+        </w:rPr>
+        <w:t>Result:</w:t>
+      </w:r>
+    </w:p>
+    <w:p>
+      <w:r>
+        <w:lastRenderedPageBreak/>
+        <w:t xml:space="preserve">As Find a Pump has not currently been released, calculating the DRE is not currently possible. However, Find a Pump is aware of </w:t>
+      </w:r>
+      <w:r>
+        <w:t xml:space="preserve">multiple bugs and is committed to fixing these issues before release. </w:t>
+      </w:r>
+    </w:p>
+    <w:p/>
+    <w:p>
+      <w:pPr>
+        <w:rPr>
+          <w:b/>
+          <w:bCs/>
+        </w:rPr>
+      </w:pPr>
+      <w:r>
+        <w:rPr>
+          <w:b/>
+          <w:bCs/>
+        </w:rPr>
+        <w:t>Process metric:</w:t>
+      </w:r>
+    </w:p>
+    <w:p>
+      <w:r>
+        <w:rPr>
+          <w:b/>
+          <w:bCs/>
+        </w:rPr>
+        <w:t>Goal:</w:t>
+      </w:r>
+    </w:p>
+    <w:p>
+      <w:r>
+        <w:t>To ensure that Find a Pump is released in a timely manner, sprint velocity will be monitored and evaluated. Tracking sprint velocity allows the team to measure how much work is completed per sprint, improve planning accuracy, and identify potential slowdowns, while still maintaining a strong focus on quality.</w:t>
+      </w:r>
+    </w:p>
+    <w:p>
+      <w:pPr>
+        <w:rPr>
+          <w:b/>
+          <w:bCs/>
+        </w:rPr>
+      </w:pPr>
+      <w:r>
+        <w:rPr>
+          <w:b/>
+          <w:bCs/>
+        </w:rPr>
+        <w:t>Result:</w:t>
+      </w:r>
+    </w:p>
+    <w:p>
+      <w:r>
+        <w:t xml:space="preserve">Over the first 3 sprints, the team at Find a Pump was able to complete an average of 12 backlog tasks per sprint. </w:t>
+      </w:r>
+      <w:r>
+        <w:t>This has been a good rate to ensure the amount of work completed per sprint is acceptable, while still providing quality work.</w:t>
+      </w:r>
+      <w:r>
+        <w:t xml:space="preserve"> The majority of tasks was completed in sprint 1 as setting up the project was intensive. From there, the amount of tasks were lower than average as the project was able to follow the momentum of sprint 1.</w:t>
+      </w:r>
+    </w:p>
+    <w:p/>
+    <w:p>
+      <w:pPr>
+        <w:rPr>
+          <w:b/>
+          <w:bCs/>
+        </w:rPr>
+      </w:pPr>
+      <w:r>
+        <w:rPr>
+          <w:b/>
+          <w:bCs/>
+        </w:rPr>
         <w:t>Maintenance metric:</w:t>
       </w:r>
     </w:p>
     <w:p>
       <w:r>
-        <w:t> </w:t>
-      </w:r>
+        <w:rPr>
+          <w:b/>
+          <w:bCs/>
+        </w:rPr>
+        <w:t>Goal:</w:t>
+      </w:r>
+    </w:p>
+    <w:p>
       <w:r>
         <w:t>For maintenance, find a Pump will monitor the size of its maintenance backlog and aim to keep it as small as possible. This will be achieved by consistently prioritizing and addressing bugs, technical debt, and post-release issues, helping ensure long-term stability and maintainability of the system.</w:t>
       </w:r>
     </w:p>
+    <w:p>
+      <w:pPr>
+        <w:rPr>
+          <w:b/>
+          <w:bCs/>
+        </w:rPr>
+      </w:pPr>
+      <w:r>
+        <w:rPr>
+          <w:b/>
+          <w:bCs/>
+        </w:rPr>
+        <w:t>Result:</w:t>
+      </w:r>
+    </w:p>
+    <w:p/>
     <w:p>
       <w:pPr>
         <w:rPr>
@@ -5863,6 +6036,7 @@
           <w:kern w:val="0"/>
           <w14:ligatures w14:val="none"/>
         </w:rPr>
+        <w:lastRenderedPageBreak/>
         <w:t>Project Overview</w:t>
       </w:r>
     </w:p>
@@ -5969,7 +6143,6 @@
           <w:kern w:val="0"/>
           <w14:ligatures w14:val="none"/>
         </w:rPr>
-        <w:lastRenderedPageBreak/>
         <w:t>A SQLite database managed with Prisma ORM</w:t>
       </w:r>
     </w:p>
@@ -7267,6 +7440,7 @@
           <w:kern w:val="0"/>
           <w14:ligatures w14:val="none"/>
         </w:rPr>
+        <w:lastRenderedPageBreak/>
         <w:t>Note: A valid Google Maps JavaScript API key is required for the map to render properly.</w:t>
       </w:r>
     </w:p>
@@ -7379,7 +7553,6 @@
           <w:kern w:val="0"/>
           <w14:ligatures w14:val="none"/>
         </w:rPr>
-        <w:lastRenderedPageBreak/>
         <w:t>pnpm prisma db push</w:t>
       </w:r>
     </w:p>
@@ -8489,6 +8662,7 @@
           <w:kern w:val="0"/>
           <w14:ligatures w14:val="none"/>
         </w:rPr>
+        <w:lastRenderedPageBreak/>
         <w:t>Automated Testing Guide: documentation/Testing Docs/AUTOMATED_TESTING.md</w:t>
       </w:r>
     </w:p>
@@ -9496,23 +9670,8 @@
                 <w:szCs w:val="28"/>
                 <w14:ligatures w14:val="none"/>
               </w:rPr>
-              <w:t>Project Description (Tech stack and measuring success)</w:t>
-            </w:r>
-          </w:p>
-        </w:tc>
-        <w:tc>
-          <w:tcPr>
-            <w:tcW w:w="1764" w:type="dxa"/>
-            <w:hideMark/>
-          </w:tcPr>
-          <w:p>
-            <w:pPr>
-              <w:rPr>
-                <w:rFonts w:ascii="Times New Roman" w:eastAsia="Times New Roman" w:hAnsi="Times New Roman" w:cs="Times New Roman"/>
-                <w:kern w:val="0"/>
-                <w14:ligatures w14:val="none"/>
-              </w:rPr>
-            </w:pPr>
+              <w:t xml:space="preserve">Project Description (Tech stack </w:t>
+            </w:r>
             <w:r>
               <w:rPr>
                 <w:rFonts w:ascii="Noto Serif CJK SC" w:eastAsia="Times New Roman" w:hAnsi="Noto Serif CJK SC" w:cs="Times New Roman"/>
@@ -9522,13 +9681,14 @@
                 <w:szCs w:val="28"/>
                 <w14:ligatures w14:val="none"/>
               </w:rPr>
-              <w:t>Medium</w:t>
-            </w:r>
-          </w:p>
-        </w:tc>
-        <w:tc>
-          <w:tcPr>
-            <w:tcW w:w="2253" w:type="dxa"/>
+              <w:lastRenderedPageBreak/>
+              <w:t>and measuring success)</w:t>
+            </w:r>
+          </w:p>
+        </w:tc>
+        <w:tc>
+          <w:tcPr>
+            <w:tcW w:w="1764" w:type="dxa"/>
             <w:hideMark/>
           </w:tcPr>
           <w:p>
@@ -9548,13 +9708,14 @@
                 <w:szCs w:val="28"/>
                 <w14:ligatures w14:val="none"/>
               </w:rPr>
-              <w:t>Complete</w:t>
-            </w:r>
-          </w:p>
-        </w:tc>
-        <w:tc>
-          <w:tcPr>
-            <w:tcW w:w="3510" w:type="dxa"/>
+              <w:lastRenderedPageBreak/>
+              <w:t>Medium</w:t>
+            </w:r>
+          </w:p>
+        </w:tc>
+        <w:tc>
+          <w:tcPr>
+            <w:tcW w:w="2253" w:type="dxa"/>
             <w:hideMark/>
           </w:tcPr>
           <w:p>
@@ -9574,6 +9735,32 @@
                 <w:szCs w:val="28"/>
                 <w14:ligatures w14:val="none"/>
               </w:rPr>
+              <w:t>Complete</w:t>
+            </w:r>
+          </w:p>
+        </w:tc>
+        <w:tc>
+          <w:tcPr>
+            <w:tcW w:w="3510" w:type="dxa"/>
+            <w:hideMark/>
+          </w:tcPr>
+          <w:p>
+            <w:pPr>
+              <w:rPr>
+                <w:rFonts w:ascii="Times New Roman" w:eastAsia="Times New Roman" w:hAnsi="Times New Roman" w:cs="Times New Roman"/>
+                <w:kern w:val="0"/>
+                <w14:ligatures w14:val="none"/>
+              </w:rPr>
+            </w:pPr>
+            <w:r>
+              <w:rPr>
+                <w:rFonts w:ascii="Noto Serif CJK SC" w:eastAsia="Times New Roman" w:hAnsi="Noto Serif CJK SC" w:cs="Times New Roman"/>
+                <w:color w:val="000000"/>
+                <w:kern w:val="0"/>
+                <w:sz w:val="28"/>
+                <w:szCs w:val="28"/>
+                <w14:ligatures w14:val="none"/>
+              </w:rPr>
               <w:t>Eric P</w:t>
             </w:r>
           </w:p>
@@ -9602,7 +9789,6 @@
                 <w:szCs w:val="28"/>
                 <w14:ligatures w14:val="none"/>
               </w:rPr>
-              <w:lastRenderedPageBreak/>
               <w:t>1g</w:t>
             </w:r>
           </w:p>
@@ -11581,6 +11767,7 @@
                 <w:szCs w:val="28"/>
                 <w14:ligatures w14:val="none"/>
               </w:rPr>
+              <w:lastRenderedPageBreak/>
               <w:t>2b</w:t>
             </w:r>
           </w:p>
@@ -11713,7 +11900,6 @@
                 <w:szCs w:val="28"/>
                 <w14:ligatures w14:val="none"/>
               </w:rPr>
-              <w:lastRenderedPageBreak/>
               <w:t>2c</w:t>
             </w:r>
           </w:p>
@@ -13080,7 +13266,15 @@
                 <w:rFonts w:ascii="Noto Serif CJK SC" w:hAnsi="Noto Serif CJK SC"/>
                 <w:color w:val="000000"/>
               </w:rPr>
-              <w:t>Implemented cached station and pricing retrieval to reduce stale data.</w:t>
+              <w:t xml:space="preserve">Implemented cached station and pricing </w:t>
+            </w:r>
+            <w:r>
+              <w:rPr>
+                <w:rFonts w:ascii="Noto Serif CJK SC" w:hAnsi="Noto Serif CJK SC"/>
+                <w:color w:val="000000"/>
+              </w:rPr>
+              <w:lastRenderedPageBreak/>
+              <w:t>retrieval to reduce stale data.</w:t>
             </w:r>
           </w:p>
         </w:tc>
@@ -13102,6 +13296,7 @@
                 <w:rFonts w:ascii="Noto Serif CJK SC" w:hAnsi="Noto Serif CJK SC"/>
                 <w:color w:val="000000"/>
               </w:rPr>
+              <w:lastRenderedPageBreak/>
               <w:t>High</w:t>
             </w:r>
           </w:p>
@@ -13170,7 +13365,6 @@
                 <w:rFonts w:ascii="Noto Serif CJK SC" w:hAnsi="Noto Serif CJK SC"/>
                 <w:color w:val="000000"/>
               </w:rPr>
-              <w:lastRenderedPageBreak/>
               <w:t>3c</w:t>
             </w:r>
           </w:p>
@@ -13865,7 +14059,15 @@
                 <w:rFonts w:ascii="Noto Serif CJK SC" w:hAnsi="Noto Serif CJK SC"/>
                 <w:color w:val="000000"/>
               </w:rPr>
-              <w:t>Completed Sprint 3 documentation updates (baseline, class diagram, and bug report template).</w:t>
+              <w:t xml:space="preserve">Completed Sprint 3 documentation updates (baseline, class diagram, and </w:t>
+            </w:r>
+            <w:r>
+              <w:rPr>
+                <w:rFonts w:ascii="Noto Serif CJK SC" w:hAnsi="Noto Serif CJK SC"/>
+                <w:color w:val="000000"/>
+              </w:rPr>
+              <w:lastRenderedPageBreak/>
+              <w:t>bug report template).</w:t>
             </w:r>
           </w:p>
         </w:tc>
@@ -13887,6 +14089,7 @@
                 <w:rFonts w:ascii="Noto Serif CJK SC" w:hAnsi="Noto Serif CJK SC"/>
                 <w:color w:val="000000"/>
               </w:rPr>
+              <w:lastRenderedPageBreak/>
               <w:t>Medium</w:t>
             </w:r>
           </w:p>
@@ -13957,7 +14160,6 @@
           <w:sz w:val="32"/>
           <w:szCs w:val="32"/>
         </w:rPr>
-        <w:lastRenderedPageBreak/>
         <w:t>Sprint 4</w:t>
       </w:r>
     </w:p>
@@ -16098,6 +16300,7 @@
           <w:sz w:val="32"/>
           <w:szCs w:val="32"/>
         </w:rPr>
+        <w:lastRenderedPageBreak/>
         <w:t>Contribution Form</w:t>
       </w:r>
       <w:r>
@@ -16205,7 +16408,6 @@
           </w:tcPr>
           <w:p>
             <w:r>
-              <w:lastRenderedPageBreak/>
               <w:t>Name</w:t>
             </w:r>
           </w:p>

--- a/documentation/Meeting Logs/Baseline Sprint 4.docx
+++ b/documentation/Meeting Logs/Baseline Sprint 4.docx
@@ -808,16 +808,13 @@
       </w:pPr>
       <w:r>
         <w:lastRenderedPageBreak/>
-        <w:t>FR-CD-21: The UI shall include a visible legend describing gas and EV marker meanin</w:t>
-      </w:r>
-      <w:r>
-        <w:t>g</w:t>
+        <w:t>FR-CD-21: The UI shall include a visible legend describing gas and EV marker meaning</w:t>
       </w:r>
     </w:p>
     <w:p>
       <w:r>
         <w:pict w14:anchorId="0252F07C">
-          <v:rect id="_x0000_i1070" style="width:426.8pt;height:4pt" o:hrpct="988" o:hralign="center" o:hrstd="t" o:hr="t" fillcolor="#a0a0a0" stroked="f"/>
+          <v:rect id="_x0000_i1025" style="width:426.8pt;height:4pt" o:hrpct="988" o:hralign="center" o:hrstd="t" o:hr="t" fillcolor="#a0a0a0" stroked="f"/>
         </w:pict>
       </w:r>
     </w:p>
@@ -919,10 +916,7 @@
         <w:ind w:firstLine="720"/>
       </w:pPr>
       <w:r>
-        <w:t>FR-SF-9: The system shall support fuel-grade filter values: all,</w:t>
-      </w:r>
-      <w:r>
-        <w:t xml:space="preserve"> </w:t>
+        <w:t xml:space="preserve">FR-SF-9: The system shall support fuel-grade filter values: all, </w:t>
       </w:r>
     </w:p>
     <w:p>
@@ -946,10 +940,7 @@
         <w:ind w:firstLine="720"/>
       </w:pPr>
       <w:r>
-        <w:t>d</w:t>
-      </w:r>
-      <w:r>
-        <w:t>isplay N/A for grade-based price.</w:t>
+        <w:t>display N/A for grade-based price.</w:t>
       </w:r>
     </w:p>
     <w:p>
@@ -981,10 +972,7 @@
         <w:ind w:firstLine="720"/>
       </w:pPr>
       <w:r>
-        <w:t>containing station identifier, fuel type, and discount value</w:t>
-      </w:r>
-      <w:r>
-        <w:t>.</w:t>
+        <w:t>containing station identifier, fuel type, and discount value.</w:t>
       </w:r>
     </w:p>
     <w:p>
@@ -1037,7 +1025,7 @@
       </w:r>
       <w:r>
         <w:pict w14:anchorId="42E06890">
-          <v:rect id="_x0000_i1071" style="width:0;height:1.5pt" o:hralign="center" o:hrstd="t" o:hr="t" fillcolor="#a0a0a0" stroked="f"/>
+          <v:rect id="_x0000_i1026" style="width:0;height:1.5pt" o:hralign="center" o:hrstd="t" o:hr="t" fillcolor="#a0a0a0" stroked="f"/>
         </w:pict>
       </w:r>
     </w:p>
@@ -1099,13 +1087,7 @@
         <w:ind w:left="720"/>
       </w:pPr>
       <w:r>
-        <w:t xml:space="preserve">FR-DH-7: The system shall keep </w:t>
-      </w:r>
-      <w:r>
-        <w:t>station</w:t>
-      </w:r>
-      <w:r>
-        <w:t xml:space="preserve"> identifiers unique in storage.</w:t>
+        <w:t>FR-DH-7: The system shall keep station identifiers unique in storage.</w:t>
       </w:r>
     </w:p>
     <w:p>
@@ -1151,7 +1133,7 @@
     <w:p>
       <w:r>
         <w:pict w14:anchorId="361839E7">
-          <v:rect id="_x0000_i1072" style="width:0;height:1.5pt" o:hralign="center" o:hrstd="t" o:hr="t" fillcolor="#a0a0a0" stroked="f"/>
+          <v:rect id="_x0000_i1027" style="width:0;height:1.5pt" o:hralign="center" o:hrstd="t" o:hr="t" fillcolor="#a0a0a0" stroked="f"/>
         </w:pict>
       </w:r>
     </w:p>
@@ -1212,13 +1194,7 @@
         <w:ind w:left="720"/>
       </w:pPr>
       <w:r>
-        <w:t xml:space="preserve">FR-EH-6: The UI shall not crash when station payloads omit optional fields such as </w:t>
-      </w:r>
-      <w:r>
-        <w:t>address</w:t>
-      </w:r>
-      <w:r>
-        <w:t>, prices, or update time.</w:t>
+        <w:t>FR-EH-6: The UI shall not crash when station payloads omit optional fields such as address, prices, or update time.</w:t>
       </w:r>
     </w:p>
     <w:p>
@@ -1240,7 +1216,7 @@
     <w:p>
       <w:r>
         <w:pict w14:anchorId="7933ABD0">
-          <v:rect id="_x0000_i1085" style="width:426.8pt;height:1.6pt" o:hrpct="988" o:hralign="center" o:hrstd="t" o:hr="t" fillcolor="#a0a0a0" stroked="f"/>
+          <v:rect id="_x0000_i1028" style="width:426.8pt;height:1.6pt" o:hrpct="988" o:hralign="center" o:hrstd="t" o:hr="t" fillcolor="#a0a0a0" stroked="f"/>
         </w:pict>
       </w:r>
     </w:p>
@@ -1352,13 +1328,7 @@
         <w:ind w:left="720"/>
       </w:pPr>
       <w:r>
-        <w:t>NFR-PR-3: For load-smoke test defaults, GET /api/stations error rate shall be less th</w:t>
-      </w:r>
-      <w:r>
-        <w:t>a</w:t>
-      </w:r>
-      <w:r>
-        <w:t>n or equal to 5%.</w:t>
+        <w:t>NFR-PR-3: For load-smoke test defaults, GET /api/stations error rate shall be less than or equal to 5%.</w:t>
       </w:r>
     </w:p>
     <w:p>
@@ -1380,7 +1350,7 @@
     <w:p>
       <w:r>
         <w:pict w14:anchorId="661E0353">
-          <v:rect id="_x0000_i1074" style="width:0;height:1.5pt" o:hralign="center" o:hrstd="t" o:hr="t" fillcolor="#a0a0a0" stroked="f"/>
+          <v:rect id="_x0000_i1029" style="width:0;height:1.5pt" o:hralign="center" o:hrstd="t" o:hr="t" fillcolor="#a0a0a0" stroked="f"/>
         </w:pict>
       </w:r>
     </w:p>
@@ -1432,7 +1402,7 @@
     <w:p>
       <w:r>
         <w:pict w14:anchorId="287268EF">
-          <v:rect id="_x0000_i1075" style="width:0;height:1.5pt" o:hralign="center" o:hrstd="t" o:hr="t" fillcolor="#a0a0a0" stroked="f"/>
+          <v:rect id="_x0000_i1030" style="width:0;height:1.5pt" o:hralign="center" o:hrstd="t" o:hr="t" fillcolor="#a0a0a0" stroked="f"/>
         </w:pict>
       </w:r>
     </w:p>
@@ -1471,13 +1441,7 @@
         <w:ind w:left="720"/>
       </w:pPr>
       <w:r>
-        <w:t xml:space="preserve">NFR-UX-4: Station </w:t>
-      </w:r>
-      <w:r>
-        <w:t>markers</w:t>
-      </w:r>
-      <w:r>
-        <w:t xml:space="preserve"> remain visually distinguishable by type at 100%, 150%, and 200% browser zoom.</w:t>
+        <w:t>NFR-UX-4: Station markers remain visually distinguishable by type at 100%, 150%, and 200% browser zoom.</w:t>
       </w:r>
     </w:p>
     <w:p>
@@ -1485,13 +1449,7 @@
         <w:ind w:left="720"/>
       </w:pPr>
       <w:r>
-        <w:t xml:space="preserve">NFR-UX-5: The station panel </w:t>
-      </w:r>
-      <w:r>
-        <w:t>controls</w:t>
-      </w:r>
-      <w:r>
-        <w:t xml:space="preserve"> sort, type, and grade shall remain usable on viewports from 360 px to 1920 px width.</w:t>
+        <w:t>NFR-UX-5: The station panel controls sort, type, and grade shall remain usable on viewports from 360 px to 1920 px width.</w:t>
       </w:r>
     </w:p>
     <w:p>
@@ -1505,7 +1463,7 @@
     <w:p>
       <w:r>
         <w:pict w14:anchorId="4830743D">
-          <v:rect id="_x0000_i1076" style="width:0;height:1.5pt" o:hralign="center" o:hrstd="t" o:hr="t" fillcolor="#a0a0a0" stroked="f"/>
+          <v:rect id="_x0000_i1031" style="width:0;height:1.5pt" o:hralign="center" o:hrstd="t" o:hr="t" fillcolor="#a0a0a0" stroked="f"/>
         </w:pict>
       </w:r>
     </w:p>
@@ -1557,7 +1515,7 @@
     <w:p>
       <w:r>
         <w:pict w14:anchorId="05E812B8">
-          <v:rect id="_x0000_i1077" style="width:0;height:1.5pt" o:hralign="center" o:hrstd="t" o:hr="t" fillcolor="#a0a0a0" stroked="f"/>
+          <v:rect id="_x0000_i1032" style="width:0;height:1.5pt" o:hralign="center" o:hrstd="t" o:hr="t" fillcolor="#a0a0a0" stroked="f"/>
         </w:pict>
       </w:r>
     </w:p>
@@ -1613,7 +1571,7 @@
     <w:p>
       <w:r>
         <w:pict w14:anchorId="3322C60E">
-          <v:rect id="_x0000_i1078" style="width:0;height:1.5pt" o:hralign="center" o:hrstd="t" o:hr="t" fillcolor="#a0a0a0" stroked="f"/>
+          <v:rect id="_x0000_i1033" style="width:0;height:1.5pt" o:hralign="center" o:hrstd="t" o:hr="t" fillcolor="#a0a0a0" stroked="f"/>
         </w:pict>
       </w:r>
     </w:p>
@@ -1665,7 +1623,7 @@
     <w:p>
       <w:r>
         <w:pict w14:anchorId="5814DD2D">
-          <v:rect id="_x0000_i1079" style="width:0;height:1.5pt" o:hralign="center" o:hrstd="t" o:hr="t" fillcolor="#a0a0a0" stroked="f"/>
+          <v:rect id="_x0000_i1034" style="width:0;height:1.5pt" o:hralign="center" o:hrstd="t" o:hr="t" fillcolor="#a0a0a0" stroked="f"/>
         </w:pict>
       </w:r>
     </w:p>
@@ -1679,13 +1637,7 @@
         <w:ind w:left="720"/>
       </w:pPr>
       <w:r>
-        <w:t xml:space="preserve">NFR-PC-1: The </w:t>
-      </w:r>
-      <w:r>
-        <w:t>front end</w:t>
-      </w:r>
-      <w:r>
-        <w:t xml:space="preserve"> shall function on current stable Chrome, Firefox, Safari, and Edge releases.</w:t>
+        <w:t>NFR-PC-1: The front end shall function on current stable Chrome, Firefox, Safari, and Edge releases.</w:t>
       </w:r>
     </w:p>
     <w:p>
@@ -1701,23 +1653,11 @@
         <w:ind w:firstLine="720"/>
       </w:pPr>
       <w:r>
-        <w:t xml:space="preserve">NFR-PC-3: Containerized development shall run through docker </w:t>
-      </w:r>
-      <w:r>
-        <w:t>composed</w:t>
-      </w:r>
-      <w:r>
-        <w:t xml:space="preserve"> </w:t>
-      </w:r>
-      <w:r>
-        <w:t>of</w:t>
+        <w:t>NFR-PC-3: Containerized development shall run through docker composed of</w:t>
       </w:r>
       <w:r>
         <w:tab/>
-        <w:t>f</w:t>
-      </w:r>
-      <w:r>
-        <w:t>rontend and backend services.</w:t>
+        <w:t>frontend and backend services.</w:t>
       </w:r>
     </w:p>
     <w:p>
@@ -1739,7 +1679,7 @@
     <w:p>
       <w:r>
         <w:pict w14:anchorId="2C715693">
-          <v:rect id="_x0000_i1104" style="width:0;height:1.5pt" o:hralign="center" o:hrstd="t" o:hr="t" fillcolor="#a0a0a0" stroked="f"/>
+          <v:rect id="_x0000_i1035" style="width:0;height:1.5pt" o:hralign="center" o:hrstd="t" o:hr="t" fillcolor="#a0a0a0" stroked="f"/>
         </w:pict>
       </w:r>
     </w:p>
@@ -1753,10 +1693,7 @@
         <w:ind w:left="720"/>
       </w:pPr>
       <w:r>
-        <w:t>NFR-DI-1: External fuel data shall be normalized to numeric units and nanos before storage</w:t>
-      </w:r>
-      <w:r>
-        <w:t>.</w:t>
+        <w:t>NFR-DI-1: External fuel data shall be normalized to numeric units and nanos before storage.</w:t>
       </w:r>
     </w:p>
     <w:p>
@@ -1795,7 +1732,7 @@
     <w:p>
       <w:r>
         <w:pict w14:anchorId="505A716C">
-          <v:rect id="_x0000_i1081" style="width:0;height:1.5pt" o:hralign="center" o:hrstd="t" o:hr="t" fillcolor="#a0a0a0" stroked="f"/>
+          <v:rect id="_x0000_i1036" style="width:0;height:1.5pt" o:hralign="center" o:hrstd="t" o:hr="t" fillcolor="#a0a0a0" stroked="f"/>
         </w:pict>
       </w:r>
     </w:p>
@@ -1833,30 +1770,99 @@
         <w:ind w:left="720"/>
       </w:pPr>
       <w:r>
-        <w:t>NFR-AC-4: All marker legend icons and control inputs shall include accessible labels or equivalent ARIA attributes</w:t>
+        <w:t>NFR-AC-4: All marker legend icons and control inputs shall include accessible labels or equivalent ARIA attributes.</w:t>
+      </w:r>
+    </w:p>
+    <w:p>
+      <w:pPr>
+        <w:ind w:left="720"/>
+      </w:pPr>
+      <w:r>
+        <w:t>NFR-AC-5: Focus indicators shall remain visible for keyboard users across all actionable controls.</w:t>
+      </w:r>
+    </w:p>
+    <w:p>
+      <w:r>
+        <w:pict w14:anchorId="38BE1E17">
+          <v:rect id="_x0000_i1037" style="width:0;height:1.5pt" o:hralign="center" o:hrstd="t" o:hr="t" fillcolor="#a0a0a0" stroked="f"/>
+        </w:pict>
+      </w:r>
+    </w:p>
+    <w:p>
+      <w:r>
+        <w:t>2.10 Logging and Monitoring (NFR-LM)</w:t>
+      </w:r>
+    </w:p>
+    <w:p>
+      <w:pPr>
+        <w:ind w:left="720"/>
+      </w:pPr>
+      <w:r>
+        <w:t>NFR-LM-1: The backend shall log system-level errors with timestamp and severity.</w:t>
+      </w:r>
+    </w:p>
+    <w:p>
+      <w:pPr>
+        <w:ind w:left="720"/>
+      </w:pPr>
+      <w:r>
+        <w:t>NFR-LM-2: External Google Maps API requests and response statuses shall be logged for diagnostics.</w:t>
+      </w:r>
+    </w:p>
+    <w:p>
+      <w:pPr>
+        <w:ind w:left="720"/>
+      </w:pPr>
+      <w:r>
+        <w:t>NFR-LM-3: Non-functional performance scripts shall output latency and error-rate metrics per run.</w:t>
+      </w:r>
+    </w:p>
+    <w:p>
+      <w:pPr>
+        <w:ind w:left="720"/>
+      </w:pPr>
+      <w:r>
+        <w:t>NFR-LM-4: Critical backend failures shall generate administrator-visible alert events in production monitoring.</w:t>
+      </w:r>
+    </w:p>
+    <w:p>
+      <w:pPr>
+        <w:ind w:left="720"/>
+      </w:pPr>
+      <w:r>
+        <w:lastRenderedPageBreak/>
+        <w:t>NFR-LM-5: Persisted log files shall use a consistent, parse able timestamp format (ISO 8601).</w:t>
       </w:r>
       <w:r>
         <w:t>.</w:t>
       </w:r>
     </w:p>
     <w:p>
+      <w:r>
+        <w:pict w14:anchorId="70953ABC">
+          <v:rect id="_x0000_i1038" style="width:0;height:1.5pt" o:hralign="center" o:hrstd="t" o:hr="t" fillcolor="#a0a0a0" stroked="f"/>
+        </w:pict>
+      </w:r>
+    </w:p>
+    <w:p>
+      <w:r>
+        <w:t>2.11 Backup and Recovery (NFR-BR)</w:t>
+      </w:r>
+    </w:p>
+    <w:p>
       <w:pPr>
         <w:ind w:left="720"/>
       </w:pPr>
       <w:r>
-        <w:t>NFR-AC-5: Focus indicators shall remain visible for keyboard users across all actionable controls.</w:t>
-      </w:r>
-    </w:p>
-    <w:p>
-      <w:r>
-        <w:pict w14:anchorId="38BE1E17">
-          <v:rect id="_x0000_i1082" style="width:0;height:1.5pt" o:hralign="center" o:hrstd="t" o:hr="t" fillcolor="#a0a0a0" stroked="f"/>
-        </w:pict>
-      </w:r>
-    </w:p>
-    <w:p>
-      <w:r>
-        <w:t>2.10 Logging and Monitoring (NFR-LM)</w:t>
+        <w:t>NFR-BR-1: Persistent database backups shall run at least once per 24-hour period in production.</w:t>
+      </w:r>
+    </w:p>
+    <w:p>
+      <w:pPr>
+        <w:ind w:firstLine="720"/>
+      </w:pPr>
+      <w:r>
+        <w:t>NFR-BR-2: Backup integrity verification shall run at least once every 7 days.</w:t>
       </w:r>
     </w:p>
     <w:p>
@@ -1864,7 +1870,15 @@
         <w:ind w:left="720"/>
       </w:pPr>
       <w:r>
-        <w:t>NFR-LM-1: The backend shall log system-level errors with timestamp and severity.</w:t>
+        <w:t>NFR-BR-3: Full data restoration from backup shall be executable through documented runbook steps.</w:t>
+      </w:r>
+    </w:p>
+    <w:p>
+      <w:pPr>
+        <w:ind w:firstLine="720"/>
+      </w:pPr>
+      <w:r>
+        <w:t>NFR-BR-4: Backup artifacts shall be encrypted at rest.</w:t>
       </w:r>
     </w:p>
     <w:p>
@@ -1872,105 +1886,13 @@
         <w:ind w:left="720"/>
       </w:pPr>
       <w:r>
-        <w:t>NFR-LM-2: External Google Maps API requests and response statuses shall be logged for diagnostics.</w:t>
-      </w:r>
-    </w:p>
-    <w:p>
-      <w:pPr>
-        <w:ind w:left="720"/>
-      </w:pPr>
-      <w:r>
-        <w:t>NFR-LM-3: Non-functional performance scripts shall output latency and error-rate metrics per run.</w:t>
-      </w:r>
-    </w:p>
-    <w:p>
-      <w:pPr>
-        <w:ind w:left="720"/>
-      </w:pPr>
-      <w:r>
-        <w:t>NFR-LM-4: Critical backend failures shall generate administrator-visible alert events in production monitoring.</w:t>
-      </w:r>
-    </w:p>
-    <w:p>
-      <w:pPr>
-        <w:ind w:left="720"/>
-      </w:pPr>
-      <w:r>
-        <w:lastRenderedPageBreak/>
-        <w:t xml:space="preserve">NFR-LM-5: Persisted log files shall use a consistent, </w:t>
-      </w:r>
-      <w:r>
-        <w:t>parse able</w:t>
-      </w:r>
-      <w:r>
-        <w:t xml:space="preserve"> timestamp format (ISO 8601).</w:t>
-      </w:r>
-      <w:r>
-        <w:t>.</w:t>
-      </w:r>
-    </w:p>
-    <w:p>
-      <w:r>
-        <w:pict w14:anchorId="70953ABC">
-          <v:rect id="_x0000_i1083" style="width:0;height:1.5pt" o:hralign="center" o:hrstd="t" o:hr="t" fillcolor="#a0a0a0" stroked="f"/>
-        </w:pict>
-      </w:r>
-    </w:p>
-    <w:p>
-      <w:r>
-        <w:t>2.11 Backup and Recovery (NFR-BR)</w:t>
-      </w:r>
-    </w:p>
-    <w:p>
-      <w:pPr>
-        <w:ind w:left="720"/>
-      </w:pPr>
-      <w:r>
-        <w:t>NFR-BR-1: Persistent database backups shall run at least once per 24-hour period in production.</w:t>
-      </w:r>
-    </w:p>
-    <w:p>
-      <w:pPr>
-        <w:ind w:firstLine="720"/>
-      </w:pPr>
-      <w:r>
-        <w:t>NFR-BR-2: Backup integrity verification shall run at least once every 7 days.</w:t>
-      </w:r>
-    </w:p>
-    <w:p>
-      <w:pPr>
-        <w:ind w:left="720"/>
-      </w:pPr>
-      <w:r>
-        <w:t>NFR-BR-3: Full data restoration from backup shall be executable through documented runbook steps.</w:t>
-      </w:r>
-    </w:p>
-    <w:p>
-      <w:pPr>
-        <w:ind w:firstLine="720"/>
-      </w:pPr>
-      <w:r>
-        <w:t>NFR-BR-4: Backup artifacts shall be encrypted at rest.</w:t>
-      </w:r>
-    </w:p>
-    <w:p>
-      <w:pPr>
-        <w:ind w:left="720"/>
-      </w:pPr>
-      <w:r>
-        <w:t xml:space="preserve">NFR-BR-5: Recovery testing shall confirm restored data </w:t>
-      </w:r>
-      <w:r>
-        <w:t>including</w:t>
-      </w:r>
-      <w:r>
-        <w:t xml:space="preserve"> stations, fuel types, and fuel prices.</w:t>
+        <w:t>NFR-BR-5: Recovery testing shall confirm restored data including stations, fuel types, and fuel prices.</w:t>
       </w:r>
     </w:p>
     <w:p>
       <w:r>
         <w:pict w14:anchorId="27FB2B18">
-          <v:rect id="_x0000_i1084" style="width:0;height:1.5pt" o:hralign="center" o:hrstd="t" o:hr="t" fillcolor="#a0a0a0" stroked="f"/>
+          <v:rect id="_x0000_i1039" style="width:0;height:1.5pt" o:hralign="center" o:hrstd="t" o:hr="t" fillcolor="#a0a0a0" stroked="f"/>
         </w:pict>
       </w:r>
     </w:p>
@@ -2483,13 +2405,7 @@
     </w:p>
     <w:p>
       <w:r>
-        <w:t xml:space="preserve">Implemented </w:t>
-      </w:r>
-      <w:r>
-        <w:t>Feautures</w:t>
-      </w:r>
-      <w:r>
-        <w:t>:</w:t>
+        <w:t>Implemented Feautures:</w:t>
       </w:r>
     </w:p>
     <w:p>
@@ -5129,15 +5045,32 @@
     </w:p>
     <w:p>
       <w:pPr>
-        <w:rPr>
+        <w:spacing w:line="480" w:lineRule="auto"/>
+        <w:rPr>
+          <w:rFonts w:eastAsia="Aptos" w:cs="Arial"/>
+          <w:b/>
+          <w:bCs/>
+          <w:kern w:val="0"/>
+          <w:szCs w:val="22"/>
+        </w:rPr>
+      </w:pPr>
+    </w:p>
+    <w:p>
+      <w:pPr>
+        <w:spacing w:line="480" w:lineRule="auto"/>
+        <w:rPr>
+          <w:rFonts w:eastAsia="Aptos" w:cs="Arial"/>
+          <w:kern w:val="0"/>
           <w:sz w:val="32"/>
           <w:szCs w:val="32"/>
         </w:rPr>
       </w:pPr>
       <w:r>
         <w:rPr>
+          <w:rFonts w:eastAsia="Aptos" w:cs="Arial"/>
           <w:b/>
           <w:bCs/>
+          <w:kern w:val="0"/>
           <w:sz w:val="32"/>
           <w:szCs w:val="32"/>
         </w:rPr>
@@ -5145,86 +5078,506 @@
       </w:r>
     </w:p>
     <w:p>
-      <w:r>
-        <w:rPr>
+      <w:pPr>
+        <w:spacing w:line="480" w:lineRule="auto"/>
+        <w:rPr>
+          <w:rFonts w:eastAsia="Aptos" w:cs="Arial"/>
           <w:b/>
           <w:bCs/>
-        </w:rPr>
-        <w:t>Design metric:</w:t>
-      </w:r>
-    </w:p>
-    <w:p>
-      <w:r>
-        <w:t>The design metric chosen for Find a Pump is high cohesion. This will be achieved by clearly dividing responsibilities and ensuring that each module has a single, well-defined purpose. High cohesion improves maintainability, makes the system easier to understand, and helps isolate defects, which in turn facilitates faster debugging and more reliable enhancements.</w:t>
-      </w:r>
-    </w:p>
-    <w:p>
-      <w:r>
-        <w:rPr>
+          <w:kern w:val="0"/>
+          <w:szCs w:val="22"/>
+        </w:rPr>
+      </w:pPr>
+      <w:r>
+        <w:rPr>
+          <w:rFonts w:eastAsia="Aptos" w:cs="Arial"/>
           <w:b/>
           <w:bCs/>
-        </w:rPr>
-        <w:t>Testing metric:</w:t>
-      </w:r>
-    </w:p>
-    <w:p>
-      <w:r>
-        <w:t> </w:t>
-      </w:r>
-      <w:r>
-        <w:t>The chosen testing metric for Find a Pump is testing pass rate. The project will track the percentage of automated and manual tests that are passed during each test cycle. The goal is to maintain a 100% pass rate before release to ensure that core functionality remains stable and that regressions are caught early.</w:t>
-      </w:r>
-    </w:p>
-    <w:p>
-      <w:r>
-        <w:rPr>
+          <w:kern w:val="0"/>
+          <w:szCs w:val="22"/>
+        </w:rPr>
+        <w:t>Design metric:</w:t>
+      </w:r>
+    </w:p>
+    <w:p>
+      <w:pPr>
+        <w:spacing w:line="480" w:lineRule="auto"/>
+        <w:rPr>
+          <w:rFonts w:eastAsia="Aptos" w:cs="Arial"/>
+          <w:kern w:val="0"/>
+          <w:szCs w:val="22"/>
+        </w:rPr>
+      </w:pPr>
+      <w:r>
+        <w:rPr>
+          <w:rFonts w:eastAsia="Aptos" w:cs="Arial"/>
           <w:b/>
           <w:bCs/>
-        </w:rPr>
-        <w:t>QA metric:</w:t>
-      </w:r>
-    </w:p>
-    <w:p>
-      <w:r>
-        <w:t> </w:t>
-      </w:r>
-      <w:r>
-        <w:t>Find a Pump is committed to maintaining a high defect removal efficiency (DRE) in order to catch as many defects as possible before release. This metric measures the proportion of defects found before deployment compared to those found after release. A high DRE reduces the number of escaped defects and helps ensure a higher quality product for end users.</w:t>
-      </w:r>
-    </w:p>
-    <w:p>
-      <w:r>
-        <w:rPr>
+          <w:kern w:val="0"/>
+          <w:szCs w:val="22"/>
+        </w:rPr>
+        <w:t>Goal:</w:t>
+      </w:r>
+    </w:p>
+    <w:p>
+      <w:pPr>
+        <w:spacing w:line="480" w:lineRule="auto"/>
+        <w:rPr>
+          <w:rFonts w:eastAsia="Aptos" w:cs="Arial"/>
+          <w:kern w:val="0"/>
+          <w:szCs w:val="22"/>
+        </w:rPr>
+      </w:pPr>
+      <w:r>
+        <w:rPr>
+          <w:rFonts w:eastAsia="Aptos" w:cs="Arial"/>
+          <w:kern w:val="0"/>
+          <w:szCs w:val="22"/>
+        </w:rPr>
+        <w:t>The design metric chosen for Find a Pump is high cohesion. This will be achieved by clearly dividing responsibilities and ensuring that each module has a single, well-defined purpose. High cohesion improves maintainability, makes the system easier to understand, and helps isolate defects, which in turn facilitates faster debugging and more reliable enhancements.</w:t>
+      </w:r>
+    </w:p>
+    <w:p>
+      <w:pPr>
+        <w:spacing w:line="480" w:lineRule="auto"/>
+        <w:rPr>
+          <w:rFonts w:eastAsia="Aptos" w:cs="Arial"/>
           <w:b/>
           <w:bCs/>
-        </w:rPr>
-        <w:t>Process metric:</w:t>
-      </w:r>
-    </w:p>
-    <w:p>
-      <w:r>
-        <w:lastRenderedPageBreak/>
-        <w:t> </w:t>
-      </w:r>
-      <w:r>
-        <w:t>To ensure that Find a Pump is released in a timely manner, sprint velocity will be monitored and evaluated. Tracking sprint velocity allows the team to measure how much work is completed per sprint, improve planning accuracy, and identify potential slowdowns, while still maintaining a strong focus on quality.</w:t>
-      </w:r>
-    </w:p>
-    <w:p>
-      <w:r>
-        <w:rPr>
+          <w:kern w:val="0"/>
+          <w:szCs w:val="22"/>
+        </w:rPr>
+      </w:pPr>
+      <w:r>
+        <w:rPr>
+          <w:rFonts w:eastAsia="Aptos" w:cs="Arial"/>
           <w:b/>
           <w:bCs/>
-        </w:rPr>
+          <w:kern w:val="0"/>
+          <w:szCs w:val="22"/>
+        </w:rPr>
+        <w:t>Result:</w:t>
+      </w:r>
+    </w:p>
+    <w:p>
+      <w:pPr>
+        <w:spacing w:line="480" w:lineRule="auto"/>
+        <w:rPr>
+          <w:rFonts w:eastAsia="Aptos" w:cs="Arial"/>
+          <w:kern w:val="0"/>
+          <w:szCs w:val="22"/>
+        </w:rPr>
+      </w:pPr>
+      <w:r>
+        <w:rPr>
+          <w:rFonts w:eastAsia="Aptos" w:cs="Arial"/>
+          <w:kern w:val="0"/>
+          <w:szCs w:val="22"/>
+        </w:rPr>
+        <w:lastRenderedPageBreak/>
+        <w:t>Find a Pump has achieved high cohesion by leveraging the routes, controller, services backend architectural design pattern. It also clearly separates functionality between the backend and frontend services. This ensures each module has a single, well-defined purpose and allows the product to be easily maintained.</w:t>
+      </w:r>
+    </w:p>
+    <w:p>
+      <w:pPr>
+        <w:spacing w:line="480" w:lineRule="auto"/>
+        <w:rPr>
+          <w:rFonts w:eastAsia="Aptos" w:cs="Arial"/>
+          <w:b/>
+          <w:bCs/>
+          <w:kern w:val="0"/>
+          <w:szCs w:val="22"/>
+        </w:rPr>
+      </w:pPr>
+      <w:r>
+        <w:rPr>
+          <w:rFonts w:eastAsia="Aptos" w:cs="Arial"/>
+          <w:b/>
+          <w:bCs/>
+          <w:kern w:val="0"/>
+          <w:szCs w:val="22"/>
+        </w:rPr>
+        <w:t>Testing metric:</w:t>
+      </w:r>
+    </w:p>
+    <w:p>
+      <w:pPr>
+        <w:spacing w:line="480" w:lineRule="auto"/>
+        <w:rPr>
+          <w:rFonts w:eastAsia="Aptos" w:cs="Arial"/>
+          <w:kern w:val="0"/>
+          <w:szCs w:val="22"/>
+        </w:rPr>
+      </w:pPr>
+      <w:r>
+        <w:rPr>
+          <w:rFonts w:eastAsia="Aptos" w:cs="Arial"/>
+          <w:b/>
+          <w:bCs/>
+          <w:kern w:val="0"/>
+          <w:szCs w:val="22"/>
+        </w:rPr>
+        <w:t>Goal:</w:t>
+      </w:r>
+    </w:p>
+    <w:p>
+      <w:pPr>
+        <w:spacing w:line="480" w:lineRule="auto"/>
+        <w:rPr>
+          <w:rFonts w:eastAsia="Aptos" w:cs="Arial"/>
+          <w:kern w:val="0"/>
+          <w:szCs w:val="22"/>
+        </w:rPr>
+      </w:pPr>
+      <w:r>
+        <w:rPr>
+          <w:rFonts w:eastAsia="Aptos" w:cs="Arial"/>
+          <w:kern w:val="0"/>
+          <w:szCs w:val="22"/>
+        </w:rPr>
+        <w:t>The chosen testing metric for Find a Pump is testing pass rate. The project will track the percentage of automated and manual tests that are passed during each test cycle. The goal is to maintain a 100% pass rate before release to ensure that core functionality remains stable and that regressions are caught early.</w:t>
+      </w:r>
+    </w:p>
+    <w:p>
+      <w:pPr>
+        <w:spacing w:line="480" w:lineRule="auto"/>
+        <w:rPr>
+          <w:rFonts w:eastAsia="Aptos" w:cs="Arial"/>
+          <w:b/>
+          <w:bCs/>
+          <w:kern w:val="0"/>
+          <w:szCs w:val="22"/>
+        </w:rPr>
+      </w:pPr>
+      <w:r>
+        <w:rPr>
+          <w:rFonts w:eastAsia="Aptos" w:cs="Arial"/>
+          <w:b/>
+          <w:bCs/>
+          <w:kern w:val="0"/>
+          <w:szCs w:val="22"/>
+        </w:rPr>
+        <w:t>Result:</w:t>
+      </w:r>
+    </w:p>
+    <w:p>
+      <w:pPr>
+        <w:spacing w:line="480" w:lineRule="auto"/>
+        <w:rPr>
+          <w:rFonts w:eastAsia="Aptos" w:cs="Arial"/>
+          <w:kern w:val="0"/>
+          <w:szCs w:val="22"/>
+        </w:rPr>
+      </w:pPr>
+      <w:r>
+        <w:rPr>
+          <w:rFonts w:eastAsia="Aptos" w:cs="Arial"/>
+          <w:kern w:val="0"/>
+          <w:szCs w:val="22"/>
+        </w:rPr>
+        <w:t>In the previous testing cycle performed April 12, 2026, Find a Pump achieved a 100% pass rate for all 18 backend tests and all 13 frontend tests. This ensures that Find a Pump’s core functionality is stable and all new functionality has not caused regression issues.</w:t>
+      </w:r>
+    </w:p>
+    <w:p>
+      <w:pPr>
+        <w:spacing w:line="480" w:lineRule="auto"/>
+        <w:rPr>
+          <w:rFonts w:eastAsia="Aptos" w:cs="Arial"/>
+          <w:b/>
+          <w:bCs/>
+          <w:kern w:val="0"/>
+          <w:szCs w:val="22"/>
+        </w:rPr>
+      </w:pPr>
+      <w:r>
+        <w:rPr>
+          <w:rFonts w:eastAsia="Aptos" w:cs="Arial"/>
+          <w:b/>
+          <w:bCs/>
+          <w:kern w:val="0"/>
+          <w:szCs w:val="22"/>
+        </w:rPr>
+        <w:t>QA metric:</w:t>
+      </w:r>
+    </w:p>
+    <w:p>
+      <w:pPr>
+        <w:spacing w:line="480" w:lineRule="auto"/>
+        <w:rPr>
+          <w:rFonts w:eastAsia="Aptos" w:cs="Arial"/>
+          <w:kern w:val="0"/>
+          <w:szCs w:val="22"/>
+        </w:rPr>
+      </w:pPr>
+      <w:r>
+        <w:rPr>
+          <w:rFonts w:eastAsia="Aptos" w:cs="Arial"/>
+          <w:b/>
+          <w:bCs/>
+          <w:kern w:val="0"/>
+          <w:szCs w:val="22"/>
+        </w:rPr>
+        <w:t>Goal:</w:t>
+      </w:r>
+    </w:p>
+    <w:p>
+      <w:pPr>
+        <w:spacing w:line="480" w:lineRule="auto"/>
+        <w:rPr>
+          <w:rFonts w:eastAsia="Aptos" w:cs="Arial"/>
+          <w:kern w:val="0"/>
+          <w:szCs w:val="22"/>
+        </w:rPr>
+      </w:pPr>
+      <w:r>
+        <w:rPr>
+          <w:rFonts w:eastAsia="Aptos" w:cs="Arial"/>
+          <w:kern w:val="0"/>
+          <w:szCs w:val="22"/>
+        </w:rPr>
+        <w:t xml:space="preserve">Find a Pump is committed to maintaining a high defect removal efficiency (DRE) in order to catch as many defects as possible before release. This metric measures the proportion of defects found before deployment compared to those found after release. A high DRE </w:t>
+      </w:r>
+      <w:r>
+        <w:rPr>
+          <w:rFonts w:eastAsia="Aptos" w:cs="Arial"/>
+          <w:kern w:val="0"/>
+          <w:szCs w:val="22"/>
+        </w:rPr>
+        <w:lastRenderedPageBreak/>
+        <w:t>reduces the number of escaped defects and helps ensure a higher quality product for end users.</w:t>
+      </w:r>
+    </w:p>
+    <w:p>
+      <w:pPr>
+        <w:spacing w:line="480" w:lineRule="auto"/>
+        <w:rPr>
+          <w:rFonts w:eastAsia="Aptos" w:cs="Arial"/>
+          <w:b/>
+          <w:bCs/>
+          <w:kern w:val="0"/>
+          <w:szCs w:val="22"/>
+        </w:rPr>
+      </w:pPr>
+      <w:r>
+        <w:rPr>
+          <w:rFonts w:eastAsia="Aptos" w:cs="Arial"/>
+          <w:b/>
+          <w:bCs/>
+          <w:kern w:val="0"/>
+          <w:szCs w:val="22"/>
+        </w:rPr>
+        <w:t>Result:</w:t>
+      </w:r>
+    </w:p>
+    <w:p>
+      <w:pPr>
+        <w:spacing w:line="480" w:lineRule="auto"/>
+        <w:rPr>
+          <w:rFonts w:eastAsia="Aptos" w:cs="Arial"/>
+          <w:kern w:val="0"/>
+          <w:szCs w:val="22"/>
+        </w:rPr>
+      </w:pPr>
+      <w:r>
+        <w:rPr>
+          <w:rFonts w:eastAsia="Aptos" w:cs="Arial"/>
+          <w:kern w:val="0"/>
+          <w:szCs w:val="22"/>
+        </w:rPr>
+        <w:t xml:space="preserve">As Find a Pump has not currently been released, calculating the DRE is not currently possible. However, Find a Pump is aware of multiple bugs and is committed to fixing these issues before release. </w:t>
+      </w:r>
+    </w:p>
+    <w:p>
+      <w:pPr>
+        <w:spacing w:line="480" w:lineRule="auto"/>
+        <w:rPr>
+          <w:rFonts w:eastAsia="Aptos" w:cs="Arial"/>
+          <w:b/>
+          <w:bCs/>
+          <w:kern w:val="0"/>
+          <w:szCs w:val="22"/>
+        </w:rPr>
+      </w:pPr>
+      <w:r>
+        <w:rPr>
+          <w:rFonts w:eastAsia="Aptos" w:cs="Arial"/>
+          <w:b/>
+          <w:bCs/>
+          <w:kern w:val="0"/>
+          <w:szCs w:val="22"/>
+        </w:rPr>
+        <w:t>Process metric:</w:t>
+      </w:r>
+    </w:p>
+    <w:p>
+      <w:pPr>
+        <w:spacing w:line="480" w:lineRule="auto"/>
+        <w:rPr>
+          <w:rFonts w:eastAsia="Aptos" w:cs="Arial"/>
+          <w:kern w:val="0"/>
+          <w:szCs w:val="22"/>
+        </w:rPr>
+      </w:pPr>
+      <w:r>
+        <w:rPr>
+          <w:rFonts w:eastAsia="Aptos" w:cs="Arial"/>
+          <w:b/>
+          <w:bCs/>
+          <w:kern w:val="0"/>
+          <w:szCs w:val="22"/>
+        </w:rPr>
+        <w:t>Goal:</w:t>
+      </w:r>
+    </w:p>
+    <w:p>
+      <w:pPr>
+        <w:spacing w:line="480" w:lineRule="auto"/>
+        <w:rPr>
+          <w:rFonts w:eastAsia="Aptos" w:cs="Arial"/>
+          <w:kern w:val="0"/>
+          <w:szCs w:val="22"/>
+        </w:rPr>
+      </w:pPr>
+      <w:r>
+        <w:rPr>
+          <w:rFonts w:eastAsia="Aptos" w:cs="Arial"/>
+          <w:kern w:val="0"/>
+          <w:szCs w:val="22"/>
+        </w:rPr>
+        <w:t>To ensure that Find a Pump is released in a timely manner, sprint velocity will be monitored and evaluated. Tracking sprint velocity allows the team to measure how much work is completed per sprint, improve planning accuracy, and identify potential slowdowns, while still maintaining a strong focus on quality.</w:t>
+      </w:r>
+    </w:p>
+    <w:p>
+      <w:pPr>
+        <w:spacing w:line="480" w:lineRule="auto"/>
+        <w:rPr>
+          <w:rFonts w:eastAsia="Aptos" w:cs="Arial"/>
+          <w:b/>
+          <w:bCs/>
+          <w:kern w:val="0"/>
+          <w:szCs w:val="22"/>
+        </w:rPr>
+      </w:pPr>
+      <w:r>
+        <w:rPr>
+          <w:rFonts w:eastAsia="Aptos" w:cs="Arial"/>
+          <w:b/>
+          <w:bCs/>
+          <w:kern w:val="0"/>
+          <w:szCs w:val="22"/>
+        </w:rPr>
+        <w:t>Result:</w:t>
+      </w:r>
+    </w:p>
+    <w:p>
+      <w:pPr>
+        <w:spacing w:line="480" w:lineRule="auto"/>
+        <w:rPr>
+          <w:rFonts w:eastAsia="Aptos" w:cs="Arial"/>
+          <w:kern w:val="0"/>
+          <w:szCs w:val="22"/>
+        </w:rPr>
+      </w:pPr>
+      <w:r>
+        <w:rPr>
+          <w:rFonts w:eastAsia="Aptos" w:cs="Arial"/>
+          <w:kern w:val="0"/>
+          <w:szCs w:val="22"/>
+        </w:rPr>
+        <w:t>Over the first 3 sprints, the team at Find a Pump was able to complete an average of 12 backlog tasks per sprint. This has been a good rate to ensure the amount of work completed per sprint is acceptable, while still providing quality work. The majority of tasks was completed in sprint 1 as setting up the project was intensive. From there, the amount of tasks were lower than average as the project was able to follow the momentum of sprint 1.</w:t>
+      </w:r>
+    </w:p>
+    <w:p>
+      <w:pPr>
+        <w:spacing w:line="480" w:lineRule="auto"/>
+        <w:rPr>
+          <w:rFonts w:eastAsia="Aptos" w:cs="Arial"/>
+          <w:kern w:val="0"/>
+          <w:szCs w:val="22"/>
+        </w:rPr>
+      </w:pPr>
+    </w:p>
+    <w:p>
+      <w:pPr>
+        <w:spacing w:line="480" w:lineRule="auto"/>
+        <w:rPr>
+          <w:rFonts w:eastAsia="Aptos" w:cs="Arial"/>
+          <w:b/>
+          <w:bCs/>
+          <w:kern w:val="0"/>
+          <w:szCs w:val="22"/>
+        </w:rPr>
+      </w:pPr>
+      <w:r>
+        <w:rPr>
+          <w:rFonts w:eastAsia="Aptos" w:cs="Arial"/>
+          <w:b/>
+          <w:bCs/>
+          <w:kern w:val="0"/>
+          <w:szCs w:val="22"/>
+        </w:rPr>
+        <w:lastRenderedPageBreak/>
         <w:t>Maintenance metric:</w:t>
       </w:r>
     </w:p>
     <w:p>
-      <w:r>
-        <w:t> </w:t>
-      </w:r>
-      <w:r>
+      <w:pPr>
+        <w:spacing w:line="480" w:lineRule="auto"/>
+        <w:rPr>
+          <w:rFonts w:eastAsia="Aptos" w:cs="Arial"/>
+          <w:kern w:val="0"/>
+          <w:szCs w:val="22"/>
+        </w:rPr>
+      </w:pPr>
+      <w:r>
+        <w:rPr>
+          <w:rFonts w:eastAsia="Aptos" w:cs="Arial"/>
+          <w:b/>
+          <w:bCs/>
+          <w:kern w:val="0"/>
+          <w:szCs w:val="22"/>
+        </w:rPr>
+        <w:t>Goal:</w:t>
+      </w:r>
+    </w:p>
+    <w:p>
+      <w:pPr>
+        <w:spacing w:line="480" w:lineRule="auto"/>
+        <w:rPr>
+          <w:rFonts w:eastAsia="Aptos" w:cs="Arial"/>
+          <w:kern w:val="0"/>
+          <w:szCs w:val="22"/>
+        </w:rPr>
+      </w:pPr>
+      <w:r>
+        <w:rPr>
+          <w:rFonts w:eastAsia="Aptos" w:cs="Arial"/>
+          <w:kern w:val="0"/>
+          <w:szCs w:val="22"/>
+        </w:rPr>
         <w:t>For maintenance, find a Pump will monitor the size of its maintenance backlog and aim to keep it as small as possible. This will be achieved by consistently prioritizing and addressing bugs, technical debt, and post-release issues, helping ensure long-term stability and maintainability of the system.</w:t>
+      </w:r>
+    </w:p>
+    <w:p>
+      <w:pPr>
+        <w:spacing w:line="480" w:lineRule="auto"/>
+        <w:rPr>
+          <w:rFonts w:eastAsia="Aptos" w:cs="Arial"/>
+          <w:b/>
+          <w:bCs/>
+          <w:kern w:val="0"/>
+          <w:szCs w:val="22"/>
+        </w:rPr>
+      </w:pPr>
+      <w:r>
+        <w:rPr>
+          <w:rFonts w:eastAsia="Aptos" w:cs="Arial"/>
+          <w:b/>
+          <w:bCs/>
+          <w:kern w:val="0"/>
+          <w:szCs w:val="22"/>
+        </w:rPr>
+        <w:t>Result:</w:t>
       </w:r>
     </w:p>
     <w:p>
@@ -6096,6 +6449,7 @@
           <w:lang w:val="fr-FR"/>
           <w14:ligatures w14:val="none"/>
         </w:rPr>
+        <w:lastRenderedPageBreak/>
         <w:t xml:space="preserve">│ </w:t>
       </w:r>
       <w:r>
@@ -6232,7 +6586,6 @@
           <w:kern w:val="0"/>
           <w14:ligatures w14:val="none"/>
         </w:rPr>
-        <w:lastRenderedPageBreak/>
         <w:t>pnpm</w:t>
       </w:r>
     </w:p>
@@ -7357,6 +7710,7 @@
           <w:shd w:val="clear" w:color="auto" w:fill="3C3C3C"/>
           <w14:ligatures w14:val="none"/>
         </w:rPr>
+        <w:lastRenderedPageBreak/>
         <w:t>routes/</w:t>
       </w:r>
       <w:r>
@@ -7509,7 +7863,6 @@
           <w:kern w:val="0"/>
           <w14:ligatures w14:val="none"/>
         </w:rPr>
-        <w:lastRenderedPageBreak/>
         <w:t>Running Tests</w:t>
       </w:r>
     </w:p>
@@ -8411,6 +8764,7 @@
                 <w:szCs w:val="28"/>
                 <w14:ligatures w14:val="none"/>
               </w:rPr>
+              <w:lastRenderedPageBreak/>
               <w:t>1b</w:t>
             </w:r>
           </w:p>
@@ -8569,8 +8923,23 @@
                 <w:szCs w:val="28"/>
                 <w14:ligatures w14:val="none"/>
               </w:rPr>
-              <w:t xml:space="preserve">Project Description </w:t>
-            </w:r>
+              <w:t xml:space="preserve">Project Description (description and justificaiton </w:t>
+            </w:r>
+          </w:p>
+        </w:tc>
+        <w:tc>
+          <w:tcPr>
+            <w:tcW w:w="1764" w:type="dxa"/>
+            <w:hideMark/>
+          </w:tcPr>
+          <w:p>
+            <w:pPr>
+              <w:rPr>
+                <w:rFonts w:ascii="Times New Roman" w:eastAsia="Times New Roman" w:hAnsi="Times New Roman" w:cs="Times New Roman"/>
+                <w:kern w:val="0"/>
+                <w14:ligatures w14:val="none"/>
+              </w:rPr>
+            </w:pPr>
             <w:r>
               <w:rPr>
                 <w:rFonts w:ascii="Noto Serif CJK SC" w:eastAsia="Times New Roman" w:hAnsi="Noto Serif CJK SC" w:cs="Times New Roman"/>
@@ -8580,14 +8949,13 @@
                 <w:szCs w:val="28"/>
                 <w14:ligatures w14:val="none"/>
               </w:rPr>
-              <w:lastRenderedPageBreak/>
-              <w:t xml:space="preserve">(description and justificaiton </w:t>
-            </w:r>
-          </w:p>
-        </w:tc>
-        <w:tc>
-          <w:tcPr>
-            <w:tcW w:w="1764" w:type="dxa"/>
+              <w:t>Medium</w:t>
+            </w:r>
+          </w:p>
+        </w:tc>
+        <w:tc>
+          <w:tcPr>
+            <w:tcW w:w="2253" w:type="dxa"/>
             <w:hideMark/>
           </w:tcPr>
           <w:p>
@@ -8607,14 +8975,13 @@
                 <w:szCs w:val="28"/>
                 <w14:ligatures w14:val="none"/>
               </w:rPr>
-              <w:lastRenderedPageBreak/>
-              <w:t>Medium</w:t>
-            </w:r>
-          </w:p>
-        </w:tc>
-        <w:tc>
-          <w:tcPr>
-            <w:tcW w:w="2253" w:type="dxa"/>
+              <w:t>Complete</w:t>
+            </w:r>
+          </w:p>
+        </w:tc>
+        <w:tc>
+          <w:tcPr>
+            <w:tcW w:w="3510" w:type="dxa"/>
             <w:hideMark/>
           </w:tcPr>
           <w:p>
@@ -8634,13 +9001,15 @@
                 <w:szCs w:val="28"/>
                 <w14:ligatures w14:val="none"/>
               </w:rPr>
-              <w:t>Complete</w:t>
-            </w:r>
-          </w:p>
-        </w:tc>
-        <w:tc>
-          <w:tcPr>
-            <w:tcW w:w="3510" w:type="dxa"/>
+              <w:t>Nate C</w:t>
+            </w:r>
+          </w:p>
+        </w:tc>
+      </w:tr>
+      <w:tr>
+        <w:tc>
+          <w:tcPr>
+            <w:tcW w:w="605" w:type="dxa"/>
             <w:hideMark/>
           </w:tcPr>
           <w:p>
@@ -8660,7 +9029,111 @@
                 <w:szCs w:val="28"/>
                 <w14:ligatures w14:val="none"/>
               </w:rPr>
-              <w:t>Nate C</w:t>
+              <w:t>1d</w:t>
+            </w:r>
+          </w:p>
+        </w:tc>
+        <w:tc>
+          <w:tcPr>
+            <w:tcW w:w="2033" w:type="dxa"/>
+            <w:hideMark/>
+          </w:tcPr>
+          <w:p>
+            <w:pPr>
+              <w:rPr>
+                <w:rFonts w:ascii="Times New Roman" w:eastAsia="Times New Roman" w:hAnsi="Times New Roman" w:cs="Times New Roman"/>
+                <w:kern w:val="0"/>
+                <w14:ligatures w14:val="none"/>
+              </w:rPr>
+            </w:pPr>
+            <w:r>
+              <w:rPr>
+                <w:rFonts w:ascii="Noto Serif CJK SC" w:eastAsia="Times New Roman" w:hAnsi="Noto Serif CJK SC" w:cs="Times New Roman"/>
+                <w:color w:val="000000"/>
+                <w:kern w:val="0"/>
+                <w:sz w:val="28"/>
+                <w:szCs w:val="28"/>
+                <w14:ligatures w14:val="none"/>
+              </w:rPr>
+              <w:t>Project Description (API research and Google maps API)</w:t>
+            </w:r>
+          </w:p>
+        </w:tc>
+        <w:tc>
+          <w:tcPr>
+            <w:tcW w:w="1764" w:type="dxa"/>
+            <w:hideMark/>
+          </w:tcPr>
+          <w:p>
+            <w:pPr>
+              <w:rPr>
+                <w:rFonts w:ascii="Times New Roman" w:eastAsia="Times New Roman" w:hAnsi="Times New Roman" w:cs="Times New Roman"/>
+                <w:kern w:val="0"/>
+                <w14:ligatures w14:val="none"/>
+              </w:rPr>
+            </w:pPr>
+            <w:r>
+              <w:rPr>
+                <w:rFonts w:ascii="Noto Serif CJK SC" w:eastAsia="Times New Roman" w:hAnsi="Noto Serif CJK SC" w:cs="Times New Roman"/>
+                <w:color w:val="000000"/>
+                <w:kern w:val="0"/>
+                <w:sz w:val="28"/>
+                <w:szCs w:val="28"/>
+                <w14:ligatures w14:val="none"/>
+              </w:rPr>
+              <w:t>Medium</w:t>
+            </w:r>
+          </w:p>
+        </w:tc>
+        <w:tc>
+          <w:tcPr>
+            <w:tcW w:w="2253" w:type="dxa"/>
+            <w:hideMark/>
+          </w:tcPr>
+          <w:p>
+            <w:pPr>
+              <w:rPr>
+                <w:rFonts w:ascii="Times New Roman" w:eastAsia="Times New Roman" w:hAnsi="Times New Roman" w:cs="Times New Roman"/>
+                <w:kern w:val="0"/>
+                <w14:ligatures w14:val="none"/>
+              </w:rPr>
+            </w:pPr>
+            <w:r>
+              <w:rPr>
+                <w:rFonts w:ascii="Noto Serif CJK SC" w:eastAsia="Times New Roman" w:hAnsi="Noto Serif CJK SC" w:cs="Times New Roman"/>
+                <w:color w:val="000000"/>
+                <w:kern w:val="0"/>
+                <w:sz w:val="28"/>
+                <w:szCs w:val="28"/>
+                <w14:ligatures w14:val="none"/>
+              </w:rPr>
+              <w:t>Complete</w:t>
+            </w:r>
+          </w:p>
+        </w:tc>
+        <w:tc>
+          <w:tcPr>
+            <w:tcW w:w="3510" w:type="dxa"/>
+            <w:hideMark/>
+          </w:tcPr>
+          <w:p>
+            <w:pPr>
+              <w:rPr>
+                <w:rFonts w:ascii="Times New Roman" w:eastAsia="Times New Roman" w:hAnsi="Times New Roman" w:cs="Times New Roman"/>
+                <w:kern w:val="0"/>
+                <w14:ligatures w14:val="none"/>
+              </w:rPr>
+            </w:pPr>
+            <w:r>
+              <w:rPr>
+                <w:rFonts w:ascii="Noto Serif CJK SC" w:eastAsia="Times New Roman" w:hAnsi="Noto Serif CJK SC" w:cs="Times New Roman"/>
+                <w:color w:val="000000"/>
+                <w:kern w:val="0"/>
+                <w:sz w:val="28"/>
+                <w:szCs w:val="28"/>
+                <w14:ligatures w14:val="none"/>
+              </w:rPr>
+              <w:t>Kyler C</w:t>
             </w:r>
           </w:p>
         </w:tc>
@@ -8688,7 +9161,7 @@
                 <w:szCs w:val="28"/>
                 <w14:ligatures w14:val="none"/>
               </w:rPr>
-              <w:t>1d</w:t>
+              <w:t>1e</w:t>
             </w:r>
           </w:p>
         </w:tc>
@@ -8714,7 +9187,7 @@
                 <w:szCs w:val="28"/>
                 <w14:ligatures w14:val="none"/>
               </w:rPr>
-              <w:t>Project Description (API research and Google maps API)</w:t>
+              <w:t>Project Description (Potential features and stakeholders)</w:t>
             </w:r>
           </w:p>
         </w:tc>
@@ -8792,7 +9265,7 @@
                 <w:szCs w:val="28"/>
                 <w14:ligatures w14:val="none"/>
               </w:rPr>
-              <w:t>Kyler C</w:t>
+              <w:t>Thomas R</w:t>
             </w:r>
           </w:p>
         </w:tc>
@@ -8820,7 +9293,7 @@
                 <w:szCs w:val="28"/>
                 <w14:ligatures w14:val="none"/>
               </w:rPr>
-              <w:t>1e</w:t>
+              <w:t>1f</w:t>
             </w:r>
           </w:p>
         </w:tc>
@@ -8846,7 +9319,7 @@
                 <w:szCs w:val="28"/>
                 <w14:ligatures w14:val="none"/>
               </w:rPr>
-              <w:t>Project Description (Potential features and stakeholders)</w:t>
+              <w:t>Project Description (Tech stack and measuring success)</w:t>
             </w:r>
           </w:p>
         </w:tc>
@@ -8924,7 +9397,7 @@
                 <w:szCs w:val="28"/>
                 <w14:ligatures w14:val="none"/>
               </w:rPr>
-              <w:t>Thomas R</w:t>
+              <w:t>Eric P</w:t>
             </w:r>
           </w:p>
         </w:tc>
@@ -8952,7 +9425,7 @@
                 <w:szCs w:val="28"/>
                 <w14:ligatures w14:val="none"/>
               </w:rPr>
-              <w:t>1f</w:t>
+              <w:t>1g</w:t>
             </w:r>
           </w:p>
         </w:tc>
@@ -8978,7 +9451,7 @@
                 <w:szCs w:val="28"/>
                 <w14:ligatures w14:val="none"/>
               </w:rPr>
-              <w:t>Project Description (Tech stack and measuring success)</w:t>
+              <w:t>Functional Requirements Outline</w:t>
             </w:r>
           </w:p>
         </w:tc>
@@ -9056,7 +9529,7 @@
                 <w:szCs w:val="28"/>
                 <w14:ligatures w14:val="none"/>
               </w:rPr>
-              <w:t>Eric P</w:t>
+              <w:t>Nate C, Kyler C</w:t>
             </w:r>
           </w:p>
         </w:tc>
@@ -9084,7 +9557,7 @@
                 <w:szCs w:val="28"/>
                 <w14:ligatures w14:val="none"/>
               </w:rPr>
-              <w:t>1g</w:t>
+              <w:t>1h</w:t>
             </w:r>
           </w:p>
         </w:tc>
@@ -9110,7 +9583,7 @@
                 <w:szCs w:val="28"/>
                 <w14:ligatures w14:val="none"/>
               </w:rPr>
-              <w:t>Functional Requirements Outline</w:t>
+              <w:t>Non-functional Requirements Outline</w:t>
             </w:r>
           </w:p>
         </w:tc>
@@ -9188,7 +9661,7 @@
                 <w:szCs w:val="28"/>
                 <w14:ligatures w14:val="none"/>
               </w:rPr>
-              <w:t>Nate C, Kyler C</w:t>
+              <w:t>Thomas R, Eric P</w:t>
             </w:r>
           </w:p>
         </w:tc>
@@ -9216,7 +9689,7 @@
                 <w:szCs w:val="28"/>
                 <w14:ligatures w14:val="none"/>
               </w:rPr>
-              <w:t>1h</w:t>
+              <w:t>1i</w:t>
             </w:r>
           </w:p>
         </w:tc>
@@ -9242,7 +9715,7 @@
                 <w:szCs w:val="28"/>
                 <w14:ligatures w14:val="none"/>
               </w:rPr>
-              <w:t>Non-functional Requirements Outline</w:t>
+              <w:t>Class Diagram</w:t>
             </w:r>
           </w:p>
         </w:tc>
@@ -9320,7 +9793,7 @@
                 <w:szCs w:val="28"/>
                 <w14:ligatures w14:val="none"/>
               </w:rPr>
-              <w:t>Thomas R, Eric P</w:t>
+              <w:t>Eric P</w:t>
             </w:r>
           </w:p>
         </w:tc>
@@ -9348,7 +9821,7 @@
                 <w:szCs w:val="28"/>
                 <w14:ligatures w14:val="none"/>
               </w:rPr>
-              <w:t>1i</w:t>
+              <w:t>1j</w:t>
             </w:r>
           </w:p>
         </w:tc>
@@ -9374,7 +9847,7 @@
                 <w:szCs w:val="28"/>
                 <w14:ligatures w14:val="none"/>
               </w:rPr>
-              <w:t>Class Diagram</w:t>
+              <w:t>Use Case Diagram</w:t>
             </w:r>
           </w:p>
         </w:tc>
@@ -9452,7 +9925,7 @@
                 <w:szCs w:val="28"/>
                 <w14:ligatures w14:val="none"/>
               </w:rPr>
-              <w:t>Eric P</w:t>
+              <w:t>Nate C</w:t>
             </w:r>
           </w:p>
         </w:tc>
@@ -9480,7 +9953,7 @@
                 <w:szCs w:val="28"/>
                 <w14:ligatures w14:val="none"/>
               </w:rPr>
-              <w:t>1j</w:t>
+              <w:t>1k</w:t>
             </w:r>
           </w:p>
         </w:tc>
@@ -9506,7 +9979,7 @@
                 <w:szCs w:val="28"/>
                 <w14:ligatures w14:val="none"/>
               </w:rPr>
-              <w:t>Use Case Diagram</w:t>
+              <w:t>ERM Diagram</w:t>
             </w:r>
           </w:p>
         </w:tc>
@@ -9584,7 +10057,7 @@
                 <w:szCs w:val="28"/>
                 <w14:ligatures w14:val="none"/>
               </w:rPr>
-              <w:t>Nate C</w:t>
+              <w:t>Kyler C</w:t>
             </w:r>
           </w:p>
         </w:tc>
@@ -9612,7 +10085,7 @@
                 <w:szCs w:val="28"/>
                 <w14:ligatures w14:val="none"/>
               </w:rPr>
-              <w:t>1k</w:t>
+              <w:t>1l</w:t>
             </w:r>
           </w:p>
         </w:tc>
@@ -9638,7 +10111,7 @@
                 <w:szCs w:val="28"/>
                 <w14:ligatures w14:val="none"/>
               </w:rPr>
-              <w:t>ERM Diagram</w:t>
+              <w:t>Architecture Diagram</w:t>
             </w:r>
           </w:p>
         </w:tc>
@@ -9716,7 +10189,7 @@
                 <w:szCs w:val="28"/>
                 <w14:ligatures w14:val="none"/>
               </w:rPr>
-              <w:t>Kyler C</w:t>
+              <w:t>Thomas R</w:t>
             </w:r>
           </w:p>
         </w:tc>
@@ -9744,7 +10217,7 @@
                 <w:szCs w:val="28"/>
                 <w14:ligatures w14:val="none"/>
               </w:rPr>
-              <w:t>1l</w:t>
+              <w:t>1m</w:t>
             </w:r>
           </w:p>
         </w:tc>
@@ -9770,7 +10243,7 @@
                 <w:szCs w:val="28"/>
                 <w14:ligatures w14:val="none"/>
               </w:rPr>
-              <w:t>Architecture Diagram</w:t>
+              <w:t xml:space="preserve">Setup Google Maps API Key </w:t>
             </w:r>
           </w:p>
         </w:tc>
@@ -9848,7 +10321,7 @@
                 <w:szCs w:val="28"/>
                 <w14:ligatures w14:val="none"/>
               </w:rPr>
-              <w:t>Thomas R</w:t>
+              <w:t>Nate C</w:t>
             </w:r>
           </w:p>
         </w:tc>
@@ -9876,7 +10349,7 @@
                 <w:szCs w:val="28"/>
                 <w14:ligatures w14:val="none"/>
               </w:rPr>
-              <w:t>1m</w:t>
+              <w:t>1n</w:t>
             </w:r>
           </w:p>
         </w:tc>
@@ -9902,7 +10375,7 @@
                 <w:szCs w:val="28"/>
                 <w14:ligatures w14:val="none"/>
               </w:rPr>
-              <w:t xml:space="preserve">Setup Google Maps API Key </w:t>
+              <w:t>Setup initial database</w:t>
             </w:r>
           </w:p>
         </w:tc>
@@ -9980,7 +10453,7 @@
                 <w:szCs w:val="28"/>
                 <w14:ligatures w14:val="none"/>
               </w:rPr>
-              <w:t>Nate C</w:t>
+              <w:t>Kyler C</w:t>
             </w:r>
           </w:p>
         </w:tc>
@@ -10008,7 +10481,8 @@
                 <w:szCs w:val="28"/>
                 <w14:ligatures w14:val="none"/>
               </w:rPr>
-              <w:t>1n</w:t>
+              <w:lastRenderedPageBreak/>
+              <w:t>1o</w:t>
             </w:r>
           </w:p>
         </w:tc>
@@ -10034,7 +10508,7 @@
                 <w:szCs w:val="28"/>
                 <w14:ligatures w14:val="none"/>
               </w:rPr>
-              <w:t>Setup initial database</w:t>
+              <w:t>Create initial mapping pins</w:t>
             </w:r>
           </w:p>
         </w:tc>
@@ -10112,7 +10586,7 @@
                 <w:szCs w:val="28"/>
                 <w14:ligatures w14:val="none"/>
               </w:rPr>
-              <w:t>Kyler C</w:t>
+              <w:t>Eric P</w:t>
             </w:r>
           </w:p>
         </w:tc>
@@ -10140,7 +10614,7 @@
                 <w:szCs w:val="28"/>
                 <w14:ligatures w14:val="none"/>
               </w:rPr>
-              <w:t>1o</w:t>
+              <w:t>1p</w:t>
             </w:r>
           </w:p>
         </w:tc>
@@ -10166,7 +10640,7 @@
                 <w:szCs w:val="28"/>
                 <w14:ligatures w14:val="none"/>
               </w:rPr>
-              <w:t>Create initial mapping pins</w:t>
+              <w:t>Create dummy data for the first sprint</w:t>
             </w:r>
           </w:p>
         </w:tc>
@@ -10244,7 +10718,7 @@
                 <w:szCs w:val="28"/>
                 <w14:ligatures w14:val="none"/>
               </w:rPr>
-              <w:t>Eric P</w:t>
+              <w:t>Thomas R</w:t>
             </w:r>
           </w:p>
         </w:tc>
@@ -10272,139 +10746,6 @@
                 <w:szCs w:val="28"/>
                 <w14:ligatures w14:val="none"/>
               </w:rPr>
-              <w:t>1p</w:t>
-            </w:r>
-          </w:p>
-        </w:tc>
-        <w:tc>
-          <w:tcPr>
-            <w:tcW w:w="2033" w:type="dxa"/>
-            <w:hideMark/>
-          </w:tcPr>
-          <w:p>
-            <w:pPr>
-              <w:rPr>
-                <w:rFonts w:ascii="Times New Roman" w:eastAsia="Times New Roman" w:hAnsi="Times New Roman" w:cs="Times New Roman"/>
-                <w:kern w:val="0"/>
-                <w14:ligatures w14:val="none"/>
-              </w:rPr>
-            </w:pPr>
-            <w:r>
-              <w:rPr>
-                <w:rFonts w:ascii="Noto Serif CJK SC" w:eastAsia="Times New Roman" w:hAnsi="Noto Serif CJK SC" w:cs="Times New Roman"/>
-                <w:color w:val="000000"/>
-                <w:kern w:val="0"/>
-                <w:sz w:val="28"/>
-                <w:szCs w:val="28"/>
-                <w14:ligatures w14:val="none"/>
-              </w:rPr>
-              <w:t>Create dummy data for the first sprint</w:t>
-            </w:r>
-          </w:p>
-        </w:tc>
-        <w:tc>
-          <w:tcPr>
-            <w:tcW w:w="1764" w:type="dxa"/>
-            <w:hideMark/>
-          </w:tcPr>
-          <w:p>
-            <w:pPr>
-              <w:rPr>
-                <w:rFonts w:ascii="Times New Roman" w:eastAsia="Times New Roman" w:hAnsi="Times New Roman" w:cs="Times New Roman"/>
-                <w:kern w:val="0"/>
-                <w14:ligatures w14:val="none"/>
-              </w:rPr>
-            </w:pPr>
-            <w:r>
-              <w:rPr>
-                <w:rFonts w:ascii="Noto Serif CJK SC" w:eastAsia="Times New Roman" w:hAnsi="Noto Serif CJK SC" w:cs="Times New Roman"/>
-                <w:color w:val="000000"/>
-                <w:kern w:val="0"/>
-                <w:sz w:val="28"/>
-                <w:szCs w:val="28"/>
-                <w14:ligatures w14:val="none"/>
-              </w:rPr>
-              <w:t>Medium</w:t>
-            </w:r>
-          </w:p>
-        </w:tc>
-        <w:tc>
-          <w:tcPr>
-            <w:tcW w:w="2253" w:type="dxa"/>
-            <w:hideMark/>
-          </w:tcPr>
-          <w:p>
-            <w:pPr>
-              <w:rPr>
-                <w:rFonts w:ascii="Times New Roman" w:eastAsia="Times New Roman" w:hAnsi="Times New Roman" w:cs="Times New Roman"/>
-                <w:kern w:val="0"/>
-                <w14:ligatures w14:val="none"/>
-              </w:rPr>
-            </w:pPr>
-            <w:r>
-              <w:rPr>
-                <w:rFonts w:ascii="Noto Serif CJK SC" w:eastAsia="Times New Roman" w:hAnsi="Noto Serif CJK SC" w:cs="Times New Roman"/>
-                <w:color w:val="000000"/>
-                <w:kern w:val="0"/>
-                <w:sz w:val="28"/>
-                <w:szCs w:val="28"/>
-                <w14:ligatures w14:val="none"/>
-              </w:rPr>
-              <w:t>Complete</w:t>
-            </w:r>
-          </w:p>
-        </w:tc>
-        <w:tc>
-          <w:tcPr>
-            <w:tcW w:w="3510" w:type="dxa"/>
-            <w:hideMark/>
-          </w:tcPr>
-          <w:p>
-            <w:pPr>
-              <w:rPr>
-                <w:rFonts w:ascii="Times New Roman" w:eastAsia="Times New Roman" w:hAnsi="Times New Roman" w:cs="Times New Roman"/>
-                <w:kern w:val="0"/>
-                <w14:ligatures w14:val="none"/>
-              </w:rPr>
-            </w:pPr>
-            <w:r>
-              <w:rPr>
-                <w:rFonts w:ascii="Noto Serif CJK SC" w:eastAsia="Times New Roman" w:hAnsi="Noto Serif CJK SC" w:cs="Times New Roman"/>
-                <w:color w:val="000000"/>
-                <w:kern w:val="0"/>
-                <w:sz w:val="28"/>
-                <w:szCs w:val="28"/>
-                <w14:ligatures w14:val="none"/>
-              </w:rPr>
-              <w:t>Thomas R</w:t>
-            </w:r>
-          </w:p>
-        </w:tc>
-      </w:tr>
-      <w:tr>
-        <w:tc>
-          <w:tcPr>
-            <w:tcW w:w="605" w:type="dxa"/>
-            <w:hideMark/>
-          </w:tcPr>
-          <w:p>
-            <w:pPr>
-              <w:rPr>
-                <w:rFonts w:ascii="Times New Roman" w:eastAsia="Times New Roman" w:hAnsi="Times New Roman" w:cs="Times New Roman"/>
-                <w:kern w:val="0"/>
-                <w14:ligatures w14:val="none"/>
-              </w:rPr>
-            </w:pPr>
-            <w:r>
-              <w:rPr>
-                <w:rFonts w:ascii="Noto Serif CJK SC" w:eastAsia="Times New Roman" w:hAnsi="Noto Serif CJK SC" w:cs="Times New Roman"/>
-                <w:color w:val="000000"/>
-                <w:kern w:val="0"/>
-                <w:sz w:val="28"/>
-                <w:szCs w:val="28"/>
-                <w14:ligatures w14:val="none"/>
-              </w:rPr>
-              <w:lastRenderedPageBreak/>
               <w:t>1r</w:t>
             </w:r>
           </w:p>
@@ -11881,23 +12222,8 @@
                 <w:szCs w:val="28"/>
                 <w14:ligatures w14:val="none"/>
               </w:rPr>
-              <w:t>Create functional test plan (start automated testing)</w:t>
-            </w:r>
-          </w:p>
-        </w:tc>
-        <w:tc>
-          <w:tcPr>
-            <w:tcW w:w="1233" w:type="dxa"/>
-            <w:hideMark/>
-          </w:tcPr>
-          <w:p>
-            <w:pPr>
-              <w:rPr>
-                <w:rFonts w:ascii="Times New Roman" w:eastAsia="Times New Roman" w:hAnsi="Times New Roman" w:cs="Times New Roman"/>
-                <w:kern w:val="0"/>
-                <w14:ligatures w14:val="none"/>
-              </w:rPr>
-            </w:pPr>
+              <w:t xml:space="preserve">Create functional test plan (start </w:t>
+            </w:r>
             <w:r>
               <w:rPr>
                 <w:rFonts w:ascii="Noto Serif CJK SC" w:eastAsia="Times New Roman" w:hAnsi="Noto Serif CJK SC" w:cs="Times New Roman"/>
@@ -11907,13 +12233,14 @@
                 <w:szCs w:val="28"/>
                 <w14:ligatures w14:val="none"/>
               </w:rPr>
-              <w:t>Medium</w:t>
-            </w:r>
-          </w:p>
-        </w:tc>
-        <w:tc>
-          <w:tcPr>
-            <w:tcW w:w="1356" w:type="dxa"/>
+              <w:lastRenderedPageBreak/>
+              <w:t>automated testing)</w:t>
+            </w:r>
+          </w:p>
+        </w:tc>
+        <w:tc>
+          <w:tcPr>
+            <w:tcW w:w="1233" w:type="dxa"/>
             <w:hideMark/>
           </w:tcPr>
           <w:p>
@@ -11933,13 +12260,14 @@
                 <w:szCs w:val="28"/>
                 <w14:ligatures w14:val="none"/>
               </w:rPr>
-              <w:t>In-progress</w:t>
-            </w:r>
-          </w:p>
-        </w:tc>
-        <w:tc>
-          <w:tcPr>
-            <w:tcW w:w="5088" w:type="dxa"/>
+              <w:lastRenderedPageBreak/>
+              <w:t>Medium</w:t>
+            </w:r>
+          </w:p>
+        </w:tc>
+        <w:tc>
+          <w:tcPr>
+            <w:tcW w:w="1356" w:type="dxa"/>
             <w:hideMark/>
           </w:tcPr>
           <w:p>
@@ -11959,6 +12287,32 @@
                 <w:szCs w:val="28"/>
                 <w14:ligatures w14:val="none"/>
               </w:rPr>
+              <w:t>In-progress</w:t>
+            </w:r>
+          </w:p>
+        </w:tc>
+        <w:tc>
+          <w:tcPr>
+            <w:tcW w:w="5088" w:type="dxa"/>
+            <w:hideMark/>
+          </w:tcPr>
+          <w:p>
+            <w:pPr>
+              <w:rPr>
+                <w:rFonts w:ascii="Times New Roman" w:eastAsia="Times New Roman" w:hAnsi="Times New Roman" w:cs="Times New Roman"/>
+                <w:kern w:val="0"/>
+                <w14:ligatures w14:val="none"/>
+              </w:rPr>
+            </w:pPr>
+            <w:r>
+              <w:rPr>
+                <w:rFonts w:ascii="Noto Serif CJK SC" w:eastAsia="Times New Roman" w:hAnsi="Noto Serif CJK SC" w:cs="Times New Roman"/>
+                <w:color w:val="000000"/>
+                <w:kern w:val="0"/>
+                <w:sz w:val="28"/>
+                <w:szCs w:val="28"/>
+                <w14:ligatures w14:val="none"/>
+              </w:rPr>
               <w:t>Nate C</w:t>
             </w:r>
           </w:p>
@@ -12119,7 +12473,6 @@
                 <w:szCs w:val="28"/>
                 <w14:ligatures w14:val="none"/>
               </w:rPr>
-              <w:lastRenderedPageBreak/>
               <w:t>2j</w:t>
             </w:r>
           </w:p>
@@ -13100,6 +13453,7 @@
                 <w:rFonts w:ascii="Noto Serif CJK SC" w:hAnsi="Noto Serif CJK SC"/>
                 <w:color w:val="000000"/>
               </w:rPr>
+              <w:lastRenderedPageBreak/>
               <w:t>3g</w:t>
             </w:r>
           </w:p>
@@ -13122,37 +13476,28 @@
                 <w:rFonts w:ascii="Noto Serif CJK SC" w:hAnsi="Noto Serif CJK SC"/>
                 <w:color w:val="000000"/>
               </w:rPr>
-              <w:t xml:space="preserve">Expanded backend automated tests for app and price </w:t>
-            </w:r>
+              <w:t>Expanded backend automated tests for app and price services; fixed frontend tests.</w:t>
+            </w:r>
+          </w:p>
+        </w:tc>
+        <w:tc>
+          <w:tcPr>
+            <w:tcW w:w="1233" w:type="dxa"/>
+            <w:hideMark/>
+          </w:tcPr>
+          <w:p>
+            <w:pPr>
+              <w:rPr>
+                <w:rFonts w:ascii="Times New Roman" w:eastAsia="Times New Roman" w:hAnsi="Times New Roman" w:cs="Times New Roman"/>
+                <w:kern w:val="0"/>
+                <w14:ligatures w14:val="none"/>
+              </w:rPr>
+            </w:pPr>
             <w:r>
               <w:rPr>
                 <w:rFonts w:ascii="Noto Serif CJK SC" w:hAnsi="Noto Serif CJK SC"/>
                 <w:color w:val="000000"/>
               </w:rPr>
-              <w:lastRenderedPageBreak/>
-              <w:t>services; fixed frontend tests.</w:t>
-            </w:r>
-          </w:p>
-        </w:tc>
-        <w:tc>
-          <w:tcPr>
-            <w:tcW w:w="1233" w:type="dxa"/>
-            <w:hideMark/>
-          </w:tcPr>
-          <w:p>
-            <w:pPr>
-              <w:rPr>
-                <w:rFonts w:ascii="Times New Roman" w:eastAsia="Times New Roman" w:hAnsi="Times New Roman" w:cs="Times New Roman"/>
-                <w:kern w:val="0"/>
-                <w14:ligatures w14:val="none"/>
-              </w:rPr>
-            </w:pPr>
-            <w:r>
-              <w:rPr>
-                <w:rFonts w:ascii="Noto Serif CJK SC" w:hAnsi="Noto Serif CJK SC"/>
-                <w:color w:val="000000"/>
-              </w:rPr>
-              <w:lastRenderedPageBreak/>
               <w:t>High</w:t>
             </w:r>
           </w:p>
@@ -14583,6 +14928,7 @@
                 <w:kern w:val="0"/>
                 <w14:ligatures w14:val="none"/>
               </w:rPr>
+              <w:lastRenderedPageBreak/>
               <w:t>4h</w:t>
             </w:r>
           </w:p>
@@ -14857,7 +15203,6 @@
                 <w:kern w:val="0"/>
                 <w14:ligatures w14:val="none"/>
               </w:rPr>
-              <w:lastRenderedPageBreak/>
               <w:t>4j</w:t>
             </w:r>
           </w:p>

--- a/documentation/Meeting Logs/Baseline Sprint 4.docx
+++ b/documentation/Meeting Logs/Baseline Sprint 4.docx
@@ -5582,6 +5582,39 @@
     </w:p>
     <w:p>
       <w:pPr>
+        <w:spacing w:line="480" w:lineRule="auto"/>
+        <w:rPr>
+          <w:sz w:val="32"/>
+          <w:szCs w:val="32"/>
+        </w:rPr>
+      </w:pPr>
+      <w:r>
+        <w:rPr>
+          <w:rFonts w:eastAsia="Aptos" w:cs="Arial"/>
+          <w:kern w:val="0"/>
+          <w:szCs w:val="22"/>
+        </w:rPr>
+        <w:t>Of the 14 backlog tasks in Sprint 4</w:t>
+      </w:r>
+      <w:r>
+        <w:rPr>
+          <w:rFonts w:eastAsia="Aptos" w:cs="Arial"/>
+          <w:kern w:val="0"/>
+          <w:szCs w:val="22"/>
+        </w:rPr>
+        <w:t xml:space="preserve">, 5 were not started and will be rolled over to future sprints. As the average backlog tasks completed during the previous sprints is 12, 5 tasks is a small amount of tasks. Find a Pump will continue to keep the backlog as small as possible to ensure </w:t>
+      </w:r>
+      <w:r>
+        <w:rPr>
+          <w:rFonts w:eastAsia="Aptos" w:cs="Arial"/>
+          <w:kern w:val="0"/>
+          <w:szCs w:val="22"/>
+        </w:rPr>
+        <w:t>long-term stability and maintainability of the system.</w:t>
+      </w:r>
+    </w:p>
+    <w:p>
+      <w:pPr>
         <w:rPr>
           <w:sz w:val="32"/>
           <w:szCs w:val="32"/>
@@ -6041,6 +6074,7 @@
           <w:lang w:val="fr-FR"/>
           <w14:ligatures w14:val="none"/>
         </w:rPr>
+        <w:lastRenderedPageBreak/>
         <w:t>│</w:t>
       </w:r>
     </w:p>
@@ -6449,7 +6483,6 @@
           <w:lang w:val="fr-FR"/>
           <w14:ligatures w14:val="none"/>
         </w:rPr>
-        <w:lastRenderedPageBreak/>
         <w:t xml:space="preserve">│ </w:t>
       </w:r>
       <w:r>
@@ -7507,6 +7540,7 @@
           <w:kern w:val="0"/>
           <w14:ligatures w14:val="none"/>
         </w:rPr>
+        <w:lastRenderedPageBreak/>
         <w:t>Viewing the Database (Optional)</w:t>
       </w:r>
     </w:p>
@@ -7710,7 +7744,6 @@
           <w:shd w:val="clear" w:color="auto" w:fill="3C3C3C"/>
           <w14:ligatures w14:val="none"/>
         </w:rPr>
-        <w:lastRenderedPageBreak/>
         <w:t>routes/</w:t>
       </w:r>
       <w:r>
@@ -8408,6 +8441,7 @@
           <w:sz w:val="32"/>
           <w:szCs w:val="32"/>
         </w:rPr>
+        <w:lastRenderedPageBreak/>
         <w:t xml:space="preserve">Backlog and Sprints Appendix (b) </w:t>
       </w:r>
     </w:p>
@@ -8764,7 +8798,6 @@
                 <w:szCs w:val="28"/>
                 <w14:ligatures w14:val="none"/>
               </w:rPr>
-              <w:lastRenderedPageBreak/>
               <w:t>1b</w:t>
             </w:r>
           </w:p>
@@ -10085,6 +10118,7 @@
                 <w:szCs w:val="28"/>
                 <w14:ligatures w14:val="none"/>
               </w:rPr>
+              <w:lastRenderedPageBreak/>
               <w:t>1l</w:t>
             </w:r>
           </w:p>
@@ -10481,7 +10515,6 @@
                 <w:szCs w:val="28"/>
                 <w14:ligatures w14:val="none"/>
               </w:rPr>
-              <w:lastRenderedPageBreak/>
               <w:t>1o</w:t>
             </w:r>
           </w:p>
@@ -11932,6 +11965,7 @@
                 <w:szCs w:val="28"/>
                 <w14:ligatures w14:val="none"/>
               </w:rPr>
+              <w:lastRenderedPageBreak/>
               <w:t>2f</w:t>
             </w:r>
           </w:p>
@@ -12222,8 +12256,23 @@
                 <w:szCs w:val="28"/>
                 <w14:ligatures w14:val="none"/>
               </w:rPr>
-              <w:t xml:space="preserve">Create functional test plan (start </w:t>
-            </w:r>
+              <w:t>Create functional test plan (start automated testing)</w:t>
+            </w:r>
+          </w:p>
+        </w:tc>
+        <w:tc>
+          <w:tcPr>
+            <w:tcW w:w="1233" w:type="dxa"/>
+            <w:hideMark/>
+          </w:tcPr>
+          <w:p>
+            <w:pPr>
+              <w:rPr>
+                <w:rFonts w:ascii="Times New Roman" w:eastAsia="Times New Roman" w:hAnsi="Times New Roman" w:cs="Times New Roman"/>
+                <w:kern w:val="0"/>
+                <w14:ligatures w14:val="none"/>
+              </w:rPr>
+            </w:pPr>
             <w:r>
               <w:rPr>
                 <w:rFonts w:ascii="Noto Serif CJK SC" w:eastAsia="Times New Roman" w:hAnsi="Noto Serif CJK SC" w:cs="Times New Roman"/>
@@ -12233,34 +12282,6 @@
                 <w:szCs w:val="28"/>
                 <w14:ligatures w14:val="none"/>
               </w:rPr>
-              <w:lastRenderedPageBreak/>
-              <w:t>automated testing)</w:t>
-            </w:r>
-          </w:p>
-        </w:tc>
-        <w:tc>
-          <w:tcPr>
-            <w:tcW w:w="1233" w:type="dxa"/>
-            <w:hideMark/>
-          </w:tcPr>
-          <w:p>
-            <w:pPr>
-              <w:rPr>
-                <w:rFonts w:ascii="Times New Roman" w:eastAsia="Times New Roman" w:hAnsi="Times New Roman" w:cs="Times New Roman"/>
-                <w:kern w:val="0"/>
-                <w14:ligatures w14:val="none"/>
-              </w:rPr>
-            </w:pPr>
-            <w:r>
-              <w:rPr>
-                <w:rFonts w:ascii="Noto Serif CJK SC" w:eastAsia="Times New Roman" w:hAnsi="Noto Serif CJK SC" w:cs="Times New Roman"/>
-                <w:color w:val="000000"/>
-                <w:kern w:val="0"/>
-                <w:sz w:val="28"/>
-                <w:szCs w:val="28"/>
-                <w14:ligatures w14:val="none"/>
-              </w:rPr>
-              <w:lastRenderedPageBreak/>
               <w:t>Medium</w:t>
             </w:r>
           </w:p>
@@ -13251,7 +13272,15 @@
                 <w:rFonts w:ascii="Noto Serif CJK SC" w:hAnsi="Noto Serif CJK SC"/>
                 <w:color w:val="000000"/>
               </w:rPr>
-              <w:t>Added fuel type and fuel grade filtering for station price sorting.</w:t>
+              <w:t xml:space="preserve">Added fuel type and fuel </w:t>
+            </w:r>
+            <w:r>
+              <w:rPr>
+                <w:rFonts w:ascii="Noto Serif CJK SC" w:hAnsi="Noto Serif CJK SC"/>
+                <w:color w:val="000000"/>
+              </w:rPr>
+              <w:lastRenderedPageBreak/>
+              <w:t>grade filtering for station price sorting.</w:t>
             </w:r>
           </w:p>
         </w:tc>
@@ -13273,6 +13302,7 @@
                 <w:rFonts w:ascii="Noto Serif CJK SC" w:hAnsi="Noto Serif CJK SC"/>
                 <w:color w:val="000000"/>
               </w:rPr>
+              <w:lastRenderedPageBreak/>
               <w:t>High</w:t>
             </w:r>
           </w:p>
@@ -13453,7 +13483,6 @@
                 <w:rFonts w:ascii="Noto Serif CJK SC" w:hAnsi="Noto Serif CJK SC"/>
                 <w:color w:val="000000"/>
               </w:rPr>
-              <w:lastRenderedPageBreak/>
               <w:t>3g</w:t>
             </w:r>
           </w:p>
@@ -14380,6 +14409,7 @@
                 <w:kern w:val="0"/>
                 <w14:ligatures w14:val="none"/>
               </w:rPr>
+              <w:lastRenderedPageBreak/>
               <w:t>4d</w:t>
             </w:r>
           </w:p>
@@ -14928,7 +14958,6 @@
                 <w:kern w:val="0"/>
                 <w14:ligatures w14:val="none"/>
               </w:rPr>
-              <w:lastRenderedPageBreak/>
               <w:t>4h</w:t>
             </w:r>
           </w:p>
